--- a/Documentation/Manual_Tecnico_Ingenieros_Automatizacion.docx
+++ b/Documentation/Manual_Tecnico_Ingenieros_Automatizacion.docx
@@ -2695,6 +2695,748 @@
     </w:p>
     <w:p>
       <w:pPr>
+        <w:pStyle w:val="Heading2"/>
+        <w:spacing w:after="160" w:before="360"/>
+      </w:pPr>
+      <w:r>
+        <w:rPr>
+          <w:b/>
+          <w:bCs/>
+          <w:color w:val="2E5C8A"/>
+          <w:sz w:val="26"/>
+          <w:szCs w:val="26"/>
+        </w:rPr>
+        <w:t xml:space="preserve">3.2 Paralelización de la generación — utils/concurrency.ts</w:t>
+      </w:r>
+    </w:p>
+    <w:p>
+      <w:pPr>
+        <w:spacing w:after="180" w:line="300"/>
+        <w:jc w:val="both"/>
+      </w:pPr>
+      <w:r>
+        <w:rPr>
+          <w:rFonts w:ascii="Calibri" w:cs="Calibri" w:eastAsia="Calibri" w:hAnsi="Calibri"/>
+          <w:sz w:val="22"/>
+          <w:szCs w:val="22"/>
+        </w:rPr>
+        <w:t xml:space="preserve">Hasta esta sesión, tanto el loop de suites de run-agents.ts como el loop de archivos de BoxAPIsExecute/ en box-api-executor.agent.ts procesaban cada elemento en un for...of estrictamente secuencial, aunque son independientes entre sí (cada suite/archivo lee y escribe solo sus propios archivos namespaced). Dado que varios pasos hacen llamadas a OpenAI (cientos de ms a varios segundos de latencia de red por llamada), procesar N suites en serie multiplica el tiempo total por N.</w:t>
+      </w:r>
+    </w:p>
+    <w:p>
+      <w:pPr>
+        <w:spacing w:after="180" w:line="300"/>
+        <w:jc w:val="both"/>
+      </w:pPr>
+      <w:r>
+        <w:rPr>
+          <w:rFonts w:ascii="Consolas" w:cs="Consolas" w:eastAsia="Consolas" w:hAnsi="Consolas"/>
+          <w:color w:val="C0392B"/>
+          <w:sz w:val="20"/>
+          <w:szCs w:val="20"/>
+        </w:rPr>
+        <w:t xml:space="preserve">ConfigurationAgents/ia-testing/utils/concurrency.ts</w:t>
+      </w:r>
+      <w:r>
+        <w:rPr>
+          <w:rFonts w:ascii="Calibri" w:cs="Calibri" w:eastAsia="Calibri" w:hAnsi="Calibri"/>
+          <w:sz w:val="22"/>
+          <w:szCs w:val="22"/>
+        </w:rPr>
+        <w:t xml:space="preserve"> (nuevo) exporta un pool de workers con límite de concurrencia acotado — deliberadamente NO un </w:t>
+      </w:r>
+      <w:r>
+        <w:rPr>
+          <w:rFonts w:ascii="Consolas" w:cs="Consolas" w:eastAsia="Consolas" w:hAnsi="Consolas"/>
+          <w:color w:val="C0392B"/>
+          <w:sz w:val="20"/>
+          <w:szCs w:val="20"/>
+        </w:rPr>
+        <w:t xml:space="preserve">Promise.all</w:t>
+      </w:r>
+      <w:r>
+        <w:rPr>
+          <w:rFonts w:ascii="Calibri" w:cs="Calibri" w:eastAsia="Calibri" w:hAnsi="Calibri"/>
+          <w:sz w:val="22"/>
+          <w:szCs w:val="22"/>
+        </w:rPr>
+        <w:t xml:space="preserve"> sin límite, para no arriesgar rate-limits de la API de OpenAI cuando hay muchas suites:</w:t>
+      </w:r>
+    </w:p>
+    <w:tbl>
+      <w:tblPr>
+        <w:tblW w:type="pct" w:w="100%"/>
+        <w:tblBorders>
+          <w:top w:val="single" w:color="auto" w:sz="4"/>
+          <w:left w:val="single" w:color="auto" w:sz="4"/>
+          <w:bottom w:val="single" w:color="auto" w:sz="4"/>
+          <w:right w:val="single" w:color="auto" w:sz="4"/>
+          <w:insideH w:val="single" w:color="auto" w:sz="4"/>
+          <w:insideV w:val="single" w:color="auto" w:sz="4"/>
+        </w:tblBorders>
+        <w:tblCellMar>
+          <w:top w:type="dxa" w:w="100"/>
+          <w:bottom w:type="dxa" w:w="200"/>
+        </w:tblCellMar>
+      </w:tblPr>
+      <w:tblGrid>
+        <w:gridCol w:w="9350"/>
+      </w:tblGrid>
+      <w:tr>
+        <w:tc>
+          <w:tcPr>
+            <w:tcW w:type="dxa" w:w="9350"/>
+            <w:shd w:fill="2B2B2B" w:val="clear"/>
+            <w:tcMar>
+              <w:top w:type="dxa" w:w="160"/>
+              <w:left w:type="dxa" w:w="200"/>
+              <w:bottom w:type="dxa" w:w="160"/>
+              <w:right w:type="dxa" w:w="200"/>
+            </w:tcMar>
+          </w:tcPr>
+          <w:p>
+            <w:pPr>
+              <w:spacing w:after="0" w:line="260"/>
+            </w:pPr>
+            <w:r>
+              <w:rPr>
+                <w:rFonts w:ascii="Consolas" w:cs="Consolas" w:eastAsia="Consolas" w:hAnsi="Consolas"/>
+                <w:color w:val="F5F5F5"/>
+                <w:sz w:val="20"/>
+                <w:szCs w:val="20"/>
+              </w:rPr>
+              <w:t xml:space="preserve">export async function mapWithConcurrency&lt;T, R&gt;(</w:t>
+            </w:r>
+          </w:p>
+          <w:p>
+            <w:pPr>
+              <w:spacing w:after="0" w:line="260"/>
+            </w:pPr>
+            <w:r>
+              <w:rPr>
+                <w:rFonts w:ascii="Consolas" w:cs="Consolas" w:eastAsia="Consolas" w:hAnsi="Consolas"/>
+                <w:color w:val="F5F5F5"/>
+                <w:sz w:val="20"/>
+                <w:szCs w:val="20"/>
+              </w:rPr>
+              <w:t xml:space="preserve">  items: T[], limit: number, fn: (item: T, index: number) =&gt; Promise&lt;R&gt;,</w:t>
+            </w:r>
+          </w:p>
+          <w:p>
+            <w:pPr>
+              <w:spacing w:after="0" w:line="260"/>
+            </w:pPr>
+            <w:r>
+              <w:rPr>
+                <w:rFonts w:ascii="Consolas" w:cs="Consolas" w:eastAsia="Consolas" w:hAnsi="Consolas"/>
+                <w:color w:val="F5F5F5"/>
+                <w:sz w:val="20"/>
+                <w:szCs w:val="20"/>
+              </w:rPr>
+              <w:t xml:space="preserve">): Promise&lt;R[]&gt; {</w:t>
+            </w:r>
+          </w:p>
+          <w:p>
+            <w:pPr>
+              <w:spacing w:after="0" w:line="260"/>
+            </w:pPr>
+            <w:r>
+              <w:rPr>
+                <w:rFonts w:ascii="Consolas" w:cs="Consolas" w:eastAsia="Consolas" w:hAnsi="Consolas"/>
+                <w:color w:val="F5F5F5"/>
+                <w:sz w:val="20"/>
+                <w:szCs w:val="20"/>
+              </w:rPr>
+              <w:t xml:space="preserve">  const results: R[] = new Array(items.length);</w:t>
+            </w:r>
+          </w:p>
+          <w:p>
+            <w:pPr>
+              <w:spacing w:after="0" w:line="260"/>
+            </w:pPr>
+            <w:r>
+              <w:rPr>
+                <w:rFonts w:ascii="Consolas" w:cs="Consolas" w:eastAsia="Consolas" w:hAnsi="Consolas"/>
+                <w:color w:val="F5F5F5"/>
+                <w:sz w:val="20"/>
+                <w:szCs w:val="20"/>
+              </w:rPr>
+              <w:t xml:space="preserve">  let nextIndex = 0;</w:t>
+            </w:r>
+          </w:p>
+          <w:p>
+            <w:pPr>
+              <w:spacing w:after="0" w:line="260"/>
+            </w:pPr>
+            <w:r>
+              <w:rPr>
+                <w:rFonts w:ascii="Consolas" w:cs="Consolas" w:eastAsia="Consolas" w:hAnsi="Consolas"/>
+                <w:color w:val="F5F5F5"/>
+                <w:sz w:val="20"/>
+                <w:szCs w:val="20"/>
+              </w:rPr>
+              <w:t xml:space="preserve">  async function worker(): Promise&lt;void&gt; {</w:t>
+            </w:r>
+          </w:p>
+          <w:p>
+            <w:pPr>
+              <w:spacing w:after="0" w:line="260"/>
+            </w:pPr>
+            <w:r>
+              <w:rPr>
+                <w:rFonts w:ascii="Consolas" w:cs="Consolas" w:eastAsia="Consolas" w:hAnsi="Consolas"/>
+                <w:color w:val="F5F5F5"/>
+                <w:sz w:val="20"/>
+                <w:szCs w:val="20"/>
+              </w:rPr>
+              <w:t xml:space="preserve">    while (nextIndex &lt; items.length) {</w:t>
+            </w:r>
+          </w:p>
+          <w:p>
+            <w:pPr>
+              <w:spacing w:after="0" w:line="260"/>
+            </w:pPr>
+            <w:r>
+              <w:rPr>
+                <w:rFonts w:ascii="Consolas" w:cs="Consolas" w:eastAsia="Consolas" w:hAnsi="Consolas"/>
+                <w:color w:val="F5F5F5"/>
+                <w:sz w:val="20"/>
+                <w:szCs w:val="20"/>
+              </w:rPr>
+              <w:t xml:space="preserve">      const current = nextIndex++;</w:t>
+            </w:r>
+          </w:p>
+          <w:p>
+            <w:pPr>
+              <w:spacing w:after="0" w:line="260"/>
+            </w:pPr>
+            <w:r>
+              <w:rPr>
+                <w:rFonts w:ascii="Consolas" w:cs="Consolas" w:eastAsia="Consolas" w:hAnsi="Consolas"/>
+                <w:color w:val="F5F5F5"/>
+                <w:sz w:val="20"/>
+                <w:szCs w:val="20"/>
+              </w:rPr>
+              <w:t xml:space="preserve">      results[current] = await fn(items[current], current);</w:t>
+            </w:r>
+          </w:p>
+          <w:p>
+            <w:pPr>
+              <w:spacing w:after="0" w:line="260"/>
+            </w:pPr>
+            <w:r>
+              <w:rPr>
+                <w:rFonts w:ascii="Consolas" w:cs="Consolas" w:eastAsia="Consolas" w:hAnsi="Consolas"/>
+                <w:color w:val="F5F5F5"/>
+                <w:sz w:val="20"/>
+                <w:szCs w:val="20"/>
+              </w:rPr>
+              <w:t xml:space="preserve">    }</w:t>
+            </w:r>
+          </w:p>
+          <w:p>
+            <w:pPr>
+              <w:spacing w:after="0" w:line="260"/>
+            </w:pPr>
+            <w:r>
+              <w:rPr>
+                <w:rFonts w:ascii="Consolas" w:cs="Consolas" w:eastAsia="Consolas" w:hAnsi="Consolas"/>
+                <w:color w:val="F5F5F5"/>
+                <w:sz w:val="20"/>
+                <w:szCs w:val="20"/>
+              </w:rPr>
+              <w:t xml:space="preserve">  }</w:t>
+            </w:r>
+          </w:p>
+          <w:p>
+            <w:pPr>
+              <w:spacing w:after="0" w:line="260"/>
+            </w:pPr>
+            <w:r>
+              <w:rPr>
+                <w:rFonts w:ascii="Consolas" w:cs="Consolas" w:eastAsia="Consolas" w:hAnsi="Consolas"/>
+                <w:color w:val="F5F5F5"/>
+                <w:sz w:val="20"/>
+                <w:szCs w:val="20"/>
+              </w:rPr>
+              <w:t xml:space="preserve">  const poolSize = Math.max(1, Math.min(limit, items.length));</w:t>
+            </w:r>
+          </w:p>
+          <w:p>
+            <w:pPr>
+              <w:spacing w:after="0" w:line="260"/>
+            </w:pPr>
+            <w:r>
+              <w:rPr>
+                <w:rFonts w:ascii="Consolas" w:cs="Consolas" w:eastAsia="Consolas" w:hAnsi="Consolas"/>
+                <w:color w:val="F5F5F5"/>
+                <w:sz w:val="20"/>
+                <w:szCs w:val="20"/>
+              </w:rPr>
+              <w:t xml:space="preserve">  await Promise.all(Array.from({ length: poolSize }, () =&gt; worker()));</w:t>
+            </w:r>
+          </w:p>
+          <w:p>
+            <w:pPr>
+              <w:spacing w:after="0" w:line="260"/>
+            </w:pPr>
+            <w:r>
+              <w:rPr>
+                <w:rFonts w:ascii="Consolas" w:cs="Consolas" w:eastAsia="Consolas" w:hAnsi="Consolas"/>
+                <w:color w:val="F5F5F5"/>
+                <w:sz w:val="20"/>
+                <w:szCs w:val="20"/>
+              </w:rPr>
+              <w:t xml:space="preserve">  return results;</w:t>
+            </w:r>
+          </w:p>
+          <w:p>
+            <w:pPr>
+              <w:spacing w:after="0" w:line="260"/>
+            </w:pPr>
+            <w:r>
+              <w:rPr>
+                <w:rFonts w:ascii="Consolas" w:cs="Consolas" w:eastAsia="Consolas" w:hAnsi="Consolas"/>
+                <w:color w:val="F5F5F5"/>
+                <w:sz w:val="20"/>
+                <w:szCs w:val="20"/>
+              </w:rPr>
+              <w:t xml:space="preserve">}</w:t>
+            </w:r>
+          </w:p>
+        </w:tc>
+      </w:tr>
+    </w:tbl>
+    <w:p>
+      <w:pPr>
+        <w:spacing w:after="180" w:line="300"/>
+        <w:jc w:val="both"/>
+      </w:pPr>
+      <w:r>
+        <w:rPr>
+          <w:rFonts w:ascii="Calibri" w:cs="Calibri" w:eastAsia="Calibri" w:hAnsi="Calibri"/>
+          <w:sz w:val="22"/>
+          <w:szCs w:val="22"/>
+        </w:rPr>
+        <w:t xml:space="preserve">Los resultados se devuelven en el mismo orden que items (indexados por posición original) aunque la ejecución interna sea concurrente — importante porque box-api-executor.agent.ts acumula collectedSpecs para construir después la tabla SOAP_BODIES.</w:t>
+      </w:r>
+    </w:p>
+    <w:tbl>
+      <w:tblPr>
+        <w:tblW w:type="dxa" w:w="9250"/>
+        <w:tblBorders>
+          <w:top w:val="single" w:color="auto" w:sz="4"/>
+          <w:left w:val="single" w:color="auto" w:sz="4"/>
+          <w:bottom w:val="single" w:color="auto" w:sz="4"/>
+          <w:right w:val="single" w:color="auto" w:sz="4"/>
+          <w:insideH w:val="single" w:color="auto" w:sz="4"/>
+          <w:insideV w:val="single" w:color="auto" w:sz="4"/>
+        </w:tblBorders>
+      </w:tblPr>
+      <w:tblGrid>
+        <w:gridCol w:w="2400"/>
+        <w:gridCol w:w="3400"/>
+        <w:gridCol w:w="3450"/>
+      </w:tblGrid>
+      <w:tr>
+        <w:trPr>
+          <w:tblHeader/>
+        </w:trPr>
+        <w:tc>
+          <w:tcPr>
+            <w:tcW w:type="dxa" w:w="2400"/>
+            <w:shd w:fill="1F3864" w:val="clear"/>
+            <w:tcMar>
+              <w:top w:type="dxa" w:w="100"/>
+              <w:left w:type="dxa" w:w="120"/>
+              <w:bottom w:type="dxa" w:w="100"/>
+              <w:right w:type="dxa" w:w="120"/>
+            </w:tcMar>
+            <w:vAlign w:val="center"/>
+          </w:tcPr>
+          <w:p>
+            <w:r>
+              <w:rPr>
+                <w:rFonts w:ascii="Calibri" w:cs="Calibri" w:eastAsia="Calibri" w:hAnsi="Calibri"/>
+                <w:b/>
+                <w:bCs/>
+                <w:color w:val="FFFFFF"/>
+                <w:sz w:val="20"/>
+                <w:szCs w:val="20"/>
+              </w:rPr>
+              <w:t xml:space="preserve">Consumidor</w:t>
+            </w:r>
+          </w:p>
+        </w:tc>
+        <w:tc>
+          <w:tcPr>
+            <w:tcW w:type="dxa" w:w="3400"/>
+            <w:shd w:fill="1F3864" w:val="clear"/>
+            <w:tcMar>
+              <w:top w:type="dxa" w:w="100"/>
+              <w:left w:type="dxa" w:w="120"/>
+              <w:bottom w:type="dxa" w:w="100"/>
+              <w:right w:type="dxa" w:w="120"/>
+            </w:tcMar>
+            <w:vAlign w:val="center"/>
+          </w:tcPr>
+          <w:p>
+            <w:r>
+              <w:rPr>
+                <w:rFonts w:ascii="Calibri" w:cs="Calibri" w:eastAsia="Calibri" w:hAnsi="Calibri"/>
+                <w:b/>
+                <w:bCs/>
+                <w:color w:val="FFFFFF"/>
+                <w:sz w:val="20"/>
+                <w:szCs w:val="20"/>
+              </w:rPr>
+              <w:t xml:space="preserve">Qué paraleliza</w:t>
+            </w:r>
+          </w:p>
+        </w:tc>
+        <w:tc>
+          <w:tcPr>
+            <w:tcW w:type="dxa" w:w="3450"/>
+            <w:shd w:fill="1F3864" w:val="clear"/>
+            <w:tcMar>
+              <w:top w:type="dxa" w:w="100"/>
+              <w:left w:type="dxa" w:w="120"/>
+              <w:bottom w:type="dxa" w:w="100"/>
+              <w:right w:type="dxa" w:w="120"/>
+            </w:tcMar>
+            <w:vAlign w:val="center"/>
+          </w:tcPr>
+          <w:p>
+            <w:r>
+              <w:rPr>
+                <w:rFonts w:ascii="Calibri" w:cs="Calibri" w:eastAsia="Calibri" w:hAnsi="Calibri"/>
+                <w:b/>
+                <w:bCs/>
+                <w:color w:val="FFFFFF"/>
+                <w:sz w:val="20"/>
+                <w:szCs w:val="20"/>
+              </w:rPr>
+              <w:t xml:space="preserve">Conversión requerida</w:t>
+            </w:r>
+          </w:p>
+        </w:tc>
+      </w:tr>
+      <w:tr>
+        <w:tc>
+          <w:tcPr>
+            <w:tcW w:type="dxa" w:w="2400"/>
+            <w:shd w:fill="FFFFFF" w:val="clear"/>
+            <w:tcMar>
+              <w:top w:type="dxa" w:w="90"/>
+              <w:left w:type="dxa" w:w="120"/>
+              <w:bottom w:type="dxa" w:w="90"/>
+              <w:right w:type="dxa" w:w="120"/>
+            </w:tcMar>
+            <w:vAlign w:val="center"/>
+          </w:tcPr>
+          <w:p>
+            <w:pPr>
+              <w:spacing w:line="260"/>
+            </w:pPr>
+            <w:r>
+              <w:rPr>
+                <w:rFonts w:ascii="Calibri" w:cs="Calibri" w:eastAsia="Calibri" w:hAnsi="Calibri"/>
+                <w:sz w:val="22"/>
+                <w:szCs w:val="22"/>
+              </w:rPr>
+              <w:t xml:space="preserve">run-agents.ts</w:t>
+            </w:r>
+          </w:p>
+        </w:tc>
+        <w:tc>
+          <w:tcPr>
+            <w:tcW w:type="dxa" w:w="3400"/>
+            <w:shd w:fill="FFFFFF" w:val="clear"/>
+            <w:tcMar>
+              <w:top w:type="dxa" w:w="90"/>
+              <w:left w:type="dxa" w:w="120"/>
+              <w:bottom w:type="dxa" w:w="90"/>
+              <w:right w:type="dxa" w:w="120"/>
+            </w:tcMar>
+            <w:vAlign w:val="center"/>
+          </w:tcPr>
+          <w:p>
+            <w:pPr>
+              <w:spacing w:line="260"/>
+            </w:pPr>
+            <w:r>
+              <w:rPr>
+                <w:rFonts w:ascii="Calibri" w:cs="Calibri" w:eastAsia="Calibri" w:hAnsi="Calibri"/>
+                <w:sz w:val="22"/>
+                <w:szCs w:val="22"/>
+              </w:rPr>
+              <w:t xml:space="preserve">El loop principal (un elemento por recording en BoxRecordings/recordings/)</w:t>
+            </w:r>
+          </w:p>
+        </w:tc>
+        <w:tc>
+          <w:tcPr>
+            <w:tcW w:type="dxa" w:w="3450"/>
+            <w:shd w:fill="FFFFFF" w:val="clear"/>
+            <w:tcMar>
+              <w:top w:type="dxa" w:w="90"/>
+              <w:left w:type="dxa" w:w="120"/>
+              <w:bottom w:type="dxa" w:w="90"/>
+              <w:right w:type="dxa" w:w="120"/>
+            </w:tcMar>
+            <w:vAlign w:val="center"/>
+          </w:tcPr>
+          <w:p>
+            <w:pPr>
+              <w:spacing w:line="260"/>
+            </w:pPr>
+            <w:r>
+              <w:rPr>
+                <w:rFonts w:ascii="Calibri" w:cs="Calibri" w:eastAsia="Calibri" w:hAnsi="Calibri"/>
+                <w:sz w:val="22"/>
+                <w:szCs w:val="22"/>
+              </w:rPr>
+              <w:t xml:space="preserve">El </w:t>
+            </w:r>
+            <w:r>
+              <w:rPr>
+                <w:rFonts w:ascii="Consolas" w:cs="Consolas" w:eastAsia="Consolas" w:hAnsi="Consolas"/>
+                <w:color w:val="C0392B"/>
+                <w:sz w:val="20"/>
+                <w:szCs w:val="20"/>
+              </w:rPr>
+              <w:t xml:space="preserve">for (const file of files) { ... continue; ... }</w:t>
+            </w:r>
+            <w:r>
+              <w:rPr>
+                <w:rFonts w:ascii="Calibri" w:cs="Calibri" w:eastAsia="Calibri" w:hAnsi="Calibri"/>
+                <w:sz w:val="22"/>
+                <w:szCs w:val="22"/>
+              </w:rPr>
+              <w:t xml:space="preserve"> pasó a </w:t>
+            </w:r>
+            <w:r>
+              <w:rPr>
+                <w:rFonts w:ascii="Consolas" w:cs="Consolas" w:eastAsia="Consolas" w:hAnsi="Consolas"/>
+                <w:color w:val="C0392B"/>
+                <w:sz w:val="20"/>
+                <w:szCs w:val="20"/>
+              </w:rPr>
+              <w:t xml:space="preserve">await mapWithConcurrency(files, N, async (file) =&gt; { ... return; ... })</w:t>
+            </w:r>
+            <w:r>
+              <w:rPr>
+                <w:rFonts w:ascii="Calibri" w:cs="Calibri" w:eastAsia="Calibri" w:hAnsi="Calibri"/>
+                <w:sz w:val="22"/>
+                <w:szCs w:val="22"/>
+              </w:rPr>
+              <w:t xml:space="preserve"> — cada </w:t>
+            </w:r>
+            <w:r>
+              <w:rPr>
+                <w:rFonts w:ascii="Consolas" w:cs="Consolas" w:eastAsia="Consolas" w:hAnsi="Consolas"/>
+                <w:color w:val="C0392B"/>
+                <w:sz w:val="20"/>
+                <w:szCs w:val="20"/>
+              </w:rPr>
+              <w:t xml:space="preserve">continue</w:t>
+            </w:r>
+            <w:r>
+              <w:rPr>
+                <w:rFonts w:ascii="Calibri" w:cs="Calibri" w:eastAsia="Calibri" w:hAnsi="Calibri"/>
+                <w:sz w:val="22"/>
+                <w:szCs w:val="22"/>
+              </w:rPr>
+              <w:t xml:space="preserve"> se convirtió en </w:t>
+            </w:r>
+            <w:r>
+              <w:rPr>
+                <w:rFonts w:ascii="Consolas" w:cs="Consolas" w:eastAsia="Consolas" w:hAnsi="Consolas"/>
+                <w:color w:val="C0392B"/>
+                <w:sz w:val="20"/>
+                <w:szCs w:val="20"/>
+              </w:rPr>
+              <w:t xml:space="preserve">return</w:t>
+            </w:r>
+            <w:r>
+              <w:rPr>
+                <w:rFonts w:ascii="Calibri" w:cs="Calibri" w:eastAsia="Calibri" w:hAnsi="Calibri"/>
+                <w:sz w:val="22"/>
+                <w:szCs w:val="22"/>
+              </w:rPr>
+              <w:t xml:space="preserve"> (salida temprana de la función, mismo efecto dentro de un callback async).</w:t>
+            </w:r>
+          </w:p>
+        </w:tc>
+      </w:tr>
+      <w:tr>
+        <w:tc>
+          <w:tcPr>
+            <w:tcW w:type="dxa" w:w="2400"/>
+            <w:shd w:fill="F4F6F7" w:val="clear"/>
+            <w:tcMar>
+              <w:top w:type="dxa" w:w="90"/>
+              <w:left w:type="dxa" w:w="120"/>
+              <w:bottom w:type="dxa" w:w="90"/>
+              <w:right w:type="dxa" w:w="120"/>
+            </w:tcMar>
+            <w:vAlign w:val="center"/>
+          </w:tcPr>
+          <w:p>
+            <w:pPr>
+              <w:spacing w:line="260"/>
+            </w:pPr>
+            <w:r>
+              <w:rPr>
+                <w:rFonts w:ascii="Calibri" w:cs="Calibri" w:eastAsia="Calibri" w:hAnsi="Calibri"/>
+                <w:sz w:val="22"/>
+                <w:szCs w:val="22"/>
+              </w:rPr>
+              <w:t xml:space="preserve">box-api-executor.agent.ts</w:t>
+            </w:r>
+          </w:p>
+        </w:tc>
+        <w:tc>
+          <w:tcPr>
+            <w:tcW w:type="dxa" w:w="3400"/>
+            <w:shd w:fill="F4F6F7" w:val="clear"/>
+            <w:tcMar>
+              <w:top w:type="dxa" w:w="90"/>
+              <w:left w:type="dxa" w:w="120"/>
+              <w:bottom w:type="dxa" w:w="90"/>
+              <w:right w:type="dxa" w:w="120"/>
+            </w:tcMar>
+            <w:vAlign w:val="center"/>
+          </w:tcPr>
+          <w:p>
+            <w:pPr>
+              <w:spacing w:line="260"/>
+            </w:pPr>
+            <w:r>
+              <w:rPr>
+                <w:rFonts w:ascii="Calibri" w:cs="Calibri" w:eastAsia="Calibri" w:hAnsi="Calibri"/>
+                <w:sz w:val="22"/>
+                <w:szCs w:val="22"/>
+              </w:rPr>
+              <w:t xml:space="preserve">El loop sobre specFiles (cada .spec.ts encontrado en BoxAPIsExecute/)</w:t>
+            </w:r>
+          </w:p>
+        </w:tc>
+        <w:tc>
+          <w:tcPr>
+            <w:tcW w:type="dxa" w:w="3450"/>
+            <w:shd w:fill="F4F6F7" w:val="clear"/>
+            <w:tcMar>
+              <w:top w:type="dxa" w:w="90"/>
+              <w:left w:type="dxa" w:w="120"/>
+              <w:bottom w:type="dxa" w:w="90"/>
+              <w:right w:type="dxa" w:w="120"/>
+            </w:tcMar>
+            <w:vAlign w:val="center"/>
+          </w:tcPr>
+          <w:p>
+            <w:pPr>
+              <w:spacing w:line="260"/>
+            </w:pPr>
+            <w:r>
+              <w:rPr>
+                <w:rFonts w:ascii="Calibri" w:cs="Calibri" w:eastAsia="Calibri" w:hAnsi="Calibri"/>
+                <w:sz w:val="22"/>
+                <w:szCs w:val="22"/>
+              </w:rPr>
+              <w:t xml:space="preserve">Mismo patrón for...of → mapWithConcurrency, mismo cambio continue → return.</w:t>
+            </w:r>
+          </w:p>
+        </w:tc>
+      </w:tr>
+    </w:tbl>
+    <w:tbl>
+      <w:tblPr>
+        <w:tblW w:type="pct" w:w="100%"/>
+        <w:tblBorders>
+          <w:top w:val="single" w:color="auto" w:sz="4"/>
+          <w:left w:val="single" w:color="auto" w:sz="4"/>
+          <w:bottom w:val="single" w:color="auto" w:sz="4"/>
+          <w:right w:val="single" w:color="auto" w:sz="4"/>
+          <w:insideH w:val="single" w:color="auto" w:sz="4"/>
+          <w:insideV w:val="single" w:color="auto" w:sz="4"/>
+        </w:tblBorders>
+        <w:tblCellMar>
+          <w:top w:type="dxa" w:w="160"/>
+          <w:bottom w:type="dxa" w:w="220"/>
+        </w:tblCellMar>
+      </w:tblPr>
+      <w:tblGrid>
+        <w:gridCol w:w="140"/>
+        <w:gridCol w:w="9210"/>
+      </w:tblGrid>
+      <w:tr>
+        <w:tc>
+          <w:tcPr>
+            <w:tcW w:type="dxa" w:w="140"/>
+            <w:shd w:fill="2E5C8A" w:val="clear"/>
+          </w:tcPr>
+          <w:p/>
+        </w:tc>
+        <w:tc>
+          <w:tcPr>
+            <w:tcW w:type="dxa" w:w="9210"/>
+            <w:shd w:fill="E7F1FA" w:val="clear"/>
+            <w:tcMar>
+              <w:top w:type="dxa" w:w="160"/>
+              <w:left w:type="dxa" w:w="220"/>
+              <w:bottom w:type="dxa" w:w="160"/>
+              <w:right w:type="dxa" w:w="220"/>
+            </w:tcMar>
+          </w:tcPr>
+          <w:p>
+            <w:pPr>
+              <w:spacing w:after="80"/>
+            </w:pPr>
+            <w:r>
+              <w:rPr>
+                <w:rFonts w:ascii="Calibri" w:cs="Calibri" w:eastAsia="Calibri" w:hAnsi="Calibri"/>
+                <w:b/>
+                <w:bCs/>
+                <w:color w:val="222222"/>
+                <w:sz w:val="22"/>
+                <w:szCs w:val="22"/>
+              </w:rPr>
+              <w:t xml:space="preserve">💡 GENERATE_CONCURRENCY</w:t>
+            </w:r>
+          </w:p>
+          <w:p>
+            <w:pPr>
+              <w:spacing w:after="0" w:line="280"/>
+            </w:pPr>
+            <w:r>
+              <w:rPr>
+                <w:rFonts w:ascii="Calibri" w:cs="Calibri" w:eastAsia="Calibri" w:hAnsi="Calibri"/>
+                <w:sz w:val="22"/>
+                <w:szCs w:val="22"/>
+              </w:rPr>
+              <w:t xml:space="preserve">Ambos consumidores leen el mismo límite: Math.max(1, parseInt(process.env.GENERATE_CONCURRENCY ?? '4', 10) || 4) — default 4. Auméntalo si tienes muchas suites y quieres exprimir más el paralelismo; bájalo a 1 si notas errores 429 (rate limit) de OpenAI con muchas suites simultáneas.</w:t>
+            </w:r>
+          </w:p>
+        </w:tc>
+      </w:tr>
+    </w:tbl>
+    <w:p>
+      <w:pPr>
+        <w:spacing w:after="180" w:line="300"/>
+        <w:jc w:val="both"/>
+      </w:pPr>
+      <w:r>
+        <w:rPr>
+          <w:rFonts w:ascii="Calibri" w:cs="Calibri" w:eastAsia="Calibri" w:hAnsi="Calibri"/>
+          <w:sz w:val="22"/>
+          <w:szCs w:val="22"/>
+        </w:rPr>
+        <w:t xml:space="preserve">Verificado en vivo: al regenerar con un archivo REST y uno SOAP simultáneos en BoxAPIsExecute/, el log mostró el segundo archivo (SOAP) completando su generación ANTES que el primero (REST) que había empezado a procesarse primero — evidencia directa de ejecución concurrente, no solo teórica. npx tsc --noEmit se mantuvo en 0 errores tras el cambio.</w:t>
+      </w:r>
+    </w:p>
+    <w:p>
+      <w:pPr>
         <w:sectPr>
           <w:pgSz w:w="11907" w:h="16840" w:orient="portrait"/>
           <w:pgMar w:top="1134" w:right="1134" w:bottom="1134" w:left="1134" w:header="708" w:footer="708" w:gutter="0"/>
@@ -5679,7 +6421,7 @@
           <w:sz w:val="22"/>
           <w:szCs w:val="22"/>
         </w:rPr>
-        <w:t xml:space="preserve">Desde esta sesión, generateUITest() también resuelve datos variables (DDT) al inicio de la función (Capítulo 6):</w:t>
+        <w:t xml:space="preserve">Desde esta sesión, generateUITest() también resuelve datos variables (DDT) al inicio de la función (Capítulo 6), pidiendo explícitamente el set de datos de UI (kind='ui' — prueba &lt;Suite&gt;_Web / &lt;Suite&gt;_UI antes de caer al archivo sin sufijo):</w:t>
       </w:r>
     </w:p>
     <w:tbl>
@@ -5724,7 +6466,7 @@
                 <w:sz w:val="20"/>
                 <w:szCs w:val="20"/>
               </w:rPr>
-              <w:t xml:space="preserve">const ddtFile    = findSuiteDataFile(name);</w:t>
+              <w:t xml:space="preserve">const ddtFile    = findSuiteDataFile(name, undefined, 'ui');</w:t>
             </w:r>
           </w:p>
           <w:p>
@@ -8184,7 +8926,7 @@
                 <w:sz w:val="20"/>
                 <w:szCs w:val="20"/>
               </w:rPr>
-              <w:t xml:space="preserve">export function findSuiteDataFile(suiteName: string, dir = 'BoxTestData'): string | null</w:t>
+              <w:t xml:space="preserve">export type DataKind = 'ui' | 'rest' | 'soap';</w:t>
             </w:r>
           </w:p>
           <w:p>
@@ -8198,6 +8940,34 @@
                 <w:sz w:val="20"/>
                 <w:szCs w:val="20"/>
               </w:rPr>
+              <w:t xml:space="preserve"/>
+            </w:r>
+          </w:p>
+          <w:p>
+            <w:pPr>
+              <w:spacing w:after="0" w:line="260"/>
+            </w:pPr>
+            <w:r>
+              <w:rPr>
+                <w:rFonts w:ascii="Consolas" w:cs="Consolas" w:eastAsia="Consolas" w:hAnsi="Consolas"/>
+                <w:color w:val="F5F5F5"/>
+                <w:sz w:val="20"/>
+                <w:szCs w:val="20"/>
+              </w:rPr>
+              <w:t xml:space="preserve">export function findSuiteDataFile(suiteName: string, dir = 'BoxTestData', kind?: DataKind): string | null</w:t>
+            </w:r>
+          </w:p>
+          <w:p>
+            <w:pPr>
+              <w:spacing w:after="0" w:line="260"/>
+            </w:pPr>
+            <w:r>
+              <w:rPr>
+                <w:rFonts w:ascii="Consolas" w:cs="Consolas" w:eastAsia="Consolas" w:hAnsi="Consolas"/>
+                <w:color w:val="F5F5F5"/>
+                <w:sz w:val="20"/>
+                <w:szCs w:val="20"/>
+              </w:rPr>
               <w:t xml:space="preserve">export function parseDataFile(filePath: string): DataRow[]     // dispatcha por extensión</w:t>
             </w:r>
           </w:p>
@@ -8212,7 +8982,7 @@
                 <w:sz w:val="20"/>
                 <w:szCs w:val="20"/>
               </w:rPr>
-              <w:t xml:space="preserve">export function loadSuiteTestData(suiteName: string): DataRow[] // find + parse, [] si no hay archivo</w:t>
+              <w:t xml:space="preserve">export function loadSuiteTestData(suiteName: string, dir = 'BoxTestData', kind?: DataKind): DataRow[] // find + parse, [] si no hay archivo</w:t>
             </w:r>
           </w:p>
         </w:tc>
@@ -8381,7 +9151,7 @@
           <w:sz w:val="26"/>
           <w:szCs w:val="26"/>
         </w:rPr>
-        <w:t xml:space="preserve">6.2 ConfigurationAgents/ia-testing/agents/core/data-binding.agent.ts</w:t>
+        <w:t xml:space="preserve">6.1.1 DataKind — sets de datos separados por tipo de prueba</w:t>
       </w:r>
     </w:p>
     <w:p>
@@ -8395,7 +9165,7 @@
           <w:sz w:val="22"/>
           <w:szCs w:val="22"/>
         </w:rPr>
-        <w:t xml:space="preserve">Generaliza el patrón "match local normalizado → fallback a IA" ya usado en box-api-executor.agent.ts (findMatchingSuite/findMatchingSuiteWithAI):</w:t>
+        <w:t xml:space="preserve">Motivación: un tester necesitaba que UI y SOAP de la misma suite usaran columnas completamente distintas (Usuario/Contraseña para UI, intA/intB para el body SOAP) sin que una interfiriera con la otra. Antes de esta sesión, findSuiteDataFile() solo aceptaba &lt;Suite&gt;.ext exacto, compartido entre UI y API — no había forma de separarlos sin cambiar código.</w:t>
       </w:r>
     </w:p>
     <w:tbl>
@@ -8440,7 +9210,7 @@
                 <w:sz w:val="20"/>
                 <w:szCs w:val="20"/>
               </w:rPr>
-              <w:t xml:space="preserve">export async function matchColumnsToTargets(</w:t>
+              <w:t xml:space="preserve">const KIND_SUFFIXES: Record&lt;DataKind, string[]&gt; = {</w:t>
             </w:r>
           </w:p>
           <w:p>
@@ -8454,7 +9224,7 @@
                 <w:sz w:val="20"/>
                 <w:szCs w:val="20"/>
               </w:rPr>
-              <w:t xml:space="preserve">  headers: string[], targets: { id: string; label: string }[]</w:t>
+              <w:t xml:space="preserve">  ui:   ['_Web', '_UI'],</w:t>
             </w:r>
           </w:p>
           <w:p>
@@ -8468,7 +9238,7 @@
                 <w:sz w:val="20"/>
                 <w:szCs w:val="20"/>
               </w:rPr>
-              <w:t xml:space="preserve">): Promise&lt;Record&lt;string, string&gt;&gt;   // { columnName: targetId }</w:t>
+              <w:t xml:space="preserve">  rest: ['_REST', '_API'],</w:t>
             </w:r>
           </w:p>
           <w:p>
@@ -8482,6 +9252,34 @@
                 <w:sz w:val="20"/>
                 <w:szCs w:val="20"/>
               </w:rPr>
+              <w:t xml:space="preserve">  soap: ['_SOAP', '_API'],</w:t>
+            </w:r>
+          </w:p>
+          <w:p>
+            <w:pPr>
+              <w:spacing w:after="0" w:line="260"/>
+            </w:pPr>
+            <w:r>
+              <w:rPr>
+                <w:rFonts w:ascii="Consolas" w:cs="Consolas" w:eastAsia="Consolas" w:hAnsi="Consolas"/>
+                <w:color w:val="F5F5F5"/>
+                <w:sz w:val="20"/>
+                <w:szCs w:val="20"/>
+              </w:rPr>
+              <w:t xml:space="preserve">};</w:t>
+            </w:r>
+          </w:p>
+          <w:p>
+            <w:pPr>
+              <w:spacing w:after="0" w:line="260"/>
+            </w:pPr>
+            <w:r>
+              <w:rPr>
+                <w:rFonts w:ascii="Consolas" w:cs="Consolas" w:eastAsia="Consolas" w:hAnsi="Consolas"/>
+                <w:color w:val="F5F5F5"/>
+                <w:sz w:val="20"/>
+                <w:szCs w:val="20"/>
+              </w:rPr>
               <w:t xml:space="preserve"/>
             </w:r>
           </w:p>
@@ -8496,7 +9294,7 @@
                 <w:sz w:val="20"/>
                 <w:szCs w:val="20"/>
               </w:rPr>
-              <w:t xml:space="preserve">// 1) match exacto normalizado (sin acentos/espacios/mayúsculas)</w:t>
+              <w:t xml:space="preserve">export function findSuiteDataFile(suiteName, dir = DEFAULT_DATA_DIR, kind?: DataKind) {</w:t>
             </w:r>
           </w:p>
           <w:p>
@@ -8510,7 +9308,7 @@
                 <w:sz w:val="20"/>
                 <w:szCs w:val="20"/>
               </w:rPr>
-              <w:t xml:space="preserve">// 2) match por contención (substring en cualquier dirección)</w:t>
+              <w:t xml:space="preserve">  const suffixes = kind ? [...KIND_SUFFIXES[kind], ''] : [''];</w:t>
             </w:r>
           </w:p>
           <w:p>
@@ -8524,7 +9322,7 @@
                 <w:sz w:val="20"/>
                 <w:szCs w:val="20"/>
               </w:rPr>
-              <w:t xml:space="preserve">// 3) UNA sola llamada a gpt-4o-mini (temperature 0) para lo que quede sin resolver</w:t>
+              <w:t xml:space="preserve">  for (const suffix of suffixes) {</w:t>
             </w:r>
           </w:p>
           <w:p>
@@ -8538,7 +9336,7 @@
                 <w:sz w:val="20"/>
                 <w:szCs w:val="20"/>
               </w:rPr>
-              <w:t xml:space="preserve"/>
+              <w:t xml:space="preserve">    for (const ext of SUPPORTED_EXTENSIONS) {          // .csv → .txt → .xlsx</w:t>
             </w:r>
           </w:p>
           <w:p>
@@ -8552,7 +9350,7 @@
                 <w:sz w:val="20"/>
                 <w:szCs w:val="20"/>
               </w:rPr>
-              <w:t xml:space="preserve">export async function bindUiColumns(steps: any[], headers: string[]): Promise&lt;Record&lt;string, string&gt;&gt;</w:t>
+              <w:t xml:space="preserve">      const candidate = path.join(root, `${suiteName}${suffix}${ext}`);</w:t>
             </w:r>
           </w:p>
           <w:p>
@@ -8566,7 +9364,63 @@
                 <w:sz w:val="20"/>
                 <w:szCs w:val="20"/>
               </w:rPr>
-              <w:t xml:space="preserve">export async function bindApiColumns(bodyKeys: string[], headers: string[]): Promise&lt;Record&lt;string, string&gt;&gt;</w:t>
+              <w:t xml:space="preserve">      if (fs.existsSync(candidate)) return candidate;</w:t>
+            </w:r>
+          </w:p>
+          <w:p>
+            <w:pPr>
+              <w:spacing w:after="0" w:line="260"/>
+            </w:pPr>
+            <w:r>
+              <w:rPr>
+                <w:rFonts w:ascii="Consolas" w:cs="Consolas" w:eastAsia="Consolas" w:hAnsi="Consolas"/>
+                <w:color w:val="F5F5F5"/>
+                <w:sz w:val="20"/>
+                <w:szCs w:val="20"/>
+              </w:rPr>
+              <w:t xml:space="preserve">    }</w:t>
+            </w:r>
+          </w:p>
+          <w:p>
+            <w:pPr>
+              <w:spacing w:after="0" w:line="260"/>
+            </w:pPr>
+            <w:r>
+              <w:rPr>
+                <w:rFonts w:ascii="Consolas" w:cs="Consolas" w:eastAsia="Consolas" w:hAnsi="Consolas"/>
+                <w:color w:val="F5F5F5"/>
+                <w:sz w:val="20"/>
+                <w:szCs w:val="20"/>
+              </w:rPr>
+              <w:t xml:space="preserve">  }</w:t>
+            </w:r>
+          </w:p>
+          <w:p>
+            <w:pPr>
+              <w:spacing w:after="0" w:line="260"/>
+            </w:pPr>
+            <w:r>
+              <w:rPr>
+                <w:rFonts w:ascii="Consolas" w:cs="Consolas" w:eastAsia="Consolas" w:hAnsi="Consolas"/>
+                <w:color w:val="F5F5F5"/>
+                <w:sz w:val="20"/>
+                <w:szCs w:val="20"/>
+              </w:rPr>
+              <w:t xml:space="preserve">  return null;</w:t>
+            </w:r>
+          </w:p>
+          <w:p>
+            <w:pPr>
+              <w:spacing w:after="0" w:line="260"/>
+            </w:pPr>
+            <w:r>
+              <w:rPr>
+                <w:rFonts w:ascii="Consolas" w:cs="Consolas" w:eastAsia="Consolas" w:hAnsi="Consolas"/>
+                <w:color w:val="F5F5F5"/>
+                <w:sz w:val="20"/>
+                <w:szCs w:val="20"/>
+              </w:rPr>
+              <w:t xml:space="preserve">}</w:t>
             </w:r>
           </w:p>
         </w:tc>
@@ -8583,145 +9437,461 @@
           <w:sz w:val="22"/>
           <w:szCs w:val="22"/>
         </w:rPr>
-        <w:t xml:space="preserve">Ambas funciones invierten el resultado de </w:t>
-      </w:r>
-      <w:r>
-        <w:rPr>
-          <w:rFonts w:ascii="Consolas" w:cs="Consolas" w:eastAsia="Consolas" w:hAnsi="Consolas"/>
-          <w:color w:val="C0392B"/>
-          <w:sz w:val="20"/>
-          <w:szCs w:val="20"/>
-        </w:rPr>
-        <w:t xml:space="preserve">matchColumnsToTargets</w:t>
-      </w:r>
-      <w:r>
-        <w:rPr>
-          <w:rFonts w:ascii="Calibri" w:cs="Calibri" w:eastAsia="Calibri" w:hAnsi="Calibri"/>
-          <w:sz w:val="22"/>
-          <w:szCs w:val="22"/>
-        </w:rPr>
-        <w:t xml:space="preserve"> para devolver </w:t>
-      </w:r>
-      <w:r>
-        <w:rPr>
-          <w:rFonts w:ascii="Consolas" w:cs="Consolas" w:eastAsia="Consolas" w:hAnsi="Consolas"/>
-          <w:color w:val="C0392B"/>
-          <w:sz w:val="20"/>
-          <w:szCs w:val="20"/>
-        </w:rPr>
-        <w:t xml:space="preserve">{ stepIndex|bodyKey: columnName }</w:t>
-      </w:r>
-      <w:r>
-        <w:rPr>
-          <w:rFonts w:ascii="Calibri" w:cs="Calibri" w:eastAsia="Calibri" w:hAnsi="Calibri"/>
-          <w:sz w:val="22"/>
-          <w:szCs w:val="22"/>
-        </w:rPr>
-        <w:t xml:space="preserve">, la forma directamente útil en el sitio de sustitución. </w:t>
-      </w:r>
-      <w:r>
-        <w:rPr>
-          <w:rFonts w:ascii="Consolas" w:cs="Consolas" w:eastAsia="Consolas" w:hAnsi="Consolas"/>
-          <w:color w:val="C0392B"/>
-          <w:sz w:val="20"/>
-          <w:szCs w:val="20"/>
-        </w:rPr>
-        <w:t xml:space="preserve">bindUiColumns</w:t>
-      </w:r>
-      <w:r>
-        <w:rPr>
-          <w:rFonts w:ascii="Calibri" w:cs="Calibri" w:eastAsia="Calibri" w:hAnsi="Calibri"/>
-          <w:sz w:val="22"/>
-          <w:szCs w:val="22"/>
-        </w:rPr>
-        <w:t xml:space="preserve"> extrae la etiqueta humana del selector grabado (</w:t>
-      </w:r>
-      <w:r>
-        <w:rPr>
-          <w:rFonts w:ascii="Consolas" w:cs="Consolas" w:eastAsia="Consolas" w:hAnsi="Consolas"/>
-          <w:color w:val="C0392B"/>
-          <w:sz w:val="20"/>
-          <w:szCs w:val="20"/>
-        </w:rPr>
-        <w:t xml:space="preserve">name: '...'</w:t>
-      </w:r>
-      <w:r>
-        <w:rPr>
-          <w:rFonts w:ascii="Calibri" w:cs="Calibri" w:eastAsia="Calibri" w:hAnsi="Calibri"/>
-          <w:sz w:val="22"/>
-          <w:szCs w:val="22"/>
-        </w:rPr>
-        <w:t xml:space="preserve"> de </w:t>
-      </w:r>
-      <w:r>
-        <w:rPr>
-          <w:rFonts w:ascii="Consolas" w:cs="Consolas" w:eastAsia="Consolas" w:hAnsi="Consolas"/>
-          <w:color w:val="C0392B"/>
-          <w:sz w:val="20"/>
-          <w:szCs w:val="20"/>
-        </w:rPr>
-        <w:t xml:space="preserve">getByRole</w:t>
-      </w:r>
-      <w:r>
-        <w:rPr>
-          <w:rFonts w:ascii="Calibri" w:cs="Calibri" w:eastAsia="Calibri" w:hAnsi="Calibri"/>
-          <w:sz w:val="22"/>
-          <w:szCs w:val="22"/>
-        </w:rPr>
-        <w:t xml:space="preserve">/</w:t>
-      </w:r>
-      <w:r>
-        <w:rPr>
-          <w:rFonts w:ascii="Consolas" w:cs="Consolas" w:eastAsia="Consolas" w:hAnsi="Consolas"/>
-          <w:color w:val="C0392B"/>
-          <w:sz w:val="20"/>
-          <w:szCs w:val="20"/>
-        </w:rPr>
-        <w:t xml:space="preserve">getByLabel</w:t>
-      </w:r>
-      <w:r>
-        <w:rPr>
-          <w:rFonts w:ascii="Calibri" w:cs="Calibri" w:eastAsia="Calibri" w:hAnsi="Calibri"/>
-          <w:sz w:val="22"/>
-          <w:szCs w:val="22"/>
-        </w:rPr>
-        <w:t xml:space="preserve">/</w:t>
-      </w:r>
-      <w:r>
-        <w:rPr>
-          <w:rFonts w:ascii="Consolas" w:cs="Consolas" w:eastAsia="Consolas" w:hAnsi="Consolas"/>
-          <w:color w:val="C0392B"/>
-          <w:sz w:val="20"/>
-          <w:szCs w:val="20"/>
-        </w:rPr>
-        <w:t xml:space="preserve">getByPlaceholder</w:t>
-      </w:r>
-      <w:r>
-        <w:rPr>
-          <w:rFonts w:ascii="Calibri" w:cs="Calibri" w:eastAsia="Calibri" w:hAnsi="Calibri"/>
-          <w:sz w:val="22"/>
-          <w:szCs w:val="22"/>
-        </w:rPr>
-        <w:t xml:space="preserve">, o deriva una pseudo-etiqueta limpiando el selector crudo) — excluye explícitamente pasos con </w:t>
-      </w:r>
-      <w:r>
-        <w:rPr>
-          <w:rFonts w:ascii="Consolas" w:cs="Consolas" w:eastAsia="Consolas" w:hAnsi="Consolas"/>
-          <w:color w:val="C0392B"/>
-          <w:sz w:val="20"/>
-          <w:szCs w:val="20"/>
-        </w:rPr>
-        <w:t xml:space="preserve">step.pageRef === 'popup'</w:t>
-      </w:r>
-      <w:r>
-        <w:rPr>
-          <w:rFonts w:ascii="Calibri" w:cs="Calibri" w:eastAsia="Calibri" w:hAnsi="Calibri"/>
-          <w:sz w:val="22"/>
-          <w:szCs w:val="22"/>
-        </w:rPr>
-        <w:t xml:space="preserve"> (limitación documentada v1).</w:t>
+        <w:t xml:space="preserve">_API es intencional para rest y soap: permite un archivo compartido entre REST y SOAP que sea distinto del de UI, sin obligar a separar REST de SOAP si no hace falta. Sin kind (llamadas existentes que no lo pasan, ej. specs manuales), el comportamiento es idéntico al de antes — 100% retrocompatible.</w:t>
       </w:r>
     </w:p>
+    <w:tbl>
+      <w:tblPr>
+        <w:tblW w:type="dxa" w:w="8700"/>
+        <w:tblBorders>
+          <w:top w:val="single" w:color="auto" w:sz="4"/>
+          <w:left w:val="single" w:color="auto" w:sz="4"/>
+          <w:bottom w:val="single" w:color="auto" w:sz="4"/>
+          <w:right w:val="single" w:color="auto" w:sz="4"/>
+          <w:insideH w:val="single" w:color="auto" w:sz="4"/>
+          <w:insideV w:val="single" w:color="auto" w:sz="4"/>
+        </w:tblBorders>
+      </w:tblPr>
+      <w:tblGrid>
+        <w:gridCol w:w="1400"/>
+        <w:gridCol w:w="3000"/>
+        <w:gridCol w:w="4300"/>
+      </w:tblGrid>
+      <w:tr>
+        <w:trPr>
+          <w:tblHeader/>
+        </w:trPr>
+        <w:tc>
+          <w:tcPr>
+            <w:tcW w:type="dxa" w:w="1400"/>
+            <w:shd w:fill="1F3864" w:val="clear"/>
+            <w:tcMar>
+              <w:top w:type="dxa" w:w="100"/>
+              <w:left w:type="dxa" w:w="120"/>
+              <w:bottom w:type="dxa" w:w="100"/>
+              <w:right w:type="dxa" w:w="120"/>
+            </w:tcMar>
+            <w:vAlign w:val="center"/>
+          </w:tcPr>
+          <w:p>
+            <w:r>
+              <w:rPr>
+                <w:rFonts w:ascii="Calibri" w:cs="Calibri" w:eastAsia="Calibri" w:hAnsi="Calibri"/>
+                <w:b/>
+                <w:bCs/>
+                <w:color w:val="FFFFFF"/>
+                <w:sz w:val="20"/>
+                <w:szCs w:val="20"/>
+              </w:rPr>
+              <w:t xml:space="preserve">kind</w:t>
+            </w:r>
+          </w:p>
+        </w:tc>
+        <w:tc>
+          <w:tcPr>
+            <w:tcW w:type="dxa" w:w="3000"/>
+            <w:shd w:fill="1F3864" w:val="clear"/>
+            <w:tcMar>
+              <w:top w:type="dxa" w:w="100"/>
+              <w:left w:type="dxa" w:w="120"/>
+              <w:bottom w:type="dxa" w:w="100"/>
+              <w:right w:type="dxa" w:w="120"/>
+            </w:tcMar>
+            <w:vAlign w:val="center"/>
+          </w:tcPr>
+          <w:p>
+            <w:r>
+              <w:rPr>
+                <w:rFonts w:ascii="Calibri" w:cs="Calibri" w:eastAsia="Calibri" w:hAnsi="Calibri"/>
+                <w:b/>
+                <w:bCs/>
+                <w:color w:val="FFFFFF"/>
+                <w:sz w:val="20"/>
+                <w:szCs w:val="20"/>
+              </w:rPr>
+              <w:t xml:space="preserve">Sufijos probados (orden)</w:t>
+            </w:r>
+          </w:p>
+        </w:tc>
+        <w:tc>
+          <w:tcPr>
+            <w:tcW w:type="dxa" w:w="4300"/>
+            <w:shd w:fill="1F3864" w:val="clear"/>
+            <w:tcMar>
+              <w:top w:type="dxa" w:w="100"/>
+              <w:left w:type="dxa" w:w="120"/>
+              <w:bottom w:type="dxa" w:w="100"/>
+              <w:right w:type="dxa" w:w="120"/>
+            </w:tcMar>
+            <w:vAlign w:val="center"/>
+          </w:tcPr>
+          <w:p>
+            <w:r>
+              <w:rPr>
+                <w:rFonts w:ascii="Calibri" w:cs="Calibri" w:eastAsia="Calibri" w:hAnsi="Calibri"/>
+                <w:b/>
+                <w:bCs/>
+                <w:color w:val="FFFFFF"/>
+                <w:sz w:val="20"/>
+                <w:szCs w:val="20"/>
+              </w:rPr>
+              <w:t xml:space="preserve">Quién lo pasa</w:t>
+            </w:r>
+          </w:p>
+        </w:tc>
+      </w:tr>
+      <w:tr>
+        <w:tc>
+          <w:tcPr>
+            <w:tcW w:type="dxa" w:w="1400"/>
+            <w:shd w:fill="FFFFFF" w:val="clear"/>
+            <w:tcMar>
+              <w:top w:type="dxa" w:w="90"/>
+              <w:left w:type="dxa" w:w="120"/>
+              <w:bottom w:type="dxa" w:w="90"/>
+              <w:right w:type="dxa" w:w="120"/>
+            </w:tcMar>
+            <w:vAlign w:val="center"/>
+          </w:tcPr>
+          <w:p>
+            <w:pPr>
+              <w:spacing w:line="260"/>
+            </w:pPr>
+            <w:r>
+              <w:rPr>
+                <w:rFonts w:ascii="Consolas" w:cs="Consolas" w:eastAsia="Consolas" w:hAnsi="Consolas"/>
+                <w:color w:val="C0392B"/>
+                <w:sz w:val="20"/>
+                <w:szCs w:val="20"/>
+              </w:rPr>
+              <w:t xml:space="preserve">'ui'</w:t>
+            </w:r>
+          </w:p>
+        </w:tc>
+        <w:tc>
+          <w:tcPr>
+            <w:tcW w:type="dxa" w:w="3000"/>
+            <w:shd w:fill="FFFFFF" w:val="clear"/>
+            <w:tcMar>
+              <w:top w:type="dxa" w:w="90"/>
+              <w:left w:type="dxa" w:w="120"/>
+              <w:bottom w:type="dxa" w:w="90"/>
+              <w:right w:type="dxa" w:w="120"/>
+            </w:tcMar>
+            <w:vAlign w:val="center"/>
+          </w:tcPr>
+          <w:p>
+            <w:pPr>
+              <w:spacing w:line="260"/>
+            </w:pPr>
+            <w:r>
+              <w:rPr>
+                <w:rFonts w:ascii="Calibri" w:cs="Calibri" w:eastAsia="Calibri" w:hAnsi="Calibri"/>
+                <w:sz w:val="22"/>
+                <w:szCs w:val="22"/>
+              </w:rPr>
+              <w:t xml:space="preserve">_Web → _UI → (sin sufijo)</w:t>
+            </w:r>
+          </w:p>
+        </w:tc>
+        <w:tc>
+          <w:tcPr>
+            <w:tcW w:type="dxa" w:w="4300"/>
+            <w:shd w:fill="FFFFFF" w:val="clear"/>
+            <w:tcMar>
+              <w:top w:type="dxa" w:w="90"/>
+              <w:left w:type="dxa" w:w="120"/>
+              <w:bottom w:type="dxa" w:w="90"/>
+              <w:right w:type="dxa" w:w="120"/>
+            </w:tcMar>
+            <w:vAlign w:val="center"/>
+          </w:tcPr>
+          <w:p>
+            <w:pPr>
+              <w:spacing w:line="260"/>
+            </w:pPr>
+            <w:r>
+              <w:rPr>
+                <w:rFonts w:ascii="Consolas" w:cs="Consolas" w:eastAsia="Consolas" w:hAnsi="Consolas"/>
+                <w:color w:val="C0392B"/>
+                <w:sz w:val="20"/>
+                <w:szCs w:val="20"/>
+              </w:rPr>
+              <w:t xml:space="preserve">ui-agent.ts</w:t>
+            </w:r>
+          </w:p>
+        </w:tc>
+      </w:tr>
+      <w:tr>
+        <w:tc>
+          <w:tcPr>
+            <w:tcW w:type="dxa" w:w="1400"/>
+            <w:shd w:fill="F4F6F7" w:val="clear"/>
+            <w:tcMar>
+              <w:top w:type="dxa" w:w="90"/>
+              <w:left w:type="dxa" w:w="120"/>
+              <w:bottom w:type="dxa" w:w="90"/>
+              <w:right w:type="dxa" w:w="120"/>
+            </w:tcMar>
+            <w:vAlign w:val="center"/>
+          </w:tcPr>
+          <w:p>
+            <w:pPr>
+              <w:spacing w:line="260"/>
+            </w:pPr>
+            <w:r>
+              <w:rPr>
+                <w:rFonts w:ascii="Consolas" w:cs="Consolas" w:eastAsia="Consolas" w:hAnsi="Consolas"/>
+                <w:color w:val="C0392B"/>
+                <w:sz w:val="20"/>
+                <w:szCs w:val="20"/>
+              </w:rPr>
+              <w:t xml:space="preserve">'rest'</w:t>
+            </w:r>
+          </w:p>
+        </w:tc>
+        <w:tc>
+          <w:tcPr>
+            <w:tcW w:type="dxa" w:w="3000"/>
+            <w:shd w:fill="F4F6F7" w:val="clear"/>
+            <w:tcMar>
+              <w:top w:type="dxa" w:w="90"/>
+              <w:left w:type="dxa" w:w="120"/>
+              <w:bottom w:type="dxa" w:w="90"/>
+              <w:right w:type="dxa" w:w="120"/>
+            </w:tcMar>
+            <w:vAlign w:val="center"/>
+          </w:tcPr>
+          <w:p>
+            <w:pPr>
+              <w:spacing w:line="260"/>
+            </w:pPr>
+            <w:r>
+              <w:rPr>
+                <w:rFonts w:ascii="Calibri" w:cs="Calibri" w:eastAsia="Calibri" w:hAnsi="Calibri"/>
+                <w:sz w:val="22"/>
+                <w:szCs w:val="22"/>
+              </w:rPr>
+              <w:t xml:space="preserve">_REST → _API → (sin sufijo)</w:t>
+            </w:r>
+          </w:p>
+        </w:tc>
+        <w:tc>
+          <w:tcPr>
+            <w:tcW w:type="dxa" w:w="4300"/>
+            <w:shd w:fill="F4F6F7" w:val="clear"/>
+            <w:tcMar>
+              <w:top w:type="dxa" w:w="90"/>
+              <w:left w:type="dxa" w:w="120"/>
+              <w:bottom w:type="dxa" w:w="90"/>
+              <w:right w:type="dxa" w:w="120"/>
+            </w:tcMar>
+            <w:vAlign w:val="center"/>
+          </w:tcPr>
+          <w:p>
+            <w:pPr>
+              <w:spacing w:line="260"/>
+            </w:pPr>
+            <w:r>
+              <w:rPr>
+                <w:rFonts w:ascii="Consolas" w:cs="Consolas" w:eastAsia="Consolas" w:hAnsi="Consolas"/>
+                <w:color w:val="C0392B"/>
+                <w:sz w:val="20"/>
+                <w:szCs w:val="20"/>
+              </w:rPr>
+              <w:t xml:space="preserve">box-api-executor.agent.ts</w:t>
+            </w:r>
+            <w:r>
+              <w:rPr>
+                <w:rFonts w:ascii="Calibri" w:cs="Calibri" w:eastAsia="Calibri" w:hAnsi="Calibri"/>
+                <w:sz w:val="22"/>
+                <w:szCs w:val="22"/>
+              </w:rPr>
+              <w:t xml:space="preserve"> cuando </w:t>
+            </w:r>
+            <w:r>
+              <w:rPr>
+                <w:rFonts w:ascii="Consolas" w:cs="Consolas" w:eastAsia="Consolas" w:hAnsi="Consolas"/>
+                <w:color w:val="C0392B"/>
+                <w:sz w:val="20"/>
+                <w:szCs w:val="20"/>
+              </w:rPr>
+              <w:t xml:space="preserve">spec.serviceType === 'REST'</w:t>
+            </w:r>
+          </w:p>
+        </w:tc>
+      </w:tr>
+      <w:tr>
+        <w:tc>
+          <w:tcPr>
+            <w:tcW w:type="dxa" w:w="1400"/>
+            <w:shd w:fill="FFFFFF" w:val="clear"/>
+            <w:tcMar>
+              <w:top w:type="dxa" w:w="90"/>
+              <w:left w:type="dxa" w:w="120"/>
+              <w:bottom w:type="dxa" w:w="90"/>
+              <w:right w:type="dxa" w:w="120"/>
+            </w:tcMar>
+            <w:vAlign w:val="center"/>
+          </w:tcPr>
+          <w:p>
+            <w:pPr>
+              <w:spacing w:line="260"/>
+            </w:pPr>
+            <w:r>
+              <w:rPr>
+                <w:rFonts w:ascii="Consolas" w:cs="Consolas" w:eastAsia="Consolas" w:hAnsi="Consolas"/>
+                <w:color w:val="C0392B"/>
+                <w:sz w:val="20"/>
+                <w:szCs w:val="20"/>
+              </w:rPr>
+              <w:t xml:space="preserve">'soap'</w:t>
+            </w:r>
+          </w:p>
+        </w:tc>
+        <w:tc>
+          <w:tcPr>
+            <w:tcW w:type="dxa" w:w="3000"/>
+            <w:shd w:fill="FFFFFF" w:val="clear"/>
+            <w:tcMar>
+              <w:top w:type="dxa" w:w="90"/>
+              <w:left w:type="dxa" w:w="120"/>
+              <w:bottom w:type="dxa" w:w="90"/>
+              <w:right w:type="dxa" w:w="120"/>
+            </w:tcMar>
+            <w:vAlign w:val="center"/>
+          </w:tcPr>
+          <w:p>
+            <w:pPr>
+              <w:spacing w:line="260"/>
+            </w:pPr>
+            <w:r>
+              <w:rPr>
+                <w:rFonts w:ascii="Calibri" w:cs="Calibri" w:eastAsia="Calibri" w:hAnsi="Calibri"/>
+                <w:sz w:val="22"/>
+                <w:szCs w:val="22"/>
+              </w:rPr>
+              <w:t xml:space="preserve">_SOAP → _API → (sin sufijo)</w:t>
+            </w:r>
+          </w:p>
+        </w:tc>
+        <w:tc>
+          <w:tcPr>
+            <w:tcW w:type="dxa" w:w="4300"/>
+            <w:shd w:fill="FFFFFF" w:val="clear"/>
+            <w:tcMar>
+              <w:top w:type="dxa" w:w="90"/>
+              <w:left w:type="dxa" w:w="120"/>
+              <w:bottom w:type="dxa" w:w="90"/>
+              <w:right w:type="dxa" w:w="120"/>
+            </w:tcMar>
+            <w:vAlign w:val="center"/>
+          </w:tcPr>
+          <w:p>
+            <w:pPr>
+              <w:spacing w:line="260"/>
+            </w:pPr>
+            <w:r>
+              <w:rPr>
+                <w:rFonts w:ascii="Consolas" w:cs="Consolas" w:eastAsia="Consolas" w:hAnsi="Consolas"/>
+                <w:color w:val="C0392B"/>
+                <w:sz w:val="20"/>
+                <w:szCs w:val="20"/>
+              </w:rPr>
+              <w:t xml:space="preserve">box-api-executor.agent.ts</w:t>
+            </w:r>
+            <w:r>
+              <w:rPr>
+                <w:rFonts w:ascii="Calibri" w:cs="Calibri" w:eastAsia="Calibri" w:hAnsi="Calibri"/>
+                <w:sz w:val="22"/>
+                <w:szCs w:val="22"/>
+              </w:rPr>
+              <w:t xml:space="preserve"> cuando </w:t>
+            </w:r>
+            <w:r>
+              <w:rPr>
+                <w:rFonts w:ascii="Consolas" w:cs="Consolas" w:eastAsia="Consolas" w:hAnsi="Consolas"/>
+                <w:color w:val="C0392B"/>
+                <w:sz w:val="20"/>
+                <w:szCs w:val="20"/>
+              </w:rPr>
+              <w:t xml:space="preserve">spec.serviceType === 'SOAP'</w:t>
+            </w:r>
+          </w:p>
+        </w:tc>
+      </w:tr>
+    </w:tbl>
+    <w:tbl>
+      <w:tblPr>
+        <w:tblW w:type="pct" w:w="100%"/>
+        <w:tblBorders>
+          <w:top w:val="single" w:color="auto" w:sz="4"/>
+          <w:left w:val="single" w:color="auto" w:sz="4"/>
+          <w:bottom w:val="single" w:color="auto" w:sz="4"/>
+          <w:right w:val="single" w:color="auto" w:sz="4"/>
+          <w:insideH w:val="single" w:color="auto" w:sz="4"/>
+          <w:insideV w:val="single" w:color="auto" w:sz="4"/>
+        </w:tblBorders>
+        <w:tblCellMar>
+          <w:top w:type="dxa" w:w="160"/>
+          <w:bottom w:type="dxa" w:w="220"/>
+        </w:tblCellMar>
+      </w:tblPr>
+      <w:tblGrid>
+        <w:gridCol w:w="140"/>
+        <w:gridCol w:w="9210"/>
+      </w:tblGrid>
+      <w:tr>
+        <w:tc>
+          <w:tcPr>
+            <w:tcW w:type="dxa" w:w="140"/>
+            <w:shd w:fill="2E5C8A" w:val="clear"/>
+          </w:tcPr>
+          <w:p/>
+        </w:tc>
+        <w:tc>
+          <w:tcPr>
+            <w:tcW w:type="dxa" w:w="9210"/>
+            <w:shd w:fill="E7F1FA" w:val="clear"/>
+            <w:tcMar>
+              <w:top w:type="dxa" w:w="160"/>
+              <w:left w:type="dxa" w:w="220"/>
+              <w:bottom w:type="dxa" w:w="160"/>
+              <w:right w:type="dxa" w:w="220"/>
+            </w:tcMar>
+          </w:tcPr>
+          <w:p>
+            <w:pPr>
+              <w:spacing w:after="80"/>
+            </w:pPr>
+            <w:r>
+              <w:rPr>
+                <w:rFonts w:ascii="Calibri" w:cs="Calibri" w:eastAsia="Calibri" w:hAnsi="Calibri"/>
+                <w:b/>
+                <w:bCs/>
+                <w:color w:val="222222"/>
+                <w:sz w:val="22"/>
+                <w:szCs w:val="22"/>
+              </w:rPr>
+              <w:t xml:space="preserve">💡 Caso real verificado</w:t>
+            </w:r>
+          </w:p>
+          <w:p>
+            <w:pPr>
+              <w:spacing w:after="0" w:line="280"/>
+            </w:pPr>
+            <w:r>
+              <w:rPr>
+                <w:rFonts w:ascii="Calibri" w:cs="Calibri" w:eastAsia="Calibri" w:hAnsi="Calibri"/>
+                <w:sz w:val="22"/>
+                <w:szCs w:val="22"/>
+              </w:rPr>
+              <w:t xml:space="preserve">BoxTestData/Homebanking_Tarjeta_Virtual_Web.csv (Usuario,Contraseña) + BoxTestData/Homebanking_Tarjeta_Virtual_SOAP.csv (intA,intB) → npm run generate produjo, de forma independiente: 2 ejecuciones del flujo UI con Usuario/Contraseña, y 2 ejecuciones del test "SOAP Add - Éxito" con intA/intB (2/2 claves emparejadas). Ninguna columna de un archivo apareció en el otro.</w:t>
+            </w:r>
+          </w:p>
+        </w:tc>
+      </w:tr>
+    </w:tbl>
     <w:p>
       <w:pPr>
         <w:pStyle w:val="Heading2"/>
@@ -8735,7 +9905,7 @@
           <w:sz w:val="26"/>
           <w:szCs w:val="26"/>
         </w:rPr>
-        <w:t xml:space="preserve">6.3 Integración en ui-agent.ts</w:t>
+        <w:t xml:space="preserve">6.2 ConfigurationAgents/ia-testing/agents/core/data-binding.agent.ts</w:t>
       </w:r>
     </w:p>
     <w:p>
@@ -8743,56 +9913,13 @@
         <w:spacing w:after="180" w:line="300"/>
         <w:jc w:val="both"/>
       </w:pPr>
-      <w:r>
-        <w:rPr>
-          <w:rFonts w:ascii="Consolas" w:cs="Consolas" w:eastAsia="Consolas" w:hAnsi="Consolas"/>
-          <w:color w:val="C0392B"/>
-          <w:sz w:val="20"/>
-          <w:szCs w:val="20"/>
-        </w:rPr>
-        <w:t xml:space="preserve">generateUITest()</w:t>
-      </w:r>
       <w:r>
         <w:rPr>
           <w:rFonts w:ascii="Calibri" w:cs="Calibri" w:eastAsia="Calibri" w:hAnsi="Calibri"/>
           <w:sz w:val="22"/>
           <w:szCs w:val="22"/>
         </w:rPr>
-        <w:t xml:space="preserve"> pasó de síncrona a </w:t>
-      </w:r>
-      <w:r>
-        <w:rPr>
-          <w:rFonts w:ascii="Consolas" w:cs="Consolas" w:eastAsia="Consolas" w:hAnsi="Consolas"/>
-          <w:color w:val="C0392B"/>
-          <w:sz w:val="20"/>
-          <w:szCs w:val="20"/>
-        </w:rPr>
-        <w:t xml:space="preserve">async</w:t>
-      </w:r>
-      <w:r>
-        <w:rPr>
-          <w:rFonts w:ascii="Calibri" w:cs="Calibri" w:eastAsia="Calibri" w:hAnsi="Calibri"/>
-          <w:sz w:val="22"/>
-          <w:szCs w:val="22"/>
-        </w:rPr>
-        <w:t xml:space="preserve"> (mismo precedente que </w:t>
-      </w:r>
-      <w:r>
-        <w:rPr>
-          <w:rFonts w:ascii="Consolas" w:cs="Consolas" w:eastAsia="Consolas" w:hAnsi="Consolas"/>
-          <w:color w:val="C0392B"/>
-          <w:sz w:val="20"/>
-          <w:szCs w:val="20"/>
-        </w:rPr>
-        <w:t xml:space="preserve">generateSecurity()</w:t>
-      </w:r>
-      <w:r>
-        <w:rPr>
-          <w:rFonts w:ascii="Calibri" w:cs="Calibri" w:eastAsia="Calibri" w:hAnsi="Calibri"/>
-          <w:sz w:val="22"/>
-          <w:szCs w:val="22"/>
-        </w:rPr>
-        <w:t xml:space="preserve">, ya async y awaited). Cuando hay filas DDT, el spec generado envuelve el test original en un loop:</w:t>
+        <w:t xml:space="preserve">Generaliza el patrón "match local normalizado → fallback a IA" ya usado en box-api-executor.agent.ts (findMatchingSuite/findMatchingSuiteWithAI):</w:t>
       </w:r>
     </w:p>
     <w:tbl>
@@ -8837,7 +9964,7 @@
                 <w:sz w:val="20"/>
                 <w:szCs w:val="20"/>
               </w:rPr>
-              <w:t xml:space="preserve">const DDT_ROWS: Record&lt;string, string&gt;[] = [ /* filas embebidas como JSON literal */ ];</w:t>
+              <w:t xml:space="preserve">export async function matchColumnsToTargets(</w:t>
             </w:r>
           </w:p>
           <w:p>
@@ -8851,6 +9978,34 @@
                 <w:sz w:val="20"/>
                 <w:szCs w:val="20"/>
               </w:rPr>
+              <w:t xml:space="preserve">  headers: string[], targets: { id: string; label: string }[]</w:t>
+            </w:r>
+          </w:p>
+          <w:p>
+            <w:pPr>
+              <w:spacing w:after="0" w:line="260"/>
+            </w:pPr>
+            <w:r>
+              <w:rPr>
+                <w:rFonts w:ascii="Consolas" w:cs="Consolas" w:eastAsia="Consolas" w:hAnsi="Consolas"/>
+                <w:color w:val="F5F5F5"/>
+                <w:sz w:val="20"/>
+                <w:szCs w:val="20"/>
+              </w:rPr>
+              <w:t xml:space="preserve">): Promise&lt;Record&lt;string, string&gt;&gt;   // { columnName: targetId }</w:t>
+            </w:r>
+          </w:p>
+          <w:p>
+            <w:pPr>
+              <w:spacing w:after="0" w:line="260"/>
+            </w:pPr>
+            <w:r>
+              <w:rPr>
+                <w:rFonts w:ascii="Consolas" w:cs="Consolas" w:eastAsia="Consolas" w:hAnsi="Consolas"/>
+                <w:color w:val="F5F5F5"/>
+                <w:sz w:val="20"/>
+                <w:szCs w:val="20"/>
+              </w:rPr>
               <w:t xml:space="preserve"/>
             </w:r>
           </w:p>
@@ -8865,7 +10020,7 @@
                 <w:sz w:val="20"/>
                 <w:szCs w:val="20"/>
               </w:rPr>
-              <w:t xml:space="preserve">for (let __ddtIdx = 0; __ddtIdx &lt; DDT_ROWS.length; __ddtIdx++) {</w:t>
+              <w:t xml:space="preserve">// 1) match exacto normalizado (sin acentos/espacios/mayúsculas)</w:t>
             </w:r>
           </w:p>
           <w:p>
@@ -8879,7 +10034,7 @@
                 <w:sz w:val="20"/>
                 <w:szCs w:val="20"/>
               </w:rPr>
-              <w:t xml:space="preserve">  const __ddtRow = DDT_ROWS[__ddtIdx];</w:t>
+              <w:t xml:space="preserve">// 2) match por contención (substring en cualquier dirección)</w:t>
             </w:r>
           </w:p>
           <w:p>
@@ -8893,7 +10048,7 @@
                 <w:sz w:val="20"/>
                 <w:szCs w:val="20"/>
               </w:rPr>
-              <w:t xml:space="preserve">  test(`${name} — Fila ${__ddtIdx + 1}/${DDT_ROWS.length}`, async ({ page }) =&gt; {</w:t>
+              <w:t xml:space="preserve">// 3) UNA sola llamada a gpt-4o-mini (temperature 0) para lo que quede sin resolver</w:t>
             </w:r>
           </w:p>
           <w:p>
@@ -8907,7 +10062,7 @@
                 <w:sz w:val="20"/>
                 <w:szCs w:val="20"/>
               </w:rPr>
-              <w:t xml:space="preserve">    console.log(`@@DDT_ROW_START@@\n${JSON.stringify({row:__ddtIdx+1,total:DDT_ROWS.length,data:__ddtRow})}\n@@DDT_ROW_END@@`);</w:t>
+              <w:t xml:space="preserve"/>
             </w:r>
           </w:p>
           <w:p>
@@ -8921,7 +10076,7 @@
                 <w:sz w:val="20"/>
                 <w:szCs w:val="20"/>
               </w:rPr>
-              <w:t xml:space="preserve">    await smartGoto(page, '${name}');</w:t>
+              <w:t xml:space="preserve">export async function bindUiColumns(steps: any[], headers: string[]): Promise&lt;Record&lt;string, string&gt;&gt;</w:t>
             </w:r>
           </w:p>
           <w:p>
@@ -8935,49 +10090,7 @@
                 <w:sz w:val="20"/>
                 <w:szCs w:val="20"/>
               </w:rPr>
-              <w:t xml:space="preserve">    await smartFill(page, `...`, (__ddtRow['Monto'] ?? '10000'));  // literal original como fallback</w:t>
-            </w:r>
-          </w:p>
-          <w:p>
-            <w:pPr>
-              <w:spacing w:after="0" w:line="260"/>
-            </w:pPr>
-            <w:r>
-              <w:rPr>
-                <w:rFonts w:ascii="Consolas" w:cs="Consolas" w:eastAsia="Consolas" w:hAnsi="Consolas"/>
-                <w:color w:val="F5F5F5"/>
-                <w:sz w:val="20"/>
-                <w:szCs w:val="20"/>
-              </w:rPr>
-              <w:t xml:space="preserve">    ...</w:t>
-            </w:r>
-          </w:p>
-          <w:p>
-            <w:pPr>
-              <w:spacing w:after="0" w:line="260"/>
-            </w:pPr>
-            <w:r>
-              <w:rPr>
-                <w:rFonts w:ascii="Consolas" w:cs="Consolas" w:eastAsia="Consolas" w:hAnsi="Consolas"/>
-                <w:color w:val="F5F5F5"/>
-                <w:sz w:val="20"/>
-                <w:szCs w:val="20"/>
-              </w:rPr>
-              <w:t xml:space="preserve">  });</w:t>
-            </w:r>
-          </w:p>
-          <w:p>
-            <w:pPr>
-              <w:spacing w:after="0" w:line="260"/>
-            </w:pPr>
-            <w:r>
-              <w:rPr>
-                <w:rFonts w:ascii="Consolas" w:cs="Consolas" w:eastAsia="Consolas" w:hAnsi="Consolas"/>
-                <w:color w:val="F5F5F5"/>
-                <w:sz w:val="20"/>
-                <w:szCs w:val="20"/>
-              </w:rPr>
-              <w:t xml:space="preserve">}</w:t>
+              <w:t xml:space="preserve">export async function bindApiColumns(bodyKeys: string[], headers: string[]): Promise&lt;Record&lt;string, string&gt;&gt;</w:t>
             </w:r>
           </w:p>
         </w:tc>
@@ -8994,7 +10107,143 @@
           <w:sz w:val="22"/>
           <w:szCs w:val="22"/>
         </w:rPr>
-        <w:t xml:space="preserve">Sin archivo de datos, ddtRows.length === 0 y se genera EXACTAMENTE el spec de antes (sin loop) — el helper valueExpr(stepIndex, literal) decide, por cada step, si emite el literal grabado o la expresión __ddtRow[...] ?? literal, según exista o no un binding para ese índice.</w:t>
+        <w:t xml:space="preserve">Ambas funciones invierten el resultado de </w:t>
+      </w:r>
+      <w:r>
+        <w:rPr>
+          <w:rFonts w:ascii="Consolas" w:cs="Consolas" w:eastAsia="Consolas" w:hAnsi="Consolas"/>
+          <w:color w:val="C0392B"/>
+          <w:sz w:val="20"/>
+          <w:szCs w:val="20"/>
+        </w:rPr>
+        <w:t xml:space="preserve">matchColumnsToTargets</w:t>
+      </w:r>
+      <w:r>
+        <w:rPr>
+          <w:rFonts w:ascii="Calibri" w:cs="Calibri" w:eastAsia="Calibri" w:hAnsi="Calibri"/>
+          <w:sz w:val="22"/>
+          <w:szCs w:val="22"/>
+        </w:rPr>
+        <w:t xml:space="preserve"> para devolver </w:t>
+      </w:r>
+      <w:r>
+        <w:rPr>
+          <w:rFonts w:ascii="Consolas" w:cs="Consolas" w:eastAsia="Consolas" w:hAnsi="Consolas"/>
+          <w:color w:val="C0392B"/>
+          <w:sz w:val="20"/>
+          <w:szCs w:val="20"/>
+        </w:rPr>
+        <w:t xml:space="preserve">{ stepIndex|bodyKey: columnName }</w:t>
+      </w:r>
+      <w:r>
+        <w:rPr>
+          <w:rFonts w:ascii="Calibri" w:cs="Calibri" w:eastAsia="Calibri" w:hAnsi="Calibri"/>
+          <w:sz w:val="22"/>
+          <w:szCs w:val="22"/>
+        </w:rPr>
+        <w:t xml:space="preserve">, la forma directamente útil en el sitio de sustitución. </w:t>
+      </w:r>
+      <w:r>
+        <w:rPr>
+          <w:rFonts w:ascii="Consolas" w:cs="Consolas" w:eastAsia="Consolas" w:hAnsi="Consolas"/>
+          <w:color w:val="C0392B"/>
+          <w:sz w:val="20"/>
+          <w:szCs w:val="20"/>
+        </w:rPr>
+        <w:t xml:space="preserve">bindUiColumns</w:t>
+      </w:r>
+      <w:r>
+        <w:rPr>
+          <w:rFonts w:ascii="Calibri" w:cs="Calibri" w:eastAsia="Calibri" w:hAnsi="Calibri"/>
+          <w:sz w:val="22"/>
+          <w:szCs w:val="22"/>
+        </w:rPr>
+        <w:t xml:space="preserve"> extrae la etiqueta humana del selector grabado (</w:t>
+      </w:r>
+      <w:r>
+        <w:rPr>
+          <w:rFonts w:ascii="Consolas" w:cs="Consolas" w:eastAsia="Consolas" w:hAnsi="Consolas"/>
+          <w:color w:val="C0392B"/>
+          <w:sz w:val="20"/>
+          <w:szCs w:val="20"/>
+        </w:rPr>
+        <w:t xml:space="preserve">name: '...'</w:t>
+      </w:r>
+      <w:r>
+        <w:rPr>
+          <w:rFonts w:ascii="Calibri" w:cs="Calibri" w:eastAsia="Calibri" w:hAnsi="Calibri"/>
+          <w:sz w:val="22"/>
+          <w:szCs w:val="22"/>
+        </w:rPr>
+        <w:t xml:space="preserve"> de </w:t>
+      </w:r>
+      <w:r>
+        <w:rPr>
+          <w:rFonts w:ascii="Consolas" w:cs="Consolas" w:eastAsia="Consolas" w:hAnsi="Consolas"/>
+          <w:color w:val="C0392B"/>
+          <w:sz w:val="20"/>
+          <w:szCs w:val="20"/>
+        </w:rPr>
+        <w:t xml:space="preserve">getByRole</w:t>
+      </w:r>
+      <w:r>
+        <w:rPr>
+          <w:rFonts w:ascii="Calibri" w:cs="Calibri" w:eastAsia="Calibri" w:hAnsi="Calibri"/>
+          <w:sz w:val="22"/>
+          <w:szCs w:val="22"/>
+        </w:rPr>
+        <w:t xml:space="preserve">/</w:t>
+      </w:r>
+      <w:r>
+        <w:rPr>
+          <w:rFonts w:ascii="Consolas" w:cs="Consolas" w:eastAsia="Consolas" w:hAnsi="Consolas"/>
+          <w:color w:val="C0392B"/>
+          <w:sz w:val="20"/>
+          <w:szCs w:val="20"/>
+        </w:rPr>
+        <w:t xml:space="preserve">getByLabel</w:t>
+      </w:r>
+      <w:r>
+        <w:rPr>
+          <w:rFonts w:ascii="Calibri" w:cs="Calibri" w:eastAsia="Calibri" w:hAnsi="Calibri"/>
+          <w:sz w:val="22"/>
+          <w:szCs w:val="22"/>
+        </w:rPr>
+        <w:t xml:space="preserve">/</w:t>
+      </w:r>
+      <w:r>
+        <w:rPr>
+          <w:rFonts w:ascii="Consolas" w:cs="Consolas" w:eastAsia="Consolas" w:hAnsi="Consolas"/>
+          <w:color w:val="C0392B"/>
+          <w:sz w:val="20"/>
+          <w:szCs w:val="20"/>
+        </w:rPr>
+        <w:t xml:space="preserve">getByPlaceholder</w:t>
+      </w:r>
+      <w:r>
+        <w:rPr>
+          <w:rFonts w:ascii="Calibri" w:cs="Calibri" w:eastAsia="Calibri" w:hAnsi="Calibri"/>
+          <w:sz w:val="22"/>
+          <w:szCs w:val="22"/>
+        </w:rPr>
+        <w:t xml:space="preserve">, o deriva una pseudo-etiqueta limpiando el selector crudo) — excluye explícitamente pasos con </w:t>
+      </w:r>
+      <w:r>
+        <w:rPr>
+          <w:rFonts w:ascii="Consolas" w:cs="Consolas" w:eastAsia="Consolas" w:hAnsi="Consolas"/>
+          <w:color w:val="C0392B"/>
+          <w:sz w:val="20"/>
+          <w:szCs w:val="20"/>
+        </w:rPr>
+        <w:t xml:space="preserve">step.pageRef === 'popup'</w:t>
+      </w:r>
+      <w:r>
+        <w:rPr>
+          <w:rFonts w:ascii="Calibri" w:cs="Calibri" w:eastAsia="Calibri" w:hAnsi="Calibri"/>
+          <w:sz w:val="22"/>
+          <w:szCs w:val="22"/>
+        </w:rPr>
+        <w:t xml:space="preserve"> (limitación documentada v1).</w:t>
       </w:r>
     </w:p>
     <w:p>
@@ -9010,7 +10259,7 @@
           <w:sz w:val="26"/>
           <w:szCs w:val="26"/>
         </w:rPr>
-        <w:t xml:space="preserve">6.4 Integración en box-api-executor.agent.ts</w:t>
+        <w:t xml:space="preserve">6.3 Integración en ui-agent.ts</w:t>
       </w:r>
     </w:p>
     <w:p>
@@ -9018,15 +10267,352 @@
         <w:spacing w:after="180" w:line="300"/>
         <w:jc w:val="both"/>
       </w:pPr>
+      <w:r>
+        <w:rPr>
+          <w:rFonts w:ascii="Consolas" w:cs="Consolas" w:eastAsia="Consolas" w:hAnsi="Consolas"/>
+          <w:color w:val="C0392B"/>
+          <w:sz w:val="20"/>
+          <w:szCs w:val="20"/>
+        </w:rPr>
+        <w:t xml:space="preserve">generateUITest()</w:t>
+      </w:r>
       <w:r>
         <w:rPr>
           <w:rFonts w:ascii="Calibri" w:cs="Calibri" w:eastAsia="Calibri" w:hAnsi="Calibri"/>
           <w:sz w:val="22"/>
           <w:szCs w:val="22"/>
         </w:rPr>
-        <w:t xml:space="preserve">A diferencia de UI, el body/XML de cada fila se PRECALCULA en tiempo de generación (no en runtime) — se embebe un array de bodies ya sustituidos, más simple y más seguro que reconstruir el objeto en el spec generado:</w:t>
+        <w:t xml:space="preserve"> pasó de síncrona a </w:t>
+      </w:r>
+      <w:r>
+        <w:rPr>
+          <w:rFonts w:ascii="Consolas" w:cs="Consolas" w:eastAsia="Consolas" w:hAnsi="Consolas"/>
+          <w:color w:val="C0392B"/>
+          <w:sz w:val="20"/>
+          <w:szCs w:val="20"/>
+        </w:rPr>
+        <w:t xml:space="preserve">async</w:t>
+      </w:r>
+      <w:r>
+        <w:rPr>
+          <w:rFonts w:ascii="Calibri" w:cs="Calibri" w:eastAsia="Calibri" w:hAnsi="Calibri"/>
+          <w:sz w:val="22"/>
+          <w:szCs w:val="22"/>
+        </w:rPr>
+        <w:t xml:space="preserve"> (mismo precedente que </w:t>
+      </w:r>
+      <w:r>
+        <w:rPr>
+          <w:rFonts w:ascii="Consolas" w:cs="Consolas" w:eastAsia="Consolas" w:hAnsi="Consolas"/>
+          <w:color w:val="C0392B"/>
+          <w:sz w:val="20"/>
+          <w:szCs w:val="20"/>
+        </w:rPr>
+        <w:t xml:space="preserve">generateSecurity()</w:t>
+      </w:r>
+      <w:r>
+        <w:rPr>
+          <w:rFonts w:ascii="Calibri" w:cs="Calibri" w:eastAsia="Calibri" w:hAnsi="Calibri"/>
+          <w:sz w:val="22"/>
+          <w:szCs w:val="22"/>
+        </w:rPr>
+        <w:t xml:space="preserve">, ya async y awaited). Cuando hay filas DDT, el spec generado envuelve el test original en un loop:</w:t>
       </w:r>
     </w:p>
+    <w:tbl>
+      <w:tblPr>
+        <w:tblW w:type="pct" w:w="100%"/>
+        <w:tblBorders>
+          <w:top w:val="single" w:color="auto" w:sz="4"/>
+          <w:left w:val="single" w:color="auto" w:sz="4"/>
+          <w:bottom w:val="single" w:color="auto" w:sz="4"/>
+          <w:right w:val="single" w:color="auto" w:sz="4"/>
+          <w:insideH w:val="single" w:color="auto" w:sz="4"/>
+          <w:insideV w:val="single" w:color="auto" w:sz="4"/>
+        </w:tblBorders>
+        <w:tblCellMar>
+          <w:top w:type="dxa" w:w="100"/>
+          <w:bottom w:type="dxa" w:w="200"/>
+        </w:tblCellMar>
+      </w:tblPr>
+      <w:tblGrid>
+        <w:gridCol w:w="9350"/>
+      </w:tblGrid>
+      <w:tr>
+        <w:tc>
+          <w:tcPr>
+            <w:tcW w:type="dxa" w:w="9350"/>
+            <w:shd w:fill="2B2B2B" w:val="clear"/>
+            <w:tcMar>
+              <w:top w:type="dxa" w:w="160"/>
+              <w:left w:type="dxa" w:w="200"/>
+              <w:bottom w:type="dxa" w:w="160"/>
+              <w:right w:type="dxa" w:w="200"/>
+            </w:tcMar>
+          </w:tcPr>
+          <w:p>
+            <w:pPr>
+              <w:spacing w:after="0" w:line="260"/>
+            </w:pPr>
+            <w:r>
+              <w:rPr>
+                <w:rFonts w:ascii="Consolas" w:cs="Consolas" w:eastAsia="Consolas" w:hAnsi="Consolas"/>
+                <w:color w:val="F5F5F5"/>
+                <w:sz w:val="20"/>
+                <w:szCs w:val="20"/>
+              </w:rPr>
+              <w:t xml:space="preserve">const DDT_ROWS: Record&lt;string, string&gt;[] = [ /* filas embebidas como JSON literal */ ];</w:t>
+            </w:r>
+          </w:p>
+          <w:p>
+            <w:pPr>
+              <w:spacing w:after="0" w:line="260"/>
+            </w:pPr>
+            <w:r>
+              <w:rPr>
+                <w:rFonts w:ascii="Consolas" w:cs="Consolas" w:eastAsia="Consolas" w:hAnsi="Consolas"/>
+                <w:color w:val="F5F5F5"/>
+                <w:sz w:val="20"/>
+                <w:szCs w:val="20"/>
+              </w:rPr>
+              <w:t xml:space="preserve"/>
+            </w:r>
+          </w:p>
+          <w:p>
+            <w:pPr>
+              <w:spacing w:after="0" w:line="260"/>
+            </w:pPr>
+            <w:r>
+              <w:rPr>
+                <w:rFonts w:ascii="Consolas" w:cs="Consolas" w:eastAsia="Consolas" w:hAnsi="Consolas"/>
+                <w:color w:val="F5F5F5"/>
+                <w:sz w:val="20"/>
+                <w:szCs w:val="20"/>
+              </w:rPr>
+              <w:t xml:space="preserve">for (let __ddtIdx = 0; __ddtIdx &lt; DDT_ROWS.length; __ddtIdx++) {</w:t>
+            </w:r>
+          </w:p>
+          <w:p>
+            <w:pPr>
+              <w:spacing w:after="0" w:line="260"/>
+            </w:pPr>
+            <w:r>
+              <w:rPr>
+                <w:rFonts w:ascii="Consolas" w:cs="Consolas" w:eastAsia="Consolas" w:hAnsi="Consolas"/>
+                <w:color w:val="F5F5F5"/>
+                <w:sz w:val="20"/>
+                <w:szCs w:val="20"/>
+              </w:rPr>
+              <w:t xml:space="preserve">  const __ddtRow = DDT_ROWS[__ddtIdx];</w:t>
+            </w:r>
+          </w:p>
+          <w:p>
+            <w:pPr>
+              <w:spacing w:after="0" w:line="260"/>
+            </w:pPr>
+            <w:r>
+              <w:rPr>
+                <w:rFonts w:ascii="Consolas" w:cs="Consolas" w:eastAsia="Consolas" w:hAnsi="Consolas"/>
+                <w:color w:val="F5F5F5"/>
+                <w:sz w:val="20"/>
+                <w:szCs w:val="20"/>
+              </w:rPr>
+              <w:t xml:space="preserve">  test(`${name} — Fila ${__ddtIdx + 1}/${DDT_ROWS.length}`, async ({ page }) =&gt; {</w:t>
+            </w:r>
+          </w:p>
+          <w:p>
+            <w:pPr>
+              <w:spacing w:after="0" w:line="260"/>
+            </w:pPr>
+            <w:r>
+              <w:rPr>
+                <w:rFonts w:ascii="Consolas" w:cs="Consolas" w:eastAsia="Consolas" w:hAnsi="Consolas"/>
+                <w:color w:val="F5F5F5"/>
+                <w:sz w:val="20"/>
+                <w:szCs w:val="20"/>
+              </w:rPr>
+              <w:t xml:space="preserve">    console.log(`@@DDT_ROW_START@@\n${JSON.stringify({row:__ddtIdx+1,total:DDT_ROWS.length,data:__ddtRow})}\n@@DDT_ROW_END@@`);</w:t>
+            </w:r>
+          </w:p>
+          <w:p>
+            <w:pPr>
+              <w:spacing w:after="0" w:line="260"/>
+            </w:pPr>
+            <w:r>
+              <w:rPr>
+                <w:rFonts w:ascii="Consolas" w:cs="Consolas" w:eastAsia="Consolas" w:hAnsi="Consolas"/>
+                <w:color w:val="F5F5F5"/>
+                <w:sz w:val="20"/>
+                <w:szCs w:val="20"/>
+              </w:rPr>
+              <w:t xml:space="preserve">    await smartGoto(page, '${name}');</w:t>
+            </w:r>
+          </w:p>
+          <w:p>
+            <w:pPr>
+              <w:spacing w:after="0" w:line="260"/>
+            </w:pPr>
+            <w:r>
+              <w:rPr>
+                <w:rFonts w:ascii="Consolas" w:cs="Consolas" w:eastAsia="Consolas" w:hAnsi="Consolas"/>
+                <w:color w:val="F5F5F5"/>
+                <w:sz w:val="20"/>
+                <w:szCs w:val="20"/>
+              </w:rPr>
+              <w:t xml:space="preserve">    await smartFill(page, `...`, (__ddtRow['Monto'] ?? '10000'));  // literal original como fallback</w:t>
+            </w:r>
+          </w:p>
+          <w:p>
+            <w:pPr>
+              <w:spacing w:after="0" w:line="260"/>
+            </w:pPr>
+            <w:r>
+              <w:rPr>
+                <w:rFonts w:ascii="Consolas" w:cs="Consolas" w:eastAsia="Consolas" w:hAnsi="Consolas"/>
+                <w:color w:val="F5F5F5"/>
+                <w:sz w:val="20"/>
+                <w:szCs w:val="20"/>
+              </w:rPr>
+              <w:t xml:space="preserve">    ...</w:t>
+            </w:r>
+          </w:p>
+          <w:p>
+            <w:pPr>
+              <w:spacing w:after="0" w:line="260"/>
+            </w:pPr>
+            <w:r>
+              <w:rPr>
+                <w:rFonts w:ascii="Consolas" w:cs="Consolas" w:eastAsia="Consolas" w:hAnsi="Consolas"/>
+                <w:color w:val="F5F5F5"/>
+                <w:sz w:val="20"/>
+                <w:szCs w:val="20"/>
+              </w:rPr>
+              <w:t xml:space="preserve">  });</w:t>
+            </w:r>
+          </w:p>
+          <w:p>
+            <w:pPr>
+              <w:spacing w:after="0" w:line="260"/>
+            </w:pPr>
+            <w:r>
+              <w:rPr>
+                <w:rFonts w:ascii="Consolas" w:cs="Consolas" w:eastAsia="Consolas" w:hAnsi="Consolas"/>
+                <w:color w:val="F5F5F5"/>
+                <w:sz w:val="20"/>
+                <w:szCs w:val="20"/>
+              </w:rPr>
+              <w:t xml:space="preserve">}</w:t>
+            </w:r>
+          </w:p>
+        </w:tc>
+      </w:tr>
+    </w:tbl>
+    <w:p>
+      <w:pPr>
+        <w:spacing w:after="180" w:line="300"/>
+        <w:jc w:val="both"/>
+      </w:pPr>
+      <w:r>
+        <w:rPr>
+          <w:rFonts w:ascii="Calibri" w:cs="Calibri" w:eastAsia="Calibri" w:hAnsi="Calibri"/>
+          <w:sz w:val="22"/>
+          <w:szCs w:val="22"/>
+        </w:rPr>
+        <w:t xml:space="preserve">Sin archivo de datos, ddtRows.length === 0 y se genera EXACTAMENTE el spec de antes (sin loop) — el helper valueExpr(stepIndex, literal) decide, por cada step, si emite el literal grabado o la expresión __ddtRow[...] ?? literal, según exista o no un binding para ese índice.</w:t>
+      </w:r>
+    </w:p>
+    <w:p>
+      <w:pPr>
+        <w:pStyle w:val="Heading2"/>
+        <w:spacing w:after="160" w:before="360"/>
+      </w:pPr>
+      <w:r>
+        <w:rPr>
+          <w:b/>
+          <w:bCs/>
+          <w:color w:val="2E5C8A"/>
+          <w:sz w:val="26"/>
+          <w:szCs w:val="26"/>
+        </w:rPr>
+        <w:t xml:space="preserve">6.4 Integración en box-api-executor.agent.ts</w:t>
+      </w:r>
+    </w:p>
+    <w:p>
+      <w:pPr>
+        <w:spacing w:after="180" w:line="300"/>
+        <w:jc w:val="both"/>
+      </w:pPr>
+      <w:r>
+        <w:rPr>
+          <w:rFonts w:ascii="Calibri" w:cs="Calibri" w:eastAsia="Calibri" w:hAnsi="Calibri"/>
+          <w:sz w:val="22"/>
+          <w:szCs w:val="22"/>
+        </w:rPr>
+        <w:t xml:space="preserve">A diferencia de UI, el body/XML de cada fila se PRECALCULA en tiempo de generación (no en runtime) — se embebe un array de bodies ya sustituidos, más simple y más seguro que reconstruir el objeto en el spec generado. El archivo de datos se resuelve pidiendo kind='rest' o kind='soap' según el servicio detectado del curl/SOAP pegado:</w:t>
+      </w:r>
+    </w:p>
+    <w:tbl>
+      <w:tblPr>
+        <w:tblW w:type="pct" w:w="100%"/>
+        <w:tblBorders>
+          <w:top w:val="single" w:color="auto" w:sz="4"/>
+          <w:left w:val="single" w:color="auto" w:sz="4"/>
+          <w:bottom w:val="single" w:color="auto" w:sz="4"/>
+          <w:right w:val="single" w:color="auto" w:sz="4"/>
+          <w:insideH w:val="single" w:color="auto" w:sz="4"/>
+          <w:insideV w:val="single" w:color="auto" w:sz="4"/>
+        </w:tblBorders>
+        <w:tblCellMar>
+          <w:top w:type="dxa" w:w="100"/>
+          <w:bottom w:type="dxa" w:w="200"/>
+        </w:tblCellMar>
+      </w:tblPr>
+      <w:tblGrid>
+        <w:gridCol w:w="9350"/>
+      </w:tblGrid>
+      <w:tr>
+        <w:tc>
+          <w:tcPr>
+            <w:tcW w:type="dxa" w:w="9350"/>
+            <w:shd w:fill="2B2B2B" w:val="clear"/>
+            <w:tcMar>
+              <w:top w:type="dxa" w:w="160"/>
+              <w:left w:type="dxa" w:w="200"/>
+              <w:bottom w:type="dxa" w:w="160"/>
+              <w:right w:type="dxa" w:w="200"/>
+            </w:tcMar>
+          </w:tcPr>
+          <w:p>
+            <w:pPr>
+              <w:spacing w:after="0" w:line="260"/>
+            </w:pPr>
+            <w:r>
+              <w:rPr>
+                <w:rFonts w:ascii="Consolas" w:cs="Consolas" w:eastAsia="Consolas" w:hAnsi="Consolas"/>
+                <w:color w:val="F5F5F5"/>
+                <w:sz w:val="20"/>
+                <w:szCs w:val="20"/>
+              </w:rPr>
+              <w:t xml:space="preserve">const ddtKind: DataKind = spec.serviceType === 'SOAP' ? 'soap' : 'rest';</w:t>
+            </w:r>
+          </w:p>
+          <w:p>
+            <w:pPr>
+              <w:spacing w:after="0" w:line="260"/>
+            </w:pPr>
+            <w:r>
+              <w:rPr>
+                <w:rFonts w:ascii="Consolas" w:cs="Consolas" w:eastAsia="Consolas" w:hAnsi="Consolas"/>
+                <w:color w:val="F5F5F5"/>
+                <w:sz w:val="20"/>
+                <w:szCs w:val="20"/>
+              </w:rPr>
+              <w:t xml:space="preserve">const ddtRows = loadSuiteTestData(targetSuite, undefined, ddtKind);</w:t>
+            </w:r>
+          </w:p>
+        </w:tc>
+      </w:tr>
+    </w:tbl>
     <w:tbl>
       <w:tblPr>
         <w:tblW w:type="pct" w:w="100%"/>
@@ -14598,6 +16184,1579 @@
     </w:tbl>
     <w:p>
       <w:pPr>
+        <w:pStyle w:val="Heading2"/>
+        <w:spacing w:after="160" w:before="360"/>
+      </w:pPr>
+      <w:r>
+        <w:rPr>
+          <w:b/>
+          <w:bCs/>
+          <w:color w:val="2E5C8A"/>
+          <w:sz w:val="26"/>
+          <w:szCs w:val="26"/>
+        </w:rPr>
+        <w:t xml:space="preserve">11.3 Rediseño visual — stack de librerías vía CDN</w:t>
+      </w:r>
+    </w:p>
+    <w:p>
+      <w:pPr>
+        <w:spacing w:after="180" w:line="300"/>
+        <w:jc w:val="both"/>
+      </w:pPr>
+      <w:r>
+        <w:rPr>
+          <w:rFonts w:ascii="Calibri" w:cs="Calibri" w:eastAsia="Calibri" w:hAnsi="Calibri"/>
+          <w:sz w:val="22"/>
+          <w:szCs w:val="22"/>
+        </w:rPr>
+        <w:t xml:space="preserve">Esta sesión se rediseñó el portal por completo (inspiración Stripe/Linear/Notion: jerarquía ejecutiva, paneles minimalistas, contenido organizado en bloques) sin adoptar ningún framework de UI pesado — todo vía CDN, con degradación tolerante: si el CDN no carga (sin internet), el texto plano ya escapado sigue siendo legible, nada se rompe.</w:t>
+      </w:r>
+    </w:p>
+    <w:tbl>
+      <w:tblPr>
+        <w:tblW w:type="dxa" w:w="9250"/>
+        <w:tblBorders>
+          <w:top w:val="single" w:color="auto" w:sz="4"/>
+          <w:left w:val="single" w:color="auto" w:sz="4"/>
+          <w:bottom w:val="single" w:color="auto" w:sz="4"/>
+          <w:right w:val="single" w:color="auto" w:sz="4"/>
+          <w:insideH w:val="single" w:color="auto" w:sz="4"/>
+          <w:insideV w:val="single" w:color="auto" w:sz="4"/>
+        </w:tblBorders>
+      </w:tblPr>
+      <w:tblGrid>
+        <w:gridCol w:w="2400"/>
+        <w:gridCol w:w="4700"/>
+        <w:gridCol w:w="2150"/>
+      </w:tblGrid>
+      <w:tr>
+        <w:trPr>
+          <w:tblHeader/>
+        </w:trPr>
+        <w:tc>
+          <w:tcPr>
+            <w:tcW w:type="dxa" w:w="2400"/>
+            <w:shd w:fill="1F3864" w:val="clear"/>
+            <w:tcMar>
+              <w:top w:type="dxa" w:w="100"/>
+              <w:left w:type="dxa" w:w="120"/>
+              <w:bottom w:type="dxa" w:w="100"/>
+              <w:right w:type="dxa" w:w="120"/>
+            </w:tcMar>
+            <w:vAlign w:val="center"/>
+          </w:tcPr>
+          <w:p>
+            <w:r>
+              <w:rPr>
+                <w:rFonts w:ascii="Calibri" w:cs="Calibri" w:eastAsia="Calibri" w:hAnsi="Calibri"/>
+                <w:b/>
+                <w:bCs/>
+                <w:color w:val="FFFFFF"/>
+                <w:sz w:val="20"/>
+                <w:szCs w:val="20"/>
+              </w:rPr>
+              <w:t xml:space="preserve">Librería</w:t>
+            </w:r>
+          </w:p>
+        </w:tc>
+        <w:tc>
+          <w:tcPr>
+            <w:tcW w:type="dxa" w:w="4700"/>
+            <w:shd w:fill="1F3864" w:val="clear"/>
+            <w:tcMar>
+              <w:top w:type="dxa" w:w="100"/>
+              <w:left w:type="dxa" w:w="120"/>
+              <w:bottom w:type="dxa" w:w="100"/>
+              <w:right w:type="dxa" w:w="120"/>
+            </w:tcMar>
+            <w:vAlign w:val="center"/>
+          </w:tcPr>
+          <w:p>
+            <w:r>
+              <w:rPr>
+                <w:rFonts w:ascii="Calibri" w:cs="Calibri" w:eastAsia="Calibri" w:hAnsi="Calibri"/>
+                <w:b/>
+                <w:bCs/>
+                <w:color w:val="FFFFFF"/>
+                <w:sz w:val="20"/>
+                <w:szCs w:val="20"/>
+              </w:rPr>
+              <w:t xml:space="preserve">Uso concreto</w:t>
+            </w:r>
+          </w:p>
+        </w:tc>
+        <w:tc>
+          <w:tcPr>
+            <w:tcW w:type="dxa" w:w="2150"/>
+            <w:shd w:fill="1F3864" w:val="clear"/>
+            <w:tcMar>
+              <w:top w:type="dxa" w:w="100"/>
+              <w:left w:type="dxa" w:w="120"/>
+              <w:bottom w:type="dxa" w:w="100"/>
+              <w:right w:type="dxa" w:w="120"/>
+            </w:tcMar>
+            <w:vAlign w:val="center"/>
+          </w:tcPr>
+          <w:p>
+            <w:r>
+              <w:rPr>
+                <w:rFonts w:ascii="Calibri" w:cs="Calibri" w:eastAsia="Calibri" w:hAnsi="Calibri"/>
+                <w:b/>
+                <w:bCs/>
+                <w:color w:val="FFFFFF"/>
+                <w:sz w:val="20"/>
+                <w:szCs w:val="20"/>
+              </w:rPr>
+              <w:t xml:space="preserve">Degradación sin internet</w:t>
+            </w:r>
+          </w:p>
+        </w:tc>
+      </w:tr>
+      <w:tr>
+        <w:tc>
+          <w:tcPr>
+            <w:tcW w:type="dxa" w:w="2400"/>
+            <w:shd w:fill="FFFFFF" w:val="clear"/>
+            <w:tcMar>
+              <w:top w:type="dxa" w:w="90"/>
+              <w:left w:type="dxa" w:w="120"/>
+              <w:bottom w:type="dxa" w:w="90"/>
+              <w:right w:type="dxa" w:w="120"/>
+            </w:tcMar>
+            <w:vAlign w:val="center"/>
+          </w:tcPr>
+          <w:p>
+            <w:pPr>
+              <w:spacing w:line="260"/>
+            </w:pPr>
+            <w:r>
+              <w:rPr>
+                <w:rFonts w:ascii="Calibri" w:cs="Calibri" w:eastAsia="Calibri" w:hAnsi="Calibri"/>
+                <w:sz w:val="22"/>
+                <w:szCs w:val="22"/>
+              </w:rPr>
+              <w:t xml:space="preserve">Google Fonts (Inter + JetBrains Mono)</w:t>
+            </w:r>
+          </w:p>
+        </w:tc>
+        <w:tc>
+          <w:tcPr>
+            <w:tcW w:type="dxa" w:w="4700"/>
+            <w:shd w:fill="FFFFFF" w:val="clear"/>
+            <w:tcMar>
+              <w:top w:type="dxa" w:w="90"/>
+              <w:left w:type="dxa" w:w="120"/>
+              <w:bottom w:type="dxa" w:w="90"/>
+              <w:right w:type="dxa" w:w="120"/>
+            </w:tcMar>
+            <w:vAlign w:val="center"/>
+          </w:tcPr>
+          <w:p>
+            <w:pPr>
+              <w:spacing w:line="260"/>
+            </w:pPr>
+            <w:r>
+              <w:rPr>
+                <w:rFonts w:ascii="Calibri" w:cs="Calibri" w:eastAsia="Calibri" w:hAnsi="Calibri"/>
+                <w:sz w:val="22"/>
+                <w:szCs w:val="22"/>
+              </w:rPr>
+              <w:t xml:space="preserve">Tipografía UI (Inter) y de código/logs (JetBrains Mono), vía &lt;link&gt; en &lt;head&gt;.</w:t>
+            </w:r>
+          </w:p>
+        </w:tc>
+        <w:tc>
+          <w:tcPr>
+            <w:tcW w:type="dxa" w:w="2150"/>
+            <w:shd w:fill="FFFFFF" w:val="clear"/>
+            <w:tcMar>
+              <w:top w:type="dxa" w:w="90"/>
+              <w:left w:type="dxa" w:w="120"/>
+              <w:bottom w:type="dxa" w:w="90"/>
+              <w:right w:type="dxa" w:w="120"/>
+            </w:tcMar>
+            <w:vAlign w:val="center"/>
+          </w:tcPr>
+          <w:p>
+            <w:pPr>
+              <w:spacing w:line="260"/>
+            </w:pPr>
+            <w:r>
+              <w:rPr>
+                <w:rFonts w:ascii="Calibri" w:cs="Calibri" w:eastAsia="Calibri" w:hAnsi="Calibri"/>
+                <w:sz w:val="22"/>
+                <w:szCs w:val="22"/>
+              </w:rPr>
+              <w:t xml:space="preserve">Cae a la pila de fuentes del sistema (font-family con fallback).</w:t>
+            </w:r>
+          </w:p>
+        </w:tc>
+      </w:tr>
+      <w:tr>
+        <w:tc>
+          <w:tcPr>
+            <w:tcW w:type="dxa" w:w="2400"/>
+            <w:shd w:fill="F4F6F7" w:val="clear"/>
+            <w:tcMar>
+              <w:top w:type="dxa" w:w="90"/>
+              <w:left w:type="dxa" w:w="120"/>
+              <w:bottom w:type="dxa" w:w="90"/>
+              <w:right w:type="dxa" w:w="120"/>
+            </w:tcMar>
+            <w:vAlign w:val="center"/>
+          </w:tcPr>
+          <w:p>
+            <w:pPr>
+              <w:spacing w:line="260"/>
+            </w:pPr>
+            <w:r>
+              <w:rPr>
+                <w:rFonts w:ascii="Calibri" w:cs="Calibri" w:eastAsia="Calibri" w:hAnsi="Calibri"/>
+                <w:sz w:val="22"/>
+                <w:szCs w:val="22"/>
+              </w:rPr>
+              <w:t xml:space="preserve">Lucide (unpkg)</w:t>
+            </w:r>
+          </w:p>
+        </w:tc>
+        <w:tc>
+          <w:tcPr>
+            <w:tcW w:type="dxa" w:w="4700"/>
+            <w:shd w:fill="F4F6F7" w:val="clear"/>
+            <w:tcMar>
+              <w:top w:type="dxa" w:w="90"/>
+              <w:left w:type="dxa" w:w="120"/>
+              <w:bottom w:type="dxa" w:w="90"/>
+              <w:right w:type="dxa" w:w="120"/>
+            </w:tcMar>
+            <w:vAlign w:val="center"/>
+          </w:tcPr>
+          <w:p>
+            <w:pPr>
+              <w:spacing w:line="260"/>
+            </w:pPr>
+            <w:r>
+              <w:rPr>
+                <w:rFonts w:ascii="Calibri" w:cs="Calibri" w:eastAsia="Calibri" w:hAnsi="Calibri"/>
+                <w:sz w:val="22"/>
+                <w:szCs w:val="22"/>
+              </w:rPr>
+              <w:t xml:space="preserve">Íconos SVG en header, nav, hero, tarjetas de módulo y badges PASS/FAIL — reemplazan el emoji en las superficies ejecutivas. helper icon(name, cls) server-side emite &lt;i data-lucide="..."&gt;; lucide.createIcons() los convierte a &lt;svg&gt; en el cliente.</w:t>
+            </w:r>
+          </w:p>
+        </w:tc>
+        <w:tc>
+          <w:tcPr>
+            <w:tcW w:type="dxa" w:w="2150"/>
+            <w:shd w:fill="F4F6F7" w:val="clear"/>
+            <w:tcMar>
+              <w:top w:type="dxa" w:w="90"/>
+              <w:left w:type="dxa" w:w="120"/>
+              <w:bottom w:type="dxa" w:w="90"/>
+              <w:right w:type="dxa" w:w="120"/>
+            </w:tcMar>
+            <w:vAlign w:val="center"/>
+          </w:tcPr>
+          <w:p>
+            <w:pPr>
+              <w:spacing w:line="260"/>
+            </w:pPr>
+            <w:r>
+              <w:rPr>
+                <w:rFonts w:ascii="Calibri" w:cs="Calibri" w:eastAsia="Calibri" w:hAnsi="Calibri"/>
+                <w:sz w:val="22"/>
+                <w:szCs w:val="22"/>
+              </w:rPr>
+              <w:t xml:space="preserve">El &lt;i&gt; queda vacío (sin ícono) pero el texto junto a él sigue legible.</w:t>
+            </w:r>
+          </w:p>
+        </w:tc>
+      </w:tr>
+      <w:tr>
+        <w:tc>
+          <w:tcPr>
+            <w:tcW w:type="dxa" w:w="2400"/>
+            <w:shd w:fill="FFFFFF" w:val="clear"/>
+            <w:tcMar>
+              <w:top w:type="dxa" w:w="90"/>
+              <w:left w:type="dxa" w:w="120"/>
+              <w:bottom w:type="dxa" w:w="90"/>
+              <w:right w:type="dxa" w:w="120"/>
+            </w:tcMar>
+            <w:vAlign w:val="center"/>
+          </w:tcPr>
+          <w:p>
+            <w:pPr>
+              <w:spacing w:line="260"/>
+            </w:pPr>
+            <w:r>
+              <w:rPr>
+                <w:rFonts w:ascii="Calibri" w:cs="Calibri" w:eastAsia="Calibri" w:hAnsi="Calibri"/>
+                <w:sz w:val="22"/>
+                <w:szCs w:val="22"/>
+              </w:rPr>
+              <w:t xml:space="preserve">Animate.css</w:t>
+            </w:r>
+          </w:p>
+        </w:tc>
+        <w:tc>
+          <w:tcPr>
+            <w:tcW w:type="dxa" w:w="4700"/>
+            <w:shd w:fill="FFFFFF" w:val="clear"/>
+            <w:tcMar>
+              <w:top w:type="dxa" w:w="90"/>
+              <w:left w:type="dxa" w:w="120"/>
+              <w:bottom w:type="dxa" w:w="90"/>
+              <w:right w:type="dxa" w:w="120"/>
+            </w:tcMar>
+            <w:vAlign w:val="center"/>
+          </w:tcPr>
+          <w:p>
+            <w:pPr>
+              <w:spacing w:line="260"/>
+            </w:pPr>
+            <w:r>
+              <w:rPr>
+                <w:rFonts w:ascii="Calibri" w:cs="Calibri" w:eastAsia="Calibri" w:hAnsi="Calibri"/>
+                <w:sz w:val="22"/>
+                <w:szCs w:val="22"/>
+              </w:rPr>
+              <w:t xml:space="preserve">Entradas ligeras (fadeInUp) del header/hero/trend-card, y fade al cambiar de pestaña en showSection().</w:t>
+            </w:r>
+          </w:p>
+        </w:tc>
+        <w:tc>
+          <w:tcPr>
+            <w:tcW w:type="dxa" w:w="2150"/>
+            <w:shd w:fill="FFFFFF" w:val="clear"/>
+            <w:tcMar>
+              <w:top w:type="dxa" w:w="90"/>
+              <w:left w:type="dxa" w:w="120"/>
+              <w:bottom w:type="dxa" w:w="90"/>
+              <w:right w:type="dxa" w:w="120"/>
+            </w:tcMar>
+            <w:vAlign w:val="center"/>
+          </w:tcPr>
+          <w:p>
+            <w:pPr>
+              <w:spacing w:line="260"/>
+            </w:pPr>
+            <w:r>
+              <w:rPr>
+                <w:rFonts w:ascii="Calibri" w:cs="Calibri" w:eastAsia="Calibri" w:hAnsi="Calibri"/>
+                <w:sz w:val="22"/>
+                <w:szCs w:val="22"/>
+              </w:rPr>
+              <w:t xml:space="preserve">Sin animación — el contenido igual aparece, solo sin transición.</w:t>
+            </w:r>
+          </w:p>
+        </w:tc>
+      </w:tr>
+      <w:tr>
+        <w:tc>
+          <w:tcPr>
+            <w:tcW w:type="dxa" w:w="2400"/>
+            <w:shd w:fill="F4F6F7" w:val="clear"/>
+            <w:tcMar>
+              <w:top w:type="dxa" w:w="90"/>
+              <w:left w:type="dxa" w:w="120"/>
+              <w:bottom w:type="dxa" w:w="90"/>
+              <w:right w:type="dxa" w:w="120"/>
+            </w:tcMar>
+            <w:vAlign w:val="center"/>
+          </w:tcPr>
+          <w:p>
+            <w:pPr>
+              <w:spacing w:line="260"/>
+            </w:pPr>
+            <w:r>
+              <w:rPr>
+                <w:rFonts w:ascii="Calibri" w:cs="Calibri" w:eastAsia="Calibri" w:hAnsi="Calibri"/>
+                <w:sz w:val="22"/>
+                <w:szCs w:val="22"/>
+              </w:rPr>
+              <w:t xml:space="preserve">Prism.js (+ autoloader)</w:t>
+            </w:r>
+          </w:p>
+        </w:tc>
+        <w:tc>
+          <w:tcPr>
+            <w:tcW w:type="dxa" w:w="4700"/>
+            <w:shd w:fill="F4F6F7" w:val="clear"/>
+            <w:tcMar>
+              <w:top w:type="dxa" w:w="90"/>
+              <w:left w:type="dxa" w:w="120"/>
+              <w:bottom w:type="dxa" w:w="90"/>
+              <w:right w:type="dxa" w:w="120"/>
+            </w:tcMar>
+            <w:vAlign w:val="center"/>
+          </w:tcPr>
+          <w:p>
+            <w:pPr>
+              <w:spacing w:line="260"/>
+            </w:pPr>
+            <w:r>
+              <w:rPr>
+                <w:rFonts w:ascii="Calibri" w:cs="Calibri" w:eastAsia="Calibri" w:hAnsi="Calibri"/>
+                <w:sz w:val="22"/>
+                <w:szCs w:val="22"/>
+              </w:rPr>
+              <w:t xml:space="preserve">Resalta sintaxis JSON/XML en los paneles de request/response de la pestaña API — formatBody() ahora envuelve en &lt;code class="language-json|markup"&gt;.</w:t>
+            </w:r>
+          </w:p>
+        </w:tc>
+        <w:tc>
+          <w:tcPr>
+            <w:tcW w:type="dxa" w:w="2150"/>
+            <w:shd w:fill="F4F6F7" w:val="clear"/>
+            <w:tcMar>
+              <w:top w:type="dxa" w:w="90"/>
+              <w:left w:type="dxa" w:w="120"/>
+              <w:bottom w:type="dxa" w:w="90"/>
+              <w:right w:type="dxa" w:w="120"/>
+            </w:tcMar>
+            <w:vAlign w:val="center"/>
+          </w:tcPr>
+          <w:p>
+            <w:pPr>
+              <w:spacing w:line="260"/>
+            </w:pPr>
+            <w:r>
+              <w:rPr>
+                <w:rFonts w:ascii="Calibri" w:cs="Calibri" w:eastAsia="Calibri" w:hAnsi="Calibri"/>
+                <w:sz w:val="22"/>
+                <w:szCs w:val="22"/>
+              </w:rPr>
+              <w:t xml:space="preserve">Texto plano sin colorear, ya legible vía color:var(--text) heredado.</w:t>
+            </w:r>
+          </w:p>
+        </w:tc>
+      </w:tr>
+      <w:tr>
+        <w:tc>
+          <w:tcPr>
+            <w:tcW w:type="dxa" w:w="2400"/>
+            <w:shd w:fill="FFFFFF" w:val="clear"/>
+            <w:tcMar>
+              <w:top w:type="dxa" w:w="90"/>
+              <w:left w:type="dxa" w:w="120"/>
+              <w:bottom w:type="dxa" w:w="90"/>
+              <w:right w:type="dxa" w:w="120"/>
+            </w:tcMar>
+            <w:vAlign w:val="center"/>
+          </w:tcPr>
+          <w:p>
+            <w:pPr>
+              <w:spacing w:line="260"/>
+            </w:pPr>
+            <w:r>
+              <w:rPr>
+                <w:rFonts w:ascii="Calibri" w:cs="Calibri" w:eastAsia="Calibri" w:hAnsi="Calibri"/>
+                <w:sz w:val="22"/>
+                <w:szCs w:val="22"/>
+              </w:rPr>
+              <w:t xml:space="preserve">Highlight.js</w:t>
+            </w:r>
+          </w:p>
+        </w:tc>
+        <w:tc>
+          <w:tcPr>
+            <w:tcW w:type="dxa" w:w="4700"/>
+            <w:shd w:fill="FFFFFF" w:val="clear"/>
+            <w:tcMar>
+              <w:top w:type="dxa" w:w="90"/>
+              <w:left w:type="dxa" w:w="120"/>
+              <w:bottom w:type="dxa" w:w="90"/>
+              <w:right w:type="dxa" w:w="120"/>
+            </w:tcMar>
+            <w:vAlign w:val="center"/>
+          </w:tcPr>
+          <w:p>
+            <w:pPr>
+              <w:spacing w:line="260"/>
+            </w:pPr>
+            <w:r>
+              <w:rPr>
+                <w:rFonts w:ascii="Calibri" w:cs="Calibri" w:eastAsia="Calibri" w:hAnsi="Calibri"/>
+                <w:sz w:val="22"/>
+                <w:szCs w:val="22"/>
+              </w:rPr>
+              <w:t xml:space="preserve">Resalta los mensajes de error/stack-trace — nuevo helper renderErrorMsg() centraliza los 7 sitios que antes emitían &lt;pre class="error-msg"&gt; directo.</w:t>
+            </w:r>
+          </w:p>
+        </w:tc>
+        <w:tc>
+          <w:tcPr>
+            <w:tcW w:type="dxa" w:w="2150"/>
+            <w:shd w:fill="FFFFFF" w:val="clear"/>
+            <w:tcMar>
+              <w:top w:type="dxa" w:w="90"/>
+              <w:left w:type="dxa" w:w="120"/>
+              <w:bottom w:type="dxa" w:w="90"/>
+              <w:right w:type="dxa" w:w="120"/>
+            </w:tcMar>
+            <w:vAlign w:val="center"/>
+          </w:tcPr>
+          <w:p>
+            <w:pPr>
+              <w:spacing w:line="260"/>
+            </w:pPr>
+            <w:r>
+              <w:rPr>
+                <w:rFonts w:ascii="Calibri" w:cs="Calibri" w:eastAsia="Calibri" w:hAnsi="Calibri"/>
+                <w:sz w:val="22"/>
+                <w:szCs w:val="22"/>
+              </w:rPr>
+              <w:t xml:space="preserve">Igual — texto plano legible.</w:t>
+            </w:r>
+          </w:p>
+        </w:tc>
+      </w:tr>
+      <w:tr>
+        <w:tc>
+          <w:tcPr>
+            <w:tcW w:type="dxa" w:w="2400"/>
+            <w:shd w:fill="F4F6F7" w:val="clear"/>
+            <w:tcMar>
+              <w:top w:type="dxa" w:w="90"/>
+              <w:left w:type="dxa" w:w="120"/>
+              <w:bottom w:type="dxa" w:w="90"/>
+              <w:right w:type="dxa" w:w="120"/>
+            </w:tcMar>
+            <w:vAlign w:val="center"/>
+          </w:tcPr>
+          <w:p>
+            <w:pPr>
+              <w:spacing w:line="260"/>
+            </w:pPr>
+            <w:r>
+              <w:rPr>
+                <w:rFonts w:ascii="Calibri" w:cs="Calibri" w:eastAsia="Calibri" w:hAnsi="Calibri"/>
+                <w:sz w:val="22"/>
+                <w:szCs w:val="22"/>
+              </w:rPr>
+              <w:t xml:space="preserve">lottie-web</w:t>
+            </w:r>
+          </w:p>
+        </w:tc>
+        <w:tc>
+          <w:tcPr>
+            <w:tcW w:type="dxa" w:w="4700"/>
+            <w:shd w:fill="F4F6F7" w:val="clear"/>
+            <w:tcMar>
+              <w:top w:type="dxa" w:w="90"/>
+              <w:left w:type="dxa" w:w="120"/>
+              <w:bottom w:type="dxa" w:w="90"/>
+              <w:right w:type="dxa" w:w="120"/>
+            </w:tcMar>
+            <w:vAlign w:val="center"/>
+          </w:tcPr>
+          <w:p>
+            <w:pPr>
+              <w:spacing w:line="260"/>
+            </w:pPr>
+            <w:r>
+              <w:rPr>
+                <w:rFonts w:ascii="Calibri" w:cs="Calibri" w:eastAsia="Calibri" w:hAnsi="Calibri"/>
+                <w:sz w:val="22"/>
+                <w:szCs w:val="22"/>
+              </w:rPr>
+              <w:t xml:space="preserve">Micro-animación de pulso verde junto al estado "Todo en orden" del hero, cuando globalOk es true. JSON de animación mínimo y propio (no un asset externo) — un círculo con keyframes de escala, verificado en un navegador real antes de integrarlo (SVG renderizado, sin errores de consola).</w:t>
+            </w:r>
+          </w:p>
+        </w:tc>
+        <w:tc>
+          <w:tcPr>
+            <w:tcW w:type="dxa" w:w="2150"/>
+            <w:shd w:fill="F4F6F7" w:val="clear"/>
+            <w:tcMar>
+              <w:top w:type="dxa" w:w="90"/>
+              <w:left w:type="dxa" w:w="120"/>
+              <w:bottom w:type="dxa" w:w="90"/>
+              <w:right w:type="dxa" w:w="120"/>
+            </w:tcMar>
+            <w:vAlign w:val="center"/>
+          </w:tcPr>
+          <w:p>
+            <w:pPr>
+              <w:spacing w:line="260"/>
+            </w:pPr>
+            <w:r>
+              <w:rPr>
+                <w:rFonts w:ascii="Calibri" w:cs="Calibri" w:eastAsia="Calibri" w:hAnsi="Calibri"/>
+                <w:sz w:val="22"/>
+                <w:szCs w:val="22"/>
+              </w:rPr>
+              <w:t xml:space="preserve">Sin animación — el texto "Todo en orden" se ve igual.</w:t>
+            </w:r>
+          </w:p>
+        </w:tc>
+      </w:tr>
+      <w:tr>
+        <w:tc>
+          <w:tcPr>
+            <w:tcW w:type="dxa" w:w="2400"/>
+            <w:shd w:fill="FFFFFF" w:val="clear"/>
+            <w:tcMar>
+              <w:top w:type="dxa" w:w="90"/>
+              <w:left w:type="dxa" w:w="120"/>
+              <w:bottom w:type="dxa" w:w="90"/>
+              <w:right w:type="dxa" w:w="120"/>
+            </w:tcMar>
+            <w:vAlign w:val="center"/>
+          </w:tcPr>
+          <w:p>
+            <w:pPr>
+              <w:spacing w:line="260"/>
+            </w:pPr>
+            <w:r>
+              <w:rPr>
+                <w:rFonts w:ascii="Calibri" w:cs="Calibri" w:eastAsia="Calibri" w:hAnsi="Calibri"/>
+                <w:sz w:val="22"/>
+                <w:szCs w:val="22"/>
+              </w:rPr>
+              <w:t xml:space="preserve">Chart.js</w:t>
+            </w:r>
+          </w:p>
+        </w:tc>
+        <w:tc>
+          <w:tcPr>
+            <w:tcW w:type="dxa" w:w="4700"/>
+            <w:shd w:fill="FFFFFF" w:val="clear"/>
+            <w:tcMar>
+              <w:top w:type="dxa" w:w="90"/>
+              <w:left w:type="dxa" w:w="120"/>
+              <w:bottom w:type="dxa" w:w="90"/>
+              <w:right w:type="dxa" w:w="120"/>
+            </w:tcMar>
+            <w:vAlign w:val="center"/>
+          </w:tcPr>
+          <w:p>
+            <w:pPr>
+              <w:spacing w:line="260"/>
+            </w:pPr>
+            <w:r>
+              <w:rPr>
+                <w:rFonts w:ascii="Calibri" w:cs="Calibri" w:eastAsia="Calibri" w:hAnsi="Calibri"/>
+                <w:sz w:val="22"/>
+                <w:szCs w:val="22"/>
+              </w:rPr>
+              <w:t xml:space="preserve">Ya existente — ahora reskin con tokens del nuevo sistema de diseño (Capítulo 11.4) y re-render en toggle de tema (chartTheme()).</w:t>
+            </w:r>
+          </w:p>
+        </w:tc>
+        <w:tc>
+          <w:tcPr>
+            <w:tcW w:type="dxa" w:w="2150"/>
+            <w:shd w:fill="FFFFFF" w:val="clear"/>
+            <w:tcMar>
+              <w:top w:type="dxa" w:w="90"/>
+              <w:left w:type="dxa" w:w="120"/>
+              <w:bottom w:type="dxa" w:w="90"/>
+              <w:right w:type="dxa" w:w="120"/>
+            </w:tcMar>
+            <w:vAlign w:val="center"/>
+          </w:tcPr>
+          <w:p>
+            <w:pPr>
+              <w:spacing w:line="260"/>
+            </w:pPr>
+            <w:r>
+              <w:rPr>
+                <w:rFonts w:ascii="Calibri" w:cs="Calibri" w:eastAsia="Calibri" w:hAnsi="Calibri"/>
+                <w:sz w:val="22"/>
+                <w:szCs w:val="22"/>
+              </w:rPr>
+              <w:t xml:space="preserve">N/A — ya documentado en versión previa del manual.</w:t>
+            </w:r>
+          </w:p>
+        </w:tc>
+      </w:tr>
+    </w:tbl>
+    <w:p>
+      <w:pPr>
+        <w:pStyle w:val="Heading2"/>
+        <w:spacing w:after="160" w:before="360"/>
+      </w:pPr>
+      <w:r>
+        <w:rPr>
+          <w:b/>
+          <w:bCs/>
+          <w:color w:val="2E5C8A"/>
+          <w:sz w:val="26"/>
+          <w:szCs w:val="26"/>
+        </w:rPr>
+        <w:t xml:space="preserve">11.4 Sistema de temas — claro por defecto, oscuro opcional</w:t>
+      </w:r>
+    </w:p>
+    <w:p>
+      <w:pPr>
+        <w:spacing w:after="180" w:line="300"/>
+        <w:jc w:val="both"/>
+      </w:pPr>
+      <w:r>
+        <w:rPr>
+          <w:rFonts w:ascii="Calibri" w:cs="Calibri" w:eastAsia="Calibri" w:hAnsi="Calibri"/>
+          <w:sz w:val="22"/>
+          <w:szCs w:val="22"/>
+        </w:rPr>
+        <w:t xml:space="preserve">Todo el CSS usa variables custom properties centralizadas en :root, con un override :root[data-theme="dark"] para el modo oscuro. A diferencia de la primera versión de esta funcionalidad (donde el oscuro era el default y el claro era el override), esta sesión INVIRTIÓ el default: el tema base (sin atributo) es ahora un claro profesional (#f7f8fb / superficie #ffffff / texto #161a2c), pensado para proyectarse o imprimirse ante gerencia. El oscuro queda como opción vía el botón 🌙/☀️ del header.</w:t>
+      </w:r>
+    </w:p>
+    <w:tbl>
+      <w:tblPr>
+        <w:tblW w:type="pct" w:w="100%"/>
+        <w:tblBorders>
+          <w:top w:val="single" w:color="auto" w:sz="4"/>
+          <w:left w:val="single" w:color="auto" w:sz="4"/>
+          <w:bottom w:val="single" w:color="auto" w:sz="4"/>
+          <w:right w:val="single" w:color="auto" w:sz="4"/>
+          <w:insideH w:val="single" w:color="auto" w:sz="4"/>
+          <w:insideV w:val="single" w:color="auto" w:sz="4"/>
+        </w:tblBorders>
+        <w:tblCellMar>
+          <w:top w:type="dxa" w:w="100"/>
+          <w:bottom w:type="dxa" w:w="200"/>
+        </w:tblCellMar>
+      </w:tblPr>
+      <w:tblGrid>
+        <w:gridCol w:w="9350"/>
+      </w:tblGrid>
+      <w:tr>
+        <w:tc>
+          <w:tcPr>
+            <w:tcW w:type="dxa" w:w="9350"/>
+            <w:shd w:fill="2B2B2B" w:val="clear"/>
+            <w:tcMar>
+              <w:top w:type="dxa" w:w="160"/>
+              <w:left w:type="dxa" w:w="200"/>
+              <w:bottom w:type="dxa" w:w="160"/>
+              <w:right w:type="dxa" w:w="200"/>
+            </w:tcMar>
+          </w:tcPr>
+          <w:p>
+            <w:pPr>
+              <w:spacing w:after="0" w:line="260"/>
+            </w:pPr>
+            <w:r>
+              <w:rPr>
+                <w:rFonts w:ascii="Consolas" w:cs="Consolas" w:eastAsia="Consolas" w:hAnsi="Consolas"/>
+                <w:color w:val="F5F5F5"/>
+                <w:sz w:val="20"/>
+                <w:szCs w:val="20"/>
+              </w:rPr>
+              <w:t xml:space="preserve">:root {</w:t>
+            </w:r>
+          </w:p>
+          <w:p>
+            <w:pPr>
+              <w:spacing w:after="0" w:line="260"/>
+            </w:pPr>
+            <w:r>
+              <w:rPr>
+                <w:rFonts w:ascii="Consolas" w:cs="Consolas" w:eastAsia="Consolas" w:hAnsi="Consolas"/>
+                <w:color w:val="F5F5F5"/>
+                <w:sz w:val="20"/>
+                <w:szCs w:val="20"/>
+              </w:rPr>
+              <w:t xml:space="preserve">  --bg:#f7f8fb; --surface:#ffffff; --text:#161a2c; --muted:#5c6478;</w:t>
+            </w:r>
+          </w:p>
+          <w:p>
+            <w:pPr>
+              <w:spacing w:after="0" w:line="260"/>
+            </w:pPr>
+            <w:r>
+              <w:rPr>
+                <w:rFonts w:ascii="Consolas" w:cs="Consolas" w:eastAsia="Consolas" w:hAnsi="Consolas"/>
+                <w:color w:val="F5F5F5"/>
+                <w:sz w:val="20"/>
+                <w:szCs w:val="20"/>
+              </w:rPr>
+              <w:t xml:space="preserve">  --accent:#6366f1; --accent-2:#8b5cf6; --accent-3:#06b6d4;</w:t>
+            </w:r>
+          </w:p>
+          <w:p>
+            <w:pPr>
+              <w:spacing w:after="0" w:line="260"/>
+            </w:pPr>
+            <w:r>
+              <w:rPr>
+                <w:rFonts w:ascii="Consolas" w:cs="Consolas" w:eastAsia="Consolas" w:hAnsi="Consolas"/>
+                <w:color w:val="F5F5F5"/>
+                <w:sz w:val="20"/>
+                <w:szCs w:val="20"/>
+              </w:rPr>
+              <w:t xml:space="preserve">  --gradient-brand: linear-gradient(135deg,var(--accent) 0%,var(--accent-2) 55%,var(--accent-3) 100%);</w:t>
+            </w:r>
+          </w:p>
+          <w:p>
+            <w:pPr>
+              <w:spacing w:after="0" w:line="260"/>
+            </w:pPr>
+            <w:r>
+              <w:rPr>
+                <w:rFonts w:ascii="Consolas" w:cs="Consolas" w:eastAsia="Consolas" w:hAnsi="Consolas"/>
+                <w:color w:val="F5F5F5"/>
+                <w:sz w:val="20"/>
+                <w:szCs w:val="20"/>
+              </w:rPr>
+              <w:t xml:space="preserve">  --glass-bg: rgba(255,255,255,.78); --glass-blur: 16px;</w:t>
+            </w:r>
+          </w:p>
+          <w:p>
+            <w:pPr>
+              <w:spacing w:after="0" w:line="260"/>
+            </w:pPr>
+            <w:r>
+              <w:rPr>
+                <w:rFonts w:ascii="Consolas" w:cs="Consolas" w:eastAsia="Consolas" w:hAnsi="Consolas"/>
+                <w:color w:val="F5F5F5"/>
+                <w:sz w:val="20"/>
+                <w:szCs w:val="20"/>
+              </w:rPr>
+              <w:t xml:space="preserve">  --tint: rgba(16,24,64,.045);   // overlay sutil para hover/código — adaptado por tema</w:t>
+            </w:r>
+          </w:p>
+          <w:p>
+            <w:pPr>
+              <w:spacing w:after="0" w:line="260"/>
+            </w:pPr>
+            <w:r>
+              <w:rPr>
+                <w:rFonts w:ascii="Consolas" w:cs="Consolas" w:eastAsia="Consolas" w:hAnsi="Consolas"/>
+                <w:color w:val="F5F5F5"/>
+                <w:sz w:val="20"/>
+                <w:szCs w:val="20"/>
+              </w:rPr>
+              <w:t xml:space="preserve">}</w:t>
+            </w:r>
+          </w:p>
+          <w:p>
+            <w:pPr>
+              <w:spacing w:after="0" w:line="260"/>
+            </w:pPr>
+            <w:r>
+              <w:rPr>
+                <w:rFonts w:ascii="Consolas" w:cs="Consolas" w:eastAsia="Consolas" w:hAnsi="Consolas"/>
+                <w:color w:val="F5F5F5"/>
+                <w:sz w:val="20"/>
+                <w:szCs w:val="20"/>
+              </w:rPr>
+              <w:t xml:space="preserve">:root[data-theme="dark"] {</w:t>
+            </w:r>
+          </w:p>
+          <w:p>
+            <w:pPr>
+              <w:spacing w:after="0" w:line="260"/>
+            </w:pPr>
+            <w:r>
+              <w:rPr>
+                <w:rFonts w:ascii="Consolas" w:cs="Consolas" w:eastAsia="Consolas" w:hAnsi="Consolas"/>
+                <w:color w:val="F5F5F5"/>
+                <w:sz w:val="20"/>
+                <w:szCs w:val="20"/>
+              </w:rPr>
+              <w:t xml:space="preserve">  --bg:#0b0d16; --surface:#12141f; --text:#eef1fb; --muted:#8891a8;</w:t>
+            </w:r>
+          </w:p>
+          <w:p>
+            <w:pPr>
+              <w:spacing w:after="0" w:line="260"/>
+            </w:pPr>
+            <w:r>
+              <w:rPr>
+                <w:rFonts w:ascii="Consolas" w:cs="Consolas" w:eastAsia="Consolas" w:hAnsi="Consolas"/>
+                <w:color w:val="F5F5F5"/>
+                <w:sz w:val="20"/>
+                <w:szCs w:val="20"/>
+              </w:rPr>
+              <w:t xml:space="preserve">  --glass-bg: rgba(18,20,31,.72); --tint: rgba(255,255,255,.05);</w:t>
+            </w:r>
+          </w:p>
+          <w:p>
+            <w:pPr>
+              <w:spacing w:after="0" w:line="260"/>
+            </w:pPr>
+            <w:r>
+              <w:rPr>
+                <w:rFonts w:ascii="Consolas" w:cs="Consolas" w:eastAsia="Consolas" w:hAnsi="Consolas"/>
+                <w:color w:val="F5F5F5"/>
+                <w:sz w:val="20"/>
+                <w:szCs w:val="20"/>
+              </w:rPr>
+              <w:t xml:space="preserve">}</w:t>
+            </w:r>
+          </w:p>
+        </w:tc>
+      </w:tr>
+    </w:tbl>
+    <w:p>
+      <w:pPr>
+        <w:spacing w:after="180" w:line="300"/>
+        <w:jc w:val="both"/>
+      </w:pPr>
+      <w:r>
+        <w:rPr>
+          <w:rFonts w:ascii="Calibri" w:cs="Calibri" w:eastAsia="Calibri" w:hAnsi="Calibri"/>
+          <w:sz w:val="22"/>
+          <w:szCs w:val="22"/>
+        </w:rPr>
+        <w:t xml:space="preserve">Anti-flash: un &lt;script&gt; síncrono en &lt;head&gt; (antes del &lt;style&gt;) lee localStorage.getItem('qaPortalTheme') y, si es 'dark', aplica document.documentElement.setAttribute('data-theme','dark') ANTES del primer paint — evita el parpadeo claro→oscuro que ocurriría si el tema se aplicara después de renderizar. toggleTheme() (al final del &lt;script&gt; principal) invierte el atributo, persiste la preferencia, y llama reThemeCharts() para re-dibujar cualquier gráfico Chart.js activo con los colores del nuevo tema.</w:t>
+      </w:r>
+    </w:p>
+    <w:tbl>
+      <w:tblPr>
+        <w:tblW w:type="pct" w:w="100%"/>
+        <w:tblBorders>
+          <w:top w:val="single" w:color="auto" w:sz="4"/>
+          <w:left w:val="single" w:color="auto" w:sz="4"/>
+          <w:bottom w:val="single" w:color="auto" w:sz="4"/>
+          <w:right w:val="single" w:color="auto" w:sz="4"/>
+          <w:insideH w:val="single" w:color="auto" w:sz="4"/>
+          <w:insideV w:val="single" w:color="auto" w:sz="4"/>
+        </w:tblBorders>
+        <w:tblCellMar>
+          <w:top w:type="dxa" w:w="160"/>
+          <w:bottom w:type="dxa" w:w="220"/>
+        </w:tblCellMar>
+      </w:tblPr>
+      <w:tblGrid>
+        <w:gridCol w:w="140"/>
+        <w:gridCol w:w="9210"/>
+      </w:tblGrid>
+      <w:tr>
+        <w:tc>
+          <w:tcPr>
+            <w:tcW w:type="dxa" w:w="140"/>
+            <w:shd w:fill="B03A2E" w:val="clear"/>
+          </w:tcPr>
+          <w:p/>
+        </w:tc>
+        <w:tc>
+          <w:tcPr>
+            <w:tcW w:type="dxa" w:w="9210"/>
+            <w:shd w:fill="FDEDEC" w:val="clear"/>
+            <w:tcMar>
+              <w:top w:type="dxa" w:w="160"/>
+              <w:left w:type="dxa" w:w="220"/>
+              <w:bottom w:type="dxa" w:w="160"/>
+              <w:right w:type="dxa" w:w="220"/>
+            </w:tcMar>
+          </w:tcPr>
+          <w:p>
+            <w:pPr>
+              <w:spacing w:after="80"/>
+            </w:pPr>
+            <w:r>
+              <w:rPr>
+                <w:rFonts w:ascii="Calibri" w:cs="Calibri" w:eastAsia="Calibri" w:hAnsi="Calibri"/>
+                <w:b/>
+                <w:bCs/>
+                <w:color w:val="222222"/>
+                <w:sz w:val="22"/>
+                <w:szCs w:val="22"/>
+              </w:rPr>
+              <w:t xml:space="preserve">⚠ Bug real encontrado y corregido durante el rediseño</w:t>
+            </w:r>
+          </w:p>
+          <w:p>
+            <w:pPr>
+              <w:spacing w:after="0" w:line="280"/>
+            </w:pPr>
+            <w:r>
+              <w:rPr>
+                <w:rFonts w:ascii="Calibri" w:cs="Calibri" w:eastAsia="Calibri" w:hAnsi="Calibri"/>
+                <w:sz w:val="22"/>
+                <w:szCs w:val="22"/>
+              </w:rPr>
+              <w:t xml:space="preserve">.header tenía un fondo oscuro fijo (rgba(17,24,39,.85)) que no respondía al cambio de tema — quedó así desde la primera versión del tema claro. Se corrigió a background:var(--glass-bg). También el círculo de fondo del donut SVG (usado en las tarjetas de módulo) tenía un azul marino fijo (#1e2538) — se corrigió a stroke="var(--border)" (los atributos de presentación SVG SÍ resuelven custom properties CSS cuando el SVG es inline). Y ~15 clases de texto (.card-label, .mod-title, .suite-name, etc.) tenían color:#fff fijo — invisibles sobre fondo claro — se corrigieron a var(--text), dejando intactos los casos donde blanco fijo es correcto (texto sobre botones/badges de color, el lightbox de capturas que siempre es oscuro).</w:t>
+            </w:r>
+          </w:p>
+        </w:tc>
+      </w:tr>
+    </w:tbl>
+    <w:p>
+      <w:pPr>
+        <w:pStyle w:val="Heading2"/>
+        <w:spacing w:after="160" w:before="360"/>
+      </w:pPr>
+      <w:r>
+        <w:rPr>
+          <w:b/>
+          <w:bCs/>
+          <w:color w:val="2E5C8A"/>
+          <w:sz w:val="26"/>
+          <w:szCs w:val="26"/>
+        </w:rPr>
+        <w:t xml:space="preserve">11.5 Hero ejecutivo, tendencia histórica y exportación PDF</w:t>
+      </w:r>
+    </w:p>
+    <w:p>
+      <w:pPr>
+        <w:spacing w:after="180" w:line="300"/>
+        <w:jc w:val="both"/>
+      </w:pPr>
+      <w:r>
+        <w:rPr>
+          <w:rFonts w:ascii="Calibri" w:cs="Calibri" w:eastAsia="Calibri" w:hAnsi="Calibri"/>
+          <w:sz w:val="22"/>
+          <w:szCs w:val="22"/>
+        </w:rPr>
+        <w:t xml:space="preserve">Nuevas piezas agregadas en el rediseño, todas en la pestaña "📊 Resumen":</w:t>
+      </w:r>
+    </w:p>
+    <w:tbl>
+      <w:tblPr>
+        <w:tblW w:type="dxa" w:w="9250"/>
+        <w:tblBorders>
+          <w:top w:val="single" w:color="auto" w:sz="4"/>
+          <w:left w:val="single" w:color="auto" w:sz="4"/>
+          <w:bottom w:val="single" w:color="auto" w:sz="4"/>
+          <w:right w:val="single" w:color="auto" w:sz="4"/>
+          <w:insideH w:val="single" w:color="auto" w:sz="4"/>
+          <w:insideV w:val="single" w:color="auto" w:sz="4"/>
+        </w:tblBorders>
+      </w:tblPr>
+      <w:tblGrid>
+        <w:gridCol w:w="1800"/>
+        <w:gridCol w:w="2600"/>
+        <w:gridCol w:w="4850"/>
+      </w:tblGrid>
+      <w:tr>
+        <w:trPr>
+          <w:tblHeader/>
+        </w:trPr>
+        <w:tc>
+          <w:tcPr>
+            <w:tcW w:type="dxa" w:w="1800"/>
+            <w:shd w:fill="1F3864" w:val="clear"/>
+            <w:tcMar>
+              <w:top w:type="dxa" w:w="100"/>
+              <w:left w:type="dxa" w:w="120"/>
+              <w:bottom w:type="dxa" w:w="100"/>
+              <w:right w:type="dxa" w:w="120"/>
+            </w:tcMar>
+            <w:vAlign w:val="center"/>
+          </w:tcPr>
+          <w:p>
+            <w:r>
+              <w:rPr>
+                <w:rFonts w:ascii="Calibri" w:cs="Calibri" w:eastAsia="Calibri" w:hAnsi="Calibri"/>
+                <w:b/>
+                <w:bCs/>
+                <w:color w:val="FFFFFF"/>
+                <w:sz w:val="20"/>
+                <w:szCs w:val="20"/>
+              </w:rPr>
+              <w:t xml:space="preserve">Pieza</w:t>
+            </w:r>
+          </w:p>
+        </w:tc>
+        <w:tc>
+          <w:tcPr>
+            <w:tcW w:type="dxa" w:w="2600"/>
+            <w:shd w:fill="1F3864" w:val="clear"/>
+            <w:tcMar>
+              <w:top w:type="dxa" w:w="100"/>
+              <w:left w:type="dxa" w:w="120"/>
+              <w:bottom w:type="dxa" w:w="100"/>
+              <w:right w:type="dxa" w:w="120"/>
+            </w:tcMar>
+            <w:vAlign w:val="center"/>
+          </w:tcPr>
+          <w:p>
+            <w:r>
+              <w:rPr>
+                <w:rFonts w:ascii="Calibri" w:cs="Calibri" w:eastAsia="Calibri" w:hAnsi="Calibri"/>
+                <w:b/>
+                <w:bCs/>
+                <w:color w:val="FFFFFF"/>
+                <w:sz w:val="20"/>
+                <w:szCs w:val="20"/>
+              </w:rPr>
+              <w:t xml:space="preserve">Función</w:t>
+            </w:r>
+          </w:p>
+        </w:tc>
+        <w:tc>
+          <w:tcPr>
+            <w:tcW w:type="dxa" w:w="4850"/>
+            <w:shd w:fill="1F3864" w:val="clear"/>
+            <w:tcMar>
+              <w:top w:type="dxa" w:w="100"/>
+              <w:left w:type="dxa" w:w="120"/>
+              <w:bottom w:type="dxa" w:w="100"/>
+              <w:right w:type="dxa" w:w="120"/>
+            </w:tcMar>
+            <w:vAlign w:val="center"/>
+          </w:tcPr>
+          <w:p>
+            <w:r>
+              <w:rPr>
+                <w:rFonts w:ascii="Calibri" w:cs="Calibri" w:eastAsia="Calibri" w:hAnsi="Calibri"/>
+                <w:b/>
+                <w:bCs/>
+                <w:color w:val="FFFFFF"/>
+                <w:sz w:val="20"/>
+                <w:szCs w:val="20"/>
+              </w:rPr>
+              <w:t xml:space="preserve">Detalle</w:t>
+            </w:r>
+          </w:p>
+        </w:tc>
+      </w:tr>
+      <w:tr>
+        <w:tc>
+          <w:tcPr>
+            <w:tcW w:type="dxa" w:w="1800"/>
+            <w:shd w:fill="FFFFFF" w:val="clear"/>
+            <w:tcMar>
+              <w:top w:type="dxa" w:w="90"/>
+              <w:left w:type="dxa" w:w="120"/>
+              <w:bottom w:type="dxa" w:w="90"/>
+              <w:right w:type="dxa" w:w="120"/>
+            </w:tcMar>
+            <w:vAlign w:val="center"/>
+          </w:tcPr>
+          <w:p>
+            <w:pPr>
+              <w:spacing w:line="260"/>
+            </w:pPr>
+            <w:r>
+              <w:rPr>
+                <w:rFonts w:ascii="Calibri" w:cs="Calibri" w:eastAsia="Calibri" w:hAnsi="Calibri"/>
+                <w:sz w:val="22"/>
+                <w:szCs w:val="22"/>
+              </w:rPr>
+              <w:t xml:space="preserve">Hero KPI</w:t>
+            </w:r>
+          </w:p>
+        </w:tc>
+        <w:tc>
+          <w:tcPr>
+            <w:tcW w:type="dxa" w:w="2600"/>
+            <w:shd w:fill="FFFFFF" w:val="clear"/>
+            <w:tcMar>
+              <w:top w:type="dxa" w:w="90"/>
+              <w:left w:type="dxa" w:w="120"/>
+              <w:bottom w:type="dxa" w:w="90"/>
+              <w:right w:type="dxa" w:w="120"/>
+            </w:tcMar>
+            <w:vAlign w:val="center"/>
+          </w:tcPr>
+          <w:p>
+            <w:pPr>
+              <w:spacing w:line="260"/>
+            </w:pPr>
+            <w:r>
+              <w:rPr>
+                <w:rFonts w:ascii="Consolas" w:cs="Consolas" w:eastAsia="Consolas" w:hAnsi="Consolas"/>
+                <w:color w:val="C0392B"/>
+                <w:sz w:val="20"/>
+                <w:szCs w:val="20"/>
+              </w:rPr>
+              <w:t xml:space="preserve">computeGlobalDiagnosis(groups, totals)</w:t>
+            </w:r>
+          </w:p>
+        </w:tc>
+        <w:tc>
+          <w:tcPr>
+            <w:tcW w:type="dxa" w:w="4850"/>
+            <w:shd w:fill="FFFFFF" w:val="clear"/>
+            <w:tcMar>
+              <w:top w:type="dxa" w:w="90"/>
+              <w:left w:type="dxa" w:w="120"/>
+              <w:bottom w:type="dxa" w:w="90"/>
+              <w:right w:type="dxa" w:w="120"/>
+            </w:tcMar>
+            <w:vAlign w:val="center"/>
+          </w:tcPr>
+          <w:p>
+            <w:pPr>
+              <w:spacing w:line="260"/>
+            </w:pPr>
+            <w:r>
+              <w:rPr>
+                <w:rFonts w:ascii="Calibri" w:cs="Calibri" w:eastAsia="Calibri" w:hAnsi="Calibri"/>
+                <w:sz w:val="22"/>
+                <w:szCs w:val="22"/>
+              </w:rPr>
+              <w:t xml:space="preserve">Mismo patrón que computeOverallDiagnosis() del PNF (11.2), aplicado a TODO el reporte: genera una narrativa tipo "3 módulos con fallas, ordenados por severidad: ..." listando los módulos con más fallos, en vez de solo números sueltos.</w:t>
+            </w:r>
+          </w:p>
+        </w:tc>
+      </w:tr>
+      <w:tr>
+        <w:tc>
+          <w:tcPr>
+            <w:tcW w:type="dxa" w:w="1800"/>
+            <w:shd w:fill="F4F6F7" w:val="clear"/>
+            <w:tcMar>
+              <w:top w:type="dxa" w:w="90"/>
+              <w:left w:type="dxa" w:w="120"/>
+              <w:bottom w:type="dxa" w:w="90"/>
+              <w:right w:type="dxa" w:w="120"/>
+            </w:tcMar>
+            <w:vAlign w:val="center"/>
+          </w:tcPr>
+          <w:p>
+            <w:pPr>
+              <w:spacing w:line="260"/>
+            </w:pPr>
+            <w:r>
+              <w:rPr>
+                <w:rFonts w:ascii="Calibri" w:cs="Calibri" w:eastAsia="Calibri" w:hAnsi="Calibri"/>
+                <w:sz w:val="22"/>
+                <w:szCs w:val="22"/>
+              </w:rPr>
+              <w:t xml:space="preserve">Tendencia histórica</w:t>
+            </w:r>
+          </w:p>
+        </w:tc>
+        <w:tc>
+          <w:tcPr>
+            <w:tcW w:type="dxa" w:w="2600"/>
+            <w:shd w:fill="F4F6F7" w:val="clear"/>
+            <w:tcMar>
+              <w:top w:type="dxa" w:w="90"/>
+              <w:left w:type="dxa" w:w="120"/>
+              <w:bottom w:type="dxa" w:w="90"/>
+              <w:right w:type="dxa" w:w="120"/>
+            </w:tcMar>
+            <w:vAlign w:val="center"/>
+          </w:tcPr>
+          <w:p>
+            <w:pPr>
+              <w:spacing w:line="260"/>
+            </w:pPr>
+            <w:r>
+              <w:rPr>
+                <w:rFonts w:ascii="Consolas" w:cs="Consolas" w:eastAsia="Consolas" w:hAnsi="Consolas"/>
+                <w:color w:val="C0392B"/>
+                <w:sz w:val="20"/>
+                <w:szCs w:val="20"/>
+              </w:rPr>
+              <w:t xml:space="preserve">.report-history.json</w:t>
+            </w:r>
+            <w:r>
+              <w:rPr>
+                <w:rFonts w:ascii="Calibri" w:cs="Calibri" w:eastAsia="Calibri" w:hAnsi="Calibri"/>
+                <w:sz w:val="22"/>
+                <w:szCs w:val="22"/>
+              </w:rPr>
+              <w:t xml:space="preserve"> (raíz del proyecto, gitignorado)</w:t>
+            </w:r>
+          </w:p>
+        </w:tc>
+        <w:tc>
+          <w:tcPr>
+            <w:tcW w:type="dxa" w:w="4850"/>
+            <w:shd w:fill="F4F6F7" w:val="clear"/>
+            <w:tcMar>
+              <w:top w:type="dxa" w:w="90"/>
+              <w:left w:type="dxa" w:w="120"/>
+              <w:bottom w:type="dxa" w:w="90"/>
+              <w:right w:type="dxa" w:w="120"/>
+            </w:tcMar>
+            <w:vAlign w:val="center"/>
+          </w:tcPr>
+          <w:p>
+            <w:pPr>
+              <w:spacing w:line="260"/>
+            </w:pPr>
+            <w:r>
+              <w:rPr>
+                <w:rFonts w:ascii="Calibri" w:cs="Calibri" w:eastAsia="Calibri" w:hAnsi="Calibri"/>
+                <w:sz w:val="22"/>
+                <w:szCs w:val="22"/>
+              </w:rPr>
+              <w:t xml:space="preserve">Cada corrida de generate-portal.js hace append de { date, rate, tests, failures, branch, commit } (máx. 20 entradas) si totals.tests &gt; 0. renderTrendCard() solo aparece desde la 2ª ejecución — un gráfico Chart.js de línea con el % de éxito de las últimas N corridas locales.</w:t>
+            </w:r>
+          </w:p>
+        </w:tc>
+      </w:tr>
+      <w:tr>
+        <w:tc>
+          <w:tcPr>
+            <w:tcW w:type="dxa" w:w="1800"/>
+            <w:shd w:fill="FFFFFF" w:val="clear"/>
+            <w:tcMar>
+              <w:top w:type="dxa" w:w="90"/>
+              <w:left w:type="dxa" w:w="120"/>
+              <w:bottom w:type="dxa" w:w="90"/>
+              <w:right w:type="dxa" w:w="120"/>
+            </w:tcMar>
+            <w:vAlign w:val="center"/>
+          </w:tcPr>
+          <w:p>
+            <w:pPr>
+              <w:spacing w:line="260"/>
+            </w:pPr>
+            <w:r>
+              <w:rPr>
+                <w:rFonts w:ascii="Calibri" w:cs="Calibri" w:eastAsia="Calibri" w:hAnsi="Calibri"/>
+                <w:sz w:val="22"/>
+                <w:szCs w:val="22"/>
+              </w:rPr>
+              <w:t xml:space="preserve">Contexto de la corrida</w:t>
+            </w:r>
+          </w:p>
+        </w:tc>
+        <w:tc>
+          <w:tcPr>
+            <w:tcW w:type="dxa" w:w="2600"/>
+            <w:shd w:fill="FFFFFF" w:val="clear"/>
+            <w:tcMar>
+              <w:top w:type="dxa" w:w="90"/>
+              <w:left w:type="dxa" w:w="120"/>
+              <w:bottom w:type="dxa" w:w="90"/>
+              <w:right w:type="dxa" w:w="120"/>
+            </w:tcMar>
+            <w:vAlign w:val="center"/>
+          </w:tcPr>
+          <w:p>
+            <w:pPr>
+              <w:spacing w:line="260"/>
+            </w:pPr>
+            <w:r>
+              <w:rPr>
+                <w:rFonts w:ascii="Consolas" w:cs="Consolas" w:eastAsia="Consolas" w:hAnsi="Consolas"/>
+                <w:color w:val="C0392B"/>
+                <w:sz w:val="20"/>
+                <w:szCs w:val="20"/>
+              </w:rPr>
+              <w:t xml:space="preserve">getGitInfo()</w:t>
+            </w:r>
+            <w:r>
+              <w:rPr>
+                <w:rFonts w:ascii="Calibri" w:cs="Calibri" w:eastAsia="Calibri" w:hAnsi="Calibri"/>
+                <w:sz w:val="22"/>
+                <w:szCs w:val="22"/>
+              </w:rPr>
+              <w:t xml:space="preserve"> / </w:t>
+            </w:r>
+            <w:r>
+              <w:rPr>
+                <w:rFonts w:ascii="Consolas" w:cs="Consolas" w:eastAsia="Consolas" w:hAnsi="Consolas"/>
+                <w:color w:val="C0392B"/>
+                <w:sz w:val="20"/>
+                <w:szCs w:val="20"/>
+              </w:rPr>
+              <w:t xml:space="preserve">getEnvironmentLabel()</w:t>
+            </w:r>
+          </w:p>
+        </w:tc>
+        <w:tc>
+          <w:tcPr>
+            <w:tcW w:type="dxa" w:w="4850"/>
+            <w:shd w:fill="FFFFFF" w:val="clear"/>
+            <w:tcMar>
+              <w:top w:type="dxa" w:w="90"/>
+              <w:left w:type="dxa" w:w="120"/>
+              <w:bottom w:type="dxa" w:w="90"/>
+              <w:right w:type="dxa" w:w="120"/>
+            </w:tcMar>
+            <w:vAlign w:val="center"/>
+          </w:tcPr>
+          <w:p>
+            <w:pPr>
+              <w:spacing w:line="260"/>
+            </w:pPr>
+            <w:r>
+              <w:rPr>
+                <w:rFonts w:ascii="Calibri" w:cs="Calibri" w:eastAsia="Calibri" w:hAnsi="Calibri"/>
+                <w:sz w:val="22"/>
+                <w:szCs w:val="22"/>
+              </w:rPr>
+              <w:t xml:space="preserve">Rama y commit (execSync git rev-parse, best-effort — nunca lanza si no es repo git) + baseURL leído de GenerateTest/*.metadata.json, mostrados en el header.</w:t>
+            </w:r>
+          </w:p>
+        </w:tc>
+      </w:tr>
+      <w:tr>
+        <w:tc>
+          <w:tcPr>
+            <w:tcW w:type="dxa" w:w="1800"/>
+            <w:shd w:fill="F4F6F7" w:val="clear"/>
+            <w:tcMar>
+              <w:top w:type="dxa" w:w="90"/>
+              <w:left w:type="dxa" w:w="120"/>
+              <w:bottom w:type="dxa" w:w="90"/>
+              <w:right w:type="dxa" w:w="120"/>
+            </w:tcMar>
+            <w:vAlign w:val="center"/>
+          </w:tcPr>
+          <w:p>
+            <w:pPr>
+              <w:spacing w:line="260"/>
+            </w:pPr>
+            <w:r>
+              <w:rPr>
+                <w:rFonts w:ascii="Calibri" w:cs="Calibri" w:eastAsia="Calibri" w:hAnsi="Calibri"/>
+                <w:sz w:val="22"/>
+                <w:szCs w:val="22"/>
+              </w:rPr>
+              <w:t xml:space="preserve">PDF del Resumen Ejecutivo</w:t>
+            </w:r>
+          </w:p>
+        </w:tc>
+        <w:tc>
+          <w:tcPr>
+            <w:tcW w:type="dxa" w:w="2600"/>
+            <w:shd w:fill="F4F6F7" w:val="clear"/>
+            <w:tcMar>
+              <w:top w:type="dxa" w:w="90"/>
+              <w:left w:type="dxa" w:w="120"/>
+              <w:bottom w:type="dxa" w:w="90"/>
+              <w:right w:type="dxa" w:w="120"/>
+            </w:tcMar>
+            <w:vAlign w:val="center"/>
+          </w:tcPr>
+          <w:p>
+            <w:pPr>
+              <w:spacing w:line="260"/>
+            </w:pPr>
+            <w:r>
+              <w:rPr>
+                <w:rFonts w:ascii="Consolas" w:cs="Consolas" w:eastAsia="Consolas" w:hAnsi="Consolas"/>
+                <w:color w:val="C0392B"/>
+                <w:sz w:val="20"/>
+                <w:szCs w:val="20"/>
+              </w:rPr>
+              <w:t xml:space="preserve">downloadExecPdf()</w:t>
+            </w:r>
+          </w:p>
+        </w:tc>
+        <w:tc>
+          <w:tcPr>
+            <w:tcW w:type="dxa" w:w="4850"/>
+            <w:shd w:fill="F4F6F7" w:val="clear"/>
+            <w:tcMar>
+              <w:top w:type="dxa" w:w="90"/>
+              <w:left w:type="dxa" w:w="120"/>
+              <w:bottom w:type="dxa" w:w="90"/>
+              <w:right w:type="dxa" w:w="120"/>
+            </w:tcMar>
+            <w:vAlign w:val="center"/>
+          </w:tcPr>
+          <w:p>
+            <w:pPr>
+              <w:spacing w:line="260"/>
+            </w:pPr>
+            <w:r>
+              <w:rPr>
+                <w:rFonts w:ascii="Calibri" w:cs="Calibri" w:eastAsia="Calibri" w:hAnsi="Calibri"/>
+                <w:sz w:val="22"/>
+                <w:szCs w:val="22"/>
+              </w:rPr>
+              <w:t xml:space="preserve">Mismo patrón jsPDF + html2canvas que ya existía solo para el PNF (downloadPnfPdf()) — ahora también exportable para toda la pestaña Resumen. Ambos leen getComputedStyle(document.body).getPropertyValue('--bg') para que el fondo del PDF coincida con el tema activo (antes tenían un hex oscuro fijo).</w:t>
+            </w:r>
+          </w:p>
+        </w:tc>
+      </w:tr>
+    </w:tbl>
+    <w:p>
+      <w:pPr>
+        <w:spacing w:after="180" w:line="300"/>
+        <w:jc w:val="both"/>
+      </w:pPr>
+      <w:r>
+        <w:rPr>
+          <w:rFonts w:ascii="Calibri" w:cs="Calibri" w:eastAsia="Calibri" w:hAnsi="Calibri"/>
+          <w:sz w:val="22"/>
+          <w:szCs w:val="22"/>
+        </w:rPr>
+        <w:t xml:space="preserve">Bug real corregido durante la verificación: </w:t>
+      </w:r>
+      <w:r>
+        <w:rPr>
+          <w:rFonts w:ascii="Consolas" w:cs="Consolas" w:eastAsia="Consolas" w:hAnsi="Consolas"/>
+          <w:color w:val="C0392B"/>
+          <w:sz w:val="20"/>
+          <w:szCs w:val="20"/>
+        </w:rPr>
+        <w:t xml:space="preserve">initTrendChart()</w:t>
+      </w:r>
+      <w:r>
+        <w:rPr>
+          <w:rFonts w:ascii="Calibri" w:cs="Calibri" w:eastAsia="Calibri" w:hAnsi="Calibri"/>
+          <w:sz w:val="22"/>
+          <w:szCs w:val="22"/>
+        </w:rPr>
+        <w:t xml:space="preserve"> se llamaba de forma síncrona en </w:t>
+      </w:r>
+      <w:r>
+        <w:rPr>
+          <w:rFonts w:ascii="Consolas" w:cs="Consolas" w:eastAsia="Consolas" w:hAnsi="Consolas"/>
+          <w:color w:val="C0392B"/>
+          <w:sz w:val="20"/>
+          <w:szCs w:val="20"/>
+        </w:rPr>
+        <w:t xml:space="preserve">DOMContentLoaded</w:t>
+      </w:r>
+      <w:r>
+        <w:rPr>
+          <w:rFonts w:ascii="Calibri" w:cs="Calibri" w:eastAsia="Calibri" w:hAnsi="Calibri"/>
+          <w:sz w:val="22"/>
+          <w:szCs w:val="22"/>
+        </w:rPr>
+        <w:t xml:space="preserve">, antes de que el layout del contenedor terminara — Chart.js inicializaba el canvas con ancho 0. Se corrigió con el mismo patrón de retardo que ya usaban los gráficos PNF: </w:t>
+      </w:r>
+      <w:r>
+        <w:rPr>
+          <w:rFonts w:ascii="Consolas" w:cs="Consolas" w:eastAsia="Consolas" w:hAnsi="Consolas"/>
+          <w:color w:val="C0392B"/>
+          <w:sz w:val="20"/>
+          <w:szCs w:val="20"/>
+        </w:rPr>
+        <w:t xml:space="preserve">setTimeout(initTrendChart, 120)</w:t>
+      </w:r>
+      <w:r>
+        <w:rPr>
+          <w:rFonts w:ascii="Calibri" w:cs="Calibri" w:eastAsia="Calibri" w:hAnsi="Calibri"/>
+          <w:sz w:val="22"/>
+          <w:szCs w:val="22"/>
+        </w:rPr>
+        <w:t xml:space="preserve">. Confirmado en navegador real: el canvas pasó de </w:t>
+      </w:r>
+      <w:r>
+        <w:rPr>
+          <w:rFonts w:ascii="Consolas" w:cs="Consolas" w:eastAsia="Consolas" w:hAnsi="Consolas"/>
+          <w:color w:val="C0392B"/>
+          <w:sz w:val="20"/>
+          <w:szCs w:val="20"/>
+        </w:rPr>
+        <w:t xml:space="preserve">width:0</w:t>
+      </w:r>
+      <w:r>
+        <w:rPr>
+          <w:rFonts w:ascii="Calibri" w:cs="Calibri" w:eastAsia="Calibri" w:hAnsi="Calibri"/>
+          <w:sz w:val="22"/>
+          <w:szCs w:val="22"/>
+        </w:rPr>
+        <w:t xml:space="preserve"> a </w:t>
+      </w:r>
+      <w:r>
+        <w:rPr>
+          <w:rFonts w:ascii="Consolas" w:cs="Consolas" w:eastAsia="Consolas" w:hAnsi="Consolas"/>
+          <w:color w:val="C0392B"/>
+          <w:sz w:val="20"/>
+          <w:szCs w:val="20"/>
+        </w:rPr>
+        <w:t xml:space="preserve">width:1119px</w:t>
+      </w:r>
+      <w:r>
+        <w:rPr>
+          <w:rFonts w:ascii="Calibri" w:cs="Calibri" w:eastAsia="Calibri" w:hAnsi="Calibri"/>
+          <w:sz w:val="22"/>
+          <w:szCs w:val="22"/>
+        </w:rPr>
+        <w:t xml:space="preserve"> con la instancia de Chart.js activa.</w:t>
+      </w:r>
+    </w:p>
+    <w:p>
+      <w:pPr>
         <w:sectPr>
           <w:pgSz w:w="11907" w:h="16840" w:orient="portrait"/>
           <w:pgMar w:top="1134" w:right="1134" w:bottom="1134" w:left="1134" w:header="708" w:footer="708" w:gutter="0"/>
@@ -16499,7 +19658,7 @@
                 <w:sz w:val="20"/>
                 <w:szCs w:val="20"/>
               </w:rPr>
-              <w:t xml:space="preserve">BoxTestData/&lt;Suite&gt;.*</w:t>
+              <w:t xml:space="preserve">BoxTestData/&lt;Suite&gt;[_Web|_UI|_REST|_SOAP|_API].*</w:t>
             </w:r>
           </w:p>
         </w:tc>
@@ -16551,7 +19710,7 @@
                 <w:sz w:val="22"/>
                 <w:szCs w:val="22"/>
               </w:rPr>
-              <w:t xml:space="preserve">Editar el archivo de datos + npm run generate.</w:t>
+              <w:t xml:space="preserve">Editar el archivo de datos + npm run generate. Sufijo opcional para separar el set de UI del de REST/SOAP (Capítulo 6.1.1).</w:t>
             </w:r>
           </w:p>
         </w:tc>
@@ -16659,6 +19818,237 @@
                 <w:szCs w:val="22"/>
               </w:rPr>
               <w:t xml:space="preserve">Constantes de código — afecta TODAS las suites, no por-suite.</w:t>
+            </w:r>
+          </w:p>
+        </w:tc>
+      </w:tr>
+      <w:tr>
+        <w:tc>
+          <w:tcPr>
+            <w:tcW w:type="dxa" w:w="1600"/>
+            <w:shd w:fill="F4F6F7" w:val="clear"/>
+            <w:tcMar>
+              <w:top w:type="dxa" w:w="90"/>
+              <w:left w:type="dxa" w:w="120"/>
+              <w:bottom w:type="dxa" w:w="90"/>
+              <w:right w:type="dxa" w:w="120"/>
+            </w:tcMar>
+            <w:vAlign w:val="center"/>
+          </w:tcPr>
+          <w:p>
+            <w:pPr>
+              <w:spacing w:line="260"/>
+            </w:pPr>
+            <w:r>
+              <w:rPr>
+                <w:rFonts w:ascii="Calibri" w:cs="Calibri" w:eastAsia="Calibri" w:hAnsi="Calibri"/>
+                <w:sz w:val="22"/>
+                <w:szCs w:val="22"/>
+              </w:rPr>
+              <w:t xml:space="preserve">Concurrencia de generación</w:t>
+            </w:r>
+          </w:p>
+        </w:tc>
+        <w:tc>
+          <w:tcPr>
+            <w:tcW w:type="dxa" w:w="2400"/>
+            <w:shd w:fill="F4F6F7" w:val="clear"/>
+            <w:tcMar>
+              <w:top w:type="dxa" w:w="90"/>
+              <w:left w:type="dxa" w:w="120"/>
+              <w:bottom w:type="dxa" w:w="90"/>
+              <w:right w:type="dxa" w:w="120"/>
+            </w:tcMar>
+            <w:vAlign w:val="center"/>
+          </w:tcPr>
+          <w:p>
+            <w:pPr>
+              <w:spacing w:line="260"/>
+            </w:pPr>
+            <w:r>
+              <w:rPr>
+                <w:rFonts w:ascii="Consolas" w:cs="Consolas" w:eastAsia="Consolas" w:hAnsi="Consolas"/>
+                <w:color w:val="C0392B"/>
+                <w:sz w:val="20"/>
+                <w:szCs w:val="20"/>
+              </w:rPr>
+              <w:t xml:space="preserve">GENERATE_CONCURRENCY</w:t>
+            </w:r>
+          </w:p>
+        </w:tc>
+        <w:tc>
+          <w:tcPr>
+            <w:tcW w:type="dxa" w:w="1800"/>
+            <w:shd w:fill="F4F6F7" w:val="clear"/>
+            <w:tcMar>
+              <w:top w:type="dxa" w:w="90"/>
+              <w:left w:type="dxa" w:w="120"/>
+              <w:bottom w:type="dxa" w:w="90"/>
+              <w:right w:type="dxa" w:w="120"/>
+            </w:tcMar>
+            <w:vAlign w:val="center"/>
+          </w:tcPr>
+          <w:p>
+            <w:pPr>
+              <w:spacing w:line="260"/>
+            </w:pPr>
+            <w:r>
+              <w:rPr>
+                <w:rFonts w:ascii="Calibri" w:cs="Calibri" w:eastAsia="Calibri" w:hAnsi="Calibri"/>
+                <w:sz w:val="22"/>
+                <w:szCs w:val="22"/>
+              </w:rPr>
+              <w:t xml:space="preserve">N/A (variable de entorno)</w:t>
+            </w:r>
+          </w:p>
+        </w:tc>
+        <w:tc>
+          <w:tcPr>
+            <w:tcW w:type="dxa" w:w="3450"/>
+            <w:shd w:fill="F4F6F7" w:val="clear"/>
+            <w:tcMar>
+              <w:top w:type="dxa" w:w="90"/>
+              <w:left w:type="dxa" w:w="120"/>
+              <w:bottom w:type="dxa" w:w="90"/>
+              <w:right w:type="dxa" w:w="120"/>
+            </w:tcMar>
+            <w:vAlign w:val="center"/>
+          </w:tcPr>
+          <w:p>
+            <w:pPr>
+              <w:spacing w:line="260"/>
+            </w:pPr>
+            <w:r>
+              <w:rPr>
+                <w:rFonts w:ascii="Calibri" w:cs="Calibri" w:eastAsia="Calibri" w:hAnsi="Calibri"/>
+                <w:sz w:val="22"/>
+                <w:szCs w:val="22"/>
+              </w:rPr>
+              <w:t xml:space="preserve">Límite de suites/archivos procesados en paralelo durante npm run generate (default 4) — Capítulo 3.2.</w:t>
+            </w:r>
+          </w:p>
+        </w:tc>
+      </w:tr>
+      <w:tr>
+        <w:tc>
+          <w:tcPr>
+            <w:tcW w:type="dxa" w:w="1600"/>
+            <w:shd w:fill="FFFFFF" w:val="clear"/>
+            <w:tcMar>
+              <w:top w:type="dxa" w:w="90"/>
+              <w:left w:type="dxa" w:w="120"/>
+              <w:bottom w:type="dxa" w:w="90"/>
+              <w:right w:type="dxa" w:w="120"/>
+            </w:tcMar>
+            <w:vAlign w:val="center"/>
+          </w:tcPr>
+          <w:p>
+            <w:pPr>
+              <w:spacing w:line="260"/>
+            </w:pPr>
+            <w:r>
+              <w:rPr>
+                <w:rFonts w:ascii="Calibri" w:cs="Calibri" w:eastAsia="Calibri" w:hAnsi="Calibri"/>
+                <w:sz w:val="22"/>
+                <w:szCs w:val="22"/>
+              </w:rPr>
+              <w:t xml:space="preserve">Tema del reporte</w:t>
+            </w:r>
+          </w:p>
+        </w:tc>
+        <w:tc>
+          <w:tcPr>
+            <w:tcW w:type="dxa" w:w="2400"/>
+            <w:shd w:fill="FFFFFF" w:val="clear"/>
+            <w:tcMar>
+              <w:top w:type="dxa" w:w="90"/>
+              <w:left w:type="dxa" w:w="120"/>
+              <w:bottom w:type="dxa" w:w="90"/>
+              <w:right w:type="dxa" w:w="120"/>
+            </w:tcMar>
+            <w:vAlign w:val="center"/>
+          </w:tcPr>
+          <w:p>
+            <w:pPr>
+              <w:spacing w:line="260"/>
+            </w:pPr>
+            <w:r>
+              <w:rPr>
+                <w:rFonts w:ascii="Consolas" w:cs="Consolas" w:eastAsia="Consolas" w:hAnsi="Consolas"/>
+                <w:color w:val="C0392B"/>
+                <w:sz w:val="20"/>
+                <w:szCs w:val="20"/>
+              </w:rPr>
+              <w:t xml:space="preserve">generate-portal.js</w:t>
+            </w:r>
+            <w:r>
+              <w:rPr>
+                <w:rFonts w:ascii="Calibri" w:cs="Calibri" w:eastAsia="Calibri" w:hAnsi="Calibri"/>
+                <w:sz w:val="22"/>
+                <w:szCs w:val="22"/>
+              </w:rPr>
+              <w:t xml:space="preserve"> — bloque </w:t>
+            </w:r>
+            <w:r>
+              <w:rPr>
+                <w:rFonts w:ascii="Consolas" w:cs="Consolas" w:eastAsia="Consolas" w:hAnsi="Consolas"/>
+                <w:color w:val="C0392B"/>
+                <w:sz w:val="20"/>
+                <w:szCs w:val="20"/>
+              </w:rPr>
+              <w:t xml:space="preserve">:root</w:t>
+            </w:r>
+          </w:p>
+        </w:tc>
+        <w:tc>
+          <w:tcPr>
+            <w:tcW w:type="dxa" w:w="1800"/>
+            <w:shd w:fill="FFFFFF" w:val="clear"/>
+            <w:tcMar>
+              <w:top w:type="dxa" w:w="90"/>
+              <w:left w:type="dxa" w:w="120"/>
+              <w:bottom w:type="dxa" w:w="90"/>
+              <w:right w:type="dxa" w:w="120"/>
+            </w:tcMar>
+            <w:vAlign w:val="center"/>
+          </w:tcPr>
+          <w:p>
+            <w:pPr>
+              <w:spacing w:line="260"/>
+            </w:pPr>
+            <w:r>
+              <w:rPr>
+                <w:rFonts w:ascii="Calibri" w:cs="Calibri" w:eastAsia="Calibri" w:hAnsi="Calibri"/>
+                <w:sz w:val="22"/>
+                <w:szCs w:val="22"/>
+              </w:rPr>
+              <w:t xml:space="preserve">Siempre (regenerado en cada run)</w:t>
+            </w:r>
+          </w:p>
+        </w:tc>
+        <w:tc>
+          <w:tcPr>
+            <w:tcW w:type="dxa" w:w="3450"/>
+            <w:shd w:fill="FFFFFF" w:val="clear"/>
+            <w:tcMar>
+              <w:top w:type="dxa" w:w="90"/>
+              <w:left w:type="dxa" w:w="120"/>
+              <w:bottom w:type="dxa" w:w="90"/>
+              <w:right w:type="dxa" w:w="120"/>
+            </w:tcMar>
+            <w:vAlign w:val="center"/>
+          </w:tcPr>
+          <w:p>
+            <w:pPr>
+              <w:spacing w:line="260"/>
+            </w:pPr>
+            <w:r>
+              <w:rPr>
+                <w:rFonts w:ascii="Calibri" w:cs="Calibri" w:eastAsia="Calibri" w:hAnsi="Calibri"/>
+                <w:sz w:val="22"/>
+                <w:szCs w:val="22"/>
+              </w:rPr>
+              <w:t xml:space="preserve">Editar los valores de las custom properties (--bg, --accent, --gradient-brand, etc.) — Capítulo 11.4. Claro es el default; --tint/--glass-bg cambian con :root[data-theme="dark"].</w:t>
             </w:r>
           </w:p>
         </w:tc>
@@ -16768,6 +20158,47 @@
           <w:szCs w:val="22"/>
         </w:rPr>
         <w:t xml:space="preserve">Punto de inflexión de la curva logística (x0) en statistical-engine.js — el nivel de carga donde el rendimiento marginal empieza a caer.</w:t>
+      </w:r>
+    </w:p>
+    <w:p>
+      <w:pPr>
+        <w:spacing w:after="180" w:line="300"/>
+        <w:jc w:val="both"/>
+      </w:pPr>
+      <w:r>
+        <w:rPr>
+          <w:rFonts w:ascii="Calibri" w:cs="Calibri" w:eastAsia="Calibri" w:hAnsi="Calibri"/>
+          <w:b/>
+          <w:bCs/>
+          <w:sz w:val="22"/>
+          <w:szCs w:val="22"/>
+        </w:rPr>
+        <w:t xml:space="preserve">DataKind: </w:t>
+      </w:r>
+      <w:r>
+        <w:rPr>
+          <w:rFonts w:ascii="Calibri" w:cs="Calibri" w:eastAsia="Calibri" w:hAnsi="Calibri"/>
+          <w:sz w:val="22"/>
+          <w:szCs w:val="22"/>
+        </w:rPr>
+        <w:t xml:space="preserve">Tipo </w:t>
+      </w:r>
+      <w:r>
+        <w:rPr>
+          <w:rFonts w:ascii="Consolas" w:cs="Consolas" w:eastAsia="Consolas" w:hAnsi="Consolas"/>
+          <w:color w:val="C0392B"/>
+          <w:sz w:val="20"/>
+          <w:szCs w:val="20"/>
+        </w:rPr>
+        <w:t xml:space="preserve">'ui' | 'rest' | 'soap'</w:t>
+      </w:r>
+      <w:r>
+        <w:rPr>
+          <w:rFonts w:ascii="Calibri" w:cs="Calibri" w:eastAsia="Calibri" w:hAnsi="Calibri"/>
+          <w:sz w:val="22"/>
+          <w:szCs w:val="22"/>
+        </w:rPr>
+        <w:t xml:space="preserve"> pasado a findSuiteDataFile()/loadSuiteTestData() para buscar un set de datos exclusivo de ese tipo de prueba (sufijo _Web/_REST/_SOAP) antes de caer al archivo sin sufijo.</w:t>
       </w:r>
     </w:p>
     <w:p>

--- a/Documentation/Manual_Tecnico_Ingenieros_Automatizacion.docx
+++ b/Documentation/Manual_Tecnico_Ingenieros_Automatizacion.docx
@@ -1417,6 +1417,104 @@
               <w:t xml:space="preserve">└── .github/workflows/playwright.yml  ← CI</w:t>
             </w:r>
           </w:p>
+          <w:p>
+            <w:pPr>
+              <w:spacing w:after="0" w:line="260"/>
+            </w:pPr>
+            <w:r>
+              <w:rPr>
+                <w:rFonts w:ascii="Consolas" w:cs="Consolas" w:eastAsia="Consolas" w:hAnsi="Consolas"/>
+                <w:color w:val="F5F5F5"/>
+                <w:sz w:val="20"/>
+                <w:szCs w:val="20"/>
+              </w:rPr>
+              <w:t xml:space="preserve"/>
+            </w:r>
+          </w:p>
+          <w:p>
+            <w:pPr>
+              <w:spacing w:after="0" w:line="260"/>
+            </w:pPr>
+            <w:r>
+              <w:rPr>
+                <w:rFonts w:ascii="Consolas" w:cs="Consolas" w:eastAsia="Consolas" w:hAnsi="Consolas"/>
+                <w:color w:val="F5F5F5"/>
+                <w:sz w:val="20"/>
+                <w:szCs w:val="20"/>
+              </w:rPr>
+              <w:t xml:space="preserve">(añadidos en octubre 2026)</w:t>
+            </w:r>
+          </w:p>
+          <w:p>
+            <w:pPr>
+              <w:spacing w:after="0" w:line="260"/>
+            </w:pPr>
+            <w:r>
+              <w:rPr>
+                <w:rFonts w:ascii="Consolas" w:cs="Consolas" w:eastAsia="Consolas" w:hAnsi="Consolas"/>
+                <w:color w:val="F5F5F5"/>
+                <w:sz w:val="20"/>
+                <w:szCs w:val="20"/>
+              </w:rPr>
+              <w:t xml:space="preserve">ConfigurationAgents/ia-testing/reporters/   ← Smart Reporter en español (smart-reporter-es.ts + smart-report-es/)</w:t>
+            </w:r>
+          </w:p>
+          <w:p>
+            <w:pPr>
+              <w:spacing w:after="0" w:line="260"/>
+            </w:pPr>
+            <w:r>
+              <w:rPr>
+                <w:rFonts w:ascii="Consolas" w:cs="Consolas" w:eastAsia="Consolas" w:hAnsi="Consolas"/>
+                <w:color w:val="F5F5F5"/>
+                <w:sz w:val="20"/>
+                <w:szCs w:val="20"/>
+              </w:rPr>
+              <w:t xml:space="preserve">ConfigurationAgents/ia-testing/scripts/     ← + localize-smart-report.js  (npm run smart-report:es)</w:t>
+            </w:r>
+          </w:p>
+          <w:p>
+            <w:pPr>
+              <w:spacing w:after="0" w:line="260"/>
+            </w:pPr>
+            <w:r>
+              <w:rPr>
+                <w:rFonts w:ascii="Consolas" w:cs="Consolas" w:eastAsia="Consolas" w:hAnsi="Consolas"/>
+                <w:color w:val="F5F5F5"/>
+                <w:sz w:val="20"/>
+                <w:szCs w:val="20"/>
+              </w:rPr>
+              <w:t xml:space="preserve">smart-report/&lt;Suite&gt;/                        ← salida del Smart Report por suite (smart-report.html, test-history.json) — ignorada por git</w:t>
+            </w:r>
+          </w:p>
+          <w:p>
+            <w:pPr>
+              <w:spacing w:after="0" w:line="260"/>
+            </w:pPr>
+            <w:r>
+              <w:rPr>
+                <w:rFonts w:ascii="Consolas" w:cs="Consolas" w:eastAsia="Consolas" w:hAnsi="Consolas"/>
+                <w:color w:val="F5F5F5"/>
+                <w:sz w:val="20"/>
+                <w:szCs w:val="20"/>
+              </w:rPr>
+              <w:t xml:space="preserve">.features-gen/                               ← specs BDD compilados por playwright-bdd</w:t>
+            </w:r>
+          </w:p>
+          <w:p>
+            <w:pPr>
+              <w:spacing w:after="0" w:line="260"/>
+            </w:pPr>
+            <w:r>
+              <w:rPr>
+                <w:rFonts w:ascii="Consolas" w:cs="Consolas" w:eastAsia="Consolas" w:hAnsi="Consolas"/>
+                <w:color w:val="F5F5F5"/>
+                <w:sz w:val="20"/>
+                <w:szCs w:val="20"/>
+              </w:rPr>
+              <w:t xml:space="preserve">Documentation/                               ← DOCUMENTACION_COMPLETA.md, 2 manuales .docx y 3 diagramas .drawio</w:t>
+            </w:r>
+          </w:p>
         </w:tc>
       </w:tr>
     </w:tbl>
@@ -6502,6 +6600,450 @@
     </w:tbl>
     <w:p>
       <w:pPr>
+        <w:pStyle w:val="Heading3"/>
+        <w:spacing w:after="120" w:before="260"/>
+      </w:pPr>
+      <w:r>
+        <w:rPr>
+          <w:b/>
+          <w:bCs/>
+          <w:color w:val="333333"/>
+          <w:sz w:val="23"/>
+          <w:szCs w:val="23"/>
+        </w:rPr>
+        <w:t xml:space="preserve">Pasos repetidos del mismo botón: NON_DEDUP_ACTIONS</w:t>
+      </w:r>
+    </w:p>
+    <w:p>
+      <w:pPr>
+        <w:spacing w:after="180" w:line="300"/>
+        <w:jc w:val="both"/>
+      </w:pPr>
+      <w:r>
+        <w:rPr>
+          <w:rFonts w:ascii="Consolas" w:cs="Consolas" w:eastAsia="Consolas" w:hAnsi="Consolas"/>
+          <w:color w:val="C0392B"/>
+          <w:sz w:val="20"/>
+          <w:szCs w:val="20"/>
+        </w:rPr>
+        <w:t xml:space="preserve">enhanceFlow()</w:t>
+      </w:r>
+      <w:r>
+        <w:rPr>
+          <w:rFonts w:ascii="Calibri" w:cs="Calibri" w:eastAsia="Calibri" w:hAnsi="Calibri"/>
+          <w:sz w:val="22"/>
+          <w:szCs w:val="22"/>
+        </w:rPr>
+        <w:t xml:space="preserve"> (</w:t>
+      </w:r>
+      <w:r>
+        <w:rPr>
+          <w:rFonts w:ascii="Consolas" w:cs="Consolas" w:eastAsia="Consolas" w:hAnsi="Consolas"/>
+          <w:color w:val="C0392B"/>
+          <w:sz w:val="20"/>
+          <w:szCs w:val="20"/>
+        </w:rPr>
+        <w:t xml:space="preserve">smart-flow-engine.ts</w:t>
+      </w:r>
+      <w:r>
+        <w:rPr>
+          <w:rFonts w:ascii="Calibri" w:cs="Calibri" w:eastAsia="Calibri" w:hAnsi="Calibri"/>
+          <w:sz w:val="22"/>
+          <w:szCs w:val="22"/>
+        </w:rPr>
+        <w:t xml:space="preserve">) renombra ciertos </w:t>
+      </w:r>
+      <w:r>
+        <w:rPr>
+          <w:rFonts w:ascii="Consolas" w:cs="Consolas" w:eastAsia="Consolas" w:hAnsi="Consolas"/>
+          <w:color w:val="C0392B"/>
+          <w:sz w:val="20"/>
+          <w:szCs w:val="20"/>
+        </w:rPr>
+        <w:t xml:space="preserve">click</w:t>
+      </w:r>
+      <w:r>
+        <w:rPr>
+          <w:rFonts w:ascii="Calibri" w:cs="Calibri" w:eastAsia="Calibri" w:hAnsi="Calibri"/>
+          <w:sz w:val="22"/>
+          <w:szCs w:val="22"/>
+        </w:rPr>
+        <w:t xml:space="preserve"> a </w:t>
+      </w:r>
+      <w:r>
+        <w:rPr>
+          <w:rFonts w:ascii="Consolas" w:cs="Consolas" w:eastAsia="Consolas" w:hAnsi="Consolas"/>
+          <w:color w:val="C0392B"/>
+          <w:sz w:val="20"/>
+          <w:szCs w:val="20"/>
+        </w:rPr>
+        <w:t xml:space="preserve">confirm</w:t>
+      </w:r>
+      <w:r>
+        <w:rPr>
+          <w:rFonts w:ascii="Calibri" w:cs="Calibri" w:eastAsia="Calibri" w:hAnsi="Calibri"/>
+          <w:sz w:val="22"/>
+          <w:szCs w:val="22"/>
+        </w:rPr>
+        <w:t xml:space="preserve"> (botones «Confirmar», «Transferir», «Aceptar», «Enviar»…) y a </w:t>
+      </w:r>
+      <w:r>
+        <w:rPr>
+          <w:rFonts w:ascii="Consolas" w:cs="Consolas" w:eastAsia="Consolas" w:hAnsi="Consolas"/>
+          <w:color w:val="C0392B"/>
+          <w:sz w:val="20"/>
+          <w:szCs w:val="20"/>
+        </w:rPr>
+        <w:t xml:space="preserve">navigate_section</w:t>
+      </w:r>
+      <w:r>
+        <w:rPr>
+          <w:rFonts w:ascii="Calibri" w:cs="Calibri" w:eastAsia="Calibri" w:hAnsi="Calibri"/>
+          <w:sz w:val="22"/>
+          <w:szCs w:val="22"/>
+        </w:rPr>
+        <w:t xml:space="preserve"> (ítems de menú de 1 a 4 palabras). Después, </w:t>
+      </w:r>
+      <w:r>
+        <w:rPr>
+          <w:rFonts w:ascii="Consolas" w:cs="Consolas" w:eastAsia="Consolas" w:hAnsi="Consolas"/>
+          <w:color w:val="C0392B"/>
+          <w:sz w:val="20"/>
+          <w:szCs w:val="20"/>
+        </w:rPr>
+        <w:t xml:space="preserve">generateUITest()</w:t>
+      </w:r>
+      <w:r>
+        <w:rPr>
+          <w:rFonts w:ascii="Calibri" w:cs="Calibri" w:eastAsia="Calibri" w:hAnsi="Calibri"/>
+          <w:sz w:val="22"/>
+          <w:szCs w:val="22"/>
+        </w:rPr>
+        <w:t xml:space="preserve"> deduplica pasos con la misma clave </w:t>
+      </w:r>
+      <w:r>
+        <w:rPr>
+          <w:rFonts w:ascii="Consolas" w:cs="Consolas" w:eastAsia="Consolas" w:hAnsi="Consolas"/>
+          <w:color w:val="C0392B"/>
+          <w:sz w:val="20"/>
+          <w:szCs w:val="20"/>
+        </w:rPr>
+        <w:t xml:space="preserve">acción-selector-valor</w:t>
+      </w:r>
+      <w:r>
+        <w:rPr>
+          <w:rFonts w:ascii="Calibri" w:cs="Calibri" w:eastAsia="Calibri" w:hAnsi="Calibri"/>
+          <w:sz w:val="22"/>
+          <w:szCs w:val="22"/>
+        </w:rPr>
+        <w:t xml:space="preserve"> </w:t>
+      </w:r>
+      <w:r>
+        <w:rPr>
+          <w:rFonts w:ascii="Calibri" w:cs="Calibri" w:eastAsia="Calibri" w:hAnsi="Calibri"/>
+          <w:b/>
+          <w:bCs/>
+          <w:sz w:val="22"/>
+          <w:szCs w:val="22"/>
+        </w:rPr>
+        <w:t xml:space="preserve">excepto</w:t>
+      </w:r>
+      <w:r>
+        <w:rPr>
+          <w:rFonts w:ascii="Calibri" w:cs="Calibri" w:eastAsia="Calibri" w:hAnsi="Calibri"/>
+          <w:sz w:val="22"/>
+          <w:szCs w:val="22"/>
+        </w:rPr>
+        <w:t xml:space="preserve"> las acciones listadas en </w:t>
+      </w:r>
+      <w:r>
+        <w:rPr>
+          <w:rFonts w:ascii="Consolas" w:cs="Consolas" w:eastAsia="Consolas" w:hAnsi="Consolas"/>
+          <w:color w:val="C0392B"/>
+          <w:sz w:val="20"/>
+          <w:szCs w:val="20"/>
+        </w:rPr>
+        <w:t xml:space="preserve">NON_DEDUP_ACTIONS</w:t>
+      </w:r>
+      <w:r>
+        <w:rPr>
+          <w:rFonts w:ascii="Calibri" w:cs="Calibri" w:eastAsia="Calibri" w:hAnsi="Calibri"/>
+          <w:sz w:val="22"/>
+          <w:szCs w:val="22"/>
+        </w:rPr>
+        <w:t xml:space="preserve">. </w:t>
+      </w:r>
+      <w:r>
+        <w:rPr>
+          <w:rFonts w:ascii="Consolas" w:cs="Consolas" w:eastAsia="Consolas" w:hAnsi="Consolas"/>
+          <w:color w:val="C0392B"/>
+          <w:sz w:val="20"/>
+          <w:szCs w:val="20"/>
+        </w:rPr>
+        <w:t xml:space="preserve">confirm</w:t>
+      </w:r>
+      <w:r>
+        <w:rPr>
+          <w:rFonts w:ascii="Calibri" w:cs="Calibri" w:eastAsia="Calibri" w:hAnsi="Calibri"/>
+          <w:sz w:val="22"/>
+          <w:szCs w:val="22"/>
+        </w:rPr>
+        <w:t xml:space="preserve"> y </w:t>
+      </w:r>
+      <w:r>
+        <w:rPr>
+          <w:rFonts w:ascii="Consolas" w:cs="Consolas" w:eastAsia="Consolas" w:hAnsi="Consolas"/>
+          <w:color w:val="C0392B"/>
+          <w:sz w:val="20"/>
+          <w:szCs w:val="20"/>
+        </w:rPr>
+        <w:t xml:space="preserve">navigate_section</w:t>
+      </w:r>
+      <w:r>
+        <w:rPr>
+          <w:rFonts w:ascii="Calibri" w:cs="Calibri" w:eastAsia="Calibri" w:hAnsi="Calibri"/>
+          <w:sz w:val="22"/>
+          <w:szCs w:val="22"/>
+        </w:rPr>
+        <w:t xml:space="preserve"> no estaban en esa lista, por lo que el segundo clic al mismo botón se descartaba.</w:t>
+      </w:r>
+    </w:p>
+    <w:p>
+      <w:pPr>
+        <w:spacing w:after="180" w:line="300"/>
+        <w:jc w:val="both"/>
+      </w:pPr>
+      <w:r>
+        <w:rPr>
+          <w:rFonts w:ascii="Calibri" w:cs="Calibri" w:eastAsia="Calibri" w:hAnsi="Calibri"/>
+          <w:b/>
+          <w:bCs/>
+          <w:sz w:val="22"/>
+          <w:szCs w:val="22"/>
+        </w:rPr>
+        <w:t xml:space="preserve">Caso real:</w:t>
+      </w:r>
+      <w:r>
+        <w:rPr>
+          <w:rFonts w:ascii="Calibri" w:cs="Calibri" w:eastAsia="Calibri" w:hAnsi="Calibri"/>
+          <w:sz w:val="22"/>
+          <w:szCs w:val="22"/>
+        </w:rPr>
+        <w:t xml:space="preserve"> en el flujo «Transferir → llenar monto → </w:t>
+      </w:r>
+      <w:r>
+        <w:rPr>
+          <w:rFonts w:ascii="Calibri" w:cs="Calibri" w:eastAsia="Calibri" w:hAnsi="Calibri"/>
+          <w:b/>
+          <w:bCs/>
+          <w:sz w:val="22"/>
+          <w:szCs w:val="22"/>
+        </w:rPr>
+        <w:t xml:space="preserve">Transferir</w:t>
+      </w:r>
+      <w:r>
+        <w:rPr>
+          <w:rFonts w:ascii="Calibri" w:cs="Calibri" w:eastAsia="Calibri" w:hAnsi="Calibri"/>
+          <w:sz w:val="22"/>
+          <w:szCs w:val="22"/>
+        </w:rPr>
+        <w:t xml:space="preserve"> → </w:t>
+      </w:r>
+      <w:r>
+        <w:rPr>
+          <w:rFonts w:ascii="Calibri" w:cs="Calibri" w:eastAsia="Calibri" w:hAnsi="Calibri"/>
+          <w:b/>
+          <w:bCs/>
+          <w:sz w:val="22"/>
+          <w:szCs w:val="22"/>
+        </w:rPr>
+        <w:t xml:space="preserve">Confirmar</w:t>
+      </w:r>
+      <w:r>
+        <w:rPr>
+          <w:rFonts w:ascii="Calibri" w:cs="Calibri" w:eastAsia="Calibri" w:hAnsi="Calibri"/>
+          <w:sz w:val="22"/>
+          <w:szCs w:val="22"/>
+        </w:rPr>
+        <w:t xml:space="preserve"> → Salir → </w:t>
+      </w:r>
+      <w:r>
+        <w:rPr>
+          <w:rFonts w:ascii="Calibri" w:cs="Calibri" w:eastAsia="Calibri" w:hAnsi="Calibri"/>
+          <w:b/>
+          <w:bCs/>
+          <w:sz w:val="22"/>
+          <w:szCs w:val="22"/>
+        </w:rPr>
+        <w:t xml:space="preserve">Confirmar</w:t>
+      </w:r>
+      <w:r>
+        <w:rPr>
+          <w:rFonts w:ascii="Calibri" w:cs="Calibri" w:eastAsia="Calibri" w:hAnsi="Calibri"/>
+          <w:sz w:val="22"/>
+          <w:szCs w:val="22"/>
+        </w:rPr>
+        <w:t xml:space="preserve">» el spec generado omitía el envío del formulario y la confirmación del cierre de sesión (23 pasos grabados → 21 emitidos), y la prueba fallaba esperando el texto «Transferencia realizada». Ambas acciones se agregaron a </w:t>
+      </w:r>
+      <w:r>
+        <w:rPr>
+          <w:rFonts w:ascii="Consolas" w:cs="Consolas" w:eastAsia="Consolas" w:hAnsi="Consolas"/>
+          <w:color w:val="C0392B"/>
+          <w:sz w:val="20"/>
+          <w:szCs w:val="20"/>
+        </w:rPr>
+        <w:t xml:space="preserve">NON_DEDUP_ACTIONS</w:t>
+      </w:r>
+      <w:r>
+        <w:rPr>
+          <w:rFonts w:ascii="Calibri" w:cs="Calibri" w:eastAsia="Calibri" w:hAnsi="Calibri"/>
+          <w:sz w:val="22"/>
+          <w:szCs w:val="22"/>
+        </w:rPr>
+        <w:t xml:space="preserve"> (el comentario del código documenta el motivo); tras el cambio se emiten los 23 pasos.</w:t>
+      </w:r>
+    </w:p>
+    <w:tbl>
+      <w:tblPr>
+        <w:tblW w:type="pct" w:w="100%"/>
+        <w:tblBorders>
+          <w:top w:val="single" w:color="auto" w:sz="4"/>
+          <w:left w:val="single" w:color="auto" w:sz="4"/>
+          <w:bottom w:val="single" w:color="auto" w:sz="4"/>
+          <w:right w:val="single" w:color="auto" w:sz="4"/>
+          <w:insideH w:val="single" w:color="auto" w:sz="4"/>
+          <w:insideV w:val="single" w:color="auto" w:sz="4"/>
+        </w:tblBorders>
+        <w:tblCellMar>
+          <w:top w:type="dxa" w:w="160"/>
+          <w:bottom w:type="dxa" w:w="220"/>
+        </w:tblCellMar>
+      </w:tblPr>
+      <w:tblGrid>
+        <w:gridCol w:w="140"/>
+        <w:gridCol w:w="9210"/>
+      </w:tblGrid>
+      <w:tr>
+        <w:tc>
+          <w:tcPr>
+            <w:tcW w:type="dxa" w:w="140"/>
+            <w:shd w:fill="B03A2E" w:val="clear"/>
+          </w:tcPr>
+          <w:p/>
+        </w:tc>
+        <w:tc>
+          <w:tcPr>
+            <w:tcW w:type="dxa" w:w="9210"/>
+            <w:shd w:fill="FDEDEC" w:val="clear"/>
+            <w:tcMar>
+              <w:top w:type="dxa" w:w="160"/>
+              <w:left w:type="dxa" w:w="220"/>
+              <w:bottom w:type="dxa" w:w="160"/>
+              <w:right w:type="dxa" w:w="220"/>
+            </w:tcMar>
+          </w:tcPr>
+          <w:p>
+            <w:pPr>
+              <w:spacing w:after="80"/>
+            </w:pPr>
+            <w:r>
+              <w:rPr>
+                <w:rFonts w:ascii="Calibri" w:cs="Calibri" w:eastAsia="Calibri" w:hAnsi="Calibri"/>
+                <w:b/>
+                <w:bCs/>
+                <w:color w:val="222222"/>
+                <w:sz w:val="22"/>
+                <w:szCs w:val="22"/>
+              </w:rPr>
+              <w:t xml:space="preserve">⚠ Efecto secundario sobre el aprendizaje</w:t>
+            </w:r>
+          </w:p>
+          <w:p>
+            <w:pPr>
+              <w:spacing w:after="0" w:line="280"/>
+            </w:pPr>
+            <w:r>
+              <w:rPr>
+                <w:rFonts w:ascii="Calibri" w:cs="Calibri" w:eastAsia="Calibri" w:hAnsi="Calibri"/>
+                <w:sz w:val="22"/>
+                <w:szCs w:val="22"/>
+              </w:rPr>
+              <w:t xml:space="preserve">Mientras el spec estuvo incompleto, el botón «Confirmar» no existía en pantalla y el healer lo resolvió con otro botón visible (</w:t>
+            </w:r>
+            <w:r>
+              <w:rPr>
+                <w:rFonts w:ascii="Consolas" w:cs="Consolas" w:eastAsia="Consolas" w:hAnsi="Consolas"/>
+                <w:color w:val="C0392B"/>
+                <w:sz w:val="20"/>
+                <w:szCs w:val="20"/>
+              </w:rPr>
+              <w:t xml:space="preserve">button:has-text("TRANSFERIR")</w:t>
+            </w:r>
+            <w:r>
+              <w:rPr>
+                <w:rFonts w:ascii="Calibri" w:cs="Calibri" w:eastAsia="Calibri" w:hAnsi="Calibri"/>
+                <w:sz w:val="22"/>
+                <w:szCs w:val="22"/>
+              </w:rPr>
+              <w:t xml:space="preserve">), que quedó guardado como éxito en </w:t>
+            </w:r>
+            <w:r>
+              <w:rPr>
+                <w:rFonts w:ascii="Consolas" w:cs="Consolas" w:eastAsia="Consolas" w:hAnsi="Consolas"/>
+                <w:color w:val="C0392B"/>
+                <w:sz w:val="20"/>
+                <w:szCs w:val="20"/>
+              </w:rPr>
+              <w:t xml:space="preserve">learning-db.json</w:t>
+            </w:r>
+            <w:r>
+              <w:rPr>
+                <w:rFonts w:ascii="Calibri" w:cs="Calibri" w:eastAsia="Calibri" w:hAnsi="Calibri"/>
+                <w:sz w:val="22"/>
+                <w:szCs w:val="22"/>
+              </w:rPr>
+              <w:t xml:space="preserve"> y </w:t>
+            </w:r>
+            <w:r>
+              <w:rPr>
+                <w:rFonts w:ascii="Consolas" w:cs="Consolas" w:eastAsia="Consolas" w:hAnsi="Consolas"/>
+                <w:color w:val="C0392B"/>
+                <w:sz w:val="20"/>
+                <w:szCs w:val="20"/>
+              </w:rPr>
+              <w:t xml:space="preserve">healer-db.json</w:t>
+            </w:r>
+            <w:r>
+              <w:rPr>
+                <w:rFonts w:ascii="Calibri" w:cs="Calibri" w:eastAsia="Calibri" w:hAnsi="Calibri"/>
+                <w:sz w:val="22"/>
+                <w:szCs w:val="22"/>
+              </w:rPr>
+              <w:t xml:space="preserve">; en la corrida siguiente se prefirió ese selector erróneo. Tras corregir un generador, revisa </w:t>
+            </w:r>
+            <w:r>
+              <w:rPr>
+                <w:rFonts w:ascii="Consolas" w:cs="Consolas" w:eastAsia="Consolas" w:hAnsi="Consolas"/>
+                <w:color w:val="C0392B"/>
+                <w:sz w:val="20"/>
+                <w:szCs w:val="20"/>
+              </w:rPr>
+              <w:t xml:space="preserve">git diff</w:t>
+            </w:r>
+            <w:r>
+              <w:rPr>
+                <w:rFonts w:ascii="Calibri" w:cs="Calibri" w:eastAsia="Calibri" w:hAnsi="Calibri"/>
+                <w:sz w:val="22"/>
+                <w:szCs w:val="22"/>
+              </w:rPr>
+              <w:t xml:space="preserve"> de ambos archivos y borra las entradas aprendidas con el flujo incompleto (ver el Capítulo 10).</w:t>
+            </w:r>
+          </w:p>
+        </w:tc>
+      </w:tr>
+    </w:tbl>
+    <w:p>
+      <w:pPr>
         <w:pStyle w:val="Heading2"/>
         <w:spacing w:after="160" w:before="360"/>
       </w:pPr>
@@ -7453,6 +7995,443 @@
         </w:tc>
       </w:tr>
     </w:tbl>
+    <w:p>
+      <w:pPr>
+        <w:pStyle w:val="Heading3"/>
+        <w:spacing w:after="120" w:before="260"/>
+      </w:pPr>
+      <w:r>
+        <w:rPr>
+          <w:b/>
+          <w:bCs/>
+          <w:color w:val="333333"/>
+          <w:sz w:val="23"/>
+          <w:szCs w:val="23"/>
+        </w:rPr>
+        <w:t xml:space="preserve">Violaciones en español (axeSource + locale es)</w:t>
+      </w:r>
+    </w:p>
+    <w:p>
+      <w:pPr>
+        <w:spacing w:after="180" w:line="300"/>
+        <w:jc w:val="both"/>
+      </w:pPr>
+      <w:r>
+        <w:rPr>
+          <w:rFonts w:ascii="Calibri" w:cs="Calibri" w:eastAsia="Calibri" w:hAnsi="Calibri"/>
+          <w:sz w:val="22"/>
+          <w:szCs w:val="22"/>
+        </w:rPr>
+        <w:t xml:space="preserve">El spec generado entrega las violaciones con la descripción de cada regla en español. </w:t>
+      </w:r>
+      <w:r>
+        <w:rPr>
+          <w:rFonts w:ascii="Consolas" w:cs="Consolas" w:eastAsia="Consolas" w:hAnsi="Consolas"/>
+          <w:color w:val="C0392B"/>
+          <w:sz w:val="20"/>
+          <w:szCs w:val="20"/>
+        </w:rPr>
+        <w:t xml:space="preserve">AxeBuilder</w:t>
+      </w:r>
+      <w:r>
+        <w:rPr>
+          <w:rFonts w:ascii="Calibri" w:cs="Calibri" w:eastAsia="Calibri" w:hAnsi="Calibri"/>
+          <w:sz w:val="22"/>
+          <w:szCs w:val="22"/>
+        </w:rPr>
+        <w:t xml:space="preserve"> (</w:t>
+      </w:r>
+      <w:r>
+        <w:rPr>
+          <w:rFonts w:ascii="Consolas" w:cs="Consolas" w:eastAsia="Consolas" w:hAnsi="Consolas"/>
+          <w:color w:val="C0392B"/>
+          <w:sz w:val="20"/>
+          <w:szCs w:val="20"/>
+        </w:rPr>
+        <w:t xml:space="preserve">@axe-core/playwright</w:t>
+      </w:r>
+      <w:r>
+        <w:rPr>
+          <w:rFonts w:ascii="Calibri" w:cs="Calibri" w:eastAsia="Calibri" w:hAnsi="Calibri"/>
+          <w:sz w:val="22"/>
+          <w:szCs w:val="22"/>
+        </w:rPr>
+        <w:t xml:space="preserve"> 4.11) </w:t>
+      </w:r>
+      <w:r>
+        <w:rPr>
+          <w:rFonts w:ascii="Calibri" w:cs="Calibri" w:eastAsia="Calibri" w:hAnsi="Calibri"/>
+          <w:b/>
+          <w:bCs/>
+          <w:sz w:val="22"/>
+          <w:szCs w:val="22"/>
+        </w:rPr>
+        <w:t xml:space="preserve">no expone `configure()`</w:t>
+      </w:r>
+      <w:r>
+        <w:rPr>
+          <w:rFonts w:ascii="Calibri" w:cs="Calibri" w:eastAsia="Calibri" w:hAnsi="Calibri"/>
+          <w:sz w:val="22"/>
+          <w:szCs w:val="22"/>
+        </w:rPr>
+        <w:t xml:space="preserve">, por lo que el idioma se aplica construyendo el código de axe que se inyecta en la página: se lee </w:t>
+      </w:r>
+      <w:r>
+        <w:rPr>
+          <w:rFonts w:ascii="Consolas" w:cs="Consolas" w:eastAsia="Consolas" w:hAnsi="Consolas"/>
+          <w:color w:val="C0392B"/>
+          <w:sz w:val="20"/>
+          <w:szCs w:val="20"/>
+        </w:rPr>
+        <w:t xml:space="preserve">axe-core/axe.min.js</w:t>
+      </w:r>
+      <w:r>
+        <w:rPr>
+          <w:rFonts w:ascii="Calibri" w:cs="Calibri" w:eastAsia="Calibri" w:hAnsi="Calibri"/>
+          <w:sz w:val="22"/>
+          <w:szCs w:val="22"/>
+        </w:rPr>
+        <w:t xml:space="preserve">, se le agrega </w:t>
+      </w:r>
+      <w:r>
+        <w:rPr>
+          <w:rFonts w:ascii="Consolas" w:cs="Consolas" w:eastAsia="Consolas" w:hAnsi="Consolas"/>
+          <w:color w:val="C0392B"/>
+          <w:sz w:val="20"/>
+          <w:szCs w:val="20"/>
+        </w:rPr>
+        <w:t xml:space="preserve">axe.configure({ locale: &lt;axe-core/locales/es.json&gt; })</w:t>
+      </w:r>
+      <w:r>
+        <w:rPr>
+          <w:rFonts w:ascii="Calibri" w:cs="Calibri" w:eastAsia="Calibri" w:hAnsi="Calibri"/>
+          <w:sz w:val="22"/>
+          <w:szCs w:val="22"/>
+        </w:rPr>
+        <w:t xml:space="preserve"> y se pasa como </w:t>
+      </w:r>
+      <w:r>
+        <w:rPr>
+          <w:rFonts w:ascii="Consolas" w:cs="Consolas" w:eastAsia="Consolas" w:hAnsi="Consolas"/>
+          <w:color w:val="C0392B"/>
+          <w:sz w:val="20"/>
+          <w:szCs w:val="20"/>
+        </w:rPr>
+        <w:t xml:space="preserve">axeSource</w:t>
+      </w:r>
+      <w:r>
+        <w:rPr>
+          <w:rFonts w:ascii="Calibri" w:cs="Calibri" w:eastAsia="Calibri" w:hAnsi="Calibri"/>
+          <w:sz w:val="22"/>
+          <w:szCs w:val="22"/>
+        </w:rPr>
+        <w:t xml:space="preserve">.</w:t>
+      </w:r>
+    </w:p>
+    <w:tbl>
+      <w:tblPr>
+        <w:tblW w:type="pct" w:w="100%"/>
+        <w:tblBorders>
+          <w:top w:val="single" w:color="auto" w:sz="4"/>
+          <w:left w:val="single" w:color="auto" w:sz="4"/>
+          <w:bottom w:val="single" w:color="auto" w:sz="4"/>
+          <w:right w:val="single" w:color="auto" w:sz="4"/>
+          <w:insideH w:val="single" w:color="auto" w:sz="4"/>
+          <w:insideV w:val="single" w:color="auto" w:sz="4"/>
+        </w:tblBorders>
+        <w:tblCellMar>
+          <w:top w:type="dxa" w:w="100"/>
+          <w:bottom w:type="dxa" w:w="200"/>
+        </w:tblCellMar>
+      </w:tblPr>
+      <w:tblGrid>
+        <w:gridCol w:w="8900"/>
+      </w:tblGrid>
+      <w:tr>
+        <w:tc>
+          <w:tcPr>
+            <w:tcW w:type="dxa" w:w="8900"/>
+            <w:shd w:fill="2B2B2B" w:val="clear"/>
+            <w:tcMar>
+              <w:top w:type="dxa" w:w="160"/>
+              <w:left w:type="dxa" w:w="200"/>
+              <w:bottom w:type="dxa" w:w="160"/>
+              <w:right w:type="dxa" w:w="200"/>
+            </w:tcMar>
+          </w:tcPr>
+          <w:p>
+            <w:pPr>
+              <w:spacing w:after="0" w:line="260"/>
+            </w:pPr>
+            <w:r>
+              <w:rPr>
+                <w:rFonts w:ascii="Consolas" w:cs="Consolas" w:eastAsia="Consolas" w:hAnsi="Consolas"/>
+                <w:color w:val="F5F5F5"/>
+                <w:sz w:val="20"/>
+                <w:szCs w:val="20"/>
+              </w:rPr>
+              <w:t xml:space="preserve">const AXE_SOURCE_ES =</w:t>
+            </w:r>
+          </w:p>
+          <w:p>
+            <w:pPr>
+              <w:spacing w:after="0" w:line="260"/>
+            </w:pPr>
+            <w:r>
+              <w:rPr>
+                <w:rFonts w:ascii="Consolas" w:cs="Consolas" w:eastAsia="Consolas" w:hAnsi="Consolas"/>
+                <w:color w:val="F5F5F5"/>
+                <w:sz w:val="20"/>
+                <w:szCs w:val="20"/>
+              </w:rPr>
+              <w:t xml:space="preserve">  fs.readFileSync(require.resolve('axe-core/axe.min.js'), 'utf-8') +</w:t>
+            </w:r>
+          </w:p>
+          <w:p>
+            <w:pPr>
+              <w:spacing w:after="0" w:line="260"/>
+            </w:pPr>
+            <w:r>
+              <w:rPr>
+                <w:rFonts w:ascii="Consolas" w:cs="Consolas" w:eastAsia="Consolas" w:hAnsi="Consolas"/>
+                <w:color w:val="F5F5F5"/>
+                <w:sz w:val="20"/>
+                <w:szCs w:val="20"/>
+              </w:rPr>
+              <w:t xml:space="preserve">  `\n;axe.configure({ locale: ${fs.readFileSync(require.resolve('axe-core/locales/es.json'), 'utf-8')} });`;</w:t>
+            </w:r>
+          </w:p>
+          <w:p>
+            <w:pPr>
+              <w:spacing w:after="0" w:line="260"/>
+            </w:pPr>
+            <w:r>
+              <w:rPr>
+                <w:rFonts w:ascii="Consolas" w:cs="Consolas" w:eastAsia="Consolas" w:hAnsi="Consolas"/>
+                <w:color w:val="F5F5F5"/>
+                <w:sz w:val="20"/>
+                <w:szCs w:val="20"/>
+              </w:rPr>
+              <w:t xml:space="preserve"/>
+            </w:r>
+          </w:p>
+          <w:p>
+            <w:pPr>
+              <w:spacing w:after="0" w:line="260"/>
+            </w:pPr>
+            <w:r>
+              <w:rPr>
+                <w:rFonts w:ascii="Consolas" w:cs="Consolas" w:eastAsia="Consolas" w:hAnsi="Consolas"/>
+                <w:color w:val="F5F5F5"/>
+                <w:sz w:val="20"/>
+                <w:szCs w:val="20"/>
+              </w:rPr>
+              <w:t xml:space="preserve">let builder = new AxeBuilder({ page, axeSource: AXE_SOURCE_ES })</w:t>
+            </w:r>
+          </w:p>
+          <w:p>
+            <w:pPr>
+              <w:spacing w:after="0" w:line="260"/>
+            </w:pPr>
+            <w:r>
+              <w:rPr>
+                <w:rFonts w:ascii="Consolas" w:cs="Consolas" w:eastAsia="Consolas" w:hAnsi="Consolas"/>
+                <w:color w:val="F5F5F5"/>
+                <w:sz w:val="20"/>
+                <w:szCs w:val="20"/>
+              </w:rPr>
+              <w:t xml:space="preserve">  .withTags(['wcag2a', 'wcag2aa', 'wcag21aa']);</w:t>
+            </w:r>
+          </w:p>
+        </w:tc>
+      </w:tr>
+    </w:tbl>
+    <w:p>
+      <w:pPr>
+        <w:spacing w:after="180" w:line="300"/>
+        <w:jc w:val="both"/>
+      </w:pPr>
+      <w:r>
+        <w:rPr>
+          <w:rFonts w:ascii="Calibri" w:cs="Calibri" w:eastAsia="Calibri" w:hAnsi="Calibri"/>
+          <w:sz w:val="22"/>
+          <w:szCs w:val="22"/>
+        </w:rPr>
+        <w:t xml:space="preserve">Dos precisiones importantes: (1) el spec de accesibilidad </w:t>
+      </w:r>
+      <w:r>
+        <w:rPr>
+          <w:rFonts w:ascii="Calibri" w:cs="Calibri" w:eastAsia="Calibri" w:hAnsi="Calibri"/>
+          <w:b/>
+          <w:bCs/>
+          <w:sz w:val="22"/>
+          <w:szCs w:val="22"/>
+        </w:rPr>
+        <w:t xml:space="preserve">no se sobreescribe si ya existe</w:t>
+      </w:r>
+      <w:r>
+        <w:rPr>
+          <w:rFonts w:ascii="Calibri" w:cs="Calibri" w:eastAsia="Calibri" w:hAnsi="Calibri"/>
+          <w:sz w:val="22"/>
+          <w:szCs w:val="22"/>
+        </w:rPr>
+        <w:t xml:space="preserve"> (guard de sobreescritura), así que una suite generada antes de este cambio conserva su versión en inglés — bórrala y regenera la suite; (2) las claves del log que parsea el portal (</w:t>
+      </w:r>
+      <w:r>
+        <w:rPr>
+          <w:rFonts w:ascii="Consolas" w:cs="Consolas" w:eastAsia="Consolas" w:hAnsi="Consolas"/>
+          <w:color w:val="C0392B"/>
+          <w:sz w:val="20"/>
+          <w:szCs w:val="20"/>
+        </w:rPr>
+        <w:t xml:space="preserve">[SERIOUS] regla: texto</w:t>
+      </w:r>
+      <w:r>
+        <w:rPr>
+          <w:rFonts w:ascii="Calibri" w:cs="Calibri" w:eastAsia="Calibri" w:hAnsi="Calibri"/>
+          <w:sz w:val="22"/>
+          <w:szCs w:val="22"/>
+        </w:rPr>
+        <w:t xml:space="preserve">, </w:t>
+      </w:r>
+      <w:r>
+        <w:rPr>
+          <w:rFonts w:ascii="Consolas" w:cs="Consolas" w:eastAsia="Consolas" w:hAnsi="Consolas"/>
+          <w:color w:val="C0392B"/>
+          <w:sz w:val="20"/>
+          <w:szCs w:val="20"/>
+        </w:rPr>
+        <w:t xml:space="preserve">Critical: n | Serious: n | …</w:t>
+      </w:r>
+      <w:r>
+        <w:rPr>
+          <w:rFonts w:ascii="Calibri" w:cs="Calibri" w:eastAsia="Calibri" w:hAnsi="Calibri"/>
+          <w:sz w:val="22"/>
+          <w:szCs w:val="22"/>
+        </w:rPr>
+        <w:t xml:space="preserve">) </w:t>
+      </w:r>
+      <w:r>
+        <w:rPr>
+          <w:rFonts w:ascii="Calibri" w:cs="Calibri" w:eastAsia="Calibri" w:hAnsi="Calibri"/>
+          <w:b/>
+          <w:bCs/>
+          <w:sz w:val="22"/>
+          <w:szCs w:val="22"/>
+        </w:rPr>
+        <w:t xml:space="preserve">no cambian</w:t>
+      </w:r>
+      <w:r>
+        <w:rPr>
+          <w:rFonts w:ascii="Calibri" w:cs="Calibri" w:eastAsia="Calibri" w:hAnsi="Calibri"/>
+          <w:sz w:val="22"/>
+          <w:szCs w:val="22"/>
+        </w:rPr>
+        <w:t xml:space="preserve">; el portal traduce solo lo que muestra (</w:t>
+      </w:r>
+      <w:r>
+        <w:rPr>
+          <w:rFonts w:ascii="Consolas" w:cs="Consolas" w:eastAsia="Consolas" w:hAnsi="Consolas"/>
+          <w:color w:val="C0392B"/>
+          <w:sz w:val="20"/>
+          <w:szCs w:val="20"/>
+        </w:rPr>
+        <w:t xml:space="preserve">CRITICAL</w:t>
+      </w:r>
+      <w:r>
+        <w:rPr>
+          <w:rFonts w:ascii="Calibri" w:cs="Calibri" w:eastAsia="Calibri" w:hAnsi="Calibri"/>
+          <w:sz w:val="22"/>
+          <w:szCs w:val="22"/>
+        </w:rPr>
+        <w:t xml:space="preserve">→CRÍTICA, </w:t>
+      </w:r>
+      <w:r>
+        <w:rPr>
+          <w:rFonts w:ascii="Consolas" w:cs="Consolas" w:eastAsia="Consolas" w:hAnsi="Consolas"/>
+          <w:color w:val="C0392B"/>
+          <w:sz w:val="20"/>
+          <w:szCs w:val="20"/>
+        </w:rPr>
+        <w:t xml:space="preserve">SERIOUS</w:t>
+      </w:r>
+      <w:r>
+        <w:rPr>
+          <w:rFonts w:ascii="Calibri" w:cs="Calibri" w:eastAsia="Calibri" w:hAnsi="Calibri"/>
+          <w:sz w:val="22"/>
+          <w:szCs w:val="22"/>
+        </w:rPr>
+        <w:t xml:space="preserve">→GRAVE, </w:t>
+      </w:r>
+      <w:r>
+        <w:rPr>
+          <w:rFonts w:ascii="Consolas" w:cs="Consolas" w:eastAsia="Consolas" w:hAnsi="Consolas"/>
+          <w:color w:val="C0392B"/>
+          <w:sz w:val="20"/>
+          <w:szCs w:val="20"/>
+        </w:rPr>
+        <w:t xml:space="preserve">MODERATE</w:t>
+      </w:r>
+      <w:r>
+        <w:rPr>
+          <w:rFonts w:ascii="Calibri" w:cs="Calibri" w:eastAsia="Calibri" w:hAnsi="Calibri"/>
+          <w:sz w:val="22"/>
+          <w:szCs w:val="22"/>
+        </w:rPr>
+        <w:t xml:space="preserve">→MODERADA, </w:t>
+      </w:r>
+      <w:r>
+        <w:rPr>
+          <w:rFonts w:ascii="Consolas" w:cs="Consolas" w:eastAsia="Consolas" w:hAnsi="Consolas"/>
+          <w:color w:val="C0392B"/>
+          <w:sz w:val="20"/>
+          <w:szCs w:val="20"/>
+        </w:rPr>
+        <w:t xml:space="preserve">MINOR</w:t>
+      </w:r>
+      <w:r>
+        <w:rPr>
+          <w:rFonts w:ascii="Calibri" w:cs="Calibri" w:eastAsia="Calibri" w:hAnsi="Calibri"/>
+          <w:sz w:val="22"/>
+          <w:szCs w:val="22"/>
+        </w:rPr>
+        <w:t xml:space="preserve">→MENOR) mediante </w:t>
+      </w:r>
+      <w:r>
+        <w:rPr>
+          <w:rFonts w:ascii="Consolas" w:cs="Consolas" w:eastAsia="Consolas" w:hAnsi="Consolas"/>
+          <w:color w:val="C0392B"/>
+          <w:sz w:val="20"/>
+          <w:szCs w:val="20"/>
+        </w:rPr>
+        <w:t xml:space="preserve">levelLabel()</w:t>
+      </w:r>
+      <w:r>
+        <w:rPr>
+          <w:rFonts w:ascii="Calibri" w:cs="Calibri" w:eastAsia="Calibri" w:hAnsi="Calibri"/>
+          <w:sz w:val="22"/>
+          <w:szCs w:val="22"/>
+        </w:rPr>
+        <w:t xml:space="preserve"> en </w:t>
+      </w:r>
+      <w:r>
+        <w:rPr>
+          <w:rFonts w:ascii="Consolas" w:cs="Consolas" w:eastAsia="Consolas" w:hAnsi="Consolas"/>
+          <w:color w:val="C0392B"/>
+          <w:sz w:val="20"/>
+          <w:szCs w:val="20"/>
+        </w:rPr>
+        <w:t xml:space="preserve">renderAccessibility()</w:t>
+      </w:r>
+      <w:r>
+        <w:rPr>
+          <w:rFonts w:ascii="Calibri" w:cs="Calibri" w:eastAsia="Calibri" w:hAnsi="Calibri"/>
+          <w:sz w:val="22"/>
+          <w:szCs w:val="22"/>
+        </w:rPr>
+        <w:t xml:space="preserve">.</w:t>
+      </w:r>
+    </w:p>
     <w:p>
       <w:pPr>
         <w:pStyle w:val="Heading2"/>
@@ -14887,6 +15866,443 @@
       </w:pPr>
     </w:p>
     <w:p>
+      <w:pPr>
+        <w:pStyle w:val="Heading2"/>
+        <w:spacing w:after="160" w:before="360"/>
+      </w:pPr>
+      <w:r>
+        <w:rPr>
+          <w:b/>
+          <w:bCs/>
+          <w:color w:val="2E5C8A"/>
+          <w:sz w:val="26"/>
+          <w:szCs w:val="26"/>
+        </w:rPr>
+        <w:t xml:space="preserve">10.2 Aprendizaje contaminado: cuándo y cómo limpiarlo</w:t>
+      </w:r>
+    </w:p>
+    <w:p>
+      <w:pPr>
+        <w:spacing w:after="180" w:line="300"/>
+        <w:jc w:val="both"/>
+      </w:pPr>
+      <w:r>
+        <w:rPr>
+          <w:rFonts w:ascii="Calibri" w:cs="Calibri" w:eastAsia="Calibri" w:hAnsi="Calibri"/>
+          <w:sz w:val="22"/>
+          <w:szCs w:val="22"/>
+        </w:rPr>
+        <w:t xml:space="preserve">Un «éxito» de healing significa únicamente que el clic no lanzó error, no que cayó en el elemento correcto. Si un spec se ejecuta con un paso faltante, el healer puede resolver el elemento ausente con otro visible y registrarlo; el </w:t>
+      </w:r>
+      <w:r>
+        <w:rPr>
+          <w:rFonts w:ascii="Consolas" w:cs="Consolas" w:eastAsia="Consolas" w:hAnsi="Consolas"/>
+          <w:color w:val="C0392B"/>
+          <w:sz w:val="20"/>
+          <w:szCs w:val="20"/>
+        </w:rPr>
+        <w:t xml:space="preserve">LearningStore</w:t>
+      </w:r>
+      <w:r>
+        <w:rPr>
+          <w:rFonts w:ascii="Calibri" w:cs="Calibri" w:eastAsia="Calibri" w:hAnsi="Calibri"/>
+          <w:sz w:val="22"/>
+          <w:szCs w:val="22"/>
+        </w:rPr>
+        <w:t xml:space="preserve"> lo prefiere después por su </w:t>
+      </w:r>
+      <w:r>
+        <w:rPr>
+          <w:rFonts w:ascii="Consolas" w:cs="Consolas" w:eastAsia="Consolas" w:hAnsi="Consolas"/>
+          <w:color w:val="C0392B"/>
+          <w:sz w:val="20"/>
+          <w:szCs w:val="20"/>
+        </w:rPr>
+        <w:t xml:space="preserve">successCount</w:t>
+      </w:r>
+      <w:r>
+        <w:rPr>
+          <w:rFonts w:ascii="Calibri" w:cs="Calibri" w:eastAsia="Calibri" w:hAnsi="Calibri"/>
+          <w:sz w:val="22"/>
+          <w:szCs w:val="22"/>
+        </w:rPr>
+        <w:t xml:space="preserve">, y el selector equivocado se mantiene aunque el spec ya esté corregido.</w:t>
+      </w:r>
+    </w:p>
+    <w:tbl>
+      <w:tblPr>
+        <w:tblW w:type="dxa" w:w="8900"/>
+        <w:tblBorders>
+          <w:top w:val="single" w:color="auto" w:sz="4"/>
+          <w:left w:val="single" w:color="auto" w:sz="4"/>
+          <w:bottom w:val="single" w:color="auto" w:sz="4"/>
+          <w:right w:val="single" w:color="auto" w:sz="4"/>
+          <w:insideH w:val="single" w:color="auto" w:sz="4"/>
+          <w:insideV w:val="single" w:color="auto" w:sz="4"/>
+        </w:tblBorders>
+      </w:tblPr>
+      <w:tblGrid>
+        <w:gridCol w:w="2800"/>
+        <w:gridCol w:w="3200"/>
+        <w:gridCol w:w="2900"/>
+      </w:tblGrid>
+      <w:tr>
+        <w:trPr>
+          <w:tblHeader/>
+        </w:trPr>
+        <w:tc>
+          <w:tcPr>
+            <w:tcW w:type="dxa" w:w="2800"/>
+            <w:shd w:fill="1F3864" w:val="clear"/>
+            <w:tcMar>
+              <w:top w:type="dxa" w:w="100"/>
+              <w:left w:type="dxa" w:w="120"/>
+              <w:bottom w:type="dxa" w:w="100"/>
+              <w:right w:type="dxa" w:w="120"/>
+            </w:tcMar>
+            <w:vAlign w:val="center"/>
+          </w:tcPr>
+          <w:p>
+            <w:r>
+              <w:rPr>
+                <w:rFonts w:ascii="Calibri" w:cs="Calibri" w:eastAsia="Calibri" w:hAnsi="Calibri"/>
+                <w:b/>
+                <w:bCs/>
+                <w:color w:val="FFFFFF"/>
+                <w:sz w:val="20"/>
+                <w:szCs w:val="20"/>
+              </w:rPr>
+              <w:t xml:space="preserve">Síntoma</w:t>
+            </w:r>
+          </w:p>
+        </w:tc>
+        <w:tc>
+          <w:tcPr>
+            <w:tcW w:type="dxa" w:w="3200"/>
+            <w:shd w:fill="1F3864" w:val="clear"/>
+            <w:tcMar>
+              <w:top w:type="dxa" w:w="100"/>
+              <w:left w:type="dxa" w:w="120"/>
+              <w:bottom w:type="dxa" w:w="100"/>
+              <w:right w:type="dxa" w:w="120"/>
+            </w:tcMar>
+            <w:vAlign w:val="center"/>
+          </w:tcPr>
+          <w:p>
+            <w:r>
+              <w:rPr>
+                <w:rFonts w:ascii="Calibri" w:cs="Calibri" w:eastAsia="Calibri" w:hAnsi="Calibri"/>
+                <w:b/>
+                <w:bCs/>
+                <w:color w:val="FFFFFF"/>
+                <w:sz w:val="20"/>
+                <w:szCs w:val="20"/>
+              </w:rPr>
+              <w:t xml:space="preserve">Diagnóstico</w:t>
+            </w:r>
+          </w:p>
+        </w:tc>
+        <w:tc>
+          <w:tcPr>
+            <w:tcW w:type="dxa" w:w="2900"/>
+            <w:shd w:fill="1F3864" w:val="clear"/>
+            <w:tcMar>
+              <w:top w:type="dxa" w:w="100"/>
+              <w:left w:type="dxa" w:w="120"/>
+              <w:bottom w:type="dxa" w:w="100"/>
+              <w:right w:type="dxa" w:w="120"/>
+            </w:tcMar>
+            <w:vAlign w:val="center"/>
+          </w:tcPr>
+          <w:p>
+            <w:r>
+              <w:rPr>
+                <w:rFonts w:ascii="Calibri" w:cs="Calibri" w:eastAsia="Calibri" w:hAnsi="Calibri"/>
+                <w:b/>
+                <w:bCs/>
+                <w:color w:val="FFFFFF"/>
+                <w:sz w:val="20"/>
+                <w:szCs w:val="20"/>
+              </w:rPr>
+              <w:t xml:space="preserve">Corrección</w:t>
+            </w:r>
+          </w:p>
+        </w:tc>
+      </w:tr>
+      <w:tr>
+        <w:tc>
+          <w:tcPr>
+            <w:tcW w:type="dxa" w:w="2800"/>
+            <w:shd w:fill="FFFFFF" w:val="clear"/>
+            <w:tcMar>
+              <w:top w:type="dxa" w:w="90"/>
+              <w:left w:type="dxa" w:w="120"/>
+              <w:bottom w:type="dxa" w:w="90"/>
+              <w:right w:type="dxa" w:w="120"/>
+            </w:tcMar>
+            <w:vAlign w:val="center"/>
+          </w:tcPr>
+          <w:p>
+            <w:pPr>
+              <w:spacing w:line="260"/>
+            </w:pPr>
+            <w:r>
+              <w:rPr>
+                <w:rFonts w:ascii="Calibri" w:cs="Calibri" w:eastAsia="Calibri" w:hAnsi="Calibri"/>
+                <w:sz w:val="22"/>
+                <w:szCs w:val="22"/>
+              </w:rPr>
+              <w:t xml:space="preserve">Un paso hace clic en un elemento distinto al esperado aunque el spec es correcto</w:t>
+            </w:r>
+          </w:p>
+        </w:tc>
+        <w:tc>
+          <w:tcPr>
+            <w:tcW w:type="dxa" w:w="3200"/>
+            <w:shd w:fill="FFFFFF" w:val="clear"/>
+            <w:tcMar>
+              <w:top w:type="dxa" w:w="90"/>
+              <w:left w:type="dxa" w:w="120"/>
+              <w:bottom w:type="dxa" w:w="90"/>
+              <w:right w:type="dxa" w:w="120"/>
+            </w:tcMar>
+            <w:vAlign w:val="center"/>
+          </w:tcPr>
+          <w:p>
+            <w:pPr>
+              <w:spacing w:line="260"/>
+            </w:pPr>
+            <w:r>
+              <w:rPr>
+                <w:rFonts w:ascii="Consolas" w:cs="Consolas" w:eastAsia="Consolas" w:hAnsi="Consolas"/>
+                <w:color w:val="C0392B"/>
+                <w:sz w:val="20"/>
+                <w:szCs w:val="20"/>
+              </w:rPr>
+              <w:t xml:space="preserve">grep</w:t>
+            </w:r>
+            <w:r>
+              <w:rPr>
+                <w:rFonts w:ascii="Calibri" w:cs="Calibri" w:eastAsia="Calibri" w:hAnsi="Calibri"/>
+                <w:sz w:val="22"/>
+                <w:szCs w:val="22"/>
+              </w:rPr>
+              <w:t xml:space="preserve"> de la clave </w:t>
+            </w:r>
+            <w:r>
+              <w:rPr>
+                <w:rFonts w:ascii="Consolas" w:cs="Consolas" w:eastAsia="Consolas" w:hAnsi="Consolas"/>
+                <w:color w:val="C0392B"/>
+                <w:sz w:val="20"/>
+                <w:szCs w:val="20"/>
+              </w:rPr>
+              <w:t xml:space="preserve">url|click|&lt;texto&gt;</w:t>
+            </w:r>
+            <w:r>
+              <w:rPr>
+                <w:rFonts w:ascii="Calibri" w:cs="Calibri" w:eastAsia="Calibri" w:hAnsi="Calibri"/>
+                <w:sz w:val="22"/>
+                <w:szCs w:val="22"/>
+              </w:rPr>
+              <w:t xml:space="preserve"> en </w:t>
+            </w:r>
+            <w:r>
+              <w:rPr>
+                <w:rFonts w:ascii="Consolas" w:cs="Consolas" w:eastAsia="Consolas" w:hAnsi="Consolas"/>
+                <w:color w:val="C0392B"/>
+                <w:sz w:val="20"/>
+                <w:szCs w:val="20"/>
+              </w:rPr>
+              <w:t xml:space="preserve">learning-db.json</w:t>
+            </w:r>
+            <w:r>
+              <w:rPr>
+                <w:rFonts w:ascii="Calibri" w:cs="Calibri" w:eastAsia="Calibri" w:hAnsi="Calibri"/>
+                <w:sz w:val="22"/>
+                <w:szCs w:val="22"/>
+              </w:rPr>
+              <w:t xml:space="preserve"> / del texto en </w:t>
+            </w:r>
+            <w:r>
+              <w:rPr>
+                <w:rFonts w:ascii="Consolas" w:cs="Consolas" w:eastAsia="Consolas" w:hAnsi="Consolas"/>
+                <w:color w:val="C0392B"/>
+                <w:sz w:val="20"/>
+                <w:szCs w:val="20"/>
+              </w:rPr>
+              <w:t xml:space="preserve">healer-db.json</w:t>
+            </w:r>
+            <w:r>
+              <w:rPr>
+                <w:rFonts w:ascii="Calibri" w:cs="Calibri" w:eastAsia="Calibri" w:hAnsi="Calibri"/>
+                <w:sz w:val="22"/>
+                <w:szCs w:val="22"/>
+              </w:rPr>
+              <w:t xml:space="preserve"> muestra un selector ajeno</w:t>
+            </w:r>
+          </w:p>
+        </w:tc>
+        <w:tc>
+          <w:tcPr>
+            <w:tcW w:type="dxa" w:w="2900"/>
+            <w:shd w:fill="FFFFFF" w:val="clear"/>
+            <w:tcMar>
+              <w:top w:type="dxa" w:w="90"/>
+              <w:left w:type="dxa" w:w="120"/>
+              <w:bottom w:type="dxa" w:w="90"/>
+              <w:right w:type="dxa" w:w="120"/>
+            </w:tcMar>
+            <w:vAlign w:val="center"/>
+          </w:tcPr>
+          <w:p>
+            <w:pPr>
+              <w:spacing w:line="260"/>
+            </w:pPr>
+            <w:r>
+              <w:rPr>
+                <w:rFonts w:ascii="Calibri" w:cs="Calibri" w:eastAsia="Calibri" w:hAnsi="Calibri"/>
+                <w:sz w:val="22"/>
+                <w:szCs w:val="22"/>
+              </w:rPr>
+              <w:t xml:space="preserve">Borrar esas entradas de ambos archivos (son JSON; </w:t>
+            </w:r>
+            <w:r>
+              <w:rPr>
+                <w:rFonts w:ascii="Consolas" w:cs="Consolas" w:eastAsia="Consolas" w:hAnsi="Consolas"/>
+                <w:color w:val="C0392B"/>
+                <w:sz w:val="20"/>
+                <w:szCs w:val="20"/>
+              </w:rPr>
+              <w:t xml:space="preserve">healer-db.json</w:t>
+            </w:r>
+            <w:r>
+              <w:rPr>
+                <w:rFonts w:ascii="Calibri" w:cs="Calibri" w:eastAsia="Calibri" w:hAnsi="Calibri"/>
+                <w:sz w:val="22"/>
+                <w:szCs w:val="22"/>
+              </w:rPr>
+              <w:t xml:space="preserve"> además caduca a los 7 días) y volver a ejecutar</w:t>
+            </w:r>
+          </w:p>
+        </w:tc>
+      </w:tr>
+      <w:tr>
+        <w:tc>
+          <w:tcPr>
+            <w:tcW w:type="dxa" w:w="2800"/>
+            <w:shd w:fill="F5F8FC" w:val="clear"/>
+            <w:tcMar>
+              <w:top w:type="dxa" w:w="90"/>
+              <w:left w:type="dxa" w:w="120"/>
+              <w:bottom w:type="dxa" w:w="90"/>
+              <w:right w:type="dxa" w:w="120"/>
+            </w:tcMar>
+            <w:vAlign w:val="center"/>
+          </w:tcPr>
+          <w:p>
+            <w:pPr>
+              <w:spacing w:line="260"/>
+            </w:pPr>
+            <w:r>
+              <w:rPr>
+                <w:rFonts w:ascii="Calibri" w:cs="Calibri" w:eastAsia="Calibri" w:hAnsi="Calibri"/>
+                <w:sz w:val="22"/>
+                <w:szCs w:val="22"/>
+              </w:rPr>
+              <w:t xml:space="preserve">Mejoró el historial de un selector «raro» tras una corrida con el flujo roto</w:t>
+            </w:r>
+          </w:p>
+        </w:tc>
+        <w:tc>
+          <w:tcPr>
+            <w:tcW w:type="dxa" w:w="3200"/>
+            <w:shd w:fill="F5F8FC" w:val="clear"/>
+            <w:tcMar>
+              <w:top w:type="dxa" w:w="90"/>
+              <w:left w:type="dxa" w:w="120"/>
+              <w:bottom w:type="dxa" w:w="90"/>
+              <w:right w:type="dxa" w:w="120"/>
+            </w:tcMar>
+            <w:vAlign w:val="center"/>
+          </w:tcPr>
+          <w:p>
+            <w:pPr>
+              <w:spacing w:line="260"/>
+            </w:pPr>
+            <w:r>
+              <w:rPr>
+                <w:rFonts w:ascii="Consolas" w:cs="Consolas" w:eastAsia="Consolas" w:hAnsi="Consolas"/>
+                <w:color w:val="C0392B"/>
+                <w:sz w:val="20"/>
+                <w:szCs w:val="20"/>
+              </w:rPr>
+              <w:t xml:space="preserve">git diff learning-db.json</w:t>
+            </w:r>
+            <w:r>
+              <w:rPr>
+                <w:rFonts w:ascii="Calibri" w:cs="Calibri" w:eastAsia="Calibri" w:hAnsi="Calibri"/>
+                <w:sz w:val="22"/>
+                <w:szCs w:val="22"/>
+              </w:rPr>
+              <w:t xml:space="preserve"> muestra </w:t>
+            </w:r>
+            <w:r>
+              <w:rPr>
+                <w:rFonts w:ascii="Consolas" w:cs="Consolas" w:eastAsia="Consolas" w:hAnsi="Consolas"/>
+                <w:color w:val="C0392B"/>
+                <w:sz w:val="20"/>
+                <w:szCs w:val="20"/>
+              </w:rPr>
+              <w:t xml:space="preserve">successCount</w:t>
+            </w:r>
+            <w:r>
+              <w:rPr>
+                <w:rFonts w:ascii="Calibri" w:cs="Calibri" w:eastAsia="Calibri" w:hAnsi="Calibri"/>
+                <w:sz w:val="22"/>
+                <w:szCs w:val="22"/>
+              </w:rPr>
+              <w:t xml:space="preserve"> nuevos para ese selector</w:t>
+            </w:r>
+          </w:p>
+        </w:tc>
+        <w:tc>
+          <w:tcPr>
+            <w:tcW w:type="dxa" w:w="2900"/>
+            <w:shd w:fill="F5F8FC" w:val="clear"/>
+            <w:tcMar>
+              <w:top w:type="dxa" w:w="90"/>
+              <w:left w:type="dxa" w:w="120"/>
+              <w:bottom w:type="dxa" w:w="90"/>
+              <w:right w:type="dxa" w:w="120"/>
+            </w:tcMar>
+            <w:vAlign w:val="center"/>
+          </w:tcPr>
+          <w:p>
+            <w:pPr>
+              <w:spacing w:line="260"/>
+            </w:pPr>
+            <w:r>
+              <w:rPr>
+                <w:rFonts w:ascii="Calibri" w:cs="Calibri" w:eastAsia="Calibri" w:hAnsi="Calibri"/>
+                <w:sz w:val="22"/>
+                <w:szCs w:val="22"/>
+              </w:rPr>
+              <w:t xml:space="preserve">No confirmar (commit) esos cambios, o revertirlos con </w:t>
+            </w:r>
+            <w:r>
+              <w:rPr>
+                <w:rFonts w:ascii="Consolas" w:cs="Consolas" w:eastAsia="Consolas" w:hAnsi="Consolas"/>
+                <w:color w:val="C0392B"/>
+                <w:sz w:val="20"/>
+                <w:szCs w:val="20"/>
+              </w:rPr>
+              <w:t xml:space="preserve">git checkout -- learning-db.json healer-db.json</w:t>
+            </w:r>
+          </w:p>
+        </w:tc>
+      </w:tr>
+    </w:tbl>
+    <w:p>
       <w:r>
         <w:br w:type="page"/>
       </w:r>
@@ -17757,41 +19173,106 @@
     </w:p>
     <w:p>
       <w:pPr>
-        <w:sectPr>
-          <w:pgSz w:w="11907" w:h="16840" w:orient="portrait"/>
-          <w:pgMar w:top="1134" w:right="1134" w:bottom="1134" w:left="1134" w:header="708" w:footer="708" w:gutter="0"/>
-          <w:pgNumType/>
-          <w:docGrid w:linePitch="360"/>
-        </w:sectPr>
+        <w:pStyle w:val="Heading2"/>
+        <w:spacing w:after="160" w:before="360"/>
       </w:pPr>
-    </w:p>
-    <w:p>
-      <w:r>
-        <w:br w:type="page"/>
+      <w:r>
+        <w:rPr>
+          <w:b/>
+          <w:bCs/>
+          <w:color w:val="2E5C8A"/>
+          <w:sz w:val="26"/>
+          <w:szCs w:val="26"/>
+        </w:rPr>
+        <w:t xml:space="preserve">11.6 La pestaña Gherkin (BDD): informativa, no es un tipo de prueba</w:t>
       </w:r>
     </w:p>
     <w:p>
       <w:pPr>
-        <w:pStyle w:val="Heading1"/>
-        <w:pBdr>
-          <w:bottom w:val="single" w:color="2E5C8A" w:sz="8" w:space="6"/>
-        </w:pBdr>
-        <w:spacing w:after="240" w:before="480"/>
+        <w:spacing w:after="180" w:line="300"/>
+        <w:jc w:val="both"/>
       </w:pPr>
       <w:r>
         <w:rPr>
+          <w:rFonts w:ascii="Calibri" w:cs="Calibri" w:eastAsia="Calibri" w:hAnsi="Calibri"/>
+          <w:sz w:val="22"/>
+          <w:szCs w:val="22"/>
+        </w:rPr>
+        <w:t xml:space="preserve">BDD/Gherkin es la narración en lenguaje natural del mismo flujo de UI que ya evalúan </w:t>
+      </w:r>
+      <w:r>
+        <w:rPr>
+          <w:rFonts w:ascii="Consolas" w:cs="Consolas" w:eastAsia="Consolas" w:hAnsi="Consolas"/>
+          <w:color w:val="C0392B"/>
+          <w:sz w:val="20"/>
+          <w:szCs w:val="20"/>
+        </w:rPr>
+        <w:t xml:space="preserve">ui-chromium/firefox/webkit</w:t>
+      </w:r>
+      <w:r>
+        <w:rPr>
+          <w:rFonts w:ascii="Calibri" w:cs="Calibri" w:eastAsia="Calibri" w:hAnsi="Calibri"/>
+          <w:sz w:val="22"/>
+          <w:szCs w:val="22"/>
+        </w:rPr>
+        <w:t xml:space="preserve">; por eso </w:t>
+      </w:r>
+      <w:r>
+        <w:rPr>
+          <w:rFonts w:ascii="Calibri" w:cs="Calibri" w:eastAsia="Calibri" w:hAnsi="Calibri"/>
           <w:b/>
           <w:bCs/>
-          <w:color w:val="1F3864"/>
-          <w:sz w:val="32"/>
-          <w:szCs w:val="32"/>
-        </w:rPr>
-        <w:t xml:space="preserve">12. Integración continua — .github/workflows/playwright.yml</w:t>
+          <w:sz w:val="22"/>
+          <w:szCs w:val="22"/>
+        </w:rPr>
+        <w:t xml:space="preserve">no forma parte del arreglo `MODULES`</w:t>
+      </w:r>
+      <w:r>
+        <w:rPr>
+          <w:rFonts w:ascii="Calibri" w:cs="Calibri" w:eastAsia="Calibri" w:hAnsi="Calibri"/>
+          <w:sz w:val="22"/>
+          <w:szCs w:val="22"/>
+        </w:rPr>
+        <w:t xml:space="preserve"> de </w:t>
+      </w:r>
+      <w:r>
+        <w:rPr>
+          <w:rFonts w:ascii="Consolas" w:cs="Consolas" w:eastAsia="Consolas" w:hAnsi="Consolas"/>
+          <w:color w:val="C0392B"/>
+          <w:sz w:val="20"/>
+          <w:szCs w:val="20"/>
+        </w:rPr>
+        <w:t xml:space="preserve">generate-portal.js</w:t>
+      </w:r>
+      <w:r>
+        <w:rPr>
+          <w:rFonts w:ascii="Calibri" w:cs="Calibri" w:eastAsia="Calibri" w:hAnsi="Calibri"/>
+          <w:sz w:val="22"/>
+          <w:szCs w:val="22"/>
+        </w:rPr>
+        <w:t xml:space="preserve"> (que alimenta, con el mismo </w:t>
+      </w:r>
+      <w:r>
+        <w:rPr>
+          <w:rFonts w:ascii="Consolas" w:cs="Consolas" w:eastAsia="Consolas" w:hAnsi="Consolas"/>
+          <w:color w:val="C0392B"/>
+          <w:sz w:val="20"/>
+          <w:szCs w:val="20"/>
+        </w:rPr>
+        <w:t xml:space="preserve">.map()</w:t>
+      </w:r>
+      <w:r>
+        <w:rPr>
+          <w:rFonts w:ascii="Calibri" w:cs="Calibri" w:eastAsia="Calibri" w:hAnsi="Calibri"/>
+          <w:sz w:val="22"/>
+          <w:szCs w:val="22"/>
+        </w:rPr>
+        <w:t xml:space="preserve">, las tarjetas de «Módulos de Prueba» y las pestañas con pass/fail/%). Tiene una pestaña y una sección propias, con un encabezado descriptivo y sin porcentaje.</w:t>
       </w:r>
     </w:p>
     <w:tbl>
       <w:tblPr>
-        <w:tblW w:type="dxa" w:w="9150"/>
+        <w:tblW w:type="dxa" w:w="8900"/>
         <w:tblBorders>
           <w:top w:val="single" w:color="auto" w:sz="4"/>
           <w:left w:val="single" w:color="auto" w:sz="4"/>
@@ -17803,7 +19284,8 @@
       </w:tblPr>
       <w:tblGrid>
         <w:gridCol w:w="2200"/>
-        <w:gridCol w:w="6950"/>
+        <w:gridCol w:w="3200"/>
+        <w:gridCol w:w="3500"/>
       </w:tblGrid>
       <w:tr>
         <w:trPr>
@@ -17831,13 +19313,13 @@
                 <w:sz w:val="20"/>
                 <w:szCs w:val="20"/>
               </w:rPr>
-              <w:t xml:space="preserve">Aspecto</w:t>
-            </w:r>
-          </w:p>
-        </w:tc>
-        <w:tc>
-          <w:tcPr>
-            <w:tcW w:type="dxa" w:w="6950"/>
+              <w:t xml:space="preserve">Elemento</w:t>
+            </w:r>
+          </w:p>
+        </w:tc>
+        <w:tc>
+          <w:tcPr>
+            <w:tcW w:type="dxa" w:w="3200"/>
             <w:shd w:fill="1F3864" w:val="clear"/>
             <w:tcMar>
               <w:top w:type="dxa" w:w="100"/>
@@ -17857,7 +19339,33 @@
                 <w:sz w:val="20"/>
                 <w:szCs w:val="20"/>
               </w:rPr>
-              <w:t xml:space="preserve">Configuración</w:t>
+              <w:t xml:space="preserve">Implementación</w:t>
+            </w:r>
+          </w:p>
+        </w:tc>
+        <w:tc>
+          <w:tcPr>
+            <w:tcW w:type="dxa" w:w="3500"/>
+            <w:shd w:fill="1F3864" w:val="clear"/>
+            <w:tcMar>
+              <w:top w:type="dxa" w:w="100"/>
+              <w:left w:type="dxa" w:w="120"/>
+              <w:bottom w:type="dxa" w:w="100"/>
+              <w:right w:type="dxa" w:w="120"/>
+            </w:tcMar>
+            <w:vAlign w:val="center"/>
+          </w:tcPr>
+          <w:p>
+            <w:r>
+              <w:rPr>
+                <w:rFonts w:ascii="Calibri" w:cs="Calibri" w:eastAsia="Calibri" w:hAnsi="Calibri"/>
+                <w:b/>
+                <w:bCs/>
+                <w:color w:val="FFFFFF"/>
+                <w:sz w:val="20"/>
+                <w:szCs w:val="20"/>
+              </w:rPr>
+              <w:t xml:space="preserve">Detalle</w:t>
             </w:r>
           </w:p>
         </w:tc>
@@ -17885,13 +19393,22 @@
                 <w:sz w:val="22"/>
                 <w:szCs w:val="22"/>
               </w:rPr>
-              <w:t xml:space="preserve">Triggers</w:t>
-            </w:r>
-          </w:p>
-        </w:tc>
-        <w:tc>
-          <w:tcPr>
-            <w:tcW w:type="dxa" w:w="6950"/>
+              <w:t xml:space="preserve">Resultados </w:t>
+            </w:r>
+            <w:r>
+              <w:rPr>
+                <w:rFonts w:ascii="Consolas" w:cs="Consolas" w:eastAsia="Consolas" w:hAnsi="Consolas"/>
+                <w:color w:val="C0392B"/>
+                <w:sz w:val="20"/>
+                <w:szCs w:val="20"/>
+              </w:rPr>
+              <w:t xml:space="preserve">bdd-ui</w:t>
+            </w:r>
+          </w:p>
+        </w:tc>
+        <w:tc>
+          <w:tcPr>
+            <w:tcW w:type="dxa" w:w="3200"/>
             <w:shd w:fill="FFFFFF" w:val="clear"/>
             <w:tcMar>
               <w:top w:type="dxa" w:w="90"/>
@@ -17912,66 +19429,42 @@
                 <w:sz w:val="20"/>
                 <w:szCs w:val="20"/>
               </w:rPr>
-              <w:t xml:space="preserve">push</w:t>
-            </w:r>
-            <w:r>
-              <w:rPr>
-                <w:rFonts w:ascii="Calibri" w:cs="Calibri" w:eastAsia="Calibri" w:hAnsi="Calibri"/>
-                <w:sz w:val="22"/>
-                <w:szCs w:val="22"/>
-              </w:rPr>
-              <w:t xml:space="preserve">/</w:t>
-            </w:r>
-            <w:r>
-              <w:rPr>
-                <w:rFonts w:ascii="Consolas" w:cs="Consolas" w:eastAsia="Consolas" w:hAnsi="Consolas"/>
-                <w:color w:val="C0392B"/>
-                <w:sz w:val="20"/>
-                <w:szCs w:val="20"/>
-              </w:rPr>
-              <w:t xml:space="preserve">pull_request</w:t>
-            </w:r>
-            <w:r>
-              <w:rPr>
-                <w:rFonts w:ascii="Calibri" w:cs="Calibri" w:eastAsia="Calibri" w:hAnsi="Calibri"/>
-                <w:sz w:val="22"/>
-                <w:szCs w:val="22"/>
-              </w:rPr>
-              <w:t xml:space="preserve"> a </w:t>
-            </w:r>
-            <w:r>
-              <w:rPr>
-                <w:rFonts w:ascii="Consolas" w:cs="Consolas" w:eastAsia="Consolas" w:hAnsi="Consolas"/>
-                <w:color w:val="C0392B"/>
-                <w:sz w:val="20"/>
-                <w:szCs w:val="20"/>
-              </w:rPr>
-              <w:t xml:space="preserve">master</w:t>
-            </w:r>
-            <w:r>
-              <w:rPr>
-                <w:rFonts w:ascii="Calibri" w:cs="Calibri" w:eastAsia="Calibri" w:hAnsi="Calibri"/>
-                <w:sz w:val="22"/>
-                <w:szCs w:val="22"/>
-              </w:rPr>
-              <w:t xml:space="preserve"> + </w:t>
-            </w:r>
-            <w:r>
-              <w:rPr>
-                <w:rFonts w:ascii="Consolas" w:cs="Consolas" w:eastAsia="Consolas" w:hAnsi="Consolas"/>
-                <w:color w:val="C0392B"/>
-                <w:sz w:val="20"/>
-                <w:szCs w:val="20"/>
-              </w:rPr>
-              <w:t xml:space="preserve">workflow_dispatch</w:t>
-            </w:r>
-            <w:r>
-              <w:rPr>
-                <w:rFonts w:ascii="Calibri" w:cs="Calibri" w:eastAsia="Calibri" w:hAnsi="Calibri"/>
-                <w:sz w:val="22"/>
-                <w:szCs w:val="22"/>
-              </w:rPr>
-              <w:t xml:space="preserve"> manual.</w:t>
+              <w:t xml:space="preserve">bddSuites = allSuites.filter(hostname === "bdd-ui")</w:t>
+            </w:r>
+          </w:p>
+        </w:tc>
+        <w:tc>
+          <w:tcPr>
+            <w:tcW w:type="dxa" w:w="3500"/>
+            <w:shd w:fill="FFFFFF" w:val="clear"/>
+            <w:tcMar>
+              <w:top w:type="dxa" w:w="90"/>
+              <w:left w:type="dxa" w:w="120"/>
+              <w:bottom w:type="dxa" w:w="90"/>
+              <w:right w:type="dxa" w:w="120"/>
+            </w:tcMar>
+            <w:vAlign w:val="center"/>
+          </w:tcPr>
+          <w:p>
+            <w:pPr>
+              <w:spacing w:line="260"/>
+            </w:pPr>
+            <w:r>
+              <w:rPr>
+                <w:rFonts w:ascii="Consolas" w:cs="Consolas" w:eastAsia="Consolas" w:hAnsi="Consolas"/>
+                <w:color w:val="C0392B"/>
+                <w:sz w:val="20"/>
+                <w:szCs w:val="20"/>
+              </w:rPr>
+              <w:t xml:space="preserve">groupByModule()</w:t>
+            </w:r>
+            <w:r>
+              <w:rPr>
+                <w:rFonts w:ascii="Calibri" w:cs="Calibri" w:eastAsia="Calibri" w:hAnsi="Calibri"/>
+                <w:sz w:val="22"/>
+                <w:szCs w:val="22"/>
+              </w:rPr>
+              <w:t xml:space="preserve"> ya no los clasifica; se filtran directo por hostname</w:t>
             </w:r>
           </w:p>
         </w:tc>
@@ -17980,52 +19473,164 @@
         <w:tc>
           <w:tcPr>
             <w:tcW w:type="dxa" w:w="2200"/>
-            <w:shd w:fill="F4F6F7" w:val="clear"/>
-            <w:tcMar>
-              <w:top w:type="dxa" w:w="90"/>
-              <w:left w:type="dxa" w:w="120"/>
-              <w:bottom w:type="dxa" w:w="90"/>
-              <w:right w:type="dxa" w:w="120"/>
-            </w:tcMar>
-            <w:vAlign w:val="center"/>
-          </w:tcPr>
-          <w:p>
-            <w:pPr>
-              <w:spacing w:line="260"/>
-            </w:pPr>
-            <w:r>
-              <w:rPr>
-                <w:rFonts w:ascii="Calibri" w:cs="Calibri" w:eastAsia="Calibri" w:hAnsi="Calibri"/>
-                <w:sz w:val="22"/>
-                <w:szCs w:val="22"/>
-              </w:rPr>
-              <w:t xml:space="preserve">Node.js</w:t>
-            </w:r>
-          </w:p>
-        </w:tc>
-        <w:tc>
-          <w:tcPr>
-            <w:tcW w:type="dxa" w:w="6950"/>
-            <w:shd w:fill="F4F6F7" w:val="clear"/>
-            <w:tcMar>
-              <w:top w:type="dxa" w:w="90"/>
-              <w:left w:type="dxa" w:w="120"/>
-              <w:bottom w:type="dxa" w:w="90"/>
-              <w:right w:type="dxa" w:w="120"/>
-            </w:tcMar>
-            <w:vAlign w:val="center"/>
-          </w:tcPr>
-          <w:p>
-            <w:pPr>
-              <w:spacing w:line="260"/>
-            </w:pPr>
-            <w:r>
-              <w:rPr>
-                <w:rFonts w:ascii="Calibri" w:cs="Calibri" w:eastAsia="Calibri" w:hAnsi="Calibri"/>
-                <w:sz w:val="22"/>
-                <w:szCs w:val="22"/>
-              </w:rPr>
-              <w:t xml:space="preserve">v24 (actions/setup-node@v6).</w:t>
+            <w:shd w:fill="F5F8FC" w:val="clear"/>
+            <w:tcMar>
+              <w:top w:type="dxa" w:w="90"/>
+              <w:left w:type="dxa" w:w="120"/>
+              <w:bottom w:type="dxa" w:w="90"/>
+              <w:right w:type="dxa" w:w="120"/>
+            </w:tcMar>
+            <w:vAlign w:val="center"/>
+          </w:tcPr>
+          <w:p>
+            <w:pPr>
+              <w:spacing w:line="260"/>
+            </w:pPr>
+            <w:r>
+              <w:rPr>
+                <w:rFonts w:ascii="Calibri" w:cs="Calibri" w:eastAsia="Calibri" w:hAnsi="Calibri"/>
+                <w:sz w:val="22"/>
+                <w:szCs w:val="22"/>
+              </w:rPr>
+              <w:t xml:space="preserve">Coincidencia de nombres</w:t>
+            </w:r>
+          </w:p>
+        </w:tc>
+        <w:tc>
+          <w:tcPr>
+            <w:tcW w:type="dxa" w:w="3200"/>
+            <w:shd w:fill="F5F8FC" w:val="clear"/>
+            <w:tcMar>
+              <w:top w:type="dxa" w:w="90"/>
+              <w:left w:type="dxa" w:w="120"/>
+              <w:bottom w:type="dxa" w:w="90"/>
+              <w:right w:type="dxa" w:w="120"/>
+            </w:tcMar>
+            <w:vAlign w:val="center"/>
+          </w:tcPr>
+          <w:p>
+            <w:pPr>
+              <w:spacing w:line="260"/>
+            </w:pPr>
+            <w:r>
+              <w:rPr>
+                <w:rFonts w:ascii="Consolas" w:cs="Consolas" w:eastAsia="Consolas" w:hAnsi="Consolas"/>
+                <w:color w:val="C0392B"/>
+                <w:sz w:val="20"/>
+                <w:szCs w:val="20"/>
+              </w:rPr>
+              <w:t xml:space="preserve">renderBDD(suiteList, features, ctx)</w:t>
+            </w:r>
+            <w:r>
+              <w:rPr>
+                <w:rFonts w:ascii="Calibri" w:cs="Calibri" w:eastAsia="Calibri" w:hAnsi="Calibri"/>
+                <w:sz w:val="22"/>
+                <w:szCs w:val="22"/>
+              </w:rPr>
+              <w:t xml:space="preserve"> — </w:t>
+            </w:r>
+            <w:r>
+              <w:rPr>
+                <w:rFonts w:ascii="Consolas" w:cs="Consolas" w:eastAsia="Consolas" w:hAnsi="Consolas"/>
+                <w:color w:val="C0392B"/>
+                <w:sz w:val="20"/>
+                <w:szCs w:val="20"/>
+              </w:rPr>
+              <w:t xml:space="preserve">resultIndex</w:t>
+            </w:r>
+          </w:p>
+        </w:tc>
+        <w:tc>
+          <w:tcPr>
+            <w:tcW w:type="dxa" w:w="3500"/>
+            <w:shd w:fill="F5F8FC" w:val="clear"/>
+            <w:tcMar>
+              <w:top w:type="dxa" w:w="90"/>
+              <w:left w:type="dxa" w:w="120"/>
+              <w:bottom w:type="dxa" w:w="90"/>
+              <w:right w:type="dxa" w:w="120"/>
+            </w:tcMar>
+            <w:vAlign w:val="center"/>
+          </w:tcPr>
+          <w:p>
+            <w:pPr>
+              <w:spacing w:line="260"/>
+            </w:pPr>
+            <w:r>
+              <w:rPr>
+                <w:rFonts w:ascii="Calibri" w:cs="Calibri" w:eastAsia="Calibri" w:hAnsi="Calibri"/>
+                <w:sz w:val="22"/>
+                <w:szCs w:val="22"/>
+              </w:rPr>
+              <w:t xml:space="preserve">playwright-bdd nombra el testcase </w:t>
+            </w:r>
+            <w:r>
+              <w:rPr>
+                <w:rFonts w:ascii="Consolas" w:cs="Consolas" w:eastAsia="Consolas" w:hAnsi="Consolas"/>
+                <w:color w:val="C0392B"/>
+                <w:sz w:val="20"/>
+                <w:szCs w:val="20"/>
+              </w:rPr>
+              <w:t xml:space="preserve">"&lt;Feature&gt; › &lt;Escenario&gt;"</w:t>
+            </w:r>
+            <w:r>
+              <w:rPr>
+                <w:rFonts w:ascii="Calibri" w:cs="Calibri" w:eastAsia="Calibri" w:hAnsi="Calibri"/>
+                <w:sz w:val="22"/>
+                <w:szCs w:val="22"/>
+              </w:rPr>
+              <w:t xml:space="preserve"> y compila a </w:t>
+            </w:r>
+            <w:r>
+              <w:rPr>
+                <w:rFonts w:ascii="Consolas" w:cs="Consolas" w:eastAsia="Consolas" w:hAnsi="Consolas"/>
+                <w:color w:val="C0392B"/>
+                <w:sz w:val="20"/>
+                <w:szCs w:val="20"/>
+              </w:rPr>
+              <w:t xml:space="preserve">*.feature.spec.js</w:t>
+            </w:r>
+            <w:r>
+              <w:rPr>
+                <w:rFonts w:ascii="Calibri" w:cs="Calibri" w:eastAsia="Calibri" w:hAnsi="Calibri"/>
+                <w:sz w:val="22"/>
+                <w:szCs w:val="22"/>
+              </w:rPr>
+              <w:t xml:space="preserve">: se indexa por nombre completo, por escenario (parte tras </w:t>
+            </w:r>
+            <w:r>
+              <w:rPr>
+                <w:rFonts w:ascii="Consolas" w:cs="Consolas" w:eastAsia="Consolas" w:hAnsi="Consolas"/>
+                <w:color w:val="C0392B"/>
+                <w:sz w:val="20"/>
+                <w:szCs w:val="20"/>
+              </w:rPr>
+              <w:t xml:space="preserve">›</w:t>
+            </w:r>
+            <w:r>
+              <w:rPr>
+                <w:rFonts w:ascii="Calibri" w:cs="Calibri" w:eastAsia="Calibri" w:hAnsi="Calibri"/>
+                <w:sz w:val="22"/>
+                <w:szCs w:val="22"/>
+              </w:rPr>
+              <w:t xml:space="preserve">) y por nombre de archivo (</w:t>
+            </w:r>
+            <w:r>
+              <w:rPr>
+                <w:rFonts w:ascii="Consolas" w:cs="Consolas" w:eastAsia="Consolas" w:hAnsi="Consolas"/>
+                <w:color w:val="C0392B"/>
+                <w:sz w:val="20"/>
+                <w:szCs w:val="20"/>
+              </w:rPr>
+              <w:t xml:space="preserve">.spec.(ts|js)</w:t>
+            </w:r>
+            <w:r>
+              <w:rPr>
+                <w:rFonts w:ascii="Calibri" w:cs="Calibri" w:eastAsia="Calibri" w:hAnsi="Calibri"/>
+                <w:sz w:val="22"/>
+                <w:szCs w:val="22"/>
+              </w:rPr>
+              <w:t xml:space="preserve">)</w:t>
             </w:r>
           </w:p>
         </w:tc>
@@ -18053,13 +19658,30 @@
                 <w:sz w:val="22"/>
                 <w:szCs w:val="22"/>
               </w:rPr>
-              <w:t xml:space="preserve">Concurrencia</w:t>
-            </w:r>
-          </w:p>
-        </w:tc>
-        <w:tc>
-          <w:tcPr>
-            <w:tcW w:type="dxa" w:w="6950"/>
+              <w:t xml:space="preserve">Features de API (</w:t>
+            </w:r>
+            <w:r>
+              <w:rPr>
+                <w:rFonts w:ascii="Consolas" w:cs="Consolas" w:eastAsia="Consolas" w:hAnsi="Consolas"/>
+                <w:color w:val="C0392B"/>
+                <w:sz w:val="20"/>
+                <w:szCs w:val="20"/>
+              </w:rPr>
+              <w:t xml:space="preserve">&lt;X&gt;_api.feature</w:t>
+            </w:r>
+            <w:r>
+              <w:rPr>
+                <w:rFonts w:ascii="Calibri" w:cs="Calibri" w:eastAsia="Calibri" w:hAnsi="Calibri"/>
+                <w:sz w:val="22"/>
+                <w:szCs w:val="22"/>
+              </w:rPr>
+              <w:t xml:space="preserve">)</w:t>
+            </w:r>
+          </w:p>
+        </w:tc>
+        <w:tc>
+          <w:tcPr>
+            <w:tcW w:type="dxa" w:w="3200"/>
             <w:shd w:fill="FFFFFF" w:val="clear"/>
             <w:tcMar>
               <w:top w:type="dxa" w:w="90"/>
@@ -18075,11 +19697,98 @@
             </w:pPr>
             <w:r>
               <w:rPr>
-                <w:rFonts w:ascii="Calibri" w:cs="Calibri" w:eastAsia="Calibri" w:hAnsi="Calibri"/>
-                <w:sz w:val="22"/>
-                <w:szCs w:val="22"/>
-              </w:rPr>
-              <w:t xml:space="preserve">group por workflow+ref, cancel-in-progress: true.</w:t>
+                <w:rFonts w:ascii="Consolas" w:cs="Consolas" w:eastAsia="Consolas" w:hAnsi="Consolas"/>
+                <w:color w:val="C0392B"/>
+                <w:sz w:val="20"/>
+                <w:szCs w:val="20"/>
+              </w:rPr>
+              <w:t xml:space="preserve">apiFeatureResult()</w:t>
+            </w:r>
+            <w:r>
+              <w:rPr>
+                <w:rFonts w:ascii="Calibri" w:cs="Calibri" w:eastAsia="Calibri" w:hAnsi="Calibri"/>
+                <w:sz w:val="22"/>
+                <w:szCs w:val="22"/>
+              </w:rPr>
+              <w:t xml:space="preserve"> / </w:t>
+            </w:r>
+            <w:r>
+              <w:rPr>
+                <w:rFonts w:ascii="Consolas" w:cs="Consolas" w:eastAsia="Consolas" w:hAnsi="Consolas"/>
+                <w:color w:val="C0392B"/>
+                <w:sz w:val="20"/>
+                <w:szCs w:val="20"/>
+              </w:rPr>
+              <w:t xml:space="preserve">apiScenarioResult()</w:t>
+            </w:r>
+          </w:p>
+        </w:tc>
+        <w:tc>
+          <w:tcPr>
+            <w:tcW w:type="dxa" w:w="3500"/>
+            <w:shd w:fill="FFFFFF" w:val="clear"/>
+            <w:tcMar>
+              <w:top w:type="dxa" w:w="90"/>
+              <w:left w:type="dxa" w:w="120"/>
+              <w:bottom w:type="dxa" w:w="90"/>
+              <w:right w:type="dxa" w:w="120"/>
+            </w:tcMar>
+            <w:vAlign w:val="center"/>
+          </w:tcPr>
+          <w:p>
+            <w:pPr>
+              <w:spacing w:line="260"/>
+            </w:pPr>
+            <w:r>
+              <w:rPr>
+                <w:rFonts w:ascii="Consolas" w:cs="Consolas" w:eastAsia="Consolas" w:hAnsi="Consolas"/>
+                <w:color w:val="C0392B"/>
+                <w:sz w:val="20"/>
+                <w:szCs w:val="20"/>
+              </w:rPr>
+              <w:t xml:space="preserve">bdd-ui</w:t>
+            </w:r>
+            <w:r>
+              <w:rPr>
+                <w:rFonts w:ascii="Calibri" w:cs="Calibri" w:eastAsia="Calibri" w:hAnsi="Calibri"/>
+                <w:sz w:val="22"/>
+                <w:szCs w:val="22"/>
+              </w:rPr>
+              <w:t xml:space="preserve"> solo ejecuta </w:t>
+            </w:r>
+            <w:r>
+              <w:rPr>
+                <w:rFonts w:ascii="Consolas" w:cs="Consolas" w:eastAsia="Consolas" w:hAnsi="Consolas"/>
+                <w:color w:val="C0392B"/>
+                <w:sz w:val="20"/>
+                <w:szCs w:val="20"/>
+              </w:rPr>
+              <w:t xml:space="preserve">@UI</w:t>
+            </w:r>
+            <w:r>
+              <w:rPr>
+                <w:rFonts w:ascii="Calibri" w:cs="Calibri" w:eastAsia="Calibri" w:hAnsi="Calibri"/>
+                <w:sz w:val="22"/>
+                <w:szCs w:val="22"/>
+              </w:rPr>
+              <w:t xml:space="preserve">; el estado real viene del spec </w:t>
+            </w:r>
+            <w:r>
+              <w:rPr>
+                <w:rFonts w:ascii="Consolas" w:cs="Consolas" w:eastAsia="Consolas" w:hAnsi="Consolas"/>
+                <w:color w:val="C0392B"/>
+                <w:sz w:val="20"/>
+                <w:szCs w:val="20"/>
+              </w:rPr>
+              <w:t xml:space="preserve">api/&lt;X&gt;.spec.ts</w:t>
+            </w:r>
+            <w:r>
+              <w:rPr>
+                <w:rFonts w:ascii="Calibri" w:cs="Calibri" w:eastAsia="Calibri" w:hAnsi="Calibri"/>
+                <w:sz w:val="22"/>
+                <w:szCs w:val="22"/>
+              </w:rPr>
+              <w:t xml:space="preserve">. Escenario «Petición exitosa» → casos *Éxito*; «Error técnico» → *Error técnico*; «datos inválidos» → *Error de datos* (normalizando acentos)</w:t>
             </w:r>
           </w:p>
         </w:tc>
@@ -18088,52 +19797,1107 @@
         <w:tc>
           <w:tcPr>
             <w:tcW w:type="dxa" w:w="2200"/>
-            <w:shd w:fill="F4F6F7" w:val="clear"/>
-            <w:tcMar>
-              <w:top w:type="dxa" w:w="90"/>
-              <w:left w:type="dxa" w:w="120"/>
-              <w:bottom w:type="dxa" w:w="90"/>
-              <w:right w:type="dxa" w:w="120"/>
-            </w:tcMar>
-            <w:vAlign w:val="center"/>
-          </w:tcPr>
-          <w:p>
-            <w:pPr>
-              <w:spacing w:line="260"/>
-            </w:pPr>
-            <w:r>
-              <w:rPr>
-                <w:rFonts w:ascii="Calibri" w:cs="Calibri" w:eastAsia="Calibri" w:hAnsi="Calibri"/>
-                <w:sz w:val="22"/>
-                <w:szCs w:val="22"/>
-              </w:rPr>
-              <w:t xml:space="preserve">Estrategia</w:t>
-            </w:r>
-          </w:p>
-        </w:tc>
-        <w:tc>
-          <w:tcPr>
-            <w:tcW w:type="dxa" w:w="6950"/>
-            <w:shd w:fill="F4F6F7" w:val="clear"/>
-            <w:tcMar>
-              <w:top w:type="dxa" w:w="90"/>
-              <w:left w:type="dxa" w:w="120"/>
-              <w:bottom w:type="dxa" w:w="90"/>
-              <w:right w:type="dxa" w:w="120"/>
-            </w:tcMar>
-            <w:vAlign w:val="center"/>
-          </w:tcPr>
-          <w:p>
-            <w:pPr>
-              <w:spacing w:line="260"/>
-            </w:pPr>
-            <w:r>
-              <w:rPr>
-                <w:rFonts w:ascii="Calibri" w:cs="Calibri" w:eastAsia="Calibri" w:hAnsi="Calibri"/>
-                <w:sz w:val="22"/>
-                <w:szCs w:val="22"/>
-              </w:rPr>
-              <w:t xml:space="preserve">Steps SECUENCIALES (no matrix) por cada uno de los 10 proyectos, todos con continue-on-error: true y --reporter=list,blob.</w:t>
+            <w:shd w:fill="F5F8FC" w:val="clear"/>
+            <w:tcMar>
+              <w:top w:type="dxa" w:w="90"/>
+              <w:left w:type="dxa" w:w="120"/>
+              <w:bottom w:type="dxa" w:w="90"/>
+              <w:right w:type="dxa" w:w="120"/>
+            </w:tcMar>
+            <w:vAlign w:val="center"/>
+          </w:tcPr>
+          <w:p>
+            <w:pPr>
+              <w:spacing w:line="260"/>
+            </w:pPr>
+            <w:r>
+              <w:rPr>
+                <w:rFonts w:ascii="Calibri" w:cs="Calibri" w:eastAsia="Calibri" w:hAnsi="Calibri"/>
+                <w:sz w:val="22"/>
+                <w:szCs w:val="22"/>
+              </w:rPr>
+              <w:t xml:space="preserve">Estado «Fuera de esta corrida»</w:t>
+            </w:r>
+          </w:p>
+        </w:tc>
+        <w:tc>
+          <w:tcPr>
+            <w:tcW w:type="dxa" w:w="3200"/>
+            <w:shd w:fill="F5F8FC" w:val="clear"/>
+            <w:tcMar>
+              <w:top w:type="dxa" w:w="90"/>
+              <w:left w:type="dxa" w:w="120"/>
+              <w:bottom w:type="dxa" w:w="90"/>
+              <w:right w:type="dxa" w:w="120"/>
+            </w:tcMar>
+            <w:vAlign w:val="center"/>
+          </w:tcPr>
+          <w:p>
+            <w:pPr>
+              <w:spacing w:line="260"/>
+            </w:pPr>
+            <w:r>
+              <w:rPr>
+                <w:rFonts w:ascii="Consolas" w:cs="Consolas" w:eastAsia="Consolas" w:hAnsi="Consolas"/>
+                <w:color w:val="C0392B"/>
+                <w:sz w:val="20"/>
+                <w:szCs w:val="20"/>
+              </w:rPr>
+              <w:t xml:space="preserve">outOfRun(feat)</w:t>
+            </w:r>
+            <w:r>
+              <w:rPr>
+                <w:rFonts w:ascii="Calibri" w:cs="Calibri" w:eastAsia="Calibri" w:hAnsi="Calibri"/>
+                <w:sz w:val="22"/>
+                <w:szCs w:val="22"/>
+              </w:rPr>
+              <w:t xml:space="preserve"> con </w:t>
+            </w:r>
+            <w:r>
+              <w:rPr>
+                <w:rFonts w:ascii="Consolas" w:cs="Consolas" w:eastAsia="Consolas" w:hAnsi="Consolas"/>
+                <w:color w:val="C0392B"/>
+                <w:sz w:val="20"/>
+                <w:szCs w:val="20"/>
+              </w:rPr>
+              <w:t xml:space="preserve">suiteDirs</w:t>
+            </w:r>
+            <w:r>
+              <w:rPr>
+                <w:rFonts w:ascii="Calibri" w:cs="Calibri" w:eastAsia="Calibri" w:hAnsi="Calibri"/>
+                <w:sz w:val="22"/>
+                <w:szCs w:val="22"/>
+              </w:rPr>
+              <w:t xml:space="preserve"> derivado de </w:t>
+            </w:r>
+            <w:r>
+              <w:rPr>
+                <w:rFonts w:ascii="Consolas" w:cs="Consolas" w:eastAsia="Consolas" w:hAnsi="Consolas"/>
+                <w:color w:val="C0392B"/>
+                <w:sz w:val="20"/>
+                <w:szCs w:val="20"/>
+              </w:rPr>
+              <w:t xml:space="preserve">GenerateTest/tests/&lt;Suite&gt;/</w:t>
+            </w:r>
+          </w:p>
+        </w:tc>
+        <w:tc>
+          <w:tcPr>
+            <w:tcW w:type="dxa" w:w="3500"/>
+            <w:shd w:fill="F5F8FC" w:val="clear"/>
+            <w:tcMar>
+              <w:top w:type="dxa" w:w="90"/>
+              <w:left w:type="dxa" w:w="120"/>
+              <w:bottom w:type="dxa" w:w="90"/>
+              <w:right w:type="dxa" w:w="120"/>
+            </w:tcMar>
+            <w:vAlign w:val="center"/>
+          </w:tcPr>
+          <w:p>
+            <w:pPr>
+              <w:spacing w:line="260"/>
+            </w:pPr>
+            <w:r>
+              <w:rPr>
+                <w:rFonts w:ascii="Calibri" w:cs="Calibri" w:eastAsia="Calibri" w:hAnsi="Calibri"/>
+                <w:sz w:val="22"/>
+                <w:szCs w:val="22"/>
+              </w:rPr>
+              <w:t xml:space="preserve">Una feature cuyo nombre no empieza por ninguna suite ejecutada (restos de suites renombradas) no se marca «Sin ejecutar» sino «Fuera de esta corrida»</w:t>
+            </w:r>
+          </w:p>
+        </w:tc>
+      </w:tr>
+    </w:tbl>
+    <w:p>
+      <w:pPr>
+        <w:spacing w:after="180" w:line="300"/>
+        <w:jc w:val="both"/>
+      </w:pPr>
+      <w:r>
+        <w:rPr>
+          <w:rFonts w:ascii="Calibri" w:cs="Calibri" w:eastAsia="Calibri" w:hAnsi="Calibri"/>
+          <w:b/>
+          <w:bCs/>
+          <w:sz w:val="22"/>
+          <w:szCs w:val="22"/>
+        </w:rPr>
+        <w:t xml:space="preserve">Cadena que hace que un escenario BDD se ejecute de verdad</w:t>
+      </w:r>
+      <w:r>
+        <w:rPr>
+          <w:rFonts w:ascii="Calibri" w:cs="Calibri" w:eastAsia="Calibri" w:hAnsi="Calibri"/>
+          <w:sz w:val="22"/>
+          <w:szCs w:val="22"/>
+        </w:rPr>
+        <w:t xml:space="preserve"> (tres eslabones, los tres eran defectos reales):</w:t>
+      </w:r>
+    </w:p>
+    <w:p>
+      <w:pPr>
+        <w:pStyle w:val="ListParagraph"/>
+        <w:numPr>
+          <w:ilvl w:val="0"/>
+          <w:numId w:val="2"/>
+        </w:numPr>
+        <w:spacing w:after="100" w:line="280"/>
+      </w:pPr>
+      <w:r>
+        <w:rPr>
+          <w:rFonts w:ascii="Consolas" w:cs="Consolas" w:eastAsia="Consolas" w:hAnsi="Consolas"/>
+          <w:color w:val="C0392B"/>
+          <w:sz w:val="20"/>
+          <w:szCs w:val="20"/>
+        </w:rPr>
+        <w:t xml:space="preserve">buildFeature()</w:t>
+      </w:r>
+      <w:r>
+        <w:rPr>
+          <w:rFonts w:ascii="Calibri" w:cs="Calibri" w:eastAsia="Calibri" w:hAnsi="Calibri"/>
+          <w:sz w:val="22"/>
+          <w:szCs w:val="22"/>
+        </w:rPr>
+        <w:t xml:space="preserve"> escribe la etiqueta </w:t>
+      </w:r>
+      <w:r>
+        <w:rPr>
+          <w:rFonts w:ascii="Consolas" w:cs="Consolas" w:eastAsia="Consolas" w:hAnsi="Consolas"/>
+          <w:color w:val="C0392B"/>
+          <w:sz w:val="20"/>
+          <w:szCs w:val="20"/>
+        </w:rPr>
+        <w:t xml:space="preserve">@UI</w:t>
+      </w:r>
+      <w:r>
+        <w:rPr>
+          <w:rFonts w:ascii="Calibri" w:cs="Calibri" w:eastAsia="Calibri" w:hAnsi="Calibri"/>
+          <w:sz w:val="22"/>
+          <w:szCs w:val="22"/>
+        </w:rPr>
+        <w:t xml:space="preserve"> sobre </w:t>
+      </w:r>
+      <w:r>
+        <w:rPr>
+          <w:rFonts w:ascii="Consolas" w:cs="Consolas" w:eastAsia="Consolas" w:hAnsi="Consolas"/>
+          <w:color w:val="C0392B"/>
+          <w:sz w:val="20"/>
+          <w:szCs w:val="20"/>
+        </w:rPr>
+        <w:t xml:space="preserve">Feature:</w:t>
+      </w:r>
+      <w:r>
+        <w:rPr>
+          <w:rFonts w:ascii="Calibri" w:cs="Calibri" w:eastAsia="Calibri" w:hAnsi="Calibri"/>
+          <w:sz w:val="22"/>
+          <w:szCs w:val="22"/>
+        </w:rPr>
+        <w:t xml:space="preserve">; el proyecto </w:t>
+      </w:r>
+      <w:r>
+        <w:rPr>
+          <w:rFonts w:ascii="Consolas" w:cs="Consolas" w:eastAsia="Consolas" w:hAnsi="Consolas"/>
+          <w:color w:val="C0392B"/>
+          <w:sz w:val="20"/>
+          <w:szCs w:val="20"/>
+        </w:rPr>
+        <w:t xml:space="preserve">bdd-ui</w:t>
+      </w:r>
+      <w:r>
+        <w:rPr>
+          <w:rFonts w:ascii="Calibri" w:cs="Calibri" w:eastAsia="Calibri" w:hAnsi="Calibri"/>
+          <w:sz w:val="22"/>
+          <w:szCs w:val="22"/>
+        </w:rPr>
+        <w:t xml:space="preserve"> filtra con </w:t>
+      </w:r>
+      <w:r>
+        <w:rPr>
+          <w:rFonts w:ascii="Consolas" w:cs="Consolas" w:eastAsia="Consolas" w:hAnsi="Consolas"/>
+          <w:color w:val="C0392B"/>
+          <w:sz w:val="20"/>
+          <w:szCs w:val="20"/>
+        </w:rPr>
+        <w:t xml:space="preserve">grep: /@UI/</w:t>
+      </w:r>
+      <w:r>
+        <w:rPr>
+          <w:rFonts w:ascii="Calibri" w:cs="Calibri" w:eastAsia="Calibri" w:hAnsi="Calibri"/>
+          <w:sz w:val="22"/>
+          <w:szCs w:val="22"/>
+        </w:rPr>
+        <w:t xml:space="preserve"> y un </w:t>
+      </w:r>
+      <w:r>
+        <w:rPr>
+          <w:rFonts w:ascii="Consolas" w:cs="Consolas" w:eastAsia="Consolas" w:hAnsi="Consolas"/>
+          <w:color w:val="C0392B"/>
+          <w:sz w:val="20"/>
+          <w:szCs w:val="20"/>
+        </w:rPr>
+        <w:t xml:space="preserve">.feature</w:t>
+      </w:r>
+      <w:r>
+        <w:rPr>
+          <w:rFonts w:ascii="Calibri" w:cs="Calibri" w:eastAsia="Calibri" w:hAnsi="Calibri"/>
+          <w:sz w:val="22"/>
+          <w:szCs w:val="22"/>
+        </w:rPr>
+        <w:t xml:space="preserve"> sin ella nunca se selecciona.</w:t>
+      </w:r>
+    </w:p>
+    <w:p>
+      <w:pPr>
+        <w:pStyle w:val="ListParagraph"/>
+        <w:numPr>
+          <w:ilvl w:val="0"/>
+          <w:numId w:val="2"/>
+        </w:numPr>
+        <w:spacing w:after="100" w:line="280"/>
+      </w:pPr>
+      <w:r>
+        <w:rPr>
+          <w:rFonts w:ascii="Calibri" w:cs="Calibri" w:eastAsia="Calibri" w:hAnsi="Calibri"/>
+          <w:sz w:val="22"/>
+          <w:szCs w:val="22"/>
+        </w:rPr>
+        <w:t xml:space="preserve">El filtro de ruta de la corrida principal (</w:t>
+      </w:r>
+      <w:r>
+        <w:rPr>
+          <w:rFonts w:ascii="Consolas" w:cs="Consolas" w:eastAsia="Consolas" w:hAnsi="Consolas"/>
+          <w:color w:val="C0392B"/>
+          <w:sz w:val="20"/>
+          <w:szCs w:val="20"/>
+        </w:rPr>
+        <w:t xml:space="preserve">GenerateTest/tests/&lt;Suite&gt;</w:t>
+      </w:r>
+      <w:r>
+        <w:rPr>
+          <w:rFonts w:ascii="Calibri" w:cs="Calibri" w:eastAsia="Calibri" w:hAnsi="Calibri"/>
+          <w:sz w:val="22"/>
+          <w:szCs w:val="22"/>
+        </w:rPr>
+        <w:t xml:space="preserve">) nunca alcanza </w:t>
+      </w:r>
+      <w:r>
+        <w:rPr>
+          <w:rFonts w:ascii="Consolas" w:cs="Consolas" w:eastAsia="Consolas" w:hAnsi="Consolas"/>
+          <w:color w:val="C0392B"/>
+          <w:sz w:val="20"/>
+          <w:szCs w:val="20"/>
+        </w:rPr>
+        <w:t xml:space="preserve">.features-gen/</w:t>
+      </w:r>
+      <w:r>
+        <w:rPr>
+          <w:rFonts w:ascii="Calibri" w:cs="Calibri" w:eastAsia="Calibri" w:hAnsi="Calibri"/>
+          <w:sz w:val="22"/>
+          <w:szCs w:val="22"/>
+        </w:rPr>
+        <w:t xml:space="preserve">; </w:t>
+      </w:r>
+      <w:r>
+        <w:rPr>
+          <w:rFonts w:ascii="Consolas" w:cs="Consolas" w:eastAsia="Consolas" w:hAnsi="Consolas"/>
+          <w:color w:val="C0392B"/>
+          <w:sz w:val="20"/>
+          <w:szCs w:val="20"/>
+        </w:rPr>
+        <w:t xml:space="preserve">split-reports.js</w:t>
+      </w:r>
+      <w:r>
+        <w:rPr>
+          <w:rFonts w:ascii="Calibri" w:cs="Calibri" w:eastAsia="Calibri" w:hAnsi="Calibri"/>
+          <w:sz w:val="22"/>
+          <w:szCs w:val="22"/>
+        </w:rPr>
+        <w:t xml:space="preserve"> (</w:t>
+      </w:r>
+      <w:r>
+        <w:rPr>
+          <w:rFonts w:ascii="Consolas" w:cs="Consolas" w:eastAsia="Consolas" w:hAnsi="Consolas"/>
+          <w:color w:val="C0392B"/>
+          <w:sz w:val="20"/>
+          <w:szCs w:val="20"/>
+        </w:rPr>
+        <w:t xml:space="preserve">runBddForSuite</w:t>
+      </w:r>
+      <w:r>
+        <w:rPr>
+          <w:rFonts w:ascii="Calibri" w:cs="Calibri" w:eastAsia="Calibri" w:hAnsi="Calibri"/>
+          <w:sz w:val="22"/>
+          <w:szCs w:val="22"/>
+        </w:rPr>
+        <w:t xml:space="preserve">) y </w:t>
+      </w:r>
+      <w:r>
+        <w:rPr>
+          <w:rFonts w:ascii="Consolas" w:cs="Consolas" w:eastAsia="Consolas" w:hAnsi="Consolas"/>
+          <w:color w:val="C0392B"/>
+          <w:sz w:val="20"/>
+          <w:szCs w:val="20"/>
+        </w:rPr>
+        <w:t xml:space="preserve">test-suite.ts</w:t>
+      </w:r>
+      <w:r>
+        <w:rPr>
+          <w:rFonts w:ascii="Calibri" w:cs="Calibri" w:eastAsia="Calibri" w:hAnsi="Calibri"/>
+          <w:sz w:val="22"/>
+          <w:szCs w:val="22"/>
+        </w:rPr>
+        <w:t xml:space="preserve"> ejecutan </w:t>
+      </w:r>
+      <w:r>
+        <w:rPr>
+          <w:rFonts w:ascii="Consolas" w:cs="Consolas" w:eastAsia="Consolas" w:hAnsi="Consolas"/>
+          <w:color w:val="C0392B"/>
+          <w:sz w:val="20"/>
+          <w:szCs w:val="20"/>
+        </w:rPr>
+        <w:t xml:space="preserve">bdd-ui</w:t>
+      </w:r>
+      <w:r>
+        <w:rPr>
+          <w:rFonts w:ascii="Calibri" w:cs="Calibri" w:eastAsia="Calibri" w:hAnsi="Calibri"/>
+          <w:sz w:val="22"/>
+          <w:szCs w:val="22"/>
+        </w:rPr>
+        <w:t xml:space="preserve"> aparte con </w:t>
+      </w:r>
+      <w:r>
+        <w:rPr>
+          <w:rFonts w:ascii="Consolas" w:cs="Consolas" w:eastAsia="Consolas" w:hAnsi="Consolas"/>
+          <w:color w:val="C0392B"/>
+          <w:sz w:val="20"/>
+          <w:szCs w:val="20"/>
+        </w:rPr>
+        <w:t xml:space="preserve">--grep "(?=.*@UI)(?=.*&lt;Suite&gt;)"</w:t>
+      </w:r>
+      <w:r>
+        <w:rPr>
+          <w:rFonts w:ascii="Calibri" w:cs="Calibri" w:eastAsia="Calibri" w:hAnsi="Calibri"/>
+          <w:sz w:val="22"/>
+          <w:szCs w:val="22"/>
+        </w:rPr>
+        <w:t xml:space="preserve">, su propio </w:t>
+      </w:r>
+      <w:r>
+        <w:rPr>
+          <w:rFonts w:ascii="Consolas" w:cs="Consolas" w:eastAsia="Consolas" w:hAnsi="Consolas"/>
+          <w:color w:val="C0392B"/>
+          <w:sz w:val="20"/>
+          <w:szCs w:val="20"/>
+        </w:rPr>
+        <w:t xml:space="preserve">--output</w:t>
+      </w:r>
+      <w:r>
+        <w:rPr>
+          <w:rFonts w:ascii="Calibri" w:cs="Calibri" w:eastAsia="Calibri" w:hAnsi="Calibri"/>
+          <w:sz w:val="22"/>
+          <w:szCs w:val="22"/>
+        </w:rPr>
+        <w:t xml:space="preserve"> (</w:t>
+      </w:r>
+      <w:r>
+        <w:rPr>
+          <w:rFonts w:ascii="Consolas" w:cs="Consolas" w:eastAsia="Consolas" w:hAnsi="Consolas"/>
+          <w:color w:val="C0392B"/>
+          <w:sz w:val="20"/>
+          <w:szCs w:val="20"/>
+        </w:rPr>
+        <w:t xml:space="preserve">&lt;Suite&gt;/_bdd</w:t>
+      </w:r>
+      <w:r>
+        <w:rPr>
+          <w:rFonts w:ascii="Calibri" w:cs="Calibri" w:eastAsia="Calibri" w:hAnsi="Calibri"/>
+          <w:sz w:val="22"/>
+          <w:szCs w:val="22"/>
+        </w:rPr>
+        <w:t xml:space="preserve">) y su propio XML (</w:t>
+      </w:r>
+      <w:r>
+        <w:rPr>
+          <w:rFonts w:ascii="Consolas" w:cs="Consolas" w:eastAsia="Consolas" w:hAnsi="Consolas"/>
+          <w:color w:val="C0392B"/>
+          <w:sz w:val="20"/>
+          <w:szCs w:val="20"/>
+        </w:rPr>
+        <w:t xml:space="preserve">PLAYWRIGHT_JUNIT_OUTPUT_FILE</w:t>
+      </w:r>
+      <w:r>
+        <w:rPr>
+          <w:rFonts w:ascii="Calibri" w:cs="Calibri" w:eastAsia="Calibri" w:hAnsi="Calibri"/>
+          <w:sz w:val="22"/>
+          <w:szCs w:val="22"/>
+        </w:rPr>
+        <w:t xml:space="preserve">), que se fusiona con el principal (</w:t>
+      </w:r>
+      <w:r>
+        <w:rPr>
+          <w:rFonts w:ascii="Consolas" w:cs="Consolas" w:eastAsia="Consolas" w:hAnsi="Consolas"/>
+          <w:color w:val="C0392B"/>
+          <w:sz w:val="20"/>
+          <w:szCs w:val="20"/>
+        </w:rPr>
+        <w:t xml:space="preserve">mergeXmlFiles()</w:t>
+      </w:r>
+      <w:r>
+        <w:rPr>
+          <w:rFonts w:ascii="Calibri" w:cs="Calibri" w:eastAsia="Calibri" w:hAnsi="Calibri"/>
+          <w:sz w:val="22"/>
+          <w:szCs w:val="22"/>
+        </w:rPr>
+        <w:t xml:space="preserve"> / </w:t>
+      </w:r>
+      <w:r>
+        <w:rPr>
+          <w:rFonts w:ascii="Consolas" w:cs="Consolas" w:eastAsia="Consolas" w:hAnsi="Consolas"/>
+          <w:color w:val="C0392B"/>
+          <w:sz w:val="20"/>
+          <w:szCs w:val="20"/>
+        </w:rPr>
+        <w:t xml:space="preserve">mergeJUnitFiles()</w:t>
+      </w:r>
+      <w:r>
+        <w:rPr>
+          <w:rFonts w:ascii="Calibri" w:cs="Calibri" w:eastAsia="Calibri" w:hAnsi="Calibri"/>
+          <w:sz w:val="22"/>
+          <w:szCs w:val="22"/>
+        </w:rPr>
+        <w:t xml:space="preserve">).</w:t>
+      </w:r>
+    </w:p>
+    <w:p>
+      <w:pPr>
+        <w:pStyle w:val="ListParagraph"/>
+        <w:numPr>
+          <w:ilvl w:val="0"/>
+          <w:numId w:val="2"/>
+        </w:numPr>
+        <w:spacing w:after="100" w:line="280"/>
+      </w:pPr>
+      <w:r>
+        <w:rPr>
+          <w:rFonts w:ascii="Consolas" w:cs="Consolas" w:eastAsia="Consolas" w:hAnsi="Consolas"/>
+          <w:color w:val="C0392B"/>
+          <w:sz w:val="20"/>
+          <w:szCs w:val="20"/>
+        </w:rPr>
+        <w:t xml:space="preserve">buildFeature()</w:t>
+      </w:r>
+      <w:r>
+        <w:rPr>
+          <w:rFonts w:ascii="Calibri" w:cs="Calibri" w:eastAsia="Calibri" w:hAnsi="Calibri"/>
+          <w:sz w:val="22"/>
+          <w:szCs w:val="22"/>
+        </w:rPr>
+        <w:t xml:space="preserve"> omite el paso basura </w:t>
+      </w:r>
+      <w:r>
+        <w:rPr>
+          <w:rFonts w:ascii="Consolas" w:cs="Consolas" w:eastAsia="Consolas" w:hAnsi="Consolas"/>
+          <w:color w:val="C0392B"/>
+          <w:sz w:val="20"/>
+          <w:szCs w:val="20"/>
+        </w:rPr>
+        <w:t xml:space="preserve">hace clic en "elemento"</w:t>
+      </w:r>
+      <w:r>
+        <w:rPr>
+          <w:rFonts w:ascii="Calibri" w:cs="Calibri" w:eastAsia="Calibri" w:hAnsi="Calibri"/>
+          <w:sz w:val="22"/>
+          <w:szCs w:val="22"/>
+        </w:rPr>
+        <w:t xml:space="preserve"> (el </w:t>
+      </w:r>
+      <w:r>
+        <w:rPr>
+          <w:rFonts w:ascii="Consolas" w:cs="Consolas" w:eastAsia="Consolas" w:hAnsi="Consolas"/>
+          <w:color w:val="C0392B"/>
+          <w:sz w:val="20"/>
+          <w:szCs w:val="20"/>
+        </w:rPr>
+        <w:t xml:space="preserve">page_load</w:t>
+      </w:r>
+      <w:r>
+        <w:rPr>
+          <w:rFonts w:ascii="Calibri" w:cs="Calibri" w:eastAsia="Calibri" w:hAnsi="Calibri"/>
+          <w:sz w:val="22"/>
+          <w:szCs w:val="22"/>
+        </w:rPr>
+        <w:t xml:space="preserve"> inicial llega con </w:t>
+      </w:r>
+      <w:r>
+        <w:rPr>
+          <w:rFonts w:ascii="Consolas" w:cs="Consolas" w:eastAsia="Consolas" w:hAnsi="Consolas"/>
+          <w:color w:val="C0392B"/>
+          <w:sz w:val="20"/>
+          <w:szCs w:val="20"/>
+        </w:rPr>
+        <w:t xml:space="preserve">url</w:t>
+      </w:r>
+      <w:r>
+        <w:rPr>
+          <w:rFonts w:ascii="Calibri" w:cs="Calibri" w:eastAsia="Calibri" w:hAnsi="Calibri"/>
+          <w:sz w:val="22"/>
+          <w:szCs w:val="22"/>
+        </w:rPr>
+        <w:t xml:space="preserve">, no </w:t>
+      </w:r>
+      <w:r>
+        <w:rPr>
+          <w:rFonts w:ascii="Consolas" w:cs="Consolas" w:eastAsia="Consolas" w:hAnsi="Consolas"/>
+          <w:color w:val="C0392B"/>
+          <w:sz w:val="20"/>
+          <w:szCs w:val="20"/>
+        </w:rPr>
+        <w:t xml:space="preserve">target</w:t>
+      </w:r>
+      <w:r>
+        <w:rPr>
+          <w:rFonts w:ascii="Calibri" w:cs="Calibri" w:eastAsia="Calibri" w:hAnsi="Calibri"/>
+          <w:sz w:val="22"/>
+          <w:szCs w:val="22"/>
+        </w:rPr>
+        <w:t xml:space="preserve">, y </w:t>
+      </w:r>
+      <w:r>
+        <w:rPr>
+          <w:rFonts w:ascii="Consolas" w:cs="Consolas" w:eastAsia="Consolas" w:hAnsi="Consolas"/>
+          <w:color w:val="C0392B"/>
+          <w:sz w:val="20"/>
+          <w:szCs w:val="20"/>
+        </w:rPr>
+        <w:t xml:space="preserve">action-normalizer</w:t>
+      </w:r>
+      <w:r>
+        <w:rPr>
+          <w:rFonts w:ascii="Calibri" w:cs="Calibri" w:eastAsia="Calibri" w:hAnsi="Calibri"/>
+          <w:sz w:val="22"/>
+          <w:szCs w:val="22"/>
+        </w:rPr>
+        <w:t xml:space="preserve"> le pone el placeholder </w:t>
+      </w:r>
+      <w:r>
+        <w:rPr>
+          <w:rFonts w:ascii="Consolas" w:cs="Consolas" w:eastAsia="Consolas" w:hAnsi="Consolas"/>
+          <w:color w:val="C0392B"/>
+          <w:sz w:val="20"/>
+          <w:szCs w:val="20"/>
+        </w:rPr>
+        <w:t xml:space="preserve">'elemento'</w:t>
+      </w:r>
+      <w:r>
+        <w:rPr>
+          <w:rFonts w:ascii="Calibri" w:cs="Calibri" w:eastAsia="Calibri" w:hAnsi="Calibri"/>
+          <w:sz w:val="22"/>
+          <w:szCs w:val="22"/>
+        </w:rPr>
+        <w:t xml:space="preserve">).</w:t>
+      </w:r>
+    </w:p>
+    <w:tbl>
+      <w:tblPr>
+        <w:tblW w:type="pct" w:w="100%"/>
+        <w:tblBorders>
+          <w:top w:val="single" w:color="auto" w:sz="4"/>
+          <w:left w:val="single" w:color="auto" w:sz="4"/>
+          <w:bottom w:val="single" w:color="auto" w:sz="4"/>
+          <w:right w:val="single" w:color="auto" w:sz="4"/>
+          <w:insideH w:val="single" w:color="auto" w:sz="4"/>
+          <w:insideV w:val="single" w:color="auto" w:sz="4"/>
+        </w:tblBorders>
+        <w:tblCellMar>
+          <w:top w:type="dxa" w:w="160"/>
+          <w:bottom w:type="dxa" w:w="220"/>
+        </w:tblCellMar>
+      </w:tblPr>
+      <w:tblGrid>
+        <w:gridCol w:w="140"/>
+        <w:gridCol w:w="9210"/>
+      </w:tblGrid>
+      <w:tr>
+        <w:tc>
+          <w:tcPr>
+            <w:tcW w:type="dxa" w:w="140"/>
+            <w:shd w:fill="B03A2E" w:val="clear"/>
+          </w:tcPr>
+          <w:p/>
+        </w:tc>
+        <w:tc>
+          <w:tcPr>
+            <w:tcW w:type="dxa" w:w="9210"/>
+            <w:shd w:fill="FDEDEC" w:val="clear"/>
+            <w:tcMar>
+              <w:top w:type="dxa" w:w="160"/>
+              <w:left w:type="dxa" w:w="220"/>
+              <w:bottom w:type="dxa" w:w="160"/>
+              <w:right w:type="dxa" w:w="220"/>
+            </w:tcMar>
+          </w:tcPr>
+          <w:p>
+            <w:pPr>
+              <w:spacing w:after="80"/>
+            </w:pPr>
+            <w:r>
+              <w:rPr>
+                <w:rFonts w:ascii="Calibri" w:cs="Calibri" w:eastAsia="Calibri" w:hAnsi="Calibri"/>
+                <w:b/>
+                <w:bCs/>
+                <w:color w:val="222222"/>
+                <w:sz w:val="22"/>
+                <w:szCs w:val="22"/>
+              </w:rPr>
+              <w:t xml:space="preserve">⚠ Defecto conocido pendiente</w:t>
+            </w:r>
+          </w:p>
+          <w:p>
+            <w:pPr>
+              <w:spacing w:after="0" w:line="280"/>
+            </w:pPr>
+            <w:r>
+              <w:rPr>
+                <w:rFonts w:ascii="Calibri" w:cs="Calibri" w:eastAsia="Calibri" w:hAnsi="Calibri"/>
+                <w:sz w:val="22"/>
+                <w:szCs w:val="22"/>
+              </w:rPr>
+              <w:t xml:space="preserve">El escenario BDD de UI falla con «Elemento no visible para click: Usuario»: el </w:t>
+            </w:r>
+            <w:r>
+              <w:rPr>
+                <w:rFonts w:ascii="Consolas" w:cs="Consolas" w:eastAsia="Consolas" w:hAnsi="Consolas"/>
+                <w:color w:val="C0392B"/>
+                <w:sz w:val="20"/>
+                <w:szCs w:val="20"/>
+              </w:rPr>
+              <w:t xml:space="preserve">Given el usuario está en la aplicación</w:t>
+            </w:r>
+            <w:r>
+              <w:rPr>
+                <w:rFonts w:ascii="Calibri" w:cs="Calibri" w:eastAsia="Calibri" w:hAnsi="Calibri"/>
+                <w:sz w:val="22"/>
+                <w:szCs w:val="22"/>
+              </w:rPr>
+              <w:t xml:space="preserve"> de </w:t>
+            </w:r>
+            <w:r>
+              <w:rPr>
+                <w:rFonts w:ascii="Consolas" w:cs="Consolas" w:eastAsia="Consolas" w:hAnsi="Consolas"/>
+                <w:color w:val="C0392B"/>
+                <w:sz w:val="20"/>
+                <w:szCs w:val="20"/>
+              </w:rPr>
+              <w:t xml:space="preserve">common.steps.ts</w:t>
+            </w:r>
+            <w:r>
+              <w:rPr>
+                <w:rFonts w:ascii="Calibri" w:cs="Calibri" w:eastAsia="Calibri" w:hAnsi="Calibri"/>
+                <w:sz w:val="22"/>
+                <w:szCs w:val="22"/>
+              </w:rPr>
+              <w:t xml:space="preserve"> solo tiene un comentario («la navegación inicial la realiza smartGoto en el spec generado») y no navega, de modo que el primer clic se ejecuta sobre una página en blanco. La UI real sí queda validada por </w:t>
+            </w:r>
+            <w:r>
+              <w:rPr>
+                <w:rFonts w:ascii="Consolas" w:cs="Consolas" w:eastAsia="Consolas" w:hAnsi="Consolas"/>
+                <w:color w:val="C0392B"/>
+                <w:sz w:val="20"/>
+                <w:szCs w:val="20"/>
+              </w:rPr>
+              <w:t xml:space="preserve">ui-chromium/firefox/webkit</w:t>
+            </w:r>
+            <w:r>
+              <w:rPr>
+                <w:rFonts w:ascii="Calibri" w:cs="Calibri" w:eastAsia="Calibri" w:hAnsi="Calibri"/>
+                <w:sz w:val="22"/>
+                <w:szCs w:val="22"/>
+              </w:rPr>
+              <w:t xml:space="preserve">. Solución propuesta: que el </w:t>
+            </w:r>
+            <w:r>
+              <w:rPr>
+                <w:rFonts w:ascii="Consolas" w:cs="Consolas" w:eastAsia="Consolas" w:hAnsi="Consolas"/>
+                <w:color w:val="C0392B"/>
+                <w:sz w:val="20"/>
+                <w:szCs w:val="20"/>
+              </w:rPr>
+              <w:t xml:space="preserve">Given</w:t>
+            </w:r>
+            <w:r>
+              <w:rPr>
+                <w:rFonts w:ascii="Calibri" w:cs="Calibri" w:eastAsia="Calibri" w:hAnsi="Calibri"/>
+                <w:sz w:val="22"/>
+                <w:szCs w:val="22"/>
+              </w:rPr>
+              <w:t xml:space="preserve"> resuelva la suite desde el título del </w:t>
+            </w:r>
+            <w:r>
+              <w:rPr>
+                <w:rFonts w:ascii="Consolas" w:cs="Consolas" w:eastAsia="Consolas" w:hAnsi="Consolas"/>
+                <w:color w:val="C0392B"/>
+                <w:sz w:val="20"/>
+                <w:szCs w:val="20"/>
+              </w:rPr>
+              <w:t xml:space="preserve">describe</w:t>
+            </w:r>
+            <w:r>
+              <w:rPr>
+                <w:rFonts w:ascii="Calibri" w:cs="Calibri" w:eastAsia="Calibri" w:hAnsi="Calibri"/>
+                <w:sz w:val="22"/>
+                <w:szCs w:val="22"/>
+              </w:rPr>
+              <w:t xml:space="preserve"> (nombre del Feature) y llame a </w:t>
+            </w:r>
+            <w:r>
+              <w:rPr>
+                <w:rFonts w:ascii="Consolas" w:cs="Consolas" w:eastAsia="Consolas" w:hAnsi="Consolas"/>
+                <w:color w:val="C0392B"/>
+                <w:sz w:val="20"/>
+                <w:szCs w:val="20"/>
+              </w:rPr>
+              <w:t xml:space="preserve">smartGoto(page, &lt;Suite&gt;)</w:t>
+            </w:r>
+            <w:r>
+              <w:rPr>
+                <w:rFonts w:ascii="Calibri" w:cs="Calibri" w:eastAsia="Calibri" w:hAnsi="Calibri"/>
+                <w:sz w:val="22"/>
+                <w:szCs w:val="22"/>
+              </w:rPr>
+              <w:t xml:space="preserve">.</w:t>
+            </w:r>
+          </w:p>
+        </w:tc>
+      </w:tr>
+    </w:tbl>
+    <w:p>
+      <w:pPr>
+        <w:pStyle w:val="Heading2"/>
+        <w:spacing w:after="160" w:before="360"/>
+      </w:pPr>
+      <w:r>
+        <w:rPr>
+          <w:b/>
+          <w:bCs/>
+          <w:color w:val="2E5C8A"/>
+          <w:sz w:val="26"/>
+          <w:szCs w:val="26"/>
+        </w:rPr>
+        <w:t xml:space="preserve">11.7 Smart Report (playwright-smart-reporter) en español</w:t>
+      </w:r>
+    </w:p>
+    <w:p>
+      <w:pPr>
+        <w:spacing w:after="180" w:line="300"/>
+        <w:jc w:val="both"/>
+      </w:pPr>
+      <w:r>
+        <w:rPr>
+          <w:rFonts w:ascii="Calibri" w:cs="Calibri" w:eastAsia="Calibri" w:hAnsi="Calibri"/>
+          <w:sz w:val="22"/>
+          <w:szCs w:val="22"/>
+        </w:rPr>
+        <w:t xml:space="preserve">Reporte adicional que compara cada corrida con el historial (</w:t>
+      </w:r>
+      <w:r>
+        <w:rPr>
+          <w:rFonts w:ascii="Consolas" w:cs="Consolas" w:eastAsia="Consolas" w:hAnsi="Consolas"/>
+          <w:color w:val="C0392B"/>
+          <w:sz w:val="20"/>
+          <w:szCs w:val="20"/>
+        </w:rPr>
+        <w:t xml:space="preserve">test-history.json</w:t>
+      </w:r>
+      <w:r>
+        <w:rPr>
+          <w:rFonts w:ascii="Calibri" w:cs="Calibri" w:eastAsia="Calibri" w:hAnsi="Calibri"/>
+          <w:sz w:val="22"/>
+          <w:szCs w:val="22"/>
+        </w:rPr>
+        <w:t xml:space="preserve">, hasta 20 corridas por suite): grupos de fallas, intermitencia, regresiones de rendimiento, eficiencia, salud A–F, línea de tiempo causal, matriz entre proyectos y galería. No reemplaza a </w:t>
+      </w:r>
+      <w:r>
+        <w:rPr>
+          <w:rFonts w:ascii="Consolas" w:cs="Consolas" w:eastAsia="Consolas" w:hAnsi="Consolas"/>
+          <w:color w:val="C0392B"/>
+          <w:sz w:val="20"/>
+          <w:szCs w:val="20"/>
+        </w:rPr>
+        <w:t xml:space="preserve">list</w:t>
+      </w:r>
+      <w:r>
+        <w:rPr>
+          <w:rFonts w:ascii="Calibri" w:cs="Calibri" w:eastAsia="Calibri" w:hAnsi="Calibri"/>
+          <w:sz w:val="22"/>
+          <w:szCs w:val="22"/>
+        </w:rPr>
+        <w:t xml:space="preserve">/</w:t>
+      </w:r>
+      <w:r>
+        <w:rPr>
+          <w:rFonts w:ascii="Consolas" w:cs="Consolas" w:eastAsia="Consolas" w:hAnsi="Consolas"/>
+          <w:color w:val="C0392B"/>
+          <w:sz w:val="20"/>
+          <w:szCs w:val="20"/>
+        </w:rPr>
+        <w:t xml:space="preserve">html</w:t>
+      </w:r>
+      <w:r>
+        <w:rPr>
+          <w:rFonts w:ascii="Calibri" w:cs="Calibri" w:eastAsia="Calibri" w:hAnsi="Calibri"/>
+          <w:sz w:val="22"/>
+          <w:szCs w:val="22"/>
+        </w:rPr>
+        <w:t xml:space="preserve">/</w:t>
+      </w:r>
+      <w:r>
+        <w:rPr>
+          <w:rFonts w:ascii="Consolas" w:cs="Consolas" w:eastAsia="Consolas" w:hAnsi="Consolas"/>
+          <w:color w:val="C0392B"/>
+          <w:sz w:val="20"/>
+          <w:szCs w:val="20"/>
+        </w:rPr>
+        <w:t xml:space="preserve">junit</w:t>
+      </w:r>
+      <w:r>
+        <w:rPr>
+          <w:rFonts w:ascii="Calibri" w:cs="Calibri" w:eastAsia="Calibri" w:hAnsi="Calibri"/>
+          <w:sz w:val="22"/>
+          <w:szCs w:val="22"/>
+        </w:rPr>
+        <w:t xml:space="preserve"> ni al portal.</w:t>
+      </w:r>
+    </w:p>
+    <w:p>
+      <w:pPr>
+        <w:pStyle w:val="Heading3"/>
+        <w:spacing w:after="120" w:before="260"/>
+      </w:pPr>
+      <w:r>
+        <w:rPr>
+          <w:b/>
+          <w:bCs/>
+          <w:color w:val="333333"/>
+          <w:sz w:val="23"/>
+          <w:szCs w:val="23"/>
+        </w:rPr>
+        <w:t xml:space="preserve">Integración en playwright.config.ts</w:t>
+      </w:r>
+    </w:p>
+    <w:tbl>
+      <w:tblPr>
+        <w:tblW w:type="pct" w:w="100%"/>
+        <w:tblBorders>
+          <w:top w:val="single" w:color="auto" w:sz="4"/>
+          <w:left w:val="single" w:color="auto" w:sz="4"/>
+          <w:bottom w:val="single" w:color="auto" w:sz="4"/>
+          <w:right w:val="single" w:color="auto" w:sz="4"/>
+          <w:insideH w:val="single" w:color="auto" w:sz="4"/>
+          <w:insideV w:val="single" w:color="auto" w:sz="4"/>
+        </w:tblBorders>
+        <w:tblCellMar>
+          <w:top w:type="dxa" w:w="100"/>
+          <w:bottom w:type="dxa" w:w="200"/>
+        </w:tblCellMar>
+      </w:tblPr>
+      <w:tblGrid>
+        <w:gridCol w:w="8900"/>
+      </w:tblGrid>
+      <w:tr>
+        <w:tc>
+          <w:tcPr>
+            <w:tcW w:type="dxa" w:w="8900"/>
+            <w:shd w:fill="2B2B2B" w:val="clear"/>
+            <w:tcMar>
+              <w:top w:type="dxa" w:w="160"/>
+              <w:left w:type="dxa" w:w="200"/>
+              <w:bottom w:type="dxa" w:w="160"/>
+              <w:right w:type="dxa" w:w="200"/>
+            </w:tcMar>
+          </w:tcPr>
+          <w:p>
+            <w:pPr>
+              <w:spacing w:after="0" w:line="260"/>
+            </w:pPr>
+            <w:r>
+              <w:rPr>
+                <w:rFonts w:ascii="Consolas" w:cs="Consolas" w:eastAsia="Consolas" w:hAnsi="Consolas"/>
+                <w:color w:val="F5F5F5"/>
+                <w:sz w:val="20"/>
+                <w:szCs w:val="20"/>
+              </w:rPr>
+              <w:t xml:space="preserve">const smartReportDir = process.env.SMART_REPORT_DIR || 'smart-report';</w:t>
+            </w:r>
+          </w:p>
+          <w:p>
+            <w:pPr>
+              <w:spacing w:after="0" w:line="260"/>
+            </w:pPr>
+            <w:r>
+              <w:rPr>
+                <w:rFonts w:ascii="Consolas" w:cs="Consolas" w:eastAsia="Consolas" w:hAnsi="Consolas"/>
+                <w:color w:val="F5F5F5"/>
+                <w:sz w:val="20"/>
+                <w:szCs w:val="20"/>
+              </w:rPr>
+              <w:t xml:space="preserve">const smartReporter: ReporterDescription[] = process.env.SMART_REPORT_DISABLE === '1' ? [] : [[</w:t>
+            </w:r>
+          </w:p>
+          <w:p>
+            <w:pPr>
+              <w:spacing w:after="0" w:line="260"/>
+            </w:pPr>
+            <w:r>
+              <w:rPr>
+                <w:rFonts w:ascii="Consolas" w:cs="Consolas" w:eastAsia="Consolas" w:hAnsi="Consolas"/>
+                <w:color w:val="F5F5F5"/>
+                <w:sz w:val="20"/>
+                <w:szCs w:val="20"/>
+              </w:rPr>
+              <w:t xml:space="preserve">  './ConfigurationAgents/ia-testing/reporters/smart-reporter-es.ts',</w:t>
+            </w:r>
+          </w:p>
+          <w:p>
+            <w:pPr>
+              <w:spacing w:after="0" w:line="260"/>
+            </w:pPr>
+            <w:r>
+              <w:rPr>
+                <w:rFonts w:ascii="Consolas" w:cs="Consolas" w:eastAsia="Consolas" w:hAnsi="Consolas"/>
+                <w:color w:val="F5F5F5"/>
+                <w:sz w:val="20"/>
+                <w:szCs w:val="20"/>
+              </w:rPr>
+              <w:t xml:space="preserve">  { outputFile: `${smartReportDir}/smart-report.html`,</w:t>
+            </w:r>
+          </w:p>
+          <w:p>
+            <w:pPr>
+              <w:spacing w:after="0" w:line="260"/>
+            </w:pPr>
+            <w:r>
+              <w:rPr>
+                <w:rFonts w:ascii="Consolas" w:cs="Consolas" w:eastAsia="Consolas" w:hAnsi="Consolas"/>
+                <w:color w:val="F5F5F5"/>
+                <w:sz w:val="20"/>
+                <w:szCs w:val="20"/>
+              </w:rPr>
+              <w:t xml:space="preserve">    historyFile: `${smartReportDir}/test-history.json`,</w:t>
+            </w:r>
+          </w:p>
+          <w:p>
+            <w:pPr>
+              <w:spacing w:after="0" w:line="260"/>
+            </w:pPr>
+            <w:r>
+              <w:rPr>
+                <w:rFonts w:ascii="Consolas" w:cs="Consolas" w:eastAsia="Consolas" w:hAnsi="Consolas"/>
+                <w:color w:val="F5F5F5"/>
+                <w:sz w:val="20"/>
+                <w:szCs w:val="20"/>
+              </w:rPr>
+              <w:t xml:space="preserve">    maxHistoryRuns: 20, enableAIRecommendations: false },</w:t>
+            </w:r>
+          </w:p>
+          <w:p>
+            <w:pPr>
+              <w:spacing w:after="0" w:line="260"/>
+            </w:pPr>
+            <w:r>
+              <w:rPr>
+                <w:rFonts w:ascii="Consolas" w:cs="Consolas" w:eastAsia="Consolas" w:hAnsi="Consolas"/>
+                <w:color w:val="F5F5F5"/>
+                <w:sz w:val="20"/>
+                <w:szCs w:val="20"/>
+              </w:rPr>
+              <w:t xml:space="preserve">]];</w:t>
+            </w:r>
+          </w:p>
+          <w:p>
+            <w:pPr>
+              <w:spacing w:after="0" w:line="260"/>
+            </w:pPr>
+            <w:r>
+              <w:rPr>
+                <w:rFonts w:ascii="Consolas" w:cs="Consolas" w:eastAsia="Consolas" w:hAnsi="Consolas"/>
+                <w:color w:val="F5F5F5"/>
+                <w:sz w:val="20"/>
+                <w:szCs w:val="20"/>
+              </w:rPr>
+              <w:t xml:space="preserve">// reporter: [ ['list'], ['html', …], ['junit', …], ...smartReporter ]</w:t>
+            </w:r>
+          </w:p>
+        </w:tc>
+      </w:tr>
+    </w:tbl>
+    <w:tbl>
+      <w:tblPr>
+        <w:tblW w:type="dxa" w:w="8900"/>
+        <w:tblBorders>
+          <w:top w:val="single" w:color="auto" w:sz="4"/>
+          <w:left w:val="single" w:color="auto" w:sz="4"/>
+          <w:bottom w:val="single" w:color="auto" w:sz="4"/>
+          <w:right w:val="single" w:color="auto" w:sz="4"/>
+          <w:insideH w:val="single" w:color="auto" w:sz="4"/>
+          <w:insideV w:val="single" w:color="auto" w:sz="4"/>
+        </w:tblBorders>
+      </w:tblPr>
+      <w:tblGrid>
+        <w:gridCol w:w="3000"/>
+        <w:gridCol w:w="5900"/>
+      </w:tblGrid>
+      <w:tr>
+        <w:trPr>
+          <w:tblHeader/>
+        </w:trPr>
+        <w:tc>
+          <w:tcPr>
+            <w:tcW w:type="dxa" w:w="3000"/>
+            <w:shd w:fill="1F3864" w:val="clear"/>
+            <w:tcMar>
+              <w:top w:type="dxa" w:w="100"/>
+              <w:left w:type="dxa" w:w="120"/>
+              <w:bottom w:type="dxa" w:w="100"/>
+              <w:right w:type="dxa" w:w="120"/>
+            </w:tcMar>
+            <w:vAlign w:val="center"/>
+          </w:tcPr>
+          <w:p>
+            <w:r>
+              <w:rPr>
+                <w:rFonts w:ascii="Calibri" w:cs="Calibri" w:eastAsia="Calibri" w:hAnsi="Calibri"/>
+                <w:b/>
+                <w:bCs/>
+                <w:color w:val="FFFFFF"/>
+                <w:sz w:val="20"/>
+                <w:szCs w:val="20"/>
+              </w:rPr>
+              <w:t xml:space="preserve">Pieza</w:t>
+            </w:r>
+          </w:p>
+        </w:tc>
+        <w:tc>
+          <w:tcPr>
+            <w:tcW w:type="dxa" w:w="5900"/>
+            <w:shd w:fill="1F3864" w:val="clear"/>
+            <w:tcMar>
+              <w:top w:type="dxa" w:w="100"/>
+              <w:left w:type="dxa" w:w="120"/>
+              <w:bottom w:type="dxa" w:w="100"/>
+              <w:right w:type="dxa" w:w="120"/>
+            </w:tcMar>
+            <w:vAlign w:val="center"/>
+          </w:tcPr>
+          <w:p>
+            <w:r>
+              <w:rPr>
+                <w:rFonts w:ascii="Calibri" w:cs="Calibri" w:eastAsia="Calibri" w:hAnsi="Calibri"/>
+                <w:b/>
+                <w:bCs/>
+                <w:color w:val="FFFFFF"/>
+                <w:sz w:val="20"/>
+                <w:szCs w:val="20"/>
+              </w:rPr>
+              <w:t xml:space="preserve">Responsabilidad</w:t>
             </w:r>
           </w:p>
         </w:tc>
@@ -18141,7 +20905,7 @@
       <w:tr>
         <w:tc>
           <w:tcPr>
-            <w:tcW w:type="dxa" w:w="2200"/>
+            <w:tcW w:type="dxa" w:w="3000"/>
             <w:shd w:fill="FFFFFF" w:val="clear"/>
             <w:tcMar>
               <w:top w:type="dxa" w:w="90"/>
@@ -18157,17 +20921,18 @@
             </w:pPr>
             <w:r>
               <w:rPr>
-                <w:rFonts w:ascii="Calibri" w:cs="Calibri" w:eastAsia="Calibri" w:hAnsi="Calibri"/>
-                <w:sz w:val="22"/>
-                <w:szCs w:val="22"/>
-              </w:rPr>
-              <w:t xml:space="preserve">Merge de reportes</w:t>
-            </w:r>
-          </w:p>
-        </w:tc>
-        <w:tc>
-          <w:tcPr>
-            <w:tcW w:type="dxa" w:w="6950"/>
+                <w:rFonts w:ascii="Consolas" w:cs="Consolas" w:eastAsia="Consolas" w:hAnsi="Consolas"/>
+                <w:color w:val="C0392B"/>
+                <w:sz w:val="20"/>
+                <w:szCs w:val="20"/>
+              </w:rPr>
+              <w:t xml:space="preserve">reporters/smart-reporter-es.ts</w:t>
+            </w:r>
+          </w:p>
+        </w:tc>
+        <w:tc>
+          <w:tcPr>
+            <w:tcW w:type="dxa" w:w="5900"/>
             <w:shd w:fill="FFFFFF" w:val="clear"/>
             <w:tcMar>
               <w:top w:type="dxa" w:w="90"/>
@@ -18183,29 +20948,113 @@
             </w:pPr>
             <w:r>
               <w:rPr>
-                <w:rFonts w:ascii="Consolas" w:cs="Consolas" w:eastAsia="Consolas" w:hAnsi="Consolas"/>
-                <w:color w:val="C0392B"/>
-                <w:sz w:val="20"/>
-                <w:szCs w:val="20"/>
-              </w:rPr>
-              <w:t xml:space="preserve">npx playwright merge-reports --reporter html|junit blob-report/</w:t>
-            </w:r>
-            <w:r>
-              <w:rPr>
-                <w:rFonts w:ascii="Calibri" w:cs="Calibri" w:eastAsia="Calibri" w:hAnsi="Calibri"/>
-                <w:sz w:val="22"/>
-                <w:szCs w:val="22"/>
-              </w:rPr>
-              <w:t xml:space="preserve"> → </w:t>
-            </w:r>
-            <w:r>
-              <w:rPr>
-                <w:rFonts w:ascii="Consolas" w:cs="Consolas" w:eastAsia="Consolas" w:hAnsi="Consolas"/>
-                <w:color w:val="C0392B"/>
-                <w:sz w:val="20"/>
-                <w:szCs w:val="20"/>
-              </w:rPr>
-              <w:t xml:space="preserve">test-results/merged.xml</w:t>
+                <w:rFonts w:ascii="Calibri" w:cs="Calibri" w:eastAsia="Calibri" w:hAnsi="Calibri"/>
+                <w:sz w:val="22"/>
+                <w:szCs w:val="22"/>
+              </w:rPr>
+              <w:t xml:space="preserve">Clase que extiende el reporter original (</w:t>
+            </w:r>
+            <w:r>
+              <w:rPr>
+                <w:rFonts w:ascii="Consolas" w:cs="Consolas" w:eastAsia="Consolas" w:hAnsi="Consolas"/>
+                <w:color w:val="C0392B"/>
+                <w:sz w:val="20"/>
+                <w:szCs w:val="20"/>
+              </w:rPr>
+              <w:t xml:space="preserve">extends SmartReporter</w:t>
+            </w:r>
+            <w:r>
+              <w:rPr>
+                <w:rFonts w:ascii="Calibri" w:cs="Calibri" w:eastAsia="Calibri" w:hAnsi="Calibri"/>
+                <w:sz w:val="22"/>
+                <w:szCs w:val="22"/>
+              </w:rPr>
+              <w:t xml:space="preserve">): conserva </w:t>
+            </w:r>
+            <w:r>
+              <w:rPr>
+                <w:rFonts w:ascii="Consolas" w:cs="Consolas" w:eastAsia="Consolas" w:hAnsi="Consolas"/>
+                <w:color w:val="C0392B"/>
+                <w:sz w:val="20"/>
+                <w:szCs w:val="20"/>
+              </w:rPr>
+              <w:t xml:space="preserve">onBegin</w:t>
+            </w:r>
+            <w:r>
+              <w:rPr>
+                <w:rFonts w:ascii="Calibri" w:cs="Calibri" w:eastAsia="Calibri" w:hAnsi="Calibri"/>
+                <w:sz w:val="22"/>
+                <w:szCs w:val="22"/>
+              </w:rPr>
+              <w:t xml:space="preserve"> para ubicar </w:t>
+            </w:r>
+            <w:r>
+              <w:rPr>
+                <w:rFonts w:ascii="Consolas" w:cs="Consolas" w:eastAsia="Consolas" w:hAnsi="Consolas"/>
+                <w:color w:val="C0392B"/>
+                <w:sz w:val="20"/>
+                <w:szCs w:val="20"/>
+              </w:rPr>
+              <w:t xml:space="preserve">rootDir</w:t>
+            </w:r>
+            <w:r>
+              <w:rPr>
+                <w:rFonts w:ascii="Calibri" w:cs="Calibri" w:eastAsia="Calibri" w:hAnsi="Calibri"/>
+                <w:sz w:val="22"/>
+                <w:szCs w:val="22"/>
+              </w:rPr>
+              <w:t xml:space="preserve"> y, tras </w:t>
+            </w:r>
+            <w:r>
+              <w:rPr>
+                <w:rFonts w:ascii="Consolas" w:cs="Consolas" w:eastAsia="Consolas" w:hAnsi="Consolas"/>
+                <w:color w:val="C0392B"/>
+                <w:sz w:val="20"/>
+                <w:szCs w:val="20"/>
+              </w:rPr>
+              <w:t xml:space="preserve">super.onEnd()</w:t>
+            </w:r>
+            <w:r>
+              <w:rPr>
+                <w:rFonts w:ascii="Calibri" w:cs="Calibri" w:eastAsia="Calibri" w:hAnsi="Calibri"/>
+                <w:sz w:val="22"/>
+                <w:szCs w:val="22"/>
+              </w:rPr>
+              <w:t xml:space="preserve">, llama a </w:t>
+            </w:r>
+            <w:r>
+              <w:rPr>
+                <w:rFonts w:ascii="Consolas" w:cs="Consolas" w:eastAsia="Consolas" w:hAnsi="Consolas"/>
+                <w:color w:val="C0392B"/>
+                <w:sz w:val="20"/>
+                <w:szCs w:val="20"/>
+              </w:rPr>
+              <w:t xml:space="preserve">localizeSmartReport(file)</w:t>
+            </w:r>
+            <w:r>
+              <w:rPr>
+                <w:rFonts w:ascii="Calibri" w:cs="Calibri" w:eastAsia="Calibri" w:hAnsi="Calibri"/>
+                <w:sz w:val="22"/>
+                <w:szCs w:val="22"/>
+              </w:rPr>
+              <w:t xml:space="preserve"> dentro de </w:t>
+            </w:r>
+            <w:r>
+              <w:rPr>
+                <w:rFonts w:ascii="Consolas" w:cs="Consolas" w:eastAsia="Consolas" w:hAnsi="Consolas"/>
+                <w:color w:val="C0392B"/>
+                <w:sz w:val="20"/>
+                <w:szCs w:val="20"/>
+              </w:rPr>
+              <w:t xml:space="preserve">try/catch</w:t>
+            </w:r>
+            <w:r>
+              <w:rPr>
+                <w:rFonts w:ascii="Calibri" w:cs="Calibri" w:eastAsia="Calibri" w:hAnsi="Calibri"/>
+                <w:sz w:val="22"/>
+                <w:szCs w:val="22"/>
+              </w:rPr>
+              <w:t xml:space="preserve"> — si falla, el reporte queda en inglés y nada más se afecta</w:t>
             </w:r>
           </w:p>
         </w:tc>
@@ -18213,53 +21062,216 @@
       <w:tr>
         <w:tc>
           <w:tcPr>
-            <w:tcW w:type="dxa" w:w="2200"/>
-            <w:shd w:fill="F4F6F7" w:val="clear"/>
-            <w:tcMar>
-              <w:top w:type="dxa" w:w="90"/>
-              <w:left w:type="dxa" w:w="120"/>
-              <w:bottom w:type="dxa" w:w="90"/>
-              <w:right w:type="dxa" w:w="120"/>
-            </w:tcMar>
-            <w:vAlign w:val="center"/>
-          </w:tcPr>
-          <w:p>
-            <w:pPr>
-              <w:spacing w:line="260"/>
-            </w:pPr>
-            <w:r>
-              <w:rPr>
-                <w:rFonts w:ascii="Calibri" w:cs="Calibri" w:eastAsia="Calibri" w:hAnsi="Calibri"/>
-                <w:sz w:val="22"/>
-                <w:szCs w:val="22"/>
-              </w:rPr>
-              <w:t xml:space="preserve">Job Summary</w:t>
-            </w:r>
-          </w:p>
-        </w:tc>
-        <w:tc>
-          <w:tcPr>
-            <w:tcW w:type="dxa" w:w="6950"/>
-            <w:shd w:fill="F4F6F7" w:val="clear"/>
-            <w:tcMar>
-              <w:top w:type="dxa" w:w="90"/>
-              <w:left w:type="dxa" w:w="120"/>
-              <w:bottom w:type="dxa" w:w="90"/>
-              <w:right w:type="dxa" w:w="120"/>
-            </w:tcMar>
-            <w:vAlign w:val="center"/>
-          </w:tcPr>
-          <w:p>
-            <w:pPr>
-              <w:spacing w:line="260"/>
-            </w:pPr>
-            <w:r>
-              <w:rPr>
-                <w:rFonts w:ascii="Calibri" w:cs="Calibri" w:eastAsia="Calibri" w:hAnsi="Calibri"/>
-                <w:sz w:val="22"/>
-                <w:szCs w:val="22"/>
-              </w:rPr>
-              <w:t xml:space="preserve">Script Python embebido parsea el JUnit mergeado y escribe una tabla Markdown en GITHUB_STEP_SUMMARY.</w:t>
+            <w:tcW w:type="dxa" w:w="3000"/>
+            <w:shd w:fill="F5F8FC" w:val="clear"/>
+            <w:tcMar>
+              <w:top w:type="dxa" w:w="90"/>
+              <w:left w:type="dxa" w:w="120"/>
+              <w:bottom w:type="dxa" w:w="90"/>
+              <w:right w:type="dxa" w:w="120"/>
+            </w:tcMar>
+            <w:vAlign w:val="center"/>
+          </w:tcPr>
+          <w:p>
+            <w:pPr>
+              <w:spacing w:line="260"/>
+            </w:pPr>
+            <w:r>
+              <w:rPr>
+                <w:rFonts w:ascii="Consolas" w:cs="Consolas" w:eastAsia="Consolas" w:hAnsi="Consolas"/>
+                <w:color w:val="C0392B"/>
+                <w:sz w:val="20"/>
+                <w:szCs w:val="20"/>
+              </w:rPr>
+              <w:t xml:space="preserve">smart-report-es/inject.js</w:t>
+            </w:r>
+          </w:p>
+        </w:tc>
+        <w:tc>
+          <w:tcPr>
+            <w:tcW w:type="dxa" w:w="5900"/>
+            <w:shd w:fill="F5F8FC" w:val="clear"/>
+            <w:tcMar>
+              <w:top w:type="dxa" w:w="90"/>
+              <w:left w:type="dxa" w:w="120"/>
+              <w:bottom w:type="dxa" w:w="90"/>
+              <w:right w:type="dxa" w:w="120"/>
+            </w:tcMar>
+            <w:vAlign w:val="center"/>
+          </w:tcPr>
+          <w:p>
+            <w:pPr>
+              <w:spacing w:line="260"/>
+            </w:pPr>
+            <w:r>
+              <w:rPr>
+                <w:rFonts w:ascii="Calibri" w:cs="Calibri" w:eastAsia="Calibri" w:hAnsi="Calibri"/>
+                <w:sz w:val="22"/>
+                <w:szCs w:val="22"/>
+              </w:rPr>
+              <w:t xml:space="preserve">Inserta (idempotente, entre marcadores </w:t>
+            </w:r>
+            <w:r>
+              <w:rPr>
+                <w:rFonts w:ascii="Consolas" w:cs="Consolas" w:eastAsia="Consolas" w:hAnsi="Consolas"/>
+                <w:color w:val="C0392B"/>
+                <w:sz w:val="20"/>
+                <w:szCs w:val="20"/>
+              </w:rPr>
+              <w:t xml:space="preserve">&lt;!--smart-es:start/end--&gt;</w:t>
+            </w:r>
+            <w:r>
+              <w:rPr>
+                <w:rFonts w:ascii="Calibri" w:cs="Calibri" w:eastAsia="Calibri" w:hAnsi="Calibri"/>
+                <w:sz w:val="22"/>
+                <w:szCs w:val="22"/>
+              </w:rPr>
+              <w:t xml:space="preserve">) un </w:t>
+            </w:r>
+            <w:r>
+              <w:rPr>
+                <w:rFonts w:ascii="Consolas" w:cs="Consolas" w:eastAsia="Consolas" w:hAnsi="Consolas"/>
+                <w:color w:val="C0392B"/>
+                <w:sz w:val="20"/>
+                <w:szCs w:val="20"/>
+              </w:rPr>
+              <w:t xml:space="preserve">&lt;style&gt;</w:t>
+            </w:r>
+            <w:r>
+              <w:rPr>
+                <w:rFonts w:ascii="Calibri" w:cs="Calibri" w:eastAsia="Calibri" w:hAnsi="Calibri"/>
+                <w:sz w:val="22"/>
+                <w:szCs w:val="22"/>
+              </w:rPr>
+              <w:t xml:space="preserve">, dos </w:t>
+            </w:r>
+            <w:r>
+              <w:rPr>
+                <w:rFonts w:ascii="Consolas" w:cs="Consolas" w:eastAsia="Consolas" w:hAnsi="Consolas"/>
+                <w:color w:val="C0392B"/>
+                <w:sz w:val="20"/>
+                <w:szCs w:val="20"/>
+              </w:rPr>
+              <w:t xml:space="preserve">&lt;template&gt;</w:t>
+            </w:r>
+            <w:r>
+              <w:rPr>
+                <w:rFonts w:ascii="Calibri" w:cs="Calibri" w:eastAsia="Calibri" w:hAnsi="Calibri"/>
+                <w:sz w:val="22"/>
+                <w:szCs w:val="22"/>
+              </w:rPr>
+              <w:t xml:space="preserve"> (guía y apartado) y un </w:t>
+            </w:r>
+            <w:r>
+              <w:rPr>
+                <w:rFonts w:ascii="Consolas" w:cs="Consolas" w:eastAsia="Consolas" w:hAnsi="Consolas"/>
+                <w:color w:val="C0392B"/>
+                <w:sz w:val="20"/>
+                <w:szCs w:val="20"/>
+              </w:rPr>
+              <w:t xml:space="preserve">&lt;script&gt;</w:t>
+            </w:r>
+            <w:r>
+              <w:rPr>
+                <w:rFonts w:ascii="Calibri" w:cs="Calibri" w:eastAsia="Calibri" w:hAnsi="Calibri"/>
+                <w:sz w:val="22"/>
+                <w:szCs w:val="22"/>
+              </w:rPr>
+              <w:t xml:space="preserve"> antes de </w:t>
+            </w:r>
+            <w:r>
+              <w:rPr>
+                <w:rFonts w:ascii="Consolas" w:cs="Consolas" w:eastAsia="Consolas" w:hAnsi="Consolas"/>
+                <w:color w:val="C0392B"/>
+                <w:sz w:val="20"/>
+                <w:szCs w:val="20"/>
+              </w:rPr>
+              <w:t xml:space="preserve">&lt;/body&gt;</w:t>
+            </w:r>
+            <w:r>
+              <w:rPr>
+                <w:rFonts w:ascii="Calibri" w:cs="Calibri" w:eastAsia="Calibri" w:hAnsi="Calibri"/>
+                <w:sz w:val="22"/>
+                <w:szCs w:val="22"/>
+              </w:rPr>
+              <w:t xml:space="preserve">; cambia </w:t>
+            </w:r>
+            <w:r>
+              <w:rPr>
+                <w:rFonts w:ascii="Consolas" w:cs="Consolas" w:eastAsia="Consolas" w:hAnsi="Consolas"/>
+                <w:color w:val="C0392B"/>
+                <w:sz w:val="20"/>
+                <w:szCs w:val="20"/>
+              </w:rPr>
+              <w:t xml:space="preserve">lang="en"</w:t>
+            </w:r>
+            <w:r>
+              <w:rPr>
+                <w:rFonts w:ascii="Calibri" w:cs="Calibri" w:eastAsia="Calibri" w:hAnsi="Calibri"/>
+                <w:sz w:val="22"/>
+                <w:szCs w:val="22"/>
+              </w:rPr>
+              <w:t xml:space="preserve">→</w:t>
+            </w:r>
+            <w:r>
+              <w:rPr>
+                <w:rFonts w:ascii="Consolas" w:cs="Consolas" w:eastAsia="Consolas" w:hAnsi="Consolas"/>
+                <w:color w:val="C0392B"/>
+                <w:sz w:val="20"/>
+                <w:szCs w:val="20"/>
+              </w:rPr>
+              <w:t xml:space="preserve">es</w:t>
+            </w:r>
+            <w:r>
+              <w:rPr>
+                <w:rFonts w:ascii="Calibri" w:cs="Calibri" w:eastAsia="Calibri" w:hAnsi="Calibri"/>
+                <w:sz w:val="22"/>
+                <w:szCs w:val="22"/>
+              </w:rPr>
+              <w:t xml:space="preserve"> y el </w:t>
+            </w:r>
+            <w:r>
+              <w:rPr>
+                <w:rFonts w:ascii="Consolas" w:cs="Consolas" w:eastAsia="Consolas" w:hAnsi="Consolas"/>
+                <w:color w:val="C0392B"/>
+                <w:sz w:val="20"/>
+                <w:szCs w:val="20"/>
+              </w:rPr>
+              <w:t xml:space="preserve">&lt;title&gt;</w:t>
+            </w:r>
+            <w:r>
+              <w:rPr>
+                <w:rFonts w:ascii="Calibri" w:cs="Calibri" w:eastAsia="Calibri" w:hAnsi="Calibri"/>
+                <w:sz w:val="22"/>
+                <w:szCs w:val="22"/>
+              </w:rPr>
+              <w:t xml:space="preserve">. Usa slice+concatenación y no </w:t>
+            </w:r>
+            <w:r>
+              <w:rPr>
+                <w:rFonts w:ascii="Consolas" w:cs="Consolas" w:eastAsia="Consolas" w:hAnsi="Consolas"/>
+                <w:color w:val="C0392B"/>
+                <w:sz w:val="20"/>
+                <w:szCs w:val="20"/>
+              </w:rPr>
+              <w:t xml:space="preserve">String.replace</w:t>
+            </w:r>
+            <w:r>
+              <w:rPr>
+                <w:rFonts w:ascii="Calibri" w:cs="Calibri" w:eastAsia="Calibri" w:hAnsi="Calibri"/>
+                <w:sz w:val="22"/>
+                <w:szCs w:val="22"/>
+              </w:rPr>
+              <w:t xml:space="preserve">, porque el JS inyectado contiene </w:t>
+            </w:r>
+            <w:r>
+              <w:rPr>
+                <w:rFonts w:ascii="Consolas" w:cs="Consolas" w:eastAsia="Consolas" w:hAnsi="Consolas"/>
+                <w:color w:val="C0392B"/>
+                <w:sz w:val="20"/>
+                <w:szCs w:val="20"/>
+              </w:rPr>
+              <w:t xml:space="preserve">$</w:t>
             </w:r>
           </w:p>
         </w:tc>
@@ -18267,7 +21279,7 @@
       <w:tr>
         <w:tc>
           <w:tcPr>
-            <w:tcW w:type="dxa" w:w="2200"/>
+            <w:tcW w:type="dxa" w:w="3000"/>
             <w:shd w:fill="FFFFFF" w:val="clear"/>
             <w:tcMar>
               <w:top w:type="dxa" w:w="90"/>
@@ -18283,17 +21295,18 @@
             </w:pPr>
             <w:r>
               <w:rPr>
-                <w:rFonts w:ascii="Calibri" w:cs="Calibri" w:eastAsia="Calibri" w:hAnsi="Calibri"/>
-                <w:sz w:val="22"/>
-                <w:szCs w:val="22"/>
-              </w:rPr>
-              <w:t xml:space="preserve">Artifacts</w:t>
-            </w:r>
-          </w:p>
-        </w:tc>
-        <w:tc>
-          <w:tcPr>
-            <w:tcW w:type="dxa" w:w="6950"/>
+                <w:rFonts w:ascii="Consolas" w:cs="Consolas" w:eastAsia="Consolas" w:hAnsi="Consolas"/>
+                <w:color w:val="C0392B"/>
+                <w:sz w:val="20"/>
+                <w:szCs w:val="20"/>
+              </w:rPr>
+              <w:t xml:space="preserve">smart-report-es/client.js</w:t>
+            </w:r>
+          </w:p>
+        </w:tc>
+        <w:tc>
+          <w:tcPr>
+            <w:tcW w:type="dxa" w:w="5900"/>
             <w:shd w:fill="FFFFFF" w:val="clear"/>
             <w:tcMar>
               <w:top w:type="dxa" w:w="90"/>
@@ -18309,37 +21322,113 @@
             </w:pPr>
             <w:r>
               <w:rPr>
-                <w:rFonts w:ascii="Consolas" w:cs="Consolas" w:eastAsia="Consolas" w:hAnsi="Consolas"/>
-                <w:color w:val="C0392B"/>
-                <w:sz w:val="20"/>
-                <w:szCs w:val="20"/>
-              </w:rPr>
-              <w:t xml:space="preserve">playwright-report-*</w:t>
-            </w:r>
-            <w:r>
-              <w:rPr>
-                <w:rFonts w:ascii="Calibri" w:cs="Calibri" w:eastAsia="Calibri" w:hAnsi="Calibri"/>
-                <w:sz w:val="22"/>
-                <w:szCs w:val="22"/>
-              </w:rPr>
-              <w:t xml:space="preserve"> (14 días), </w:t>
-            </w:r>
-            <w:r>
-              <w:rPr>
-                <w:rFonts w:ascii="Consolas" w:cs="Consolas" w:eastAsia="Consolas" w:hAnsi="Consolas"/>
-                <w:color w:val="C0392B"/>
-                <w:sz w:val="20"/>
-                <w:szCs w:val="20"/>
-              </w:rPr>
-              <w:t xml:space="preserve">test-results-*</w:t>
-            </w:r>
-            <w:r>
-              <w:rPr>
-                <w:rFonts w:ascii="Calibri" w:cs="Calibri" w:eastAsia="Calibri" w:hAnsi="Calibri"/>
-                <w:sz w:val="22"/>
-                <w:szCs w:val="22"/>
-              </w:rPr>
-              <w:t xml:space="preserve"> (7 días).</w:t>
+                <w:rFonts w:ascii="Calibri" w:cs="Calibri" w:eastAsia="Calibri" w:hAnsi="Calibri"/>
+                <w:sz w:val="22"/>
+                <w:szCs w:val="22"/>
+              </w:rPr>
+              <w:t xml:space="preserve">Traductor en vivo: diccionario exacto (</w:t>
+            </w:r>
+            <w:r>
+              <w:rPr>
+                <w:rFonts w:ascii="Consolas" w:cs="Consolas" w:eastAsia="Consolas" w:hAnsi="Consolas"/>
+                <w:color w:val="C0392B"/>
+                <w:sz w:val="20"/>
+                <w:szCs w:val="20"/>
+              </w:rPr>
+              <w:t xml:space="preserve">EXACT</w:t>
+            </w:r>
+            <w:r>
+              <w:rPr>
+                <w:rFonts w:ascii="Calibri" w:cs="Calibri" w:eastAsia="Calibri" w:hAnsi="Calibri"/>
+                <w:sz w:val="22"/>
+                <w:szCs w:val="22"/>
+              </w:rPr>
+              <w:t xml:space="preserve">), reglas con números (</w:t>
+            </w:r>
+            <w:r>
+              <w:rPr>
+                <w:rFonts w:ascii="Consolas" w:cs="Consolas" w:eastAsia="Consolas" w:hAnsi="Consolas"/>
+                <w:color w:val="C0392B"/>
+                <w:sz w:val="20"/>
+                <w:szCs w:val="20"/>
+              </w:rPr>
+              <w:t xml:space="preserve">RULES</w:t>
+            </w:r>
+            <w:r>
+              <w:rPr>
+                <w:rFonts w:ascii="Calibri" w:cs="Calibri" w:eastAsia="Calibri" w:hAnsi="Calibri"/>
+                <w:sz w:val="22"/>
+                <w:szCs w:val="22"/>
+              </w:rPr>
+              <w:t xml:space="preserve">), nombres de pasos de Playwright (</w:t>
+            </w:r>
+            <w:r>
+              <w:rPr>
+                <w:rFonts w:ascii="Consolas" w:cs="Consolas" w:eastAsia="Consolas" w:hAnsi="Consolas"/>
+                <w:color w:val="C0392B"/>
+                <w:sz w:val="20"/>
+                <w:szCs w:val="20"/>
+              </w:rPr>
+              <w:t xml:space="preserve">STEPS</w:t>
+            </w:r>
+            <w:r>
+              <w:rPr>
+                <w:rFonts w:ascii="Calibri" w:cs="Calibri" w:eastAsia="Calibri" w:hAnsi="Calibri"/>
+                <w:sz w:val="22"/>
+                <w:szCs w:val="22"/>
+              </w:rPr>
+              <w:t xml:space="preserve">) y arreglo de fechas; recorre nodos de texto y atributos </w:t>
+            </w:r>
+            <w:r>
+              <w:rPr>
+                <w:rFonts w:ascii="Consolas" w:cs="Consolas" w:eastAsia="Consolas" w:hAnsi="Consolas"/>
+                <w:color w:val="C0392B"/>
+                <w:sz w:val="20"/>
+                <w:szCs w:val="20"/>
+              </w:rPr>
+              <w:t xml:space="preserve">placeholder/title/aria-label</w:t>
+            </w:r>
+            <w:r>
+              <w:rPr>
+                <w:rFonts w:ascii="Calibri" w:cs="Calibri" w:eastAsia="Calibri" w:hAnsi="Calibri"/>
+                <w:sz w:val="22"/>
+                <w:szCs w:val="22"/>
+              </w:rPr>
+              <w:t xml:space="preserve"> con un </w:t>
+            </w:r>
+            <w:r>
+              <w:rPr>
+                <w:rFonts w:ascii="Consolas" w:cs="Consolas" w:eastAsia="Consolas" w:hAnsi="Consolas"/>
+                <w:color w:val="C0392B"/>
+                <w:sz w:val="20"/>
+                <w:szCs w:val="20"/>
+              </w:rPr>
+              <w:t xml:space="preserve">MutationObserver</w:t>
+            </w:r>
+            <w:r>
+              <w:rPr>
+                <w:rFonts w:ascii="Calibri" w:cs="Calibri" w:eastAsia="Calibri" w:hAnsi="Calibri"/>
+                <w:sz w:val="22"/>
+                <w:szCs w:val="22"/>
+              </w:rPr>
+              <w:t xml:space="preserve"> (se desconecta mientras traduce para no re-procesarse). No toca </w:t>
+            </w:r>
+            <w:r>
+              <w:rPr>
+                <w:rFonts w:ascii="Consolas" w:cs="Consolas" w:eastAsia="Consolas" w:hAnsi="Consolas"/>
+                <w:color w:val="C0392B"/>
+                <w:sz w:val="20"/>
+                <w:szCs w:val="20"/>
+              </w:rPr>
+              <w:t xml:space="preserve">&lt;code&gt;/&lt;pre&gt;/&lt;textarea&gt;</w:t>
+            </w:r>
+            <w:r>
+              <w:rPr>
+                <w:rFonts w:ascii="Calibri" w:cs="Calibri" w:eastAsia="Calibri" w:hAnsi="Calibri"/>
+                <w:sz w:val="22"/>
+                <w:szCs w:val="22"/>
+              </w:rPr>
+              <w:t xml:space="preserve">, errores, rutas ni títulos de pruebas</w:t>
             </w:r>
           </w:p>
         </w:tc>
@@ -18347,53 +21436,1690 @@
       <w:tr>
         <w:tc>
           <w:tcPr>
-            <w:tcW w:type="dxa" w:w="2200"/>
-            <w:shd w:fill="F4F6F7" w:val="clear"/>
-            <w:tcMar>
-              <w:top w:type="dxa" w:w="90"/>
-              <w:left w:type="dxa" w:w="120"/>
-              <w:bottom w:type="dxa" w:w="90"/>
-              <w:right w:type="dxa" w:w="120"/>
-            </w:tcMar>
-            <w:vAlign w:val="center"/>
-          </w:tcPr>
-          <w:p>
-            <w:pPr>
-              <w:spacing w:line="260"/>
-            </w:pPr>
-            <w:r>
-              <w:rPr>
-                <w:rFonts w:ascii="Calibri" w:cs="Calibri" w:eastAsia="Calibri" w:hAnsi="Calibri"/>
-                <w:sz w:val="22"/>
-                <w:szCs w:val="22"/>
-              </w:rPr>
-              <w:t xml:space="preserve">Criterio de fallo</w:t>
-            </w:r>
-          </w:p>
-        </w:tc>
-        <w:tc>
-          <w:tcPr>
-            <w:tcW w:type="dxa" w:w="6950"/>
-            <w:shd w:fill="F4F6F7" w:val="clear"/>
-            <w:tcMar>
-              <w:top w:type="dxa" w:w="90"/>
-              <w:left w:type="dxa" w:w="120"/>
-              <w:bottom w:type="dxa" w:w="90"/>
-              <w:right w:type="dxa" w:w="120"/>
-            </w:tcMar>
-            <w:vAlign w:val="center"/>
-          </w:tcPr>
-          <w:p>
-            <w:pPr>
-              <w:spacing w:line="260"/>
-            </w:pPr>
-            <w:r>
-              <w:rPr>
-                <w:rFonts w:ascii="Calibri" w:cs="Calibri" w:eastAsia="Calibri" w:hAnsi="Calibri"/>
-                <w:sz w:val="22"/>
-                <w:szCs w:val="22"/>
-              </w:rPr>
-              <w:t xml:space="preserve">Solo rompe el pipeline si fallan UI (los 3 navegadores), API o Security. Performance/Accessibility/Visual/Non-Functional son informativos.</w:t>
+            <w:tcW w:type="dxa" w:w="3000"/>
+            <w:shd w:fill="F5F8FC" w:val="clear"/>
+            <w:tcMar>
+              <w:top w:type="dxa" w:w="90"/>
+              <w:left w:type="dxa" w:w="120"/>
+              <w:bottom w:type="dxa" w:w="90"/>
+              <w:right w:type="dxa" w:w="120"/>
+            </w:tcMar>
+            <w:vAlign w:val="center"/>
+          </w:tcPr>
+          <w:p>
+            <w:pPr>
+              <w:spacing w:line="260"/>
+            </w:pPr>
+            <w:r>
+              <w:rPr>
+                <w:rFonts w:ascii="Consolas" w:cs="Consolas" w:eastAsia="Consolas" w:hAnsi="Consolas"/>
+                <w:color w:val="C0392B"/>
+                <w:sz w:val="20"/>
+                <w:szCs w:val="20"/>
+              </w:rPr>
+              <w:t xml:space="preserve">smart-report-es/about.html</w:t>
+            </w:r>
+            <w:r>
+              <w:rPr>
+                <w:rFonts w:ascii="Calibri" w:cs="Calibri" w:eastAsia="Calibri" w:hAnsi="Calibri"/>
+                <w:sz w:val="22"/>
+                <w:szCs w:val="22"/>
+              </w:rPr>
+              <w:t xml:space="preserve"> + </w:t>
+            </w:r>
+            <w:r>
+              <w:rPr>
+                <w:rFonts w:ascii="Consolas" w:cs="Consolas" w:eastAsia="Consolas" w:hAnsi="Consolas"/>
+                <w:color w:val="C0392B"/>
+                <w:sz w:val="20"/>
+                <w:szCs w:val="20"/>
+              </w:rPr>
+              <w:t xml:space="preserve">guide.html</w:t>
+            </w:r>
+          </w:p>
+        </w:tc>
+        <w:tc>
+          <w:tcPr>
+            <w:tcW w:type="dxa" w:w="5900"/>
+            <w:shd w:fill="F5F8FC" w:val="clear"/>
+            <w:tcMar>
+              <w:top w:type="dxa" w:w="90"/>
+              <w:left w:type="dxa" w:w="120"/>
+              <w:bottom w:type="dxa" w:w="90"/>
+              <w:right w:type="dxa" w:w="120"/>
+            </w:tcMar>
+            <w:vAlign w:val="center"/>
+          </w:tcPr>
+          <w:p>
+            <w:pPr>
+              <w:spacing w:line="260"/>
+            </w:pPr>
+            <w:r>
+              <w:rPr>
+                <w:rFonts w:ascii="Calibri" w:cs="Calibri" w:eastAsia="Calibri" w:hAnsi="Calibri"/>
+                <w:sz w:val="22"/>
+                <w:szCs w:val="22"/>
+              </w:rPr>
+              <w:t xml:space="preserve">Apartado «Sobre este reporte» (5 pestañas, se inserta tras el encabezado de la vista Resumen y se oculta en las demás) y guía de 12 secciones (diálogo accesible: </w:t>
+            </w:r>
+            <w:r>
+              <w:rPr>
+                <w:rFonts w:ascii="Consolas" w:cs="Consolas" w:eastAsia="Consolas" w:hAnsi="Consolas"/>
+                <w:color w:val="C0392B"/>
+                <w:sz w:val="20"/>
+                <w:szCs w:val="20"/>
+              </w:rPr>
+              <w:t xml:space="preserve">aria-modal</w:t>
+            </w:r>
+            <w:r>
+              <w:rPr>
+                <w:rFonts w:ascii="Calibri" w:cs="Calibri" w:eastAsia="Calibri" w:hAnsi="Calibri"/>
+                <w:sz w:val="22"/>
+                <w:szCs w:val="22"/>
+              </w:rPr>
+              <w:t xml:space="preserve">, trampa de foco, Esc). Se editan como HTML normal</w:t>
+            </w:r>
+          </w:p>
+        </w:tc>
+      </w:tr>
+      <w:tr>
+        <w:tc>
+          <w:tcPr>
+            <w:tcW w:type="dxa" w:w="3000"/>
+            <w:shd w:fill="FFFFFF" w:val="clear"/>
+            <w:tcMar>
+              <w:top w:type="dxa" w:w="90"/>
+              <w:left w:type="dxa" w:w="120"/>
+              <w:bottom w:type="dxa" w:w="90"/>
+              <w:right w:type="dxa" w:w="120"/>
+            </w:tcMar>
+            <w:vAlign w:val="center"/>
+          </w:tcPr>
+          <w:p>
+            <w:pPr>
+              <w:spacing w:line="260"/>
+            </w:pPr>
+            <w:r>
+              <w:rPr>
+                <w:rFonts w:ascii="Consolas" w:cs="Consolas" w:eastAsia="Consolas" w:hAnsi="Consolas"/>
+                <w:color w:val="C0392B"/>
+                <w:sz w:val="20"/>
+                <w:szCs w:val="20"/>
+              </w:rPr>
+              <w:t xml:space="preserve">scripts/localize-smart-report.js</w:t>
+            </w:r>
+          </w:p>
+        </w:tc>
+        <w:tc>
+          <w:tcPr>
+            <w:tcW w:type="dxa" w:w="5900"/>
+            <w:shd w:fill="FFFFFF" w:val="clear"/>
+            <w:tcMar>
+              <w:top w:type="dxa" w:w="90"/>
+              <w:left w:type="dxa" w:w="120"/>
+              <w:bottom w:type="dxa" w:w="90"/>
+              <w:right w:type="dxa" w:w="120"/>
+            </w:tcMar>
+            <w:vAlign w:val="center"/>
+          </w:tcPr>
+          <w:p>
+            <w:pPr>
+              <w:spacing w:line="260"/>
+            </w:pPr>
+            <w:r>
+              <w:rPr>
+                <w:rFonts w:ascii="Consolas" w:cs="Consolas" w:eastAsia="Consolas" w:hAnsi="Consolas"/>
+                <w:color w:val="C0392B"/>
+                <w:sz w:val="20"/>
+                <w:szCs w:val="20"/>
+              </w:rPr>
+              <w:t xml:space="preserve">npm run smart-report:es</w:t>
+            </w:r>
+            <w:r>
+              <w:rPr>
+                <w:rFonts w:ascii="Calibri" w:cs="Calibri" w:eastAsia="Calibri" w:hAnsi="Calibri"/>
+                <w:sz w:val="22"/>
+                <w:szCs w:val="22"/>
+              </w:rPr>
+              <w:t xml:space="preserve">: re-aplica la capa a </w:t>
+            </w:r>
+            <w:r>
+              <w:rPr>
+                <w:rFonts w:ascii="Consolas" w:cs="Consolas" w:eastAsia="Consolas" w:hAnsi="Consolas"/>
+                <w:color w:val="C0392B"/>
+                <w:sz w:val="20"/>
+                <w:szCs w:val="20"/>
+              </w:rPr>
+              <w:t xml:space="preserve">smart-report/**/smart-report.html</w:t>
+            </w:r>
+            <w:r>
+              <w:rPr>
+                <w:rFonts w:ascii="Calibri" w:cs="Calibri" w:eastAsia="Calibri" w:hAnsi="Calibri"/>
+                <w:sz w:val="22"/>
+                <w:szCs w:val="22"/>
+              </w:rPr>
+              <w:t xml:space="preserve"> existentes, sin ejecutar pruebas (útil tras editar el diccionario)</w:t>
+            </w:r>
+          </w:p>
+        </w:tc>
+      </w:tr>
+    </w:tbl>
+    <w:p>
+      <w:pPr>
+        <w:pStyle w:val="Heading3"/>
+        <w:spacing w:after="120" w:before="260"/>
+      </w:pPr>
+      <w:r>
+        <w:rPr>
+          <w:b/>
+          <w:bCs/>
+          <w:color w:val="333333"/>
+          <w:sz w:val="23"/>
+          <w:szCs w:val="23"/>
+        </w:rPr>
+        <w:t xml:space="preserve">Decisiones de diseño y límites</w:t>
+      </w:r>
+    </w:p>
+    <w:p>
+      <w:pPr>
+        <w:pStyle w:val="ListParagraph"/>
+        <w:numPr>
+          <w:ilvl w:val="0"/>
+          <w:numId w:val="2"/>
+        </w:numPr>
+        <w:spacing w:after="100" w:line="280"/>
+      </w:pPr>
+      <w:r>
+        <w:rPr>
+          <w:rFonts w:ascii="Calibri" w:cs="Calibri" w:eastAsia="Calibri" w:hAnsi="Calibri"/>
+          <w:b/>
+          <w:bCs/>
+          <w:sz w:val="22"/>
+          <w:szCs w:val="22"/>
+        </w:rPr>
+        <w:t xml:space="preserve">No se modifica `node_modules`.</w:t>
+      </w:r>
+      <w:r>
+        <w:rPr>
+          <w:rFonts w:ascii="Calibri" w:cs="Calibri" w:eastAsia="Calibri" w:hAnsi="Calibri"/>
+          <w:sz w:val="22"/>
+          <w:szCs w:val="22"/>
+        </w:rPr>
+        <w:t xml:space="preserve"> La traducción se hace sobre el HTML generado; sobrevive a </w:t>
+      </w:r>
+      <w:r>
+        <w:rPr>
+          <w:rFonts w:ascii="Consolas" w:cs="Consolas" w:eastAsia="Consolas" w:hAnsi="Consolas"/>
+          <w:color w:val="C0392B"/>
+          <w:sz w:val="20"/>
+          <w:szCs w:val="20"/>
+        </w:rPr>
+        <w:t xml:space="preserve">npm ci</w:t>
+      </w:r>
+      <w:r>
+        <w:rPr>
+          <w:rFonts w:ascii="Calibri" w:cs="Calibri" w:eastAsia="Calibri" w:hAnsi="Calibri"/>
+          <w:sz w:val="22"/>
+          <w:szCs w:val="22"/>
+        </w:rPr>
+        <w:t xml:space="preserve">. El paquete no tiene soporte de i18n.</w:t>
+      </w:r>
+    </w:p>
+    <w:p>
+      <w:pPr>
+        <w:pStyle w:val="ListParagraph"/>
+        <w:numPr>
+          <w:ilvl w:val="0"/>
+          <w:numId w:val="2"/>
+        </w:numPr>
+        <w:spacing w:after="100" w:line="280"/>
+      </w:pPr>
+      <w:r>
+        <w:rPr>
+          <w:rFonts w:ascii="Calibri" w:cs="Calibri" w:eastAsia="Calibri" w:hAnsi="Calibri"/>
+          <w:b/>
+          <w:bCs/>
+          <w:sz w:val="22"/>
+          <w:szCs w:val="22"/>
+        </w:rPr>
+        <w:t xml:space="preserve">Un reporte e historial por suite.</w:t>
+      </w:r>
+      <w:r>
+        <w:rPr>
+          <w:rFonts w:ascii="Calibri" w:cs="Calibri" w:eastAsia="Calibri" w:hAnsi="Calibri"/>
+          <w:sz w:val="22"/>
+          <w:szCs w:val="22"/>
+        </w:rPr>
+        <w:t xml:space="preserve"> </w:t>
+      </w:r>
+      <w:r>
+        <w:rPr>
+          <w:rFonts w:ascii="Consolas" w:cs="Consolas" w:eastAsia="Consolas" w:hAnsi="Consolas"/>
+          <w:color w:val="C0392B"/>
+          <w:sz w:val="20"/>
+          <w:szCs w:val="20"/>
+        </w:rPr>
+        <w:t xml:space="preserve">split-reports.js</w:t>
+      </w:r>
+      <w:r>
+        <w:rPr>
+          <w:rFonts w:ascii="Calibri" w:cs="Calibri" w:eastAsia="Calibri" w:hAnsi="Calibri"/>
+          <w:sz w:val="22"/>
+          <w:szCs w:val="22"/>
+        </w:rPr>
+        <w:t xml:space="preserve"> y </w:t>
+      </w:r>
+      <w:r>
+        <w:rPr>
+          <w:rFonts w:ascii="Consolas" w:cs="Consolas" w:eastAsia="Consolas" w:hAnsi="Consolas"/>
+          <w:color w:val="C0392B"/>
+          <w:sz w:val="20"/>
+          <w:szCs w:val="20"/>
+        </w:rPr>
+        <w:t xml:space="preserve">test-suite.ts</w:t>
+      </w:r>
+      <w:r>
+        <w:rPr>
+          <w:rFonts w:ascii="Calibri" w:cs="Calibri" w:eastAsia="Calibri" w:hAnsi="Calibri"/>
+          <w:sz w:val="22"/>
+          <w:szCs w:val="22"/>
+        </w:rPr>
+        <w:t xml:space="preserve"> fijan </w:t>
+      </w:r>
+      <w:r>
+        <w:rPr>
+          <w:rFonts w:ascii="Consolas" w:cs="Consolas" w:eastAsia="Consolas" w:hAnsi="Consolas"/>
+          <w:color w:val="C0392B"/>
+          <w:sz w:val="20"/>
+          <w:szCs w:val="20"/>
+        </w:rPr>
+        <w:t xml:space="preserve">SMART_REPORT_DIR=smart-report/&lt;Suite&gt;</w:t>
+      </w:r>
+      <w:r>
+        <w:rPr>
+          <w:rFonts w:ascii="Calibri" w:cs="Calibri" w:eastAsia="Calibri" w:hAnsi="Calibri"/>
+          <w:sz w:val="22"/>
+          <w:szCs w:val="22"/>
+        </w:rPr>
+        <w:t xml:space="preserve"> en la corrida principal; en la corrida de </w:t>
+      </w:r>
+      <w:r>
+        <w:rPr>
+          <w:rFonts w:ascii="Consolas" w:cs="Consolas" w:eastAsia="Consolas" w:hAnsi="Consolas"/>
+          <w:color w:val="C0392B"/>
+          <w:sz w:val="20"/>
+          <w:szCs w:val="20"/>
+        </w:rPr>
+        <w:t xml:space="preserve">bdd-ui</w:t>
+      </w:r>
+      <w:r>
+        <w:rPr>
+          <w:rFonts w:ascii="Calibri" w:cs="Calibri" w:eastAsia="Calibri" w:hAnsi="Calibri"/>
+          <w:sz w:val="22"/>
+          <w:szCs w:val="22"/>
+        </w:rPr>
+        <w:t xml:space="preserve"> fijan </w:t>
+      </w:r>
+      <w:r>
+        <w:rPr>
+          <w:rFonts w:ascii="Consolas" w:cs="Consolas" w:eastAsia="Consolas" w:hAnsi="Consolas"/>
+          <w:color w:val="C0392B"/>
+          <w:sz w:val="20"/>
+          <w:szCs w:val="20"/>
+        </w:rPr>
+        <w:t xml:space="preserve">SMART_REPORT_DISABLE=1</w:t>
+      </w:r>
+      <w:r>
+        <w:rPr>
+          <w:rFonts w:ascii="Calibri" w:cs="Calibri" w:eastAsia="Calibri" w:hAnsi="Calibri"/>
+          <w:sz w:val="22"/>
+          <w:szCs w:val="22"/>
+        </w:rPr>
+        <w:t xml:space="preserve"> (informativa, de una prueba: ensuciaría el historial y pisaría el reporte).</w:t>
+      </w:r>
+    </w:p>
+    <w:p>
+      <w:pPr>
+        <w:pStyle w:val="ListParagraph"/>
+        <w:numPr>
+          <w:ilvl w:val="0"/>
+          <w:numId w:val="2"/>
+        </w:numPr>
+        <w:spacing w:after="100" w:line="280"/>
+      </w:pPr>
+      <w:r>
+        <w:rPr>
+          <w:rFonts w:ascii="Calibri" w:cs="Calibri" w:eastAsia="Calibri" w:hAnsi="Calibri"/>
+          <w:b/>
+          <w:bCs/>
+          <w:sz w:val="22"/>
+          <w:szCs w:val="22"/>
+        </w:rPr>
+        <w:t xml:space="preserve">La IA del reporte está apagada</w:t>
+      </w:r>
+      <w:r>
+        <w:rPr>
+          <w:rFonts w:ascii="Calibri" w:cs="Calibri" w:eastAsia="Calibri" w:hAnsi="Calibri"/>
+          <w:sz w:val="22"/>
+          <w:szCs w:val="22"/>
+        </w:rPr>
+        <w:t xml:space="preserve"> (</w:t>
+      </w:r>
+      <w:r>
+        <w:rPr>
+          <w:rFonts w:ascii="Consolas" w:cs="Consolas" w:eastAsia="Consolas" w:hAnsi="Consolas"/>
+          <w:color w:val="C0392B"/>
+          <w:sz w:val="20"/>
+          <w:szCs w:val="20"/>
+        </w:rPr>
+        <w:t xml:space="preserve">enableAIRecommendations: false</w:t>
+      </w:r>
+      <w:r>
+        <w:rPr>
+          <w:rFonts w:ascii="Calibri" w:cs="Calibri" w:eastAsia="Calibri" w:hAnsi="Calibri"/>
+          <w:sz w:val="22"/>
+          <w:szCs w:val="22"/>
+        </w:rPr>
+        <w:t xml:space="preserve">): no se envían datos a proveedores. El botón «Copiar prompt para IA» sí funciona.</w:t>
+      </w:r>
+    </w:p>
+    <w:p>
+      <w:pPr>
+        <w:pStyle w:val="ListParagraph"/>
+        <w:numPr>
+          <w:ilvl w:val="0"/>
+          <w:numId w:val="2"/>
+        </w:numPr>
+        <w:spacing w:after="100" w:line="280"/>
+      </w:pPr>
+      <w:r>
+        <w:rPr>
+          <w:rFonts w:ascii="Calibri" w:cs="Calibri" w:eastAsia="Calibri" w:hAnsi="Calibri"/>
+          <w:b/>
+          <w:bCs/>
+          <w:sz w:val="22"/>
+          <w:szCs w:val="22"/>
+        </w:rPr>
+        <w:t xml:space="preserve">No corre en CI:</w:t>
+      </w:r>
+      <w:r>
+        <w:rPr>
+          <w:rFonts w:ascii="Calibri" w:cs="Calibri" w:eastAsia="Calibri" w:hAnsi="Calibri"/>
+          <w:sz w:val="22"/>
+          <w:szCs w:val="22"/>
+        </w:rPr>
+        <w:t xml:space="preserve"> los steps de </w:t>
+      </w:r>
+      <w:r>
+        <w:rPr>
+          <w:rFonts w:ascii="Consolas" w:cs="Consolas" w:eastAsia="Consolas" w:hAnsi="Consolas"/>
+          <w:color w:val="C0392B"/>
+          <w:sz w:val="20"/>
+          <w:szCs w:val="20"/>
+        </w:rPr>
+        <w:t xml:space="preserve">.github/workflows/playwright.yml</w:t>
+      </w:r>
+      <w:r>
+        <w:rPr>
+          <w:rFonts w:ascii="Calibri" w:cs="Calibri" w:eastAsia="Calibri" w:hAnsi="Calibri"/>
+          <w:sz w:val="22"/>
+          <w:szCs w:val="22"/>
+        </w:rPr>
+        <w:t xml:space="preserve"> pasan </w:t>
+      </w:r>
+      <w:r>
+        <w:rPr>
+          <w:rFonts w:ascii="Consolas" w:cs="Consolas" w:eastAsia="Consolas" w:hAnsi="Consolas"/>
+          <w:color w:val="C0392B"/>
+          <w:sz w:val="20"/>
+          <w:szCs w:val="20"/>
+        </w:rPr>
+        <w:t xml:space="preserve">--reporter=list,blob</w:t>
+      </w:r>
+      <w:r>
+        <w:rPr>
+          <w:rFonts w:ascii="Calibri" w:cs="Calibri" w:eastAsia="Calibri" w:hAnsi="Calibri"/>
+          <w:sz w:val="22"/>
+          <w:szCs w:val="22"/>
+        </w:rPr>
+        <w:t xml:space="preserve">, que reemplaza la lista de reporters del config.</w:t>
+      </w:r>
+    </w:p>
+    <w:p>
+      <w:pPr>
+        <w:pStyle w:val="ListParagraph"/>
+        <w:numPr>
+          <w:ilvl w:val="0"/>
+          <w:numId w:val="2"/>
+        </w:numPr>
+        <w:spacing w:after="100" w:line="280"/>
+      </w:pPr>
+      <w:r>
+        <w:rPr>
+          <w:rFonts w:ascii="Calibri" w:cs="Calibri" w:eastAsia="Calibri" w:hAnsi="Calibri"/>
+          <w:b/>
+          <w:bCs/>
+          <w:sz w:val="22"/>
+          <w:szCs w:val="22"/>
+        </w:rPr>
+        <w:t xml:space="preserve">Botón en el portal:</w:t>
+      </w:r>
+      <w:r>
+        <w:rPr>
+          <w:rFonts w:ascii="Calibri" w:cs="Calibri" w:eastAsia="Calibri" w:hAnsi="Calibri"/>
+          <w:sz w:val="22"/>
+          <w:szCs w:val="22"/>
+        </w:rPr>
+        <w:t xml:space="preserve"> </w:t>
+      </w:r>
+      <w:r>
+        <w:rPr>
+          <w:rFonts w:ascii="Consolas" w:cs="Consolas" w:eastAsia="Consolas" w:hAnsi="Consolas"/>
+          <w:color w:val="C0392B"/>
+          <w:sz w:val="20"/>
+          <w:szCs w:val="20"/>
+        </w:rPr>
+        <w:t xml:space="preserve">generate-portal.js</w:t>
+      </w:r>
+      <w:r>
+        <w:rPr>
+          <w:rFonts w:ascii="Calibri" w:cs="Calibri" w:eastAsia="Calibri" w:hAnsi="Calibri"/>
+          <w:sz w:val="22"/>
+          <w:szCs w:val="22"/>
+        </w:rPr>
+        <w:t xml:space="preserve"> muestra «Smart Report» en el encabezado solo si existe </w:t>
+      </w:r>
+      <w:r>
+        <w:rPr>
+          <w:rFonts w:ascii="Consolas" w:cs="Consolas" w:eastAsia="Consolas" w:hAnsi="Consolas"/>
+          <w:color w:val="C0392B"/>
+          <w:sz w:val="20"/>
+          <w:szCs w:val="20"/>
+        </w:rPr>
+        <w:t xml:space="preserve">smart-report/&lt;Suite&gt;/smart-report.html</w:t>
+      </w:r>
+      <w:r>
+        <w:rPr>
+          <w:rFonts w:ascii="Calibri" w:cs="Calibri" w:eastAsia="Calibri" w:hAnsi="Calibri"/>
+          <w:sz w:val="22"/>
+          <w:szCs w:val="22"/>
+        </w:rPr>
+        <w:t xml:space="preserve"> para una suite de la corrida.</w:t>
+      </w:r>
+    </w:p>
+    <w:p>
+      <w:pPr>
+        <w:pStyle w:val="ListParagraph"/>
+        <w:numPr>
+          <w:ilvl w:val="0"/>
+          <w:numId w:val="2"/>
+        </w:numPr>
+        <w:spacing w:after="100" w:line="280"/>
+      </w:pPr>
+      <w:r>
+        <w:rPr>
+          <w:rFonts w:ascii="Calibri" w:cs="Calibri" w:eastAsia="Calibri" w:hAnsi="Calibri"/>
+          <w:b/>
+          <w:bCs/>
+          <w:sz w:val="22"/>
+          <w:szCs w:val="22"/>
+        </w:rPr>
+        <w:t xml:space="preserve">Dependencias:</w:t>
+      </w:r>
+      <w:r>
+        <w:rPr>
+          <w:rFonts w:ascii="Calibri" w:cs="Calibri" w:eastAsia="Calibri" w:hAnsi="Calibri"/>
+          <w:sz w:val="22"/>
+          <w:szCs w:val="22"/>
+        </w:rPr>
+        <w:t xml:space="preserve"> </w:t>
+      </w:r>
+      <w:r>
+        <w:rPr>
+          <w:rFonts w:ascii="Consolas" w:cs="Consolas" w:eastAsia="Consolas" w:hAnsi="Consolas"/>
+          <w:color w:val="C0392B"/>
+          <w:sz w:val="20"/>
+          <w:szCs w:val="20"/>
+        </w:rPr>
+        <w:t xml:space="preserve">playwright-smart-reporter</w:t>
+      </w:r>
+      <w:r>
+        <w:rPr>
+          <w:rFonts w:ascii="Calibri" w:cs="Calibri" w:eastAsia="Calibri" w:hAnsi="Calibri"/>
+          <w:sz w:val="22"/>
+          <w:szCs w:val="22"/>
+        </w:rPr>
+        <w:t xml:space="preserve"> (devDependency) sumó 3 hallazgos altos a </w:t>
+      </w:r>
+      <w:r>
+        <w:rPr>
+          <w:rFonts w:ascii="Consolas" w:cs="Consolas" w:eastAsia="Consolas" w:hAnsi="Consolas"/>
+          <w:color w:val="C0392B"/>
+          <w:sz w:val="20"/>
+          <w:szCs w:val="20"/>
+        </w:rPr>
+        <w:t xml:space="preserve">npm audit</w:t>
+      </w:r>
+      <w:r>
+        <w:rPr>
+          <w:rFonts w:ascii="Calibri" w:cs="Calibri" w:eastAsia="Calibri" w:hAnsi="Calibri"/>
+          <w:sz w:val="22"/>
+          <w:szCs w:val="22"/>
+        </w:rPr>
+        <w:t xml:space="preserve"> (el paquete, </w:t>
+      </w:r>
+      <w:r>
+        <w:rPr>
+          <w:rFonts w:ascii="Consolas" w:cs="Consolas" w:eastAsia="Consolas" w:hAnsi="Consolas"/>
+          <w:color w:val="C0392B"/>
+          <w:sz w:val="20"/>
+          <w:szCs w:val="20"/>
+        </w:rPr>
+        <w:t xml:space="preserve">@modelcontextprotocol/sdk</w:t>
+      </w:r>
+      <w:r>
+        <w:rPr>
+          <w:rFonts w:ascii="Calibri" w:cs="Calibri" w:eastAsia="Calibri" w:hAnsi="Calibri"/>
+          <w:sz w:val="22"/>
+          <w:szCs w:val="22"/>
+        </w:rPr>
+        <w:t xml:space="preserve"> fijado en 1.31.0 y </w:t>
+      </w:r>
+      <w:r>
+        <w:rPr>
+          <w:rFonts w:ascii="Consolas" w:cs="Consolas" w:eastAsia="Consolas" w:hAnsi="Consolas"/>
+          <w:color w:val="C0392B"/>
+          <w:sz w:val="20"/>
+          <w:szCs w:val="20"/>
+        </w:rPr>
+        <w:t xml:space="preserve">adm-zip</w:t>
+      </w:r>
+      <w:r>
+        <w:rPr>
+          <w:rFonts w:ascii="Calibri" w:cs="Calibri" w:eastAsia="Calibri" w:hAnsi="Calibri"/>
+          <w:sz w:val="22"/>
+          <w:szCs w:val="22"/>
+        </w:rPr>
+        <w:t xml:space="preserve">); </w:t>
+      </w:r>
+      <w:r>
+        <w:rPr>
+          <w:rFonts w:ascii="Consolas" w:cs="Consolas" w:eastAsia="Consolas" w:hAnsi="Consolas"/>
+          <w:color w:val="C0392B"/>
+          <w:sz w:val="20"/>
+          <w:szCs w:val="20"/>
+        </w:rPr>
+        <w:t xml:space="preserve">adm-zip</w:t>
+      </w:r>
+      <w:r>
+        <w:rPr>
+          <w:rFonts w:ascii="Calibri" w:cs="Calibri" w:eastAsia="Calibri" w:hAnsi="Calibri"/>
+          <w:sz w:val="22"/>
+          <w:szCs w:val="22"/>
+        </w:rPr>
+        <w:t xml:space="preserve"> solo lee trazas que genera el propio framework. Para retirarlo: </w:t>
+      </w:r>
+      <w:r>
+        <w:rPr>
+          <w:rFonts w:ascii="Consolas" w:cs="Consolas" w:eastAsia="Consolas" w:hAnsi="Consolas"/>
+          <w:color w:val="C0392B"/>
+          <w:sz w:val="20"/>
+          <w:szCs w:val="20"/>
+        </w:rPr>
+        <w:t xml:space="preserve">npm uninstall</w:t>
+      </w:r>
+      <w:r>
+        <w:rPr>
+          <w:rFonts w:ascii="Calibri" w:cs="Calibri" w:eastAsia="Calibri" w:hAnsi="Calibri"/>
+          <w:sz w:val="22"/>
+          <w:szCs w:val="22"/>
+        </w:rPr>
+        <w:t xml:space="preserve">, quitar </w:t>
+      </w:r>
+      <w:r>
+        <w:rPr>
+          <w:rFonts w:ascii="Consolas" w:cs="Consolas" w:eastAsia="Consolas" w:hAnsi="Consolas"/>
+          <w:color w:val="C0392B"/>
+          <w:sz w:val="20"/>
+          <w:szCs w:val="20"/>
+        </w:rPr>
+        <w:t xml:space="preserve">smartReporter</w:t>
+      </w:r>
+      <w:r>
+        <w:rPr>
+          <w:rFonts w:ascii="Calibri" w:cs="Calibri" w:eastAsia="Calibri" w:hAnsi="Calibri"/>
+          <w:sz w:val="22"/>
+          <w:szCs w:val="22"/>
+        </w:rPr>
+        <w:t xml:space="preserve"> del config y borrar </w:t>
+      </w:r>
+      <w:r>
+        <w:rPr>
+          <w:rFonts w:ascii="Consolas" w:cs="Consolas" w:eastAsia="Consolas" w:hAnsi="Consolas"/>
+          <w:color w:val="C0392B"/>
+          <w:sz w:val="20"/>
+          <w:szCs w:val="20"/>
+        </w:rPr>
+        <w:t xml:space="preserve">reporters/</w:t>
+      </w:r>
+      <w:r>
+        <w:rPr>
+          <w:rFonts w:ascii="Calibri" w:cs="Calibri" w:eastAsia="Calibri" w:hAnsi="Calibri"/>
+          <w:sz w:val="22"/>
+          <w:szCs w:val="22"/>
+        </w:rPr>
+        <w:t xml:space="preserve">.</w:t>
+      </w:r>
+    </w:p>
+    <w:tbl>
+      <w:tblPr>
+        <w:tblW w:type="pct" w:w="100%"/>
+        <w:tblBorders>
+          <w:top w:val="single" w:color="auto" w:sz="4"/>
+          <w:left w:val="single" w:color="auto" w:sz="4"/>
+          <w:bottom w:val="single" w:color="auto" w:sz="4"/>
+          <w:right w:val="single" w:color="auto" w:sz="4"/>
+          <w:insideH w:val="single" w:color="auto" w:sz="4"/>
+          <w:insideV w:val="single" w:color="auto" w:sz="4"/>
+        </w:tblBorders>
+        <w:tblCellMar>
+          <w:top w:type="dxa" w:w="160"/>
+          <w:bottom w:type="dxa" w:w="220"/>
+        </w:tblCellMar>
+      </w:tblPr>
+      <w:tblGrid>
+        <w:gridCol w:w="140"/>
+        <w:gridCol w:w="9210"/>
+      </w:tblGrid>
+      <w:tr>
+        <w:tc>
+          <w:tcPr>
+            <w:tcW w:type="dxa" w:w="140"/>
+            <w:shd w:fill="2E5C8A" w:val="clear"/>
+          </w:tcPr>
+          <w:p/>
+        </w:tc>
+        <w:tc>
+          <w:tcPr>
+            <w:tcW w:type="dxa" w:w="9210"/>
+            <w:shd w:fill="E7F1FA" w:val="clear"/>
+            <w:tcMar>
+              <w:top w:type="dxa" w:w="160"/>
+              <w:left w:type="dxa" w:w="220"/>
+              <w:bottom w:type="dxa" w:w="160"/>
+              <w:right w:type="dxa" w:w="220"/>
+            </w:tcMar>
+          </w:tcPr>
+          <w:p>
+            <w:pPr>
+              <w:spacing w:after="80"/>
+            </w:pPr>
+            <w:r>
+              <w:rPr>
+                <w:rFonts w:ascii="Calibri" w:cs="Calibri" w:eastAsia="Calibri" w:hAnsi="Calibri"/>
+                <w:b/>
+                <w:bCs/>
+                <w:color w:val="222222"/>
+                <w:sz w:val="22"/>
+                <w:szCs w:val="22"/>
+              </w:rPr>
+              <w:t xml:space="preserve">💡 Agregar o corregir una traducción</w:t>
+            </w:r>
+          </w:p>
+          <w:p>
+            <w:pPr>
+              <w:spacing w:after="0" w:line="280"/>
+            </w:pPr>
+            <w:r>
+              <w:rPr>
+                <w:rFonts w:ascii="Calibri" w:cs="Calibri" w:eastAsia="Calibri" w:hAnsi="Calibri"/>
+                <w:sz w:val="22"/>
+                <w:szCs w:val="22"/>
+              </w:rPr>
+              <w:t xml:space="preserve">Edita </w:t>
+            </w:r>
+            <w:r>
+              <w:rPr>
+                <w:rFonts w:ascii="Consolas" w:cs="Consolas" w:eastAsia="Consolas" w:hAnsi="Consolas"/>
+                <w:color w:val="C0392B"/>
+                <w:sz w:val="20"/>
+                <w:szCs w:val="20"/>
+              </w:rPr>
+              <w:t xml:space="preserve">EXACT</w:t>
+            </w:r>
+            <w:r>
+              <w:rPr>
+                <w:rFonts w:ascii="Calibri" w:cs="Calibri" w:eastAsia="Calibri" w:hAnsi="Calibri"/>
+                <w:sz w:val="22"/>
+                <w:szCs w:val="22"/>
+              </w:rPr>
+              <w:t xml:space="preserve">/</w:t>
+            </w:r>
+            <w:r>
+              <w:rPr>
+                <w:rFonts w:ascii="Consolas" w:cs="Consolas" w:eastAsia="Consolas" w:hAnsi="Consolas"/>
+                <w:color w:val="C0392B"/>
+                <w:sz w:val="20"/>
+                <w:szCs w:val="20"/>
+              </w:rPr>
+              <w:t xml:space="preserve">RULES</w:t>
+            </w:r>
+            <w:r>
+              <w:rPr>
+                <w:rFonts w:ascii="Calibri" w:cs="Calibri" w:eastAsia="Calibri" w:hAnsi="Calibri"/>
+                <w:sz w:val="22"/>
+                <w:szCs w:val="22"/>
+              </w:rPr>
+              <w:t xml:space="preserve"> en </w:t>
+            </w:r>
+            <w:r>
+              <w:rPr>
+                <w:rFonts w:ascii="Consolas" w:cs="Consolas" w:eastAsia="Consolas" w:hAnsi="Consolas"/>
+                <w:color w:val="C0392B"/>
+                <w:sz w:val="20"/>
+                <w:szCs w:val="20"/>
+              </w:rPr>
+              <w:t xml:space="preserve">client.js</w:t>
+            </w:r>
+            <w:r>
+              <w:rPr>
+                <w:rFonts w:ascii="Calibri" w:cs="Calibri" w:eastAsia="Calibri" w:hAnsi="Calibri"/>
+                <w:sz w:val="22"/>
+                <w:szCs w:val="22"/>
+              </w:rPr>
+              <w:t xml:space="preserve"> (las claves son el texto exacto en inglés que muestra el reporte) y ejecuta </w:t>
+            </w:r>
+            <w:r>
+              <w:rPr>
+                <w:rFonts w:ascii="Consolas" w:cs="Consolas" w:eastAsia="Consolas" w:hAnsi="Consolas"/>
+                <w:color w:val="C0392B"/>
+                <w:sz w:val="20"/>
+                <w:szCs w:val="20"/>
+              </w:rPr>
+              <w:t xml:space="preserve">npm run smart-report:es</w:t>
+            </w:r>
+            <w:r>
+              <w:rPr>
+                <w:rFonts w:ascii="Calibri" w:cs="Calibri" w:eastAsia="Calibri" w:hAnsi="Calibri"/>
+                <w:sz w:val="22"/>
+                <w:szCs w:val="22"/>
+              </w:rPr>
+              <w:t xml:space="preserve">. Para descubrir textos sin traducir, abre el reporte con Playwright (librería, no </w:t>
+            </w:r>
+            <w:r>
+              <w:rPr>
+                <w:rFonts w:ascii="Consolas" w:cs="Consolas" w:eastAsia="Consolas" w:hAnsi="Consolas"/>
+                <w:color w:val="C0392B"/>
+                <w:sz w:val="20"/>
+                <w:szCs w:val="20"/>
+              </w:rPr>
+              <w:t xml:space="preserve">playwright test</w:t>
+            </w:r>
+            <w:r>
+              <w:rPr>
+                <w:rFonts w:ascii="Calibri" w:cs="Calibri" w:eastAsia="Calibri" w:hAnsi="Calibri"/>
+                <w:sz w:val="22"/>
+                <w:szCs w:val="22"/>
+              </w:rPr>
+              <w:t xml:space="preserve">) y lista los nodos de texto que no estén en español.</w:t>
+            </w:r>
+          </w:p>
+        </w:tc>
+      </w:tr>
+    </w:tbl>
+    <w:p>
+      <w:pPr>
+        <w:pStyle w:val="Heading2"/>
+        <w:spacing w:after="160" w:before="360"/>
+      </w:pPr>
+      <w:r>
+        <w:rPr>
+          <w:b/>
+          <w:bCs/>
+          <w:color w:val="2E5C8A"/>
+          <w:sz w:val="26"/>
+          <w:szCs w:val="26"/>
+        </w:rPr>
+        <w:t xml:space="preserve">11.8 Salidas de ejecución y colisiones entre invocaciones de Playwright</w:t>
+      </w:r>
+    </w:p>
+    <w:p>
+      <w:pPr>
+        <w:spacing w:after="180" w:line="300"/>
+        <w:jc w:val="both"/>
+      </w:pPr>
+      <w:r>
+        <w:rPr>
+          <w:rFonts w:ascii="Calibri" w:cs="Calibri" w:eastAsia="Calibri" w:hAnsi="Calibri"/>
+          <w:sz w:val="22"/>
+          <w:szCs w:val="22"/>
+        </w:rPr>
+        <w:t xml:space="preserve">Todo lo que lee el portal vive en carpetas que </w:t>
+      </w:r>
+      <w:r>
+        <w:rPr>
+          <w:rFonts w:ascii="Calibri" w:cs="Calibri" w:eastAsia="Calibri" w:hAnsi="Calibri"/>
+          <w:b/>
+          <w:bCs/>
+          <w:sz w:val="22"/>
+          <w:szCs w:val="22"/>
+        </w:rPr>
+        <w:t xml:space="preserve">Playwright vacía al arrancar cada invocación</w:t>
+      </w:r>
+      <w:r>
+        <w:rPr>
+          <w:rFonts w:ascii="Calibri" w:cs="Calibri" w:eastAsia="Calibri" w:hAnsi="Calibri"/>
+          <w:sz w:val="22"/>
+          <w:szCs w:val="22"/>
+        </w:rPr>
+        <w:t xml:space="preserve">. Ignorarlo produjo cuatro defectos reales, todos corregidos:</w:t>
+      </w:r>
+    </w:p>
+    <w:tbl>
+      <w:tblPr>
+        <w:tblW w:type="dxa" w:w="8900"/>
+        <w:tblBorders>
+          <w:top w:val="single" w:color="auto" w:sz="4"/>
+          <w:left w:val="single" w:color="auto" w:sz="4"/>
+          <w:bottom w:val="single" w:color="auto" w:sz="4"/>
+          <w:right w:val="single" w:color="auto" w:sz="4"/>
+          <w:insideH w:val="single" w:color="auto" w:sz="4"/>
+          <w:insideV w:val="single" w:color="auto" w:sz="4"/>
+        </w:tblBorders>
+      </w:tblPr>
+      <w:tblGrid>
+        <w:gridCol w:w="2400"/>
+        <w:gridCol w:w="3500"/>
+        <w:gridCol w:w="3000"/>
+      </w:tblGrid>
+      <w:tr>
+        <w:trPr>
+          <w:tblHeader/>
+        </w:trPr>
+        <w:tc>
+          <w:tcPr>
+            <w:tcW w:type="dxa" w:w="2400"/>
+            <w:shd w:fill="1F3864" w:val="clear"/>
+            <w:tcMar>
+              <w:top w:type="dxa" w:w="100"/>
+              <w:left w:type="dxa" w:w="120"/>
+              <w:bottom w:type="dxa" w:w="100"/>
+              <w:right w:type="dxa" w:w="120"/>
+            </w:tcMar>
+            <w:vAlign w:val="center"/>
+          </w:tcPr>
+          <w:p>
+            <w:r>
+              <w:rPr>
+                <w:rFonts w:ascii="Calibri" w:cs="Calibri" w:eastAsia="Calibri" w:hAnsi="Calibri"/>
+                <w:b/>
+                <w:bCs/>
+                <w:color w:val="FFFFFF"/>
+                <w:sz w:val="20"/>
+                <w:szCs w:val="20"/>
+              </w:rPr>
+              <w:t xml:space="preserve">Defecto observado</w:t>
+            </w:r>
+          </w:p>
+        </w:tc>
+        <w:tc>
+          <w:tcPr>
+            <w:tcW w:type="dxa" w:w="3500"/>
+            <w:shd w:fill="1F3864" w:val="clear"/>
+            <w:tcMar>
+              <w:top w:type="dxa" w:w="100"/>
+              <w:left w:type="dxa" w:w="120"/>
+              <w:bottom w:type="dxa" w:w="100"/>
+              <w:right w:type="dxa" w:w="120"/>
+            </w:tcMar>
+            <w:vAlign w:val="center"/>
+          </w:tcPr>
+          <w:p>
+            <w:r>
+              <w:rPr>
+                <w:rFonts w:ascii="Calibri" w:cs="Calibri" w:eastAsia="Calibri" w:hAnsi="Calibri"/>
+                <w:b/>
+                <w:bCs/>
+                <w:color w:val="FFFFFF"/>
+                <w:sz w:val="20"/>
+                <w:szCs w:val="20"/>
+              </w:rPr>
+              <w:t xml:space="preserve">Causa raíz</w:t>
+            </w:r>
+          </w:p>
+        </w:tc>
+        <w:tc>
+          <w:tcPr>
+            <w:tcW w:type="dxa" w:w="3000"/>
+            <w:shd w:fill="1F3864" w:val="clear"/>
+            <w:tcMar>
+              <w:top w:type="dxa" w:w="100"/>
+              <w:left w:type="dxa" w:w="120"/>
+              <w:bottom w:type="dxa" w:w="100"/>
+              <w:right w:type="dxa" w:w="120"/>
+            </w:tcMar>
+            <w:vAlign w:val="center"/>
+          </w:tcPr>
+          <w:p>
+            <w:r>
+              <w:rPr>
+                <w:rFonts w:ascii="Calibri" w:cs="Calibri" w:eastAsia="Calibri" w:hAnsi="Calibri"/>
+                <w:b/>
+                <w:bCs/>
+                <w:color w:val="FFFFFF"/>
+                <w:sz w:val="20"/>
+                <w:szCs w:val="20"/>
+              </w:rPr>
+              <w:t xml:space="preserve">Corrección</w:t>
+            </w:r>
+          </w:p>
+        </w:tc>
+      </w:tr>
+      <w:tr>
+        <w:tc>
+          <w:tcPr>
+            <w:tcW w:type="dxa" w:w="2400"/>
+            <w:shd w:fill="FFFFFF" w:val="clear"/>
+            <w:tcMar>
+              <w:top w:type="dxa" w:w="90"/>
+              <w:left w:type="dxa" w:w="120"/>
+              <w:bottom w:type="dxa" w:w="90"/>
+              <w:right w:type="dxa" w:w="120"/>
+            </w:tcMar>
+            <w:vAlign w:val="center"/>
+          </w:tcPr>
+          <w:p>
+            <w:pPr>
+              <w:spacing w:line="260"/>
+            </w:pPr>
+            <w:r>
+              <w:rPr>
+                <w:rFonts w:ascii="Calibri" w:cs="Calibri" w:eastAsia="Calibri" w:hAnsi="Calibri"/>
+                <w:sz w:val="22"/>
+                <w:szCs w:val="22"/>
+              </w:rPr>
+              <w:t xml:space="preserve">El portal mostraba «SIN DATOS» en todos los módulos</w:t>
+            </w:r>
+          </w:p>
+        </w:tc>
+        <w:tc>
+          <w:tcPr>
+            <w:tcW w:type="dxa" w:w="3500"/>
+            <w:shd w:fill="FFFFFF" w:val="clear"/>
+            <w:tcMar>
+              <w:top w:type="dxa" w:w="90"/>
+              <w:left w:type="dxa" w:w="120"/>
+              <w:bottom w:type="dxa" w:w="90"/>
+              <w:right w:type="dxa" w:w="120"/>
+            </w:tcMar>
+            <w:vAlign w:val="center"/>
+          </w:tcPr>
+          <w:p>
+            <w:pPr>
+              <w:spacing w:line="260"/>
+            </w:pPr>
+            <w:r>
+              <w:rPr>
+                <w:rFonts w:ascii="Calibri" w:cs="Calibri" w:eastAsia="Calibri" w:hAnsi="Calibri"/>
+                <w:sz w:val="22"/>
+                <w:szCs w:val="22"/>
+              </w:rPr>
+              <w:t xml:space="preserve">Se usaba </w:t>
+            </w:r>
+            <w:r>
+              <w:rPr>
+                <w:rFonts w:ascii="Consolas" w:cs="Consolas" w:eastAsia="Consolas" w:hAnsi="Consolas"/>
+                <w:color w:val="C0392B"/>
+                <w:sz w:val="20"/>
+                <w:szCs w:val="20"/>
+              </w:rPr>
+              <w:t xml:space="preserve">PLAYWRIGHT_JUNIT_OUTPUT_NAME</w:t>
+            </w:r>
+            <w:r>
+              <w:rPr>
+                <w:rFonts w:ascii="Calibri" w:cs="Calibri" w:eastAsia="Calibri" w:hAnsi="Calibri"/>
+                <w:sz w:val="22"/>
+                <w:szCs w:val="22"/>
+              </w:rPr>
+              <w:t xml:space="preserve">, variable que </w:t>
+            </w:r>
+            <w:r>
+              <w:rPr>
+                <w:rFonts w:ascii="Calibri" w:cs="Calibri" w:eastAsia="Calibri" w:hAnsi="Calibri"/>
+                <w:b/>
+                <w:bCs/>
+                <w:sz w:val="22"/>
+                <w:szCs w:val="22"/>
+              </w:rPr>
+              <w:t xml:space="preserve">no existe</w:t>
+            </w:r>
+            <w:r>
+              <w:rPr>
+                <w:rFonts w:ascii="Calibri" w:cs="Calibri" w:eastAsia="Calibri" w:hAnsi="Calibri"/>
+                <w:sz w:val="22"/>
+                <w:szCs w:val="22"/>
+              </w:rPr>
+              <w:t xml:space="preserve">; Playwright la ignora y el reporter </w:t>
+            </w:r>
+            <w:r>
+              <w:rPr>
+                <w:rFonts w:ascii="Consolas" w:cs="Consolas" w:eastAsia="Consolas" w:hAnsi="Consolas"/>
+                <w:color w:val="C0392B"/>
+                <w:sz w:val="20"/>
+                <w:szCs w:val="20"/>
+              </w:rPr>
+              <w:t xml:space="preserve">junit</w:t>
+            </w:r>
+            <w:r>
+              <w:rPr>
+                <w:rFonts w:ascii="Calibri" w:cs="Calibri" w:eastAsia="Calibri" w:hAnsi="Calibri"/>
+                <w:sz w:val="22"/>
+                <w:szCs w:val="22"/>
+              </w:rPr>
+              <w:t xml:space="preserve"> cae al </w:t>
+            </w:r>
+            <w:r>
+              <w:rPr>
+                <w:rFonts w:ascii="Consolas" w:cs="Consolas" w:eastAsia="Consolas" w:hAnsi="Consolas"/>
+                <w:color w:val="C0392B"/>
+                <w:sz w:val="20"/>
+                <w:szCs w:val="20"/>
+              </w:rPr>
+              <w:t xml:space="preserve">outputFile</w:t>
+            </w:r>
+            <w:r>
+              <w:rPr>
+                <w:rFonts w:ascii="Calibri" w:cs="Calibri" w:eastAsia="Calibri" w:hAnsi="Calibri"/>
+                <w:sz w:val="22"/>
+                <w:szCs w:val="22"/>
+              </w:rPr>
+              <w:t xml:space="preserve"> fijo del config. La corrida de </w:t>
+            </w:r>
+            <w:r>
+              <w:rPr>
+                <w:rFonts w:ascii="Consolas" w:cs="Consolas" w:eastAsia="Consolas" w:hAnsi="Consolas"/>
+                <w:color w:val="C0392B"/>
+                <w:sz w:val="20"/>
+                <w:szCs w:val="20"/>
+              </w:rPr>
+              <w:t xml:space="preserve">bdd-ui</w:t>
+            </w:r>
+            <w:r>
+              <w:rPr>
+                <w:rFonts w:ascii="Calibri" w:cs="Calibri" w:eastAsia="Calibri" w:hAnsi="Calibri"/>
+                <w:sz w:val="22"/>
+                <w:szCs w:val="22"/>
+              </w:rPr>
+              <w:t xml:space="preserve"> sobrescribía </w:t>
+            </w:r>
+            <w:r>
+              <w:rPr>
+                <w:rFonts w:ascii="Consolas" w:cs="Consolas" w:eastAsia="Consolas" w:hAnsi="Consolas"/>
+                <w:color w:val="C0392B"/>
+                <w:sz w:val="20"/>
+                <w:szCs w:val="20"/>
+              </w:rPr>
+              <w:t xml:space="preserve">test-results/results.xml</w:t>
+            </w:r>
+            <w:r>
+              <w:rPr>
+                <w:rFonts w:ascii="Calibri" w:cs="Calibri" w:eastAsia="Calibri" w:hAnsi="Calibri"/>
+                <w:sz w:val="22"/>
+                <w:szCs w:val="22"/>
+              </w:rPr>
+              <w:t xml:space="preserve"> con su única prueba</w:t>
+            </w:r>
+          </w:p>
+        </w:tc>
+        <w:tc>
+          <w:tcPr>
+            <w:tcW w:type="dxa" w:w="3000"/>
+            <w:shd w:fill="FFFFFF" w:val="clear"/>
+            <w:tcMar>
+              <w:top w:type="dxa" w:w="90"/>
+              <w:left w:type="dxa" w:w="120"/>
+              <w:bottom w:type="dxa" w:w="90"/>
+              <w:right w:type="dxa" w:w="120"/>
+            </w:tcMar>
+            <w:vAlign w:val="center"/>
+          </w:tcPr>
+          <w:p>
+            <w:pPr>
+              <w:spacing w:line="260"/>
+            </w:pPr>
+            <w:r>
+              <w:rPr>
+                <w:rFonts w:ascii="Calibri" w:cs="Calibri" w:eastAsia="Calibri" w:hAnsi="Calibri"/>
+                <w:sz w:val="22"/>
+                <w:szCs w:val="22"/>
+              </w:rPr>
+              <w:t xml:space="preserve">La variable correcta es </w:t>
+            </w:r>
+            <w:r>
+              <w:rPr>
+                <w:rFonts w:ascii="Consolas" w:cs="Consolas" w:eastAsia="Consolas" w:hAnsi="Consolas"/>
+                <w:color w:val="C0392B"/>
+                <w:sz w:val="20"/>
+                <w:szCs w:val="20"/>
+              </w:rPr>
+              <w:t xml:space="preserve">PLAYWRIGHT_JUNIT_OUTPUT_FILE</w:t>
+            </w:r>
+            <w:r>
+              <w:rPr>
+                <w:rFonts w:ascii="Calibri" w:cs="Calibri" w:eastAsia="Calibri" w:hAnsi="Calibri"/>
+                <w:sz w:val="22"/>
+                <w:szCs w:val="22"/>
+              </w:rPr>
+              <w:t xml:space="preserve"> (verificado en </w:t>
+            </w:r>
+            <w:r>
+              <w:rPr>
+                <w:rFonts w:ascii="Consolas" w:cs="Consolas" w:eastAsia="Consolas" w:hAnsi="Consolas"/>
+                <w:color w:val="C0392B"/>
+                <w:sz w:val="20"/>
+                <w:szCs w:val="20"/>
+              </w:rPr>
+              <w:t xml:space="preserve">reporters/base.js</w:t>
+            </w:r>
+            <w:r>
+              <w:rPr>
+                <w:rFonts w:ascii="Calibri" w:cs="Calibri" w:eastAsia="Calibri" w:hAnsi="Calibri"/>
+                <w:sz w:val="22"/>
+                <w:szCs w:val="22"/>
+              </w:rPr>
+              <w:t xml:space="preserve">, </w:t>
+            </w:r>
+            <w:r>
+              <w:rPr>
+                <w:rFonts w:ascii="Consolas" w:cs="Consolas" w:eastAsia="Consolas" w:hAnsi="Consolas"/>
+                <w:color w:val="C0392B"/>
+                <w:sz w:val="20"/>
+                <w:szCs w:val="20"/>
+              </w:rPr>
+              <w:t xml:space="preserve">resolveOutputFile()</w:t>
+            </w:r>
+            <w:r>
+              <w:rPr>
+                <w:rFonts w:ascii="Calibri" w:cs="Calibri" w:eastAsia="Calibri" w:hAnsi="Calibri"/>
+                <w:sz w:val="22"/>
+                <w:szCs w:val="22"/>
+              </w:rPr>
+              <w:t xml:space="preserve">); corregida en </w:t>
+            </w:r>
+            <w:r>
+              <w:rPr>
+                <w:rFonts w:ascii="Consolas" w:cs="Consolas" w:eastAsia="Consolas" w:hAnsi="Consolas"/>
+                <w:color w:val="C0392B"/>
+                <w:sz w:val="20"/>
+                <w:szCs w:val="20"/>
+              </w:rPr>
+              <w:t xml:space="preserve">split-reports.js</w:t>
+            </w:r>
+            <w:r>
+              <w:rPr>
+                <w:rFonts w:ascii="Calibri" w:cs="Calibri" w:eastAsia="Calibri" w:hAnsi="Calibri"/>
+                <w:sz w:val="22"/>
+                <w:szCs w:val="22"/>
+              </w:rPr>
+              <w:t xml:space="preserve"> (secuencial y paralelo) y </w:t>
+            </w:r>
+            <w:r>
+              <w:rPr>
+                <w:rFonts w:ascii="Consolas" w:cs="Consolas" w:eastAsia="Consolas" w:hAnsi="Consolas"/>
+                <w:color w:val="C0392B"/>
+                <w:sz w:val="20"/>
+                <w:szCs w:val="20"/>
+              </w:rPr>
+              <w:t xml:space="preserve">test-suite.ts</w:t>
+            </w:r>
+          </w:p>
+        </w:tc>
+      </w:tr>
+      <w:tr>
+        <w:tc>
+          <w:tcPr>
+            <w:tcW w:type="dxa" w:w="2400"/>
+            <w:shd w:fill="F5F8FC" w:val="clear"/>
+            <w:tcMar>
+              <w:top w:type="dxa" w:w="90"/>
+              <w:left w:type="dxa" w:w="120"/>
+              <w:bottom w:type="dxa" w:w="90"/>
+              <w:right w:type="dxa" w:w="120"/>
+            </w:tcMar>
+            <w:vAlign w:val="center"/>
+          </w:tcPr>
+          <w:p>
+            <w:pPr>
+              <w:spacing w:line="260"/>
+            </w:pPr>
+            <w:r>
+              <w:rPr>
+                <w:rFonts w:ascii="Calibri" w:cs="Calibri" w:eastAsia="Calibri" w:hAnsi="Calibri"/>
+                <w:sz w:val="22"/>
+                <w:szCs w:val="22"/>
+              </w:rPr>
+              <w:t xml:space="preserve">Videos, trazas y capturas «no se pueden reproducir»</w:t>
+            </w:r>
+          </w:p>
+        </w:tc>
+        <w:tc>
+          <w:tcPr>
+            <w:tcW w:type="dxa" w:w="3500"/>
+            <w:shd w:fill="F5F8FC" w:val="clear"/>
+            <w:tcMar>
+              <w:top w:type="dxa" w:w="90"/>
+              <w:left w:type="dxa" w:w="120"/>
+              <w:bottom w:type="dxa" w:w="90"/>
+              <w:right w:type="dxa" w:w="120"/>
+            </w:tcMar>
+            <w:vAlign w:val="center"/>
+          </w:tcPr>
+          <w:p>
+            <w:pPr>
+              <w:spacing w:line="260"/>
+            </w:pPr>
+            <w:r>
+              <w:rPr>
+                <w:rFonts w:ascii="Consolas" w:cs="Consolas" w:eastAsia="Consolas" w:hAnsi="Consolas"/>
+                <w:color w:val="C0392B"/>
+                <w:sz w:val="20"/>
+                <w:szCs w:val="20"/>
+              </w:rPr>
+              <w:t xml:space="preserve">bdd-ui</w:t>
+            </w:r>
+            <w:r>
+              <w:rPr>
+                <w:rFonts w:ascii="Calibri" w:cs="Calibri" w:eastAsia="Calibri" w:hAnsi="Calibri"/>
+                <w:sz w:val="22"/>
+                <w:szCs w:val="22"/>
+              </w:rPr>
+              <w:t xml:space="preserve"> usaba el mismo </w:t>
+            </w:r>
+            <w:r>
+              <w:rPr>
+                <w:rFonts w:ascii="Consolas" w:cs="Consolas" w:eastAsia="Consolas" w:hAnsi="Consolas"/>
+                <w:color w:val="C0392B"/>
+                <w:sz w:val="20"/>
+                <w:szCs w:val="20"/>
+              </w:rPr>
+              <w:t xml:space="preserve">--output</w:t>
+            </w:r>
+            <w:r>
+              <w:rPr>
+                <w:rFonts w:ascii="Calibri" w:cs="Calibri" w:eastAsia="Calibri" w:hAnsi="Calibri"/>
+                <w:sz w:val="22"/>
+                <w:szCs w:val="22"/>
+              </w:rPr>
+              <w:t xml:space="preserve"> que la corrida principal y la vaciaba al arrancar. El portal enlaza </w:t>
+            </w:r>
+            <w:r>
+              <w:rPr>
+                <w:rFonts w:ascii="Consolas" w:cs="Consolas" w:eastAsia="Consolas" w:hAnsi="Consolas"/>
+                <w:color w:val="C0392B"/>
+                <w:sz w:val="20"/>
+                <w:szCs w:val="20"/>
+              </w:rPr>
+              <w:t xml:space="preserve">../test-results/&lt;ruta del adjunto en el JUnit&gt;</w:t>
+            </w:r>
+          </w:p>
+        </w:tc>
+        <w:tc>
+          <w:tcPr>
+            <w:tcW w:type="dxa" w:w="3000"/>
+            <w:shd w:fill="F5F8FC" w:val="clear"/>
+            <w:tcMar>
+              <w:top w:type="dxa" w:w="90"/>
+              <w:left w:type="dxa" w:w="120"/>
+              <w:bottom w:type="dxa" w:w="90"/>
+              <w:right w:type="dxa" w:w="120"/>
+            </w:tcMar>
+            <w:vAlign w:val="center"/>
+          </w:tcPr>
+          <w:p>
+            <w:pPr>
+              <w:spacing w:line="260"/>
+            </w:pPr>
+            <w:r>
+              <w:rPr>
+                <w:rFonts w:ascii="Consolas" w:cs="Consolas" w:eastAsia="Consolas" w:hAnsi="Consolas"/>
+                <w:color w:val="C0392B"/>
+                <w:sz w:val="20"/>
+                <w:szCs w:val="20"/>
+              </w:rPr>
+              <w:t xml:space="preserve">bdd-ui</w:t>
+            </w:r>
+            <w:r>
+              <w:rPr>
+                <w:rFonts w:ascii="Calibri" w:cs="Calibri" w:eastAsia="Calibri" w:hAnsi="Calibri"/>
+                <w:sz w:val="22"/>
+                <w:szCs w:val="22"/>
+              </w:rPr>
+              <w:t xml:space="preserve"> usa </w:t>
+            </w:r>
+            <w:r>
+              <w:rPr>
+                <w:rFonts w:ascii="Consolas" w:cs="Consolas" w:eastAsia="Consolas" w:hAnsi="Consolas"/>
+                <w:color w:val="C0392B"/>
+                <w:sz w:val="20"/>
+                <w:szCs w:val="20"/>
+              </w:rPr>
+              <w:t xml:space="preserve">--output=&lt;Suite&gt;/_bdd</w:t>
+            </w:r>
+          </w:p>
+        </w:tc>
+      </w:tr>
+      <w:tr>
+        <w:tc>
+          <w:tcPr>
+            <w:tcW w:type="dxa" w:w="2400"/>
+            <w:shd w:fill="FFFFFF" w:val="clear"/>
+            <w:tcMar>
+              <w:top w:type="dxa" w:w="90"/>
+              <w:left w:type="dxa" w:w="120"/>
+              <w:bottom w:type="dxa" w:w="90"/>
+              <w:right w:type="dxa" w:w="120"/>
+            </w:tcMar>
+            <w:vAlign w:val="center"/>
+          </w:tcPr>
+          <w:p>
+            <w:pPr>
+              <w:spacing w:line="260"/>
+            </w:pPr>
+            <w:r>
+              <w:rPr>
+                <w:rFonts w:ascii="Consolas" w:cs="Consolas" w:eastAsia="Consolas" w:hAnsi="Consolas"/>
+                <w:color w:val="C0392B"/>
+                <w:sz w:val="20"/>
+                <w:szCs w:val="20"/>
+              </w:rPr>
+              <w:t xml:space="preserve">portal.html</w:t>
+            </w:r>
+            <w:r>
+              <w:rPr>
+                <w:rFonts w:ascii="Calibri" w:cs="Calibri" w:eastAsia="Calibri" w:hAnsi="Calibri"/>
+                <w:sz w:val="22"/>
+                <w:szCs w:val="22"/>
+              </w:rPr>
+              <w:t xml:space="preserve"> y evidencias desaparecían tras «una prueba rápida»</w:t>
+            </w:r>
+          </w:p>
+        </w:tc>
+        <w:tc>
+          <w:tcPr>
+            <w:tcW w:type="dxa" w:w="3500"/>
+            <w:shd w:fill="FFFFFF" w:val="clear"/>
+            <w:tcMar>
+              <w:top w:type="dxa" w:w="90"/>
+              <w:left w:type="dxa" w:w="120"/>
+              <w:bottom w:type="dxa" w:w="90"/>
+              <w:right w:type="dxa" w:w="120"/>
+            </w:tcMar>
+            <w:vAlign w:val="center"/>
+          </w:tcPr>
+          <w:p>
+            <w:pPr>
+              <w:spacing w:line="260"/>
+            </w:pPr>
+            <w:r>
+              <w:rPr>
+                <w:rFonts w:ascii="Calibri" w:cs="Calibri" w:eastAsia="Calibri" w:hAnsi="Calibri"/>
+                <w:sz w:val="22"/>
+                <w:szCs w:val="22"/>
+              </w:rPr>
+              <w:t xml:space="preserve">Cualquier invocación vacía </w:t>
+            </w:r>
+            <w:r>
+              <w:rPr>
+                <w:rFonts w:ascii="Consolas" w:cs="Consolas" w:eastAsia="Consolas" w:hAnsi="Consolas"/>
+                <w:color w:val="C0392B"/>
+                <w:sz w:val="20"/>
+                <w:szCs w:val="20"/>
+              </w:rPr>
+              <w:t xml:space="preserve">test-results/</w:t>
+            </w:r>
+            <w:r>
+              <w:rPr>
+                <w:rFonts w:ascii="Calibri" w:cs="Calibri" w:eastAsia="Calibri" w:hAnsi="Calibri"/>
+                <w:sz w:val="22"/>
+                <w:szCs w:val="22"/>
+              </w:rPr>
+              <w:t xml:space="preserve"> y el reporter </w:t>
+            </w:r>
+            <w:r>
+              <w:rPr>
+                <w:rFonts w:ascii="Consolas" w:cs="Consolas" w:eastAsia="Consolas" w:hAnsi="Consolas"/>
+                <w:color w:val="C0392B"/>
+                <w:sz w:val="20"/>
+                <w:szCs w:val="20"/>
+              </w:rPr>
+              <w:t xml:space="preserve">html</w:t>
+            </w:r>
+            <w:r>
+              <w:rPr>
+                <w:rFonts w:ascii="Calibri" w:cs="Calibri" w:eastAsia="Calibri" w:hAnsi="Calibri"/>
+                <w:sz w:val="22"/>
+                <w:szCs w:val="22"/>
+              </w:rPr>
+              <w:t xml:space="preserve"> vacía </w:t>
+            </w:r>
+            <w:r>
+              <w:rPr>
+                <w:rFonts w:ascii="Consolas" w:cs="Consolas" w:eastAsia="Consolas" w:hAnsi="Consolas"/>
+                <w:color w:val="C0392B"/>
+                <w:sz w:val="20"/>
+                <w:szCs w:val="20"/>
+              </w:rPr>
+              <w:t xml:space="preserve">playwright-report/</w:t>
+            </w:r>
+            <w:r>
+              <w:rPr>
+                <w:rFonts w:ascii="Calibri" w:cs="Calibri" w:eastAsia="Calibri" w:hAnsi="Calibri"/>
+                <w:sz w:val="22"/>
+                <w:szCs w:val="22"/>
+              </w:rPr>
+              <w:t xml:space="preserve"> (donde se escribe </w:t>
+            </w:r>
+            <w:r>
+              <w:rPr>
+                <w:rFonts w:ascii="Consolas" w:cs="Consolas" w:eastAsia="Consolas" w:hAnsi="Consolas"/>
+                <w:color w:val="C0392B"/>
+                <w:sz w:val="20"/>
+                <w:szCs w:val="20"/>
+              </w:rPr>
+              <w:t xml:space="preserve">portal.html</w:t>
+            </w:r>
+            <w:r>
+              <w:rPr>
+                <w:rFonts w:ascii="Calibri" w:cs="Calibri" w:eastAsia="Calibri" w:hAnsi="Calibri"/>
+                <w:sz w:val="22"/>
+                <w:szCs w:val="22"/>
+              </w:rPr>
+              <w:t xml:space="preserve">)</w:t>
+            </w:r>
+          </w:p>
+        </w:tc>
+        <w:tc>
+          <w:tcPr>
+            <w:tcW w:type="dxa" w:w="3000"/>
+            <w:shd w:fill="FFFFFF" w:val="clear"/>
+            <w:tcMar>
+              <w:top w:type="dxa" w:w="90"/>
+              <w:left w:type="dxa" w:w="120"/>
+              <w:bottom w:type="dxa" w:w="90"/>
+              <w:right w:type="dxa" w:w="120"/>
+            </w:tcMar>
+            <w:vAlign w:val="center"/>
+          </w:tcPr>
+          <w:p>
+            <w:pPr>
+              <w:spacing w:line="260"/>
+            </w:pPr>
+            <w:r>
+              <w:rPr>
+                <w:rFonts w:ascii="Calibri" w:cs="Calibri" w:eastAsia="Calibri" w:hAnsi="Calibri"/>
+                <w:sz w:val="22"/>
+                <w:szCs w:val="22"/>
+              </w:rPr>
+              <w:t xml:space="preserve">Regla operativa: </w:t>
+            </w:r>
+            <w:r>
+              <w:rPr>
+                <w:rFonts w:ascii="Calibri" w:cs="Calibri" w:eastAsia="Calibri" w:hAnsi="Calibri"/>
+                <w:b/>
+                <w:bCs/>
+                <w:sz w:val="22"/>
+                <w:szCs w:val="22"/>
+              </w:rPr>
+              <w:t xml:space="preserve">una invocación a la vez</w:t>
+            </w:r>
+            <w:r>
+              <w:rPr>
+                <w:rFonts w:ascii="Calibri" w:cs="Calibri" w:eastAsia="Calibri" w:hAnsi="Calibri"/>
+                <w:sz w:val="22"/>
+                <w:szCs w:val="22"/>
+              </w:rPr>
+              <w:t xml:space="preserve">; para verificar sin tocar esas carpetas, </w:t>
+            </w:r>
+            <w:r>
+              <w:rPr>
+                <w:rFonts w:ascii="Consolas" w:cs="Consolas" w:eastAsia="Consolas" w:hAnsi="Consolas"/>
+                <w:color w:val="C0392B"/>
+                <w:sz w:val="20"/>
+                <w:szCs w:val="20"/>
+              </w:rPr>
+              <w:t xml:space="preserve">--reporter=list --output=&lt;temporal&gt;</w:t>
+            </w:r>
+          </w:p>
+        </w:tc>
+      </w:tr>
+      <w:tr>
+        <w:tc>
+          <w:tcPr>
+            <w:tcW w:type="dxa" w:w="2400"/>
+            <w:shd w:fill="F5F8FC" w:val="clear"/>
+            <w:tcMar>
+              <w:top w:type="dxa" w:w="90"/>
+              <w:left w:type="dxa" w:w="120"/>
+              <w:bottom w:type="dxa" w:w="90"/>
+              <w:right w:type="dxa" w:w="120"/>
+            </w:tcMar>
+            <w:vAlign w:val="center"/>
+          </w:tcPr>
+          <w:p>
+            <w:pPr>
+              <w:spacing w:line="260"/>
+            </w:pPr>
+            <w:r>
+              <w:rPr>
+                <w:rFonts w:ascii="Calibri" w:cs="Calibri" w:eastAsia="Calibri" w:hAnsi="Calibri"/>
+                <w:sz w:val="22"/>
+                <w:szCs w:val="22"/>
+              </w:rPr>
+              <w:t xml:space="preserve">Video borroso (800×450)</w:t>
+            </w:r>
+          </w:p>
+        </w:tc>
+        <w:tc>
+          <w:tcPr>
+            <w:tcW w:type="dxa" w:w="3500"/>
+            <w:shd w:fill="F5F8FC" w:val="clear"/>
+            <w:tcMar>
+              <w:top w:type="dxa" w:w="90"/>
+              <w:left w:type="dxa" w:w="120"/>
+              <w:bottom w:type="dxa" w:w="90"/>
+              <w:right w:type="dxa" w:w="120"/>
+            </w:tcMar>
+            <w:vAlign w:val="center"/>
+          </w:tcPr>
+          <w:p>
+            <w:pPr>
+              <w:spacing w:line="260"/>
+            </w:pPr>
+            <w:r>
+              <w:rPr>
+                <w:rFonts w:ascii="Consolas" w:cs="Consolas" w:eastAsia="Consolas" w:hAnsi="Consolas"/>
+                <w:color w:val="C0392B"/>
+                <w:sz w:val="20"/>
+                <w:szCs w:val="20"/>
+              </w:rPr>
+              <w:t xml:space="preserve">video: "on"</w:t>
+            </w:r>
+            <w:r>
+              <w:rPr>
+                <w:rFonts w:ascii="Calibri" w:cs="Calibri" w:eastAsia="Calibri" w:hAnsi="Calibri"/>
+                <w:sz w:val="22"/>
+                <w:szCs w:val="22"/>
+              </w:rPr>
+              <w:t xml:space="preserve"> escala la grabación a caber en 800×800 aunque el viewport sea 1280×720</w:t>
+            </w:r>
+          </w:p>
+        </w:tc>
+        <w:tc>
+          <w:tcPr>
+            <w:tcW w:type="dxa" w:w="3000"/>
+            <w:shd w:fill="F5F8FC" w:val="clear"/>
+            <w:tcMar>
+              <w:top w:type="dxa" w:w="90"/>
+              <w:left w:type="dxa" w:w="120"/>
+              <w:bottom w:type="dxa" w:w="90"/>
+              <w:right w:type="dxa" w:w="120"/>
+            </w:tcMar>
+            <w:vAlign w:val="center"/>
+          </w:tcPr>
+          <w:p>
+            <w:pPr>
+              <w:spacing w:line="260"/>
+            </w:pPr>
+            <w:r>
+              <w:rPr>
+                <w:rFonts w:ascii="Consolas" w:cs="Consolas" w:eastAsia="Consolas" w:hAnsi="Consolas"/>
+                <w:color w:val="C0392B"/>
+                <w:sz w:val="20"/>
+                <w:szCs w:val="20"/>
+              </w:rPr>
+              <w:t xml:space="preserve">video: { mode: "on", size: { width: 1280, height: 720 } }</w:t>
+            </w:r>
+            <w:r>
+              <w:rPr>
+                <w:rFonts w:ascii="Calibri" w:cs="Calibri" w:eastAsia="Calibri" w:hAnsi="Calibri"/>
+                <w:sz w:val="22"/>
+                <w:szCs w:val="22"/>
+              </w:rPr>
+              <w:t xml:space="preserve"> en </w:t>
+            </w:r>
+            <w:r>
+              <w:rPr>
+                <w:rFonts w:ascii="Consolas" w:cs="Consolas" w:eastAsia="Consolas" w:hAnsi="Consolas"/>
+                <w:color w:val="C0392B"/>
+                <w:sz w:val="20"/>
+                <w:szCs w:val="20"/>
+              </w:rPr>
+              <w:t xml:space="preserve">playwright.config.ts</w:t>
+            </w:r>
+            <w:r>
+              <w:rPr>
+                <w:rFonts w:ascii="Calibri" w:cs="Calibri" w:eastAsia="Calibri" w:hAnsi="Calibri"/>
+                <w:sz w:val="22"/>
+                <w:szCs w:val="22"/>
+              </w:rPr>
+              <w:t xml:space="preserve"> (los tres </w:t>
+            </w:r>
+            <w:r>
+              <w:rPr>
+                <w:rFonts w:ascii="Consolas" w:cs="Consolas" w:eastAsia="Consolas" w:hAnsi="Consolas"/>
+                <w:color w:val="C0392B"/>
+                <w:sz w:val="20"/>
+                <w:szCs w:val="20"/>
+              </w:rPr>
+              <w:t xml:space="preserve">devices[...]</w:t>
+            </w:r>
+            <w:r>
+              <w:rPr>
+                <w:rFonts w:ascii="Calibri" w:cs="Calibri" w:eastAsia="Calibri" w:hAnsi="Calibri"/>
+                <w:sz w:val="22"/>
+                <w:szCs w:val="22"/>
+              </w:rPr>
+              <w:t xml:space="preserve"> usan 1280×720)</w:t>
             </w:r>
           </w:p>
         </w:tc>
@@ -18423,14 +23149,14 @@
         <w:tc>
           <w:tcPr>
             <w:tcW w:type="dxa" w:w="140"/>
-            <w:shd w:fill="2E5C8A" w:val="clear"/>
+            <w:shd w:fill="B03A2E" w:val="clear"/>
           </w:tcPr>
           <w:p/>
         </w:tc>
         <w:tc>
           <w:tcPr>
             <w:tcW w:type="dxa" w:w="9210"/>
-            <w:shd w:fill="E7F1FA" w:val="clear"/>
+            <w:shd w:fill="FDEDEC" w:val="clear"/>
             <w:tcMar>
               <w:top w:type="dxa" w:w="160"/>
               <w:left w:type="dxa" w:w="220"/>
@@ -18451,6 +23177,806 @@
                 <w:sz w:val="22"/>
                 <w:szCs w:val="22"/>
               </w:rPr>
+              <w:t xml:space="preserve">⚠ Dos pipelines a la vez corrompen la salida</w:t>
+            </w:r>
+          </w:p>
+          <w:p>
+            <w:pPr>
+              <w:spacing w:after="0" w:line="280"/>
+            </w:pPr>
+            <w:r>
+              <w:rPr>
+                <w:rFonts w:ascii="Calibri" w:cs="Calibri" w:eastAsia="Calibri" w:hAnsi="Calibri"/>
+                <w:sz w:val="22"/>
+                <w:szCs w:val="22"/>
+              </w:rPr>
+              <w:t xml:space="preserve">Si dos </w:t>
+            </w:r>
+            <w:r>
+              <w:rPr>
+                <w:rFonts w:ascii="Consolas" w:cs="Consolas" w:eastAsia="Consolas" w:hAnsi="Consolas"/>
+                <w:color w:val="C0392B"/>
+                <w:sz w:val="20"/>
+                <w:szCs w:val="20"/>
+              </w:rPr>
+              <w:t xml:space="preserve">npm run test</w:t>
+            </w:r>
+            <w:r>
+              <w:rPr>
+                <w:rFonts w:ascii="Calibri" w:cs="Calibri" w:eastAsia="Calibri" w:hAnsi="Calibri"/>
+                <w:sz w:val="22"/>
+                <w:szCs w:val="22"/>
+              </w:rPr>
+              <w:t xml:space="preserve"> / </w:t>
+            </w:r>
+            <w:r>
+              <w:rPr>
+                <w:rFonts w:ascii="Consolas" w:cs="Consolas" w:eastAsia="Consolas" w:hAnsi="Consolas"/>
+                <w:color w:val="C0392B"/>
+                <w:sz w:val="20"/>
+                <w:szCs w:val="20"/>
+              </w:rPr>
+              <w:t xml:space="preserve">npm run test:suite</w:t>
+            </w:r>
+            <w:r>
+              <w:rPr>
+                <w:rFonts w:ascii="Calibri" w:cs="Calibri" w:eastAsia="Calibri" w:hAnsi="Calibri"/>
+                <w:sz w:val="22"/>
+                <w:szCs w:val="22"/>
+              </w:rPr>
+              <w:t xml:space="preserve"> corren en paralelo comparten </w:t>
+            </w:r>
+            <w:r>
+              <w:rPr>
+                <w:rFonts w:ascii="Consolas" w:cs="Consolas" w:eastAsia="Consolas" w:hAnsi="Consolas"/>
+                <w:color w:val="C0392B"/>
+                <w:sz w:val="20"/>
+                <w:szCs w:val="20"/>
+              </w:rPr>
+              <w:t xml:space="preserve">test-results/</w:t>
+            </w:r>
+            <w:r>
+              <w:rPr>
+                <w:rFonts w:ascii="Calibri" w:cs="Calibri" w:eastAsia="Calibri" w:hAnsi="Calibri"/>
+                <w:sz w:val="22"/>
+                <w:szCs w:val="22"/>
+              </w:rPr>
+              <w:t xml:space="preserve"> y </w:t>
+            </w:r>
+            <w:r>
+              <w:rPr>
+                <w:rFonts w:ascii="Consolas" w:cs="Consolas" w:eastAsia="Consolas" w:hAnsi="Consolas"/>
+                <w:color w:val="C0392B"/>
+                <w:sz w:val="20"/>
+                <w:szCs w:val="20"/>
+              </w:rPr>
+              <w:t xml:space="preserve">playwright-report/</w:t>
+            </w:r>
+            <w:r>
+              <w:rPr>
+                <w:rFonts w:ascii="Calibri" w:cs="Calibri" w:eastAsia="Calibri" w:hAnsi="Calibri"/>
+                <w:sz w:val="22"/>
+                <w:szCs w:val="22"/>
+              </w:rPr>
+              <w:t xml:space="preserve">: la segunda corrida borra lo que la primera ya produjo (incluido </w:t>
+            </w:r>
+            <w:r>
+              <w:rPr>
+                <w:rFonts w:ascii="Consolas" w:cs="Consolas" w:eastAsia="Consolas" w:hAnsi="Consolas"/>
+                <w:color w:val="C0392B"/>
+                <w:sz w:val="20"/>
+                <w:szCs w:val="20"/>
+              </w:rPr>
+              <w:t xml:space="preserve">portal.html</w:t>
+            </w:r>
+            <w:r>
+              <w:rPr>
+                <w:rFonts w:ascii="Calibri" w:cs="Calibri" w:eastAsia="Calibri" w:hAnsi="Calibri"/>
+                <w:sz w:val="22"/>
+                <w:szCs w:val="22"/>
+              </w:rPr>
+              <w:t xml:space="preserve">). Es una restricción del diseño de salida compartida, no un defecto de los scripts; la forma segura es serializar las ejecuciones.</w:t>
+            </w:r>
+          </w:p>
+        </w:tc>
+      </w:tr>
+    </w:tbl>
+    <w:p>
+      <w:pPr>
+        <w:sectPr>
+          <w:pgSz w:w="11907" w:h="16840" w:orient="portrait"/>
+          <w:pgMar w:top="1134" w:right="1134" w:bottom="1134" w:left="1134" w:header="708" w:footer="708" w:gutter="0"/>
+          <w:pgNumType/>
+          <w:docGrid w:linePitch="360"/>
+        </w:sectPr>
+      </w:pPr>
+    </w:p>
+    <w:p>
+      <w:r>
+        <w:br w:type="page"/>
+      </w:r>
+    </w:p>
+    <w:p>
+      <w:pPr>
+        <w:pStyle w:val="Heading1"/>
+        <w:pBdr>
+          <w:bottom w:val="single" w:color="2E5C8A" w:sz="8" w:space="6"/>
+        </w:pBdr>
+        <w:spacing w:after="240" w:before="480"/>
+      </w:pPr>
+      <w:r>
+        <w:rPr>
+          <w:b/>
+          <w:bCs/>
+          <w:color w:val="1F3864"/>
+          <w:sz w:val="32"/>
+          <w:szCs w:val="32"/>
+        </w:rPr>
+        <w:t xml:space="preserve">12. Integración continua — .github/workflows/playwright.yml</w:t>
+      </w:r>
+    </w:p>
+    <w:tbl>
+      <w:tblPr>
+        <w:tblW w:type="dxa" w:w="9150"/>
+        <w:tblBorders>
+          <w:top w:val="single" w:color="auto" w:sz="4"/>
+          <w:left w:val="single" w:color="auto" w:sz="4"/>
+          <w:bottom w:val="single" w:color="auto" w:sz="4"/>
+          <w:right w:val="single" w:color="auto" w:sz="4"/>
+          <w:insideH w:val="single" w:color="auto" w:sz="4"/>
+          <w:insideV w:val="single" w:color="auto" w:sz="4"/>
+        </w:tblBorders>
+      </w:tblPr>
+      <w:tblGrid>
+        <w:gridCol w:w="2200"/>
+        <w:gridCol w:w="6950"/>
+      </w:tblGrid>
+      <w:tr>
+        <w:trPr>
+          <w:tblHeader/>
+        </w:trPr>
+        <w:tc>
+          <w:tcPr>
+            <w:tcW w:type="dxa" w:w="2200"/>
+            <w:shd w:fill="1F3864" w:val="clear"/>
+            <w:tcMar>
+              <w:top w:type="dxa" w:w="100"/>
+              <w:left w:type="dxa" w:w="120"/>
+              <w:bottom w:type="dxa" w:w="100"/>
+              <w:right w:type="dxa" w:w="120"/>
+            </w:tcMar>
+            <w:vAlign w:val="center"/>
+          </w:tcPr>
+          <w:p>
+            <w:r>
+              <w:rPr>
+                <w:rFonts w:ascii="Calibri" w:cs="Calibri" w:eastAsia="Calibri" w:hAnsi="Calibri"/>
+                <w:b/>
+                <w:bCs/>
+                <w:color w:val="FFFFFF"/>
+                <w:sz w:val="20"/>
+                <w:szCs w:val="20"/>
+              </w:rPr>
+              <w:t xml:space="preserve">Aspecto</w:t>
+            </w:r>
+          </w:p>
+        </w:tc>
+        <w:tc>
+          <w:tcPr>
+            <w:tcW w:type="dxa" w:w="6950"/>
+            <w:shd w:fill="1F3864" w:val="clear"/>
+            <w:tcMar>
+              <w:top w:type="dxa" w:w="100"/>
+              <w:left w:type="dxa" w:w="120"/>
+              <w:bottom w:type="dxa" w:w="100"/>
+              <w:right w:type="dxa" w:w="120"/>
+            </w:tcMar>
+            <w:vAlign w:val="center"/>
+          </w:tcPr>
+          <w:p>
+            <w:r>
+              <w:rPr>
+                <w:rFonts w:ascii="Calibri" w:cs="Calibri" w:eastAsia="Calibri" w:hAnsi="Calibri"/>
+                <w:b/>
+                <w:bCs/>
+                <w:color w:val="FFFFFF"/>
+                <w:sz w:val="20"/>
+                <w:szCs w:val="20"/>
+              </w:rPr>
+              <w:t xml:space="preserve">Configuración</w:t>
+            </w:r>
+          </w:p>
+        </w:tc>
+      </w:tr>
+      <w:tr>
+        <w:tc>
+          <w:tcPr>
+            <w:tcW w:type="dxa" w:w="2200"/>
+            <w:shd w:fill="FFFFFF" w:val="clear"/>
+            <w:tcMar>
+              <w:top w:type="dxa" w:w="90"/>
+              <w:left w:type="dxa" w:w="120"/>
+              <w:bottom w:type="dxa" w:w="90"/>
+              <w:right w:type="dxa" w:w="120"/>
+            </w:tcMar>
+            <w:vAlign w:val="center"/>
+          </w:tcPr>
+          <w:p>
+            <w:pPr>
+              <w:spacing w:line="260"/>
+            </w:pPr>
+            <w:r>
+              <w:rPr>
+                <w:rFonts w:ascii="Calibri" w:cs="Calibri" w:eastAsia="Calibri" w:hAnsi="Calibri"/>
+                <w:sz w:val="22"/>
+                <w:szCs w:val="22"/>
+              </w:rPr>
+              <w:t xml:space="preserve">Triggers</w:t>
+            </w:r>
+          </w:p>
+        </w:tc>
+        <w:tc>
+          <w:tcPr>
+            <w:tcW w:type="dxa" w:w="6950"/>
+            <w:shd w:fill="FFFFFF" w:val="clear"/>
+            <w:tcMar>
+              <w:top w:type="dxa" w:w="90"/>
+              <w:left w:type="dxa" w:w="120"/>
+              <w:bottom w:type="dxa" w:w="90"/>
+              <w:right w:type="dxa" w:w="120"/>
+            </w:tcMar>
+            <w:vAlign w:val="center"/>
+          </w:tcPr>
+          <w:p>
+            <w:pPr>
+              <w:spacing w:line="260"/>
+            </w:pPr>
+            <w:r>
+              <w:rPr>
+                <w:rFonts w:ascii="Consolas" w:cs="Consolas" w:eastAsia="Consolas" w:hAnsi="Consolas"/>
+                <w:color w:val="C0392B"/>
+                <w:sz w:val="20"/>
+                <w:szCs w:val="20"/>
+              </w:rPr>
+              <w:t xml:space="preserve">push</w:t>
+            </w:r>
+            <w:r>
+              <w:rPr>
+                <w:rFonts w:ascii="Calibri" w:cs="Calibri" w:eastAsia="Calibri" w:hAnsi="Calibri"/>
+                <w:sz w:val="22"/>
+                <w:szCs w:val="22"/>
+              </w:rPr>
+              <w:t xml:space="preserve">/</w:t>
+            </w:r>
+            <w:r>
+              <w:rPr>
+                <w:rFonts w:ascii="Consolas" w:cs="Consolas" w:eastAsia="Consolas" w:hAnsi="Consolas"/>
+                <w:color w:val="C0392B"/>
+                <w:sz w:val="20"/>
+                <w:szCs w:val="20"/>
+              </w:rPr>
+              <w:t xml:space="preserve">pull_request</w:t>
+            </w:r>
+            <w:r>
+              <w:rPr>
+                <w:rFonts w:ascii="Calibri" w:cs="Calibri" w:eastAsia="Calibri" w:hAnsi="Calibri"/>
+                <w:sz w:val="22"/>
+                <w:szCs w:val="22"/>
+              </w:rPr>
+              <w:t xml:space="preserve"> a </w:t>
+            </w:r>
+            <w:r>
+              <w:rPr>
+                <w:rFonts w:ascii="Consolas" w:cs="Consolas" w:eastAsia="Consolas" w:hAnsi="Consolas"/>
+                <w:color w:val="C0392B"/>
+                <w:sz w:val="20"/>
+                <w:szCs w:val="20"/>
+              </w:rPr>
+              <w:t xml:space="preserve">master</w:t>
+            </w:r>
+            <w:r>
+              <w:rPr>
+                <w:rFonts w:ascii="Calibri" w:cs="Calibri" w:eastAsia="Calibri" w:hAnsi="Calibri"/>
+                <w:sz w:val="22"/>
+                <w:szCs w:val="22"/>
+              </w:rPr>
+              <w:t xml:space="preserve"> + </w:t>
+            </w:r>
+            <w:r>
+              <w:rPr>
+                <w:rFonts w:ascii="Consolas" w:cs="Consolas" w:eastAsia="Consolas" w:hAnsi="Consolas"/>
+                <w:color w:val="C0392B"/>
+                <w:sz w:val="20"/>
+                <w:szCs w:val="20"/>
+              </w:rPr>
+              <w:t xml:space="preserve">workflow_dispatch</w:t>
+            </w:r>
+            <w:r>
+              <w:rPr>
+                <w:rFonts w:ascii="Calibri" w:cs="Calibri" w:eastAsia="Calibri" w:hAnsi="Calibri"/>
+                <w:sz w:val="22"/>
+                <w:szCs w:val="22"/>
+              </w:rPr>
+              <w:t xml:space="preserve"> manual.</w:t>
+            </w:r>
+          </w:p>
+        </w:tc>
+      </w:tr>
+      <w:tr>
+        <w:tc>
+          <w:tcPr>
+            <w:tcW w:type="dxa" w:w="2200"/>
+            <w:shd w:fill="F4F6F7" w:val="clear"/>
+            <w:tcMar>
+              <w:top w:type="dxa" w:w="90"/>
+              <w:left w:type="dxa" w:w="120"/>
+              <w:bottom w:type="dxa" w:w="90"/>
+              <w:right w:type="dxa" w:w="120"/>
+            </w:tcMar>
+            <w:vAlign w:val="center"/>
+          </w:tcPr>
+          <w:p>
+            <w:pPr>
+              <w:spacing w:line="260"/>
+            </w:pPr>
+            <w:r>
+              <w:rPr>
+                <w:rFonts w:ascii="Calibri" w:cs="Calibri" w:eastAsia="Calibri" w:hAnsi="Calibri"/>
+                <w:sz w:val="22"/>
+                <w:szCs w:val="22"/>
+              </w:rPr>
+              <w:t xml:space="preserve">Node.js</w:t>
+            </w:r>
+          </w:p>
+        </w:tc>
+        <w:tc>
+          <w:tcPr>
+            <w:tcW w:type="dxa" w:w="6950"/>
+            <w:shd w:fill="F4F6F7" w:val="clear"/>
+            <w:tcMar>
+              <w:top w:type="dxa" w:w="90"/>
+              <w:left w:type="dxa" w:w="120"/>
+              <w:bottom w:type="dxa" w:w="90"/>
+              <w:right w:type="dxa" w:w="120"/>
+            </w:tcMar>
+            <w:vAlign w:val="center"/>
+          </w:tcPr>
+          <w:p>
+            <w:pPr>
+              <w:spacing w:line="260"/>
+            </w:pPr>
+            <w:r>
+              <w:rPr>
+                <w:rFonts w:ascii="Calibri" w:cs="Calibri" w:eastAsia="Calibri" w:hAnsi="Calibri"/>
+                <w:sz w:val="22"/>
+                <w:szCs w:val="22"/>
+              </w:rPr>
+              <w:t xml:space="preserve">v24 (actions/setup-node@v6).</w:t>
+            </w:r>
+          </w:p>
+        </w:tc>
+      </w:tr>
+      <w:tr>
+        <w:tc>
+          <w:tcPr>
+            <w:tcW w:type="dxa" w:w="2200"/>
+            <w:shd w:fill="FFFFFF" w:val="clear"/>
+            <w:tcMar>
+              <w:top w:type="dxa" w:w="90"/>
+              <w:left w:type="dxa" w:w="120"/>
+              <w:bottom w:type="dxa" w:w="90"/>
+              <w:right w:type="dxa" w:w="120"/>
+            </w:tcMar>
+            <w:vAlign w:val="center"/>
+          </w:tcPr>
+          <w:p>
+            <w:pPr>
+              <w:spacing w:line="260"/>
+            </w:pPr>
+            <w:r>
+              <w:rPr>
+                <w:rFonts w:ascii="Calibri" w:cs="Calibri" w:eastAsia="Calibri" w:hAnsi="Calibri"/>
+                <w:sz w:val="22"/>
+                <w:szCs w:val="22"/>
+              </w:rPr>
+              <w:t xml:space="preserve">Concurrencia</w:t>
+            </w:r>
+          </w:p>
+        </w:tc>
+        <w:tc>
+          <w:tcPr>
+            <w:tcW w:type="dxa" w:w="6950"/>
+            <w:shd w:fill="FFFFFF" w:val="clear"/>
+            <w:tcMar>
+              <w:top w:type="dxa" w:w="90"/>
+              <w:left w:type="dxa" w:w="120"/>
+              <w:bottom w:type="dxa" w:w="90"/>
+              <w:right w:type="dxa" w:w="120"/>
+            </w:tcMar>
+            <w:vAlign w:val="center"/>
+          </w:tcPr>
+          <w:p>
+            <w:pPr>
+              <w:spacing w:line="260"/>
+            </w:pPr>
+            <w:r>
+              <w:rPr>
+                <w:rFonts w:ascii="Calibri" w:cs="Calibri" w:eastAsia="Calibri" w:hAnsi="Calibri"/>
+                <w:sz w:val="22"/>
+                <w:szCs w:val="22"/>
+              </w:rPr>
+              <w:t xml:space="preserve">group por workflow+ref, cancel-in-progress: true.</w:t>
+            </w:r>
+          </w:p>
+        </w:tc>
+      </w:tr>
+      <w:tr>
+        <w:tc>
+          <w:tcPr>
+            <w:tcW w:type="dxa" w:w="2200"/>
+            <w:shd w:fill="F4F6F7" w:val="clear"/>
+            <w:tcMar>
+              <w:top w:type="dxa" w:w="90"/>
+              <w:left w:type="dxa" w:w="120"/>
+              <w:bottom w:type="dxa" w:w="90"/>
+              <w:right w:type="dxa" w:w="120"/>
+            </w:tcMar>
+            <w:vAlign w:val="center"/>
+          </w:tcPr>
+          <w:p>
+            <w:pPr>
+              <w:spacing w:line="260"/>
+            </w:pPr>
+            <w:r>
+              <w:rPr>
+                <w:rFonts w:ascii="Calibri" w:cs="Calibri" w:eastAsia="Calibri" w:hAnsi="Calibri"/>
+                <w:sz w:val="22"/>
+                <w:szCs w:val="22"/>
+              </w:rPr>
+              <w:t xml:space="preserve">Estrategia</w:t>
+            </w:r>
+          </w:p>
+        </w:tc>
+        <w:tc>
+          <w:tcPr>
+            <w:tcW w:type="dxa" w:w="6950"/>
+            <w:shd w:fill="F4F6F7" w:val="clear"/>
+            <w:tcMar>
+              <w:top w:type="dxa" w:w="90"/>
+              <w:left w:type="dxa" w:w="120"/>
+              <w:bottom w:type="dxa" w:w="90"/>
+              <w:right w:type="dxa" w:w="120"/>
+            </w:tcMar>
+            <w:vAlign w:val="center"/>
+          </w:tcPr>
+          <w:p>
+            <w:pPr>
+              <w:spacing w:line="260"/>
+            </w:pPr>
+            <w:r>
+              <w:rPr>
+                <w:rFonts w:ascii="Calibri" w:cs="Calibri" w:eastAsia="Calibri" w:hAnsi="Calibri"/>
+                <w:sz w:val="22"/>
+                <w:szCs w:val="22"/>
+              </w:rPr>
+              <w:t xml:space="preserve">Steps SECUENCIALES (no matrix) por cada uno de los 10 proyectos, todos con continue-on-error: true y --reporter=list,blob.</w:t>
+            </w:r>
+          </w:p>
+        </w:tc>
+      </w:tr>
+      <w:tr>
+        <w:tc>
+          <w:tcPr>
+            <w:tcW w:type="dxa" w:w="2200"/>
+            <w:shd w:fill="FFFFFF" w:val="clear"/>
+            <w:tcMar>
+              <w:top w:type="dxa" w:w="90"/>
+              <w:left w:type="dxa" w:w="120"/>
+              <w:bottom w:type="dxa" w:w="90"/>
+              <w:right w:type="dxa" w:w="120"/>
+            </w:tcMar>
+            <w:vAlign w:val="center"/>
+          </w:tcPr>
+          <w:p>
+            <w:pPr>
+              <w:spacing w:line="260"/>
+            </w:pPr>
+            <w:r>
+              <w:rPr>
+                <w:rFonts w:ascii="Calibri" w:cs="Calibri" w:eastAsia="Calibri" w:hAnsi="Calibri"/>
+                <w:sz w:val="22"/>
+                <w:szCs w:val="22"/>
+              </w:rPr>
+              <w:t xml:space="preserve">Merge de reportes</w:t>
+            </w:r>
+          </w:p>
+        </w:tc>
+        <w:tc>
+          <w:tcPr>
+            <w:tcW w:type="dxa" w:w="6950"/>
+            <w:shd w:fill="FFFFFF" w:val="clear"/>
+            <w:tcMar>
+              <w:top w:type="dxa" w:w="90"/>
+              <w:left w:type="dxa" w:w="120"/>
+              <w:bottom w:type="dxa" w:w="90"/>
+              <w:right w:type="dxa" w:w="120"/>
+            </w:tcMar>
+            <w:vAlign w:val="center"/>
+          </w:tcPr>
+          <w:p>
+            <w:pPr>
+              <w:spacing w:line="260"/>
+            </w:pPr>
+            <w:r>
+              <w:rPr>
+                <w:rFonts w:ascii="Consolas" w:cs="Consolas" w:eastAsia="Consolas" w:hAnsi="Consolas"/>
+                <w:color w:val="C0392B"/>
+                <w:sz w:val="20"/>
+                <w:szCs w:val="20"/>
+              </w:rPr>
+              <w:t xml:space="preserve">npx playwright merge-reports --reporter html|junit blob-report/</w:t>
+            </w:r>
+            <w:r>
+              <w:rPr>
+                <w:rFonts w:ascii="Calibri" w:cs="Calibri" w:eastAsia="Calibri" w:hAnsi="Calibri"/>
+                <w:sz w:val="22"/>
+                <w:szCs w:val="22"/>
+              </w:rPr>
+              <w:t xml:space="preserve"> → </w:t>
+            </w:r>
+            <w:r>
+              <w:rPr>
+                <w:rFonts w:ascii="Consolas" w:cs="Consolas" w:eastAsia="Consolas" w:hAnsi="Consolas"/>
+                <w:color w:val="C0392B"/>
+                <w:sz w:val="20"/>
+                <w:szCs w:val="20"/>
+              </w:rPr>
+              <w:t xml:space="preserve">test-results/merged.xml</w:t>
+            </w:r>
+          </w:p>
+        </w:tc>
+      </w:tr>
+      <w:tr>
+        <w:tc>
+          <w:tcPr>
+            <w:tcW w:type="dxa" w:w="2200"/>
+            <w:shd w:fill="F4F6F7" w:val="clear"/>
+            <w:tcMar>
+              <w:top w:type="dxa" w:w="90"/>
+              <w:left w:type="dxa" w:w="120"/>
+              <w:bottom w:type="dxa" w:w="90"/>
+              <w:right w:type="dxa" w:w="120"/>
+            </w:tcMar>
+            <w:vAlign w:val="center"/>
+          </w:tcPr>
+          <w:p>
+            <w:pPr>
+              <w:spacing w:line="260"/>
+            </w:pPr>
+            <w:r>
+              <w:rPr>
+                <w:rFonts w:ascii="Calibri" w:cs="Calibri" w:eastAsia="Calibri" w:hAnsi="Calibri"/>
+                <w:sz w:val="22"/>
+                <w:szCs w:val="22"/>
+              </w:rPr>
+              <w:t xml:space="preserve">Job Summary</w:t>
+            </w:r>
+          </w:p>
+        </w:tc>
+        <w:tc>
+          <w:tcPr>
+            <w:tcW w:type="dxa" w:w="6950"/>
+            <w:shd w:fill="F4F6F7" w:val="clear"/>
+            <w:tcMar>
+              <w:top w:type="dxa" w:w="90"/>
+              <w:left w:type="dxa" w:w="120"/>
+              <w:bottom w:type="dxa" w:w="90"/>
+              <w:right w:type="dxa" w:w="120"/>
+            </w:tcMar>
+            <w:vAlign w:val="center"/>
+          </w:tcPr>
+          <w:p>
+            <w:pPr>
+              <w:spacing w:line="260"/>
+            </w:pPr>
+            <w:r>
+              <w:rPr>
+                <w:rFonts w:ascii="Calibri" w:cs="Calibri" w:eastAsia="Calibri" w:hAnsi="Calibri"/>
+                <w:sz w:val="22"/>
+                <w:szCs w:val="22"/>
+              </w:rPr>
+              <w:t xml:space="preserve">Script Python embebido parsea el JUnit mergeado y escribe una tabla Markdown en GITHUB_STEP_SUMMARY.</w:t>
+            </w:r>
+          </w:p>
+        </w:tc>
+      </w:tr>
+      <w:tr>
+        <w:tc>
+          <w:tcPr>
+            <w:tcW w:type="dxa" w:w="2200"/>
+            <w:shd w:fill="FFFFFF" w:val="clear"/>
+            <w:tcMar>
+              <w:top w:type="dxa" w:w="90"/>
+              <w:left w:type="dxa" w:w="120"/>
+              <w:bottom w:type="dxa" w:w="90"/>
+              <w:right w:type="dxa" w:w="120"/>
+            </w:tcMar>
+            <w:vAlign w:val="center"/>
+          </w:tcPr>
+          <w:p>
+            <w:pPr>
+              <w:spacing w:line="260"/>
+            </w:pPr>
+            <w:r>
+              <w:rPr>
+                <w:rFonts w:ascii="Calibri" w:cs="Calibri" w:eastAsia="Calibri" w:hAnsi="Calibri"/>
+                <w:sz w:val="22"/>
+                <w:szCs w:val="22"/>
+              </w:rPr>
+              <w:t xml:space="preserve">Artifacts</w:t>
+            </w:r>
+          </w:p>
+        </w:tc>
+        <w:tc>
+          <w:tcPr>
+            <w:tcW w:type="dxa" w:w="6950"/>
+            <w:shd w:fill="FFFFFF" w:val="clear"/>
+            <w:tcMar>
+              <w:top w:type="dxa" w:w="90"/>
+              <w:left w:type="dxa" w:w="120"/>
+              <w:bottom w:type="dxa" w:w="90"/>
+              <w:right w:type="dxa" w:w="120"/>
+            </w:tcMar>
+            <w:vAlign w:val="center"/>
+          </w:tcPr>
+          <w:p>
+            <w:pPr>
+              <w:spacing w:line="260"/>
+            </w:pPr>
+            <w:r>
+              <w:rPr>
+                <w:rFonts w:ascii="Consolas" w:cs="Consolas" w:eastAsia="Consolas" w:hAnsi="Consolas"/>
+                <w:color w:val="C0392B"/>
+                <w:sz w:val="20"/>
+                <w:szCs w:val="20"/>
+              </w:rPr>
+              <w:t xml:space="preserve">playwright-report-*</w:t>
+            </w:r>
+            <w:r>
+              <w:rPr>
+                <w:rFonts w:ascii="Calibri" w:cs="Calibri" w:eastAsia="Calibri" w:hAnsi="Calibri"/>
+                <w:sz w:val="22"/>
+                <w:szCs w:val="22"/>
+              </w:rPr>
+              <w:t xml:space="preserve"> (14 días), </w:t>
+            </w:r>
+            <w:r>
+              <w:rPr>
+                <w:rFonts w:ascii="Consolas" w:cs="Consolas" w:eastAsia="Consolas" w:hAnsi="Consolas"/>
+                <w:color w:val="C0392B"/>
+                <w:sz w:val="20"/>
+                <w:szCs w:val="20"/>
+              </w:rPr>
+              <w:t xml:space="preserve">test-results-*</w:t>
+            </w:r>
+            <w:r>
+              <w:rPr>
+                <w:rFonts w:ascii="Calibri" w:cs="Calibri" w:eastAsia="Calibri" w:hAnsi="Calibri"/>
+                <w:sz w:val="22"/>
+                <w:szCs w:val="22"/>
+              </w:rPr>
+              <w:t xml:space="preserve"> (7 días).</w:t>
+            </w:r>
+          </w:p>
+        </w:tc>
+      </w:tr>
+      <w:tr>
+        <w:tc>
+          <w:tcPr>
+            <w:tcW w:type="dxa" w:w="2200"/>
+            <w:shd w:fill="F4F6F7" w:val="clear"/>
+            <w:tcMar>
+              <w:top w:type="dxa" w:w="90"/>
+              <w:left w:type="dxa" w:w="120"/>
+              <w:bottom w:type="dxa" w:w="90"/>
+              <w:right w:type="dxa" w:w="120"/>
+            </w:tcMar>
+            <w:vAlign w:val="center"/>
+          </w:tcPr>
+          <w:p>
+            <w:pPr>
+              <w:spacing w:line="260"/>
+            </w:pPr>
+            <w:r>
+              <w:rPr>
+                <w:rFonts w:ascii="Calibri" w:cs="Calibri" w:eastAsia="Calibri" w:hAnsi="Calibri"/>
+                <w:sz w:val="22"/>
+                <w:szCs w:val="22"/>
+              </w:rPr>
+              <w:t xml:space="preserve">Criterio de fallo</w:t>
+            </w:r>
+          </w:p>
+        </w:tc>
+        <w:tc>
+          <w:tcPr>
+            <w:tcW w:type="dxa" w:w="6950"/>
+            <w:shd w:fill="F4F6F7" w:val="clear"/>
+            <w:tcMar>
+              <w:top w:type="dxa" w:w="90"/>
+              <w:left w:type="dxa" w:w="120"/>
+              <w:bottom w:type="dxa" w:w="90"/>
+              <w:right w:type="dxa" w:w="120"/>
+            </w:tcMar>
+            <w:vAlign w:val="center"/>
+          </w:tcPr>
+          <w:p>
+            <w:pPr>
+              <w:spacing w:line="260"/>
+            </w:pPr>
+            <w:r>
+              <w:rPr>
+                <w:rFonts w:ascii="Calibri" w:cs="Calibri" w:eastAsia="Calibri" w:hAnsi="Calibri"/>
+                <w:sz w:val="22"/>
+                <w:szCs w:val="22"/>
+              </w:rPr>
+              <w:t xml:space="preserve">Solo rompe el pipeline si fallan UI (los 3 navegadores), API o Security. Performance/Accessibility/Visual/Non-Functional son informativos.</w:t>
+            </w:r>
+          </w:p>
+        </w:tc>
+      </w:tr>
+    </w:tbl>
+    <w:tbl>
+      <w:tblPr>
+        <w:tblW w:type="pct" w:w="100%"/>
+        <w:tblBorders>
+          <w:top w:val="single" w:color="auto" w:sz="4"/>
+          <w:left w:val="single" w:color="auto" w:sz="4"/>
+          <w:bottom w:val="single" w:color="auto" w:sz="4"/>
+          <w:right w:val="single" w:color="auto" w:sz="4"/>
+          <w:insideH w:val="single" w:color="auto" w:sz="4"/>
+          <w:insideV w:val="single" w:color="auto" w:sz="4"/>
+        </w:tblBorders>
+        <w:tblCellMar>
+          <w:top w:type="dxa" w:w="160"/>
+          <w:bottom w:type="dxa" w:w="220"/>
+        </w:tblCellMar>
+      </w:tblPr>
+      <w:tblGrid>
+        <w:gridCol w:w="140"/>
+        <w:gridCol w:w="9210"/>
+      </w:tblGrid>
+      <w:tr>
+        <w:tc>
+          <w:tcPr>
+            <w:tcW w:type="dxa" w:w="140"/>
+            <w:shd w:fill="2E5C8A" w:val="clear"/>
+          </w:tcPr>
+          <w:p/>
+        </w:tc>
+        <w:tc>
+          <w:tcPr>
+            <w:tcW w:type="dxa" w:w="9210"/>
+            <w:shd w:fill="E7F1FA" w:val="clear"/>
+            <w:tcMar>
+              <w:top w:type="dxa" w:w="160"/>
+              <w:left w:type="dxa" w:w="220"/>
+              <w:bottom w:type="dxa" w:w="160"/>
+              <w:right w:type="dxa" w:w="220"/>
+            </w:tcMar>
+          </w:tcPr>
+          <w:p>
+            <w:pPr>
+              <w:spacing w:after="80"/>
+            </w:pPr>
+            <w:r>
+              <w:rPr>
+                <w:rFonts w:ascii="Calibri" w:cs="Calibri" w:eastAsia="Calibri" w:hAnsi="Calibri"/>
+                <w:b/>
+                <w:bCs/>
+                <w:color w:val="222222"/>
+                <w:sz w:val="22"/>
+                <w:szCs w:val="22"/>
+              </w:rPr>
               <w:t xml:space="preserve">💡 Ideas de extensión ya evaluadas</w:t>
             </w:r>
           </w:p>
@@ -18465,6 +23991,197 @@
                 <w:szCs w:val="22"/>
               </w:rPr>
               <w:t xml:space="preserve">Ver Documentation/ para una propuesta previa de integración con Jira Xray (import directo del JUnit ya generado), GitHub Actions (matrix real, badges, GitHub Pages) y Grafana (exportar las métricas de statistical-engine.js a JSON) — ninguna implementada aún, documentadas como siguiente paso posible.</w:t>
+            </w:r>
+          </w:p>
+        </w:tc>
+      </w:tr>
+    </w:tbl>
+    <w:tbl>
+      <w:tblPr>
+        <w:tblW w:type="pct" w:w="100%"/>
+        <w:tblBorders>
+          <w:top w:val="single" w:color="auto" w:sz="4"/>
+          <w:left w:val="single" w:color="auto" w:sz="4"/>
+          <w:bottom w:val="single" w:color="auto" w:sz="4"/>
+          <w:right w:val="single" w:color="auto" w:sz="4"/>
+          <w:insideH w:val="single" w:color="auto" w:sz="4"/>
+          <w:insideV w:val="single" w:color="auto" w:sz="4"/>
+        </w:tblBorders>
+        <w:tblCellMar>
+          <w:top w:type="dxa" w:w="160"/>
+          <w:bottom w:type="dxa" w:w="220"/>
+        </w:tblCellMar>
+      </w:tblPr>
+      <w:tblGrid>
+        <w:gridCol w:w="140"/>
+        <w:gridCol w:w="9210"/>
+      </w:tblGrid>
+      <w:tr>
+        <w:tc>
+          <w:tcPr>
+            <w:tcW w:type="dxa" w:w="140"/>
+            <w:shd w:fill="2E5C8A" w:val="clear"/>
+          </w:tcPr>
+          <w:p/>
+        </w:tc>
+        <w:tc>
+          <w:tcPr>
+            <w:tcW w:type="dxa" w:w="9210"/>
+            <w:shd w:fill="E7F1FA" w:val="clear"/>
+            <w:tcMar>
+              <w:top w:type="dxa" w:w="160"/>
+              <w:left w:type="dxa" w:w="220"/>
+              <w:bottom w:type="dxa" w:w="160"/>
+              <w:right w:type="dxa" w:w="220"/>
+            </w:tcMar>
+          </w:tcPr>
+          <w:p>
+            <w:pPr>
+              <w:spacing w:after="80"/>
+            </w:pPr>
+            <w:r>
+              <w:rPr>
+                <w:rFonts w:ascii="Calibri" w:cs="Calibri" w:eastAsia="Calibri" w:hAnsi="Calibri"/>
+                <w:b/>
+                <w:bCs/>
+                <w:color w:val="222222"/>
+                <w:sz w:val="22"/>
+                <w:szCs w:val="22"/>
+              </w:rPr>
+              <w:t xml:space="preserve">💡 El Smart Reporter no corre en CI</w:t>
+            </w:r>
+          </w:p>
+          <w:p>
+            <w:pPr>
+              <w:spacing w:after="0" w:line="280"/>
+            </w:pPr>
+            <w:r>
+              <w:rPr>
+                <w:rFonts w:ascii="Calibri" w:cs="Calibri" w:eastAsia="Calibri" w:hAnsi="Calibri"/>
+                <w:sz w:val="22"/>
+                <w:szCs w:val="22"/>
+              </w:rPr>
+              <w:t xml:space="preserve">Cada step del workflow ejecuta </w:t>
+            </w:r>
+            <w:r>
+              <w:rPr>
+                <w:rFonts w:ascii="Consolas" w:cs="Consolas" w:eastAsia="Consolas" w:hAnsi="Consolas"/>
+                <w:color w:val="C0392B"/>
+                <w:sz w:val="20"/>
+                <w:szCs w:val="20"/>
+              </w:rPr>
+              <w:t xml:space="preserve">npx playwright test --project=&lt;…&gt; --reporter=list,blob</w:t>
+            </w:r>
+            <w:r>
+              <w:rPr>
+                <w:rFonts w:ascii="Calibri" w:cs="Calibri" w:eastAsia="Calibri" w:hAnsi="Calibri"/>
+                <w:sz w:val="22"/>
+                <w:szCs w:val="22"/>
+              </w:rPr>
+              <w:t xml:space="preserve">. La opción </w:t>
+            </w:r>
+            <w:r>
+              <w:rPr>
+                <w:rFonts w:ascii="Consolas" w:cs="Consolas" w:eastAsia="Consolas" w:hAnsi="Consolas"/>
+                <w:color w:val="C0392B"/>
+                <w:sz w:val="20"/>
+                <w:szCs w:val="20"/>
+              </w:rPr>
+              <w:t xml:space="preserve">--reporter</w:t>
+            </w:r>
+            <w:r>
+              <w:rPr>
+                <w:rFonts w:ascii="Calibri" w:cs="Calibri" w:eastAsia="Calibri" w:hAnsi="Calibri"/>
+                <w:sz w:val="22"/>
+                <w:szCs w:val="22"/>
+              </w:rPr>
+              <w:t xml:space="preserve"> de la línea de comandos </w:t>
+            </w:r>
+            <w:r>
+              <w:rPr>
+                <w:rFonts w:ascii="Calibri" w:cs="Calibri" w:eastAsia="Calibri" w:hAnsi="Calibri"/>
+                <w:b/>
+                <w:bCs/>
+                <w:sz w:val="22"/>
+                <w:szCs w:val="22"/>
+              </w:rPr>
+              <w:t xml:space="preserve">reemplaza</w:t>
+            </w:r>
+            <w:r>
+              <w:rPr>
+                <w:rFonts w:ascii="Calibri" w:cs="Calibri" w:eastAsia="Calibri" w:hAnsi="Calibri"/>
+                <w:sz w:val="22"/>
+                <w:szCs w:val="22"/>
+              </w:rPr>
+              <w:t xml:space="preserve"> la lista de </w:t>
+            </w:r>
+            <w:r>
+              <w:rPr>
+                <w:rFonts w:ascii="Consolas" w:cs="Consolas" w:eastAsia="Consolas" w:hAnsi="Consolas"/>
+                <w:color w:val="C0392B"/>
+                <w:sz w:val="20"/>
+                <w:szCs w:val="20"/>
+              </w:rPr>
+              <w:t xml:space="preserve">reporter</w:t>
+            </w:r>
+            <w:r>
+              <w:rPr>
+                <w:rFonts w:ascii="Calibri" w:cs="Calibri" w:eastAsia="Calibri" w:hAnsi="Calibri"/>
+                <w:sz w:val="22"/>
+                <w:szCs w:val="22"/>
+              </w:rPr>
+              <w:t xml:space="preserve"> de </w:t>
+            </w:r>
+            <w:r>
+              <w:rPr>
+                <w:rFonts w:ascii="Consolas" w:cs="Consolas" w:eastAsia="Consolas" w:hAnsi="Consolas"/>
+                <w:color w:val="C0392B"/>
+                <w:sz w:val="20"/>
+                <w:szCs w:val="20"/>
+              </w:rPr>
+              <w:t xml:space="preserve">playwright.config.ts</w:t>
+            </w:r>
+            <w:r>
+              <w:rPr>
+                <w:rFonts w:ascii="Calibri" w:cs="Calibri" w:eastAsia="Calibri" w:hAnsi="Calibri"/>
+                <w:sz w:val="22"/>
+                <w:szCs w:val="22"/>
+              </w:rPr>
+              <w:t xml:space="preserve">, así que ni </w:t>
+            </w:r>
+            <w:r>
+              <w:rPr>
+                <w:rFonts w:ascii="Consolas" w:cs="Consolas" w:eastAsia="Consolas" w:hAnsi="Consolas"/>
+                <w:color w:val="C0392B"/>
+                <w:sz w:val="20"/>
+                <w:szCs w:val="20"/>
+              </w:rPr>
+              <w:t xml:space="preserve">html</w:t>
+            </w:r>
+            <w:r>
+              <w:rPr>
+                <w:rFonts w:ascii="Calibri" w:cs="Calibri" w:eastAsia="Calibri" w:hAnsi="Calibri"/>
+                <w:sz w:val="22"/>
+                <w:szCs w:val="22"/>
+              </w:rPr>
+              <w:t xml:space="preserve">, ni </w:t>
+            </w:r>
+            <w:r>
+              <w:rPr>
+                <w:rFonts w:ascii="Consolas" w:cs="Consolas" w:eastAsia="Consolas" w:hAnsi="Consolas"/>
+                <w:color w:val="C0392B"/>
+                <w:sz w:val="20"/>
+                <w:szCs w:val="20"/>
+              </w:rPr>
+              <w:t xml:space="preserve">junit</w:t>
+            </w:r>
+            <w:r>
+              <w:rPr>
+                <w:rFonts w:ascii="Calibri" w:cs="Calibri" w:eastAsia="Calibri" w:hAnsi="Calibri"/>
+                <w:sz w:val="22"/>
+                <w:szCs w:val="22"/>
+              </w:rPr>
+              <w:t xml:space="preserve">, ni el Smart Reporter se cargan en CI: el pipeline queda intacto. El resumen de CI lo construye el job de merge a partir de los blobs.</w:t>
             </w:r>
           </w:p>
         </w:tc>
@@ -20053,6 +25770,327 @@
           </w:p>
         </w:tc>
       </w:tr>
+      <w:tr>
+        <w:tc>
+          <w:tcPr>
+            <w:tcW w:type="dxa" w:w="1600"/>
+            <w:shd w:fill="FFFFFF" w:val="clear"/>
+            <w:tcMar>
+              <w:top w:type="dxa" w:w="90"/>
+              <w:left w:type="dxa" w:w="120"/>
+              <w:bottom w:type="dxa" w:w="90"/>
+              <w:right w:type="dxa" w:w="120"/>
+            </w:tcMar>
+            <w:vAlign w:val="center"/>
+          </w:tcPr>
+          <w:p>
+            <w:pPr>
+              <w:spacing w:line="260"/>
+            </w:pPr>
+            <w:r>
+              <w:rPr>
+                <w:rFonts w:ascii="Calibri" w:cs="Calibri" w:eastAsia="Calibri" w:hAnsi="Calibri"/>
+                <w:sz w:val="22"/>
+                <w:szCs w:val="22"/>
+              </w:rPr>
+              <w:t xml:space="preserve">Smart Reporter (español)</w:t>
+            </w:r>
+          </w:p>
+        </w:tc>
+        <w:tc>
+          <w:tcPr>
+            <w:tcW w:type="dxa" w:w="2400"/>
+            <w:shd w:fill="FFFFFF" w:val="clear"/>
+            <w:tcMar>
+              <w:top w:type="dxa" w:w="90"/>
+              <w:left w:type="dxa" w:w="120"/>
+              <w:bottom w:type="dxa" w:w="90"/>
+              <w:right w:type="dxa" w:w="120"/>
+            </w:tcMar>
+            <w:vAlign w:val="center"/>
+          </w:tcPr>
+          <w:p>
+            <w:pPr>
+              <w:spacing w:line="260"/>
+            </w:pPr>
+            <w:r>
+              <w:rPr>
+                <w:rFonts w:ascii="Consolas" w:cs="Consolas" w:eastAsia="Consolas" w:hAnsi="Consolas"/>
+                <w:color w:val="C0392B"/>
+                <w:sz w:val="20"/>
+                <w:szCs w:val="20"/>
+              </w:rPr>
+              <w:t xml:space="preserve">smart-reporter-es.ts + smart-report-es/</w:t>
+            </w:r>
+          </w:p>
+        </w:tc>
+        <w:tc>
+          <w:tcPr>
+            <w:tcW w:type="dxa" w:w="1800"/>
+            <w:shd w:fill="FFFFFF" w:val="clear"/>
+            <w:tcMar>
+              <w:top w:type="dxa" w:w="90"/>
+              <w:left w:type="dxa" w:w="120"/>
+              <w:bottom w:type="dxa" w:w="90"/>
+              <w:right w:type="dxa" w:w="120"/>
+            </w:tcMar>
+            <w:vAlign w:val="center"/>
+          </w:tcPr>
+          <w:p>
+            <w:pPr>
+              <w:spacing w:line="260"/>
+            </w:pPr>
+            <w:r>
+              <w:rPr>
+                <w:rFonts w:ascii="Calibri" w:cs="Calibri" w:eastAsia="Calibri" w:hAnsi="Calibri"/>
+                <w:sz w:val="22"/>
+                <w:szCs w:val="22"/>
+              </w:rPr>
+              <w:t xml:space="preserve">Siempre (se regenera con cada corrida)</w:t>
+            </w:r>
+          </w:p>
+        </w:tc>
+        <w:tc>
+          <w:tcPr>
+            <w:tcW w:type="dxa" w:w="3450"/>
+            <w:shd w:fill="FFFFFF" w:val="clear"/>
+            <w:tcMar>
+              <w:top w:type="dxa" w:w="90"/>
+              <w:left w:type="dxa" w:w="120"/>
+              <w:bottom w:type="dxa" w:w="90"/>
+              <w:right w:type="dxa" w:w="120"/>
+            </w:tcMar>
+            <w:vAlign w:val="center"/>
+          </w:tcPr>
+          <w:p>
+            <w:pPr>
+              <w:spacing w:line="260"/>
+            </w:pPr>
+            <w:r>
+              <w:rPr>
+                <w:rFonts w:ascii="Calibri" w:cs="Calibri" w:eastAsia="Calibri" w:hAnsi="Calibri"/>
+                <w:sz w:val="22"/>
+                <w:szCs w:val="22"/>
+              </w:rPr>
+              <w:t xml:space="preserve">SMART_REPORT_DIR / SMART_REPORT_DISABLE (env); diccionario en client.js, textos en about.html y guide.html; `npm run smart-report:es` re-aplica sin ejecutar pruebas — Capítulo 11.7.</w:t>
+            </w:r>
+          </w:p>
+        </w:tc>
+      </w:tr>
+      <w:tr>
+        <w:tc>
+          <w:tcPr>
+            <w:tcW w:type="dxa" w:w="1600"/>
+            <w:shd w:fill="FFFFFF" w:val="clear"/>
+            <w:tcMar>
+              <w:top w:type="dxa" w:w="90"/>
+              <w:left w:type="dxa" w:w="120"/>
+              <w:bottom w:type="dxa" w:w="90"/>
+              <w:right w:type="dxa" w:w="120"/>
+            </w:tcMar>
+            <w:vAlign w:val="center"/>
+          </w:tcPr>
+          <w:p>
+            <w:pPr>
+              <w:spacing w:line="260"/>
+            </w:pPr>
+            <w:r>
+              <w:rPr>
+                <w:rFonts w:ascii="Calibri" w:cs="Calibri" w:eastAsia="Calibri" w:hAnsi="Calibri"/>
+                <w:sz w:val="22"/>
+                <w:szCs w:val="22"/>
+              </w:rPr>
+              <w:t xml:space="preserve">BDD / Gherkin en el portal</w:t>
+            </w:r>
+          </w:p>
+        </w:tc>
+        <w:tc>
+          <w:tcPr>
+            <w:tcW w:type="dxa" w:w="2400"/>
+            <w:shd w:fill="FFFFFF" w:val="clear"/>
+            <w:tcMar>
+              <w:top w:type="dxa" w:w="90"/>
+              <w:left w:type="dxa" w:w="120"/>
+              <w:bottom w:type="dxa" w:w="90"/>
+              <w:right w:type="dxa" w:w="120"/>
+            </w:tcMar>
+            <w:vAlign w:val="center"/>
+          </w:tcPr>
+          <w:p>
+            <w:pPr>
+              <w:spacing w:line="260"/>
+            </w:pPr>
+            <w:r>
+              <w:rPr>
+                <w:rFonts w:ascii="Consolas" w:cs="Consolas" w:eastAsia="Consolas" w:hAnsi="Consolas"/>
+                <w:color w:val="C0392B"/>
+                <w:sz w:val="20"/>
+                <w:szCs w:val="20"/>
+              </w:rPr>
+              <w:t xml:space="preserve">generator-agent.ts + generate-portal.js (renderBDD)</w:t>
+            </w:r>
+          </w:p>
+        </w:tc>
+        <w:tc>
+          <w:tcPr>
+            <w:tcW w:type="dxa" w:w="1800"/>
+            <w:shd w:fill="FFFFFF" w:val="clear"/>
+            <w:tcMar>
+              <w:top w:type="dxa" w:w="90"/>
+              <w:left w:type="dxa" w:w="120"/>
+              <w:bottom w:type="dxa" w:w="90"/>
+              <w:right w:type="dxa" w:w="120"/>
+            </w:tcMar>
+            <w:vAlign w:val="center"/>
+          </w:tcPr>
+          <w:p>
+            <w:pPr>
+              <w:spacing w:line="260"/>
+            </w:pPr>
+            <w:r>
+              <w:rPr>
+                <w:rFonts w:ascii="Calibri" w:cs="Calibri" w:eastAsia="Calibri" w:hAnsi="Calibri"/>
+                <w:sz w:val="22"/>
+                <w:szCs w:val="22"/>
+              </w:rPr>
+              <w:t xml:space="preserve">Siempre</w:t>
+            </w:r>
+          </w:p>
+        </w:tc>
+        <w:tc>
+          <w:tcPr>
+            <w:tcW w:type="dxa" w:w="3450"/>
+            <w:shd w:fill="FFFFFF" w:val="clear"/>
+            <w:tcMar>
+              <w:top w:type="dxa" w:w="90"/>
+              <w:left w:type="dxa" w:w="120"/>
+              <w:bottom w:type="dxa" w:w="90"/>
+              <w:right w:type="dxa" w:w="120"/>
+            </w:tcMar>
+            <w:vAlign w:val="center"/>
+          </w:tcPr>
+          <w:p>
+            <w:pPr>
+              <w:spacing w:line="260"/>
+            </w:pPr>
+            <w:r>
+              <w:rPr>
+                <w:rFonts w:ascii="Calibri" w:cs="Calibri" w:eastAsia="Calibri" w:hAnsi="Calibri"/>
+                <w:sz w:val="22"/>
+                <w:szCs w:val="22"/>
+              </w:rPr>
+              <w:t xml:space="preserve">Etiqueta @UI en buildFeature(); estados por feature en renderBDD(); no está en MODULES — Capítulo 11.6.</w:t>
+            </w:r>
+          </w:p>
+        </w:tc>
+      </w:tr>
+      <w:tr>
+        <w:tc>
+          <w:tcPr>
+            <w:tcW w:type="dxa" w:w="1600"/>
+            <w:shd w:fill="FFFFFF" w:val="clear"/>
+            <w:tcMar>
+              <w:top w:type="dxa" w:w="90"/>
+              <w:left w:type="dxa" w:w="120"/>
+              <w:bottom w:type="dxa" w:w="90"/>
+              <w:right w:type="dxa" w:w="120"/>
+            </w:tcMar>
+            <w:vAlign w:val="center"/>
+          </w:tcPr>
+          <w:p>
+            <w:pPr>
+              <w:spacing w:line="260"/>
+            </w:pPr>
+            <w:r>
+              <w:rPr>
+                <w:rFonts w:ascii="Calibri" w:cs="Calibri" w:eastAsia="Calibri" w:hAnsi="Calibri"/>
+                <w:sz w:val="22"/>
+                <w:szCs w:val="22"/>
+              </w:rPr>
+              <w:t xml:space="preserve">Salida JUnit por invocación</w:t>
+            </w:r>
+          </w:p>
+        </w:tc>
+        <w:tc>
+          <w:tcPr>
+            <w:tcW w:type="dxa" w:w="2400"/>
+            <w:shd w:fill="FFFFFF" w:val="clear"/>
+            <w:tcMar>
+              <w:top w:type="dxa" w:w="90"/>
+              <w:left w:type="dxa" w:w="120"/>
+              <w:bottom w:type="dxa" w:w="90"/>
+              <w:right w:type="dxa" w:w="120"/>
+            </w:tcMar>
+            <w:vAlign w:val="center"/>
+          </w:tcPr>
+          <w:p>
+            <w:pPr>
+              <w:spacing w:line="260"/>
+            </w:pPr>
+            <w:r>
+              <w:rPr>
+                <w:rFonts w:ascii="Consolas" w:cs="Consolas" w:eastAsia="Consolas" w:hAnsi="Consolas"/>
+                <w:color w:val="C0392B"/>
+                <w:sz w:val="20"/>
+                <w:szCs w:val="20"/>
+              </w:rPr>
+              <w:t xml:space="preserve">split-reports.js / test-suite.ts</w:t>
+            </w:r>
+          </w:p>
+        </w:tc>
+        <w:tc>
+          <w:tcPr>
+            <w:tcW w:type="dxa" w:w="1800"/>
+            <w:shd w:fill="FFFFFF" w:val="clear"/>
+            <w:tcMar>
+              <w:top w:type="dxa" w:w="90"/>
+              <w:left w:type="dxa" w:w="120"/>
+              <w:bottom w:type="dxa" w:w="90"/>
+              <w:right w:type="dxa" w:w="120"/>
+            </w:tcMar>
+            <w:vAlign w:val="center"/>
+          </w:tcPr>
+          <w:p>
+            <w:pPr>
+              <w:spacing w:line="260"/>
+            </w:pPr>
+            <w:r>
+              <w:rPr>
+                <w:rFonts w:ascii="Calibri" w:cs="Calibri" w:eastAsia="Calibri" w:hAnsi="Calibri"/>
+                <w:sz w:val="22"/>
+                <w:szCs w:val="22"/>
+              </w:rPr>
+              <w:t xml:space="preserve">N/A (código de los scripts)</w:t>
+            </w:r>
+          </w:p>
+        </w:tc>
+        <w:tc>
+          <w:tcPr>
+            <w:tcW w:type="dxa" w:w="3450"/>
+            <w:shd w:fill="FFFFFF" w:val="clear"/>
+            <w:tcMar>
+              <w:top w:type="dxa" w:w="90"/>
+              <w:left w:type="dxa" w:w="120"/>
+              <w:bottom w:type="dxa" w:w="90"/>
+              <w:right w:type="dxa" w:w="120"/>
+            </w:tcMar>
+            <w:vAlign w:val="center"/>
+          </w:tcPr>
+          <w:p>
+            <w:pPr>
+              <w:spacing w:line="260"/>
+            </w:pPr>
+            <w:r>
+              <w:rPr>
+                <w:rFonts w:ascii="Calibri" w:cs="Calibri" w:eastAsia="Calibri" w:hAnsi="Calibri"/>
+                <w:sz w:val="22"/>
+                <w:szCs w:val="22"/>
+              </w:rPr>
+              <w:t xml:space="preserve">PLAYWRIGHT_JUNIT_OUTPUT_FILE por invocación y --output propio por invocación — Capítulo 11.8.</w:t>
+            </w:r>
+          </w:p>
+        </w:tc>
+      </w:tr>
     </w:tbl>
     <w:p>
       <w:pPr>
@@ -20125,15 +26163,83 @@
           <w:sz w:val="22"/>
           <w:szCs w:val="22"/>
         </w:rPr>
-        <w:t xml:space="preserve">Binding (DDT): </w:t>
-      </w:r>
-      <w:r>
-        <w:rPr>
-          <w:rFonts w:ascii="Calibri" w:cs="Calibri" w:eastAsia="Calibri" w:hAnsi="Calibri"/>
-          <w:sz w:val="22"/>
-          <w:szCs w:val="22"/>
-        </w:rPr>
-        <w:t xml:space="preserve">Mapeo { columna: campo/clave } producido por data-binding.agent.ts — determina qué valor de fila alimenta qué step o key.</w:t>
+        <w:t xml:space="preserve">axeSource: </w:t>
+      </w:r>
+      <w:r>
+        <w:rPr>
+          <w:rFonts w:ascii="Calibri" w:cs="Calibri" w:eastAsia="Calibri" w:hAnsi="Calibri"/>
+          <w:sz w:val="22"/>
+          <w:szCs w:val="22"/>
+        </w:rPr>
+        <w:t xml:space="preserve">Opción de </w:t>
+      </w:r>
+      <w:r>
+        <w:rPr>
+          <w:rFonts w:ascii="Consolas" w:cs="Consolas" w:eastAsia="Consolas" w:hAnsi="Consolas"/>
+          <w:color w:val="C0392B"/>
+          <w:sz w:val="20"/>
+          <w:szCs w:val="20"/>
+        </w:rPr>
+        <w:t xml:space="preserve">new AxeBuilder({ page, axeSource })</w:t>
+      </w:r>
+      <w:r>
+        <w:rPr>
+          <w:rFonts w:ascii="Calibri" w:cs="Calibri" w:eastAsia="Calibri" w:hAnsi="Calibri"/>
+          <w:sz w:val="22"/>
+          <w:szCs w:val="22"/>
+        </w:rPr>
+        <w:t xml:space="preserve"> con el código de axe-core que se inyecta en la página; se usa para fijar el idioma (</w:t>
+      </w:r>
+      <w:r>
+        <w:rPr>
+          <w:rFonts w:ascii="Consolas" w:cs="Consolas" w:eastAsia="Consolas" w:hAnsi="Consolas"/>
+          <w:color w:val="C0392B"/>
+          <w:sz w:val="20"/>
+          <w:szCs w:val="20"/>
+        </w:rPr>
+        <w:t xml:space="preserve">locale: es</w:t>
+      </w:r>
+      <w:r>
+        <w:rPr>
+          <w:rFonts w:ascii="Calibri" w:cs="Calibri" w:eastAsia="Calibri" w:hAnsi="Calibri"/>
+          <w:sz w:val="22"/>
+          <w:szCs w:val="22"/>
+        </w:rPr>
+        <w:t xml:space="preserve">) porque </w:t>
+      </w:r>
+      <w:r>
+        <w:rPr>
+          <w:rFonts w:ascii="Consolas" w:cs="Consolas" w:eastAsia="Consolas" w:hAnsi="Consolas"/>
+          <w:color w:val="C0392B"/>
+          <w:sz w:val="20"/>
+          <w:szCs w:val="20"/>
+        </w:rPr>
+        <w:t xml:space="preserve">AxeBuilder</w:t>
+      </w:r>
+      <w:r>
+        <w:rPr>
+          <w:rFonts w:ascii="Calibri" w:cs="Calibri" w:eastAsia="Calibri" w:hAnsi="Calibri"/>
+          <w:sz w:val="22"/>
+          <w:szCs w:val="22"/>
+        </w:rPr>
+        <w:t xml:space="preserve"> no expone </w:t>
+      </w:r>
+      <w:r>
+        <w:rPr>
+          <w:rFonts w:ascii="Consolas" w:cs="Consolas" w:eastAsia="Consolas" w:hAnsi="Consolas"/>
+          <w:color w:val="C0392B"/>
+          <w:sz w:val="20"/>
+          <w:szCs w:val="20"/>
+        </w:rPr>
+        <w:t xml:space="preserve">configure()</w:t>
+      </w:r>
+      <w:r>
+        <w:rPr>
+          <w:rFonts w:ascii="Calibri" w:cs="Calibri" w:eastAsia="Calibri" w:hAnsi="Calibri"/>
+          <w:sz w:val="22"/>
+          <w:szCs w:val="22"/>
+        </w:rPr>
+        <w:t xml:space="preserve"> — Capítulo 5.4.</w:t>
       </w:r>
     </w:p>
     <w:p>
@@ -20149,15 +26255,15 @@
           <w:sz w:val="22"/>
           <w:szCs w:val="22"/>
         </w:rPr>
-        <w:t xml:space="preserve">Breakpoint: </w:t>
-      </w:r>
-      <w:r>
-        <w:rPr>
-          <w:rFonts w:ascii="Calibri" w:cs="Calibri" w:eastAsia="Calibri" w:hAnsi="Calibri"/>
-          <w:sz w:val="22"/>
-          <w:szCs w:val="22"/>
-        </w:rPr>
-        <w:t xml:space="preserve">Punto de inflexión de la curva logística (x0) en statistical-engine.js — el nivel de carga donde el rendimiento marginal empieza a caer.</w:t>
+        <w:t xml:space="preserve">Binding (DDT): </w:t>
+      </w:r>
+      <w:r>
+        <w:rPr>
+          <w:rFonts w:ascii="Calibri" w:cs="Calibri" w:eastAsia="Calibri" w:hAnsi="Calibri"/>
+          <w:sz w:val="22"/>
+          <w:szCs w:val="22"/>
+        </w:rPr>
+        <w:t xml:space="preserve">Mapeo { columna: campo/clave } producido por data-binding.agent.ts — determina qué valor de fila alimenta qué step o key.</w:t>
       </w:r>
     </w:p>
     <w:p>
@@ -20173,32 +26279,15 @@
           <w:sz w:val="22"/>
           <w:szCs w:val="22"/>
         </w:rPr>
-        <w:t xml:space="preserve">DataKind: </w:t>
-      </w:r>
-      <w:r>
-        <w:rPr>
-          <w:rFonts w:ascii="Calibri" w:cs="Calibri" w:eastAsia="Calibri" w:hAnsi="Calibri"/>
-          <w:sz w:val="22"/>
-          <w:szCs w:val="22"/>
-        </w:rPr>
-        <w:t xml:space="preserve">Tipo </w:t>
-      </w:r>
-      <w:r>
-        <w:rPr>
-          <w:rFonts w:ascii="Consolas" w:cs="Consolas" w:eastAsia="Consolas" w:hAnsi="Consolas"/>
-          <w:color w:val="C0392B"/>
-          <w:sz w:val="20"/>
-          <w:szCs w:val="20"/>
-        </w:rPr>
-        <w:t xml:space="preserve">'ui' | 'rest' | 'soap'</w:t>
-      </w:r>
-      <w:r>
-        <w:rPr>
-          <w:rFonts w:ascii="Calibri" w:cs="Calibri" w:eastAsia="Calibri" w:hAnsi="Calibri"/>
-          <w:sz w:val="22"/>
-          <w:szCs w:val="22"/>
-        </w:rPr>
-        <w:t xml:space="preserve"> pasado a findSuiteDataFile()/loadSuiteTestData() para buscar un set de datos exclusivo de ese tipo de prueba (sufijo _Web/_REST/_SOAP) antes de caer al archivo sin sufijo.</w:t>
+        <w:t xml:space="preserve">Breakpoint: </w:t>
+      </w:r>
+      <w:r>
+        <w:rPr>
+          <w:rFonts w:ascii="Calibri" w:cs="Calibri" w:eastAsia="Calibri" w:hAnsi="Calibri"/>
+          <w:sz w:val="22"/>
+          <w:szCs w:val="22"/>
+        </w:rPr>
+        <w:t xml:space="preserve">Punto de inflexión de la curva logística (x0) en statistical-engine.js — el nivel de carga donde el rendimiento marginal empieza a caer.</w:t>
       </w:r>
     </w:p>
     <w:p>
@@ -20214,15 +26303,15 @@
           <w:sz w:val="22"/>
           <w:szCs w:val="22"/>
         </w:rPr>
-        <w:t xml:space="preserve">DDT: </w:t>
-      </w:r>
-      <w:r>
-        <w:rPr>
-          <w:rFonts w:ascii="Calibri" w:cs="Calibri" w:eastAsia="Calibri" w:hAnsi="Calibri"/>
-          <w:sz w:val="22"/>
-          <w:szCs w:val="22"/>
-        </w:rPr>
-        <w:t xml:space="preserve">Data-Driven Testing — ejecutar el mismo spec una vez por fila de un archivo de datos externo.</w:t>
+        <w:t xml:space="preserve">Corrida base (baseline): </w:t>
+      </w:r>
+      <w:r>
+        <w:rPr>
+          <w:rFonts w:ascii="Calibri" w:cs="Calibri" w:eastAsia="Calibri" w:hAnsi="Calibri"/>
+          <w:sz w:val="22"/>
+          <w:szCs w:val="22"/>
+        </w:rPr>
+        <w:t xml:space="preserve">Corrida contra la que el Smart Reporter compara la actual; por defecto, la anterior de esa suite.</w:t>
       </w:r>
     </w:p>
     <w:p>
@@ -20238,7 +26327,15 @@
           <w:sz w:val="22"/>
           <w:szCs w:val="22"/>
         </w:rPr>
-        <w:t xml:space="preserve">Guard de sobreescritura: </w:t>
+        <w:t xml:space="preserve">DataKind: </w:t>
+      </w:r>
+      <w:r>
+        <w:rPr>
+          <w:rFonts w:ascii="Calibri" w:cs="Calibri" w:eastAsia="Calibri" w:hAnsi="Calibri"/>
+          <w:sz w:val="22"/>
+          <w:szCs w:val="22"/>
+        </w:rPr>
+        <w:t xml:space="preserve">Tipo </w:t>
       </w:r>
       <w:r>
         <w:rPr>
@@ -20247,15 +26344,15 @@
           <w:sz w:val="20"/>
           <w:szCs w:val="20"/>
         </w:rPr>
-        <w:t xml:space="preserve">if (fs.existsSync(file)) return;</w:t>
-      </w:r>
-      <w:r>
-        <w:rPr>
-          <w:rFonts w:ascii="Calibri" w:cs="Calibri" w:eastAsia="Calibri" w:hAnsi="Calibri"/>
-          <w:sz w:val="22"/>
-          <w:szCs w:val="22"/>
-        </w:rPr>
-        <w:t xml:space="preserve"> — patrón usado por performance/accessibility/security/visual para no pisar ediciones manuales.</w:t>
+        <w:t xml:space="preserve">'ui' | 'rest' | 'soap'</w:t>
+      </w:r>
+      <w:r>
+        <w:rPr>
+          <w:rFonts w:ascii="Calibri" w:cs="Calibri" w:eastAsia="Calibri" w:hAnsi="Calibri"/>
+          <w:sz w:val="22"/>
+          <w:szCs w:val="22"/>
+        </w:rPr>
+        <w:t xml:space="preserve"> pasado a findSuiteDataFile()/loadSuiteTestData() para buscar un set de datos exclusivo de ese tipo de prueba (sufijo _Web/_REST/_SOAP) antes de caer al archivo sin sufijo.</w:t>
       </w:r>
     </w:p>
     <w:p>
@@ -20271,15 +26368,15 @@
           <w:sz w:val="22"/>
           <w:szCs w:val="22"/>
         </w:rPr>
-        <w:t xml:space="preserve">MCP: </w:t>
-      </w:r>
-      <w:r>
-        <w:rPr>
-          <w:rFonts w:ascii="Calibri" w:cs="Calibri" w:eastAsia="Calibri" w:hAnsi="Calibri"/>
-          <w:sz w:val="22"/>
-          <w:szCs w:val="22"/>
-        </w:rPr>
-        <w:t xml:space="preserve">Model Context Protocol — protocolo abierto para que un cliente de IA controle herramientas externas (aquí: una instancia de Playwright).</w:t>
+        <w:t xml:space="preserve">DDT: </w:t>
+      </w:r>
+      <w:r>
+        <w:rPr>
+          <w:rFonts w:ascii="Calibri" w:cs="Calibri" w:eastAsia="Calibri" w:hAnsi="Calibri"/>
+          <w:sz w:val="22"/>
+          <w:szCs w:val="22"/>
+        </w:rPr>
+        <w:t xml:space="preserve">Data-Driven Testing — ejecutar el mismo spec una vez por fila de un archivo de datos externo.</w:t>
       </w:r>
     </w:p>
     <w:p>
@@ -20295,15 +26392,15 @@
           <w:sz w:val="22"/>
           <w:szCs w:val="22"/>
         </w:rPr>
-        <w:t xml:space="preserve">Marcador de texto: </w:t>
-      </w:r>
-      <w:r>
-        <w:rPr>
-          <w:rFonts w:ascii="Calibri" w:cs="Calibri" w:eastAsia="Calibri" w:hAnsi="Calibri"/>
-          <w:sz w:val="22"/>
-          <w:szCs w:val="22"/>
-        </w:rPr>
-        <w:t xml:space="preserve">Delimitador único en console.log (ej. @@API_REQUEST_START@@) que generate-portal.js parsea con regex para alimentar el reporte HTML.</w:t>
+        <w:t xml:space="preserve">Flaky (intermitente): </w:t>
+      </w:r>
+      <w:r>
+        <w:rPr>
+          <w:rFonts w:ascii="Calibri" w:cs="Calibri" w:eastAsia="Calibri" w:hAnsi="Calibri"/>
+          <w:sz w:val="22"/>
+          <w:szCs w:val="22"/>
+        </w:rPr>
+        <w:t xml:space="preserve">Prueba cuyo resultado cambia entre pasa y falla sin cambios de código, o que solo pasa al reintentar. El Smart Reporter la mide a lo largo de varias corridas (estados Intermitente, Inestable, Estable, Fallando, Historial insuficiente).</w:t>
       </w:r>
     </w:p>
     <w:p>
@@ -20319,15 +26416,24 @@
           <w:sz w:val="22"/>
           <w:szCs w:val="22"/>
         </w:rPr>
-        <w:t xml:space="preserve">Metadata (&lt;Suite&gt;.metadata.json): </w:t>
-      </w:r>
-      <w:r>
-        <w:rPr>
-          <w:rFonts w:ascii="Calibri" w:cs="Calibri" w:eastAsia="Calibri" w:hAnsi="Calibri"/>
-          <w:sz w:val="22"/>
-          <w:szCs w:val="22"/>
-        </w:rPr>
-        <w:t xml:space="preserve">Archivo auto-generado { name, baseURL } usado por environment.ts y target-resolver.ts para resolver la URL de una suite.</w:t>
+        <w:t xml:space="preserve">Guard de sobreescritura: </w:t>
+      </w:r>
+      <w:r>
+        <w:rPr>
+          <w:rFonts w:ascii="Consolas" w:cs="Consolas" w:eastAsia="Consolas" w:hAnsi="Consolas"/>
+          <w:color w:val="C0392B"/>
+          <w:sz w:val="20"/>
+          <w:szCs w:val="20"/>
+        </w:rPr>
+        <w:t xml:space="preserve">if (fs.existsSync(file)) return;</w:t>
+      </w:r>
+      <w:r>
+        <w:rPr>
+          <w:rFonts w:ascii="Calibri" w:cs="Calibri" w:eastAsia="Calibri" w:hAnsi="Calibri"/>
+          <w:sz w:val="22"/>
+          <w:szCs w:val="22"/>
+        </w:rPr>
+        <w:t xml:space="preserve"> — patrón usado por performance/accessibility/security/visual para no pisar ediciones manuales.</w:t>
       </w:r>
     </w:p>
     <w:p>
@@ -20343,6 +26449,145 @@
           <w:sz w:val="22"/>
           <w:szCs w:val="22"/>
         </w:rPr>
+        <w:t xml:space="preserve">MCP: </w:t>
+      </w:r>
+      <w:r>
+        <w:rPr>
+          <w:rFonts w:ascii="Calibri" w:cs="Calibri" w:eastAsia="Calibri" w:hAnsi="Calibri"/>
+          <w:sz w:val="22"/>
+          <w:szCs w:val="22"/>
+        </w:rPr>
+        <w:t xml:space="preserve">Model Context Protocol — protocolo abierto para que un cliente de IA controle herramientas externas (aquí: una instancia de Playwright).</w:t>
+      </w:r>
+    </w:p>
+    <w:p>
+      <w:pPr>
+        <w:spacing w:after="180" w:line="300"/>
+        <w:jc w:val="both"/>
+      </w:pPr>
+      <w:r>
+        <w:rPr>
+          <w:rFonts w:ascii="Calibri" w:cs="Calibri" w:eastAsia="Calibri" w:hAnsi="Calibri"/>
+          <w:b/>
+          <w:bCs/>
+          <w:sz w:val="22"/>
+          <w:szCs w:val="22"/>
+        </w:rPr>
+        <w:t xml:space="preserve">Marcador de texto: </w:t>
+      </w:r>
+      <w:r>
+        <w:rPr>
+          <w:rFonts w:ascii="Calibri" w:cs="Calibri" w:eastAsia="Calibri" w:hAnsi="Calibri"/>
+          <w:sz w:val="22"/>
+          <w:szCs w:val="22"/>
+        </w:rPr>
+        <w:t xml:space="preserve">Delimitador único en console.log (ej. @@API_REQUEST_START@@) que generate-portal.js parsea con regex para alimentar el reporte HTML.</w:t>
+      </w:r>
+    </w:p>
+    <w:p>
+      <w:pPr>
+        <w:spacing w:after="180" w:line="300"/>
+        <w:jc w:val="both"/>
+      </w:pPr>
+      <w:r>
+        <w:rPr>
+          <w:rFonts w:ascii="Calibri" w:cs="Calibri" w:eastAsia="Calibri" w:hAnsi="Calibri"/>
+          <w:b/>
+          <w:bCs/>
+          <w:sz w:val="22"/>
+          <w:szCs w:val="22"/>
+        </w:rPr>
+        <w:t xml:space="preserve">Metadata (&lt;Suite&gt;.metadata.json): </w:t>
+      </w:r>
+      <w:r>
+        <w:rPr>
+          <w:rFonts w:ascii="Calibri" w:cs="Calibri" w:eastAsia="Calibri" w:hAnsi="Calibri"/>
+          <w:sz w:val="22"/>
+          <w:szCs w:val="22"/>
+        </w:rPr>
+        <w:t xml:space="preserve">Archivo auto-generado { name, baseURL } usado por environment.ts y target-resolver.ts para resolver la URL de una suite.</w:t>
+      </w:r>
+    </w:p>
+    <w:p>
+      <w:pPr>
+        <w:spacing w:after="180" w:line="300"/>
+        <w:jc w:val="both"/>
+      </w:pPr>
+      <w:r>
+        <w:rPr>
+          <w:rFonts w:ascii="Calibri" w:cs="Calibri" w:eastAsia="Calibri" w:hAnsi="Calibri"/>
+          <w:b/>
+          <w:bCs/>
+          <w:sz w:val="22"/>
+          <w:szCs w:val="22"/>
+        </w:rPr>
+        <w:t xml:space="preserve">Portal QA: </w:t>
+      </w:r>
+      <w:r>
+        <w:rPr>
+          <w:rFonts w:ascii="Consolas" w:cs="Consolas" w:eastAsia="Consolas" w:hAnsi="Consolas"/>
+          <w:color w:val="C0392B"/>
+          <w:sz w:val="20"/>
+          <w:szCs w:val="20"/>
+        </w:rPr>
+        <w:t xml:space="preserve">playwright-report/portal.html</w:t>
+      </w:r>
+      <w:r>
+        <w:rPr>
+          <w:rFonts w:ascii="Calibri" w:cs="Calibri" w:eastAsia="Calibri" w:hAnsi="Calibri"/>
+          <w:sz w:val="22"/>
+          <w:szCs w:val="22"/>
+        </w:rPr>
+        <w:t xml:space="preserve">, generado por </w:t>
+      </w:r>
+      <w:r>
+        <w:rPr>
+          <w:rFonts w:ascii="Consolas" w:cs="Consolas" w:eastAsia="Consolas" w:hAnsi="Consolas"/>
+          <w:color w:val="C0392B"/>
+          <w:sz w:val="20"/>
+          <w:szCs w:val="20"/>
+        </w:rPr>
+        <w:t xml:space="preserve">generate-portal.js</w:t>
+      </w:r>
+      <w:r>
+        <w:rPr>
+          <w:rFonts w:ascii="Calibri" w:cs="Calibri" w:eastAsia="Calibri" w:hAnsi="Calibri"/>
+          <w:sz w:val="22"/>
+          <w:szCs w:val="22"/>
+        </w:rPr>
+        <w:t xml:space="preserve"> a partir de </w:t>
+      </w:r>
+      <w:r>
+        <w:rPr>
+          <w:rFonts w:ascii="Consolas" w:cs="Consolas" w:eastAsia="Consolas" w:hAnsi="Consolas"/>
+          <w:color w:val="C0392B"/>
+          <w:sz w:val="20"/>
+          <w:szCs w:val="20"/>
+        </w:rPr>
+        <w:t xml:space="preserve">test-results/results.xml</w:t>
+      </w:r>
+      <w:r>
+        <w:rPr>
+          <w:rFonts w:ascii="Calibri" w:cs="Calibri" w:eastAsia="Calibri" w:hAnsi="Calibri"/>
+          <w:sz w:val="22"/>
+          <w:szCs w:val="22"/>
+        </w:rPr>
+        <w:t xml:space="preserve">; vista por tipo de prueba con evidencias, pensada para negocio y QA.</w:t>
+      </w:r>
+    </w:p>
+    <w:p>
+      <w:pPr>
+        <w:spacing w:after="180" w:line="300"/>
+        <w:jc w:val="both"/>
+      </w:pPr>
+      <w:r>
+        <w:rPr>
+          <w:rFonts w:ascii="Calibri" w:cs="Calibri" w:eastAsia="Calibri" w:hAnsi="Calibri"/>
+          <w:b/>
+          <w:bCs/>
+          <w:sz w:val="22"/>
+          <w:szCs w:val="22"/>
+        </w:rPr>
         <w:t xml:space="preserve">Selector estructural: </w:t>
       </w:r>
       <w:r>
@@ -20352,6 +26597,81 @@
           <w:szCs w:val="22"/>
         </w:rPr>
         <w:t xml:space="preserve">Selector estable (#id, [data-testid], getByLabel) — el único tipo que heal-specs.ts reescribe de vuelta al spec fuente.</w:t>
+      </w:r>
+    </w:p>
+    <w:p>
+      <w:pPr>
+        <w:spacing w:after="180" w:line="300"/>
+        <w:jc w:val="both"/>
+      </w:pPr>
+      <w:r>
+        <w:rPr>
+          <w:rFonts w:ascii="Calibri" w:cs="Calibri" w:eastAsia="Calibri" w:hAnsi="Calibri"/>
+          <w:b/>
+          <w:bCs/>
+          <w:sz w:val="22"/>
+          <w:szCs w:val="22"/>
+        </w:rPr>
+        <w:t xml:space="preserve">Smart Report: </w:t>
+      </w:r>
+      <w:r>
+        <w:rPr>
+          <w:rFonts w:ascii="Calibri" w:cs="Calibri" w:eastAsia="Calibri" w:hAnsi="Calibri"/>
+          <w:sz w:val="22"/>
+          <w:szCs w:val="22"/>
+        </w:rPr>
+        <w:t xml:space="preserve">Reporte de </w:t>
+      </w:r>
+      <w:r>
+        <w:rPr>
+          <w:rFonts w:ascii="Consolas" w:cs="Consolas" w:eastAsia="Consolas" w:hAnsi="Consolas"/>
+          <w:color w:val="C0392B"/>
+          <w:sz w:val="20"/>
+          <w:szCs w:val="20"/>
+        </w:rPr>
+        <w:t xml:space="preserve">playwright-smart-reporter</w:t>
+      </w:r>
+      <w:r>
+        <w:rPr>
+          <w:rFonts w:ascii="Calibri" w:cs="Calibri" w:eastAsia="Calibri" w:hAnsi="Calibri"/>
+          <w:sz w:val="22"/>
+          <w:szCs w:val="22"/>
+        </w:rPr>
+        <w:t xml:space="preserve"> (envuelto por </w:t>
+      </w:r>
+      <w:r>
+        <w:rPr>
+          <w:rFonts w:ascii="Consolas" w:cs="Consolas" w:eastAsia="Consolas" w:hAnsi="Consolas"/>
+          <w:color w:val="C0392B"/>
+          <w:sz w:val="20"/>
+          <w:szCs w:val="20"/>
+        </w:rPr>
+        <w:t xml:space="preserve">smart-reporter-es.ts</w:t>
+      </w:r>
+      <w:r>
+        <w:rPr>
+          <w:rFonts w:ascii="Calibri" w:cs="Calibri" w:eastAsia="Calibri" w:hAnsi="Calibri"/>
+          <w:sz w:val="22"/>
+          <w:szCs w:val="22"/>
+        </w:rPr>
+        <w:t xml:space="preserve">) en </w:t>
+      </w:r>
+      <w:r>
+        <w:rPr>
+          <w:rFonts w:ascii="Consolas" w:cs="Consolas" w:eastAsia="Consolas" w:hAnsi="Consolas"/>
+          <w:color w:val="C0392B"/>
+          <w:sz w:val="20"/>
+          <w:szCs w:val="20"/>
+        </w:rPr>
+        <w:t xml:space="preserve">smart-report/&lt;Suite&gt;/smart-report.html</w:t>
+      </w:r>
+      <w:r>
+        <w:rPr>
+          <w:rFonts w:ascii="Calibri" w:cs="Calibri" w:eastAsia="Calibri" w:hAnsi="Calibri"/>
+          <w:sz w:val="22"/>
+          <w:szCs w:val="22"/>
+        </w:rPr>
+        <w:t xml:space="preserve">: compara la corrida con el historial y muestra causas agrupadas, intermitencia, regresiones, eficiencia y salud A–F.</w:t>
       </w:r>
     </w:p>
     <w:p>
@@ -21645,6 +27965,1817 @@
                 <w:szCs w:val="22"/>
               </w:rPr>
               <w:t xml:space="preserve">Cada corrección se clasificó primero como (a) código muerto/no usado en el pipeline activo, o (b) cambio de tipo puro sin alterar comportamiento en runtime, antes de aplicarse — ninguna corrección modifica la lógica de negocio de ningún generador ni de ningún test ya generado.</w:t>
+            </w:r>
+          </w:p>
+        </w:tc>
+      </w:tr>
+    </w:tbl>
+    <w:p>
+      <w:r>
+        <w:br w:type="page"/>
+      </w:r>
+    </w:p>
+    <w:p>
+      <w:pPr>
+        <w:pStyle w:val="Heading1"/>
+        <w:pBdr>
+          <w:bottom w:val="single" w:color="2E5C8A" w:sz="8" w:space="6"/>
+        </w:pBdr>
+        <w:spacing w:after="240" w:before="480"/>
+      </w:pPr>
+      <w:r>
+        <w:rPr>
+          <w:b/>
+          <w:bCs/>
+          <w:color w:val="1F3864"/>
+          <w:sz w:val="32"/>
+          <w:szCs w:val="32"/>
+        </w:rPr>
+        <w:t xml:space="preserve">16. Registro de cambios recientes (octubre 2026)</w:t>
+      </w:r>
+    </w:p>
+    <w:p>
+      <w:pPr>
+        <w:spacing w:after="180" w:line="300"/>
+        <w:jc w:val="both"/>
+      </w:pPr>
+      <w:r>
+        <w:rPr>
+          <w:rFonts w:ascii="Calibri" w:cs="Calibri" w:eastAsia="Calibri" w:hAnsi="Calibri"/>
+          <w:sz w:val="22"/>
+          <w:szCs w:val="22"/>
+        </w:rPr>
+        <w:t xml:space="preserve">Resumen de las correcciones y funciones agregadas después de la versión anterior de este manual, con el archivo donde vive cada una. Los detalles técnicos están en los capítulos indicados.</w:t>
+      </w:r>
+    </w:p>
+    <w:tbl>
+      <w:tblPr>
+        <w:tblW w:type="dxa" w:w="8900"/>
+        <w:tblBorders>
+          <w:top w:val="single" w:color="auto" w:sz="4"/>
+          <w:left w:val="single" w:color="auto" w:sz="4"/>
+          <w:bottom w:val="single" w:color="auto" w:sz="4"/>
+          <w:right w:val="single" w:color="auto" w:sz="4"/>
+          <w:insideH w:val="single" w:color="auto" w:sz="4"/>
+          <w:insideV w:val="single" w:color="auto" w:sz="4"/>
+        </w:tblBorders>
+      </w:tblPr>
+      <w:tblGrid>
+        <w:gridCol w:w="2000"/>
+        <w:gridCol w:w="3700"/>
+        <w:gridCol w:w="2200"/>
+        <w:gridCol w:w="1000"/>
+      </w:tblGrid>
+      <w:tr>
+        <w:trPr>
+          <w:tblHeader/>
+        </w:trPr>
+        <w:tc>
+          <w:tcPr>
+            <w:tcW w:type="dxa" w:w="2000"/>
+            <w:shd w:fill="1F3864" w:val="clear"/>
+            <w:tcMar>
+              <w:top w:type="dxa" w:w="100"/>
+              <w:left w:type="dxa" w:w="120"/>
+              <w:bottom w:type="dxa" w:w="100"/>
+              <w:right w:type="dxa" w:w="120"/>
+            </w:tcMar>
+            <w:vAlign w:val="center"/>
+          </w:tcPr>
+          <w:p>
+            <w:r>
+              <w:rPr>
+                <w:rFonts w:ascii="Calibri" w:cs="Calibri" w:eastAsia="Calibri" w:hAnsi="Calibri"/>
+                <w:b/>
+                <w:bCs/>
+                <w:color w:val="FFFFFF"/>
+                <w:sz w:val="20"/>
+                <w:szCs w:val="20"/>
+              </w:rPr>
+              <w:t xml:space="preserve">Tema</w:t>
+            </w:r>
+          </w:p>
+        </w:tc>
+        <w:tc>
+          <w:tcPr>
+            <w:tcW w:type="dxa" w:w="3700"/>
+            <w:shd w:fill="1F3864" w:val="clear"/>
+            <w:tcMar>
+              <w:top w:type="dxa" w:w="100"/>
+              <w:left w:type="dxa" w:w="120"/>
+              <w:bottom w:type="dxa" w:w="100"/>
+              <w:right w:type="dxa" w:w="120"/>
+            </w:tcMar>
+            <w:vAlign w:val="center"/>
+          </w:tcPr>
+          <w:p>
+            <w:r>
+              <w:rPr>
+                <w:rFonts w:ascii="Calibri" w:cs="Calibri" w:eastAsia="Calibri" w:hAnsi="Calibri"/>
+                <w:b/>
+                <w:bCs/>
+                <w:color w:val="FFFFFF"/>
+                <w:sz w:val="20"/>
+                <w:szCs w:val="20"/>
+              </w:rPr>
+              <w:t xml:space="preserve">Qué cambió</w:t>
+            </w:r>
+          </w:p>
+        </w:tc>
+        <w:tc>
+          <w:tcPr>
+            <w:tcW w:type="dxa" w:w="2200"/>
+            <w:shd w:fill="1F3864" w:val="clear"/>
+            <w:tcMar>
+              <w:top w:type="dxa" w:w="100"/>
+              <w:left w:type="dxa" w:w="120"/>
+              <w:bottom w:type="dxa" w:w="100"/>
+              <w:right w:type="dxa" w:w="120"/>
+            </w:tcMar>
+            <w:vAlign w:val="center"/>
+          </w:tcPr>
+          <w:p>
+            <w:r>
+              <w:rPr>
+                <w:rFonts w:ascii="Calibri" w:cs="Calibri" w:eastAsia="Calibri" w:hAnsi="Calibri"/>
+                <w:b/>
+                <w:bCs/>
+                <w:color w:val="FFFFFF"/>
+                <w:sz w:val="20"/>
+                <w:szCs w:val="20"/>
+              </w:rPr>
+              <w:t xml:space="preserve">Dónde</w:t>
+            </w:r>
+          </w:p>
+        </w:tc>
+        <w:tc>
+          <w:tcPr>
+            <w:tcW w:type="dxa" w:w="1000"/>
+            <w:shd w:fill="1F3864" w:val="clear"/>
+            <w:tcMar>
+              <w:top w:type="dxa" w:w="100"/>
+              <w:left w:type="dxa" w:w="120"/>
+              <w:bottom w:type="dxa" w:w="100"/>
+              <w:right w:type="dxa" w:w="120"/>
+            </w:tcMar>
+            <w:vAlign w:val="center"/>
+          </w:tcPr>
+          <w:p>
+            <w:r>
+              <w:rPr>
+                <w:rFonts w:ascii="Calibri" w:cs="Calibri" w:eastAsia="Calibri" w:hAnsi="Calibri"/>
+                <w:b/>
+                <w:bCs/>
+                <w:color w:val="FFFFFF"/>
+                <w:sz w:val="20"/>
+                <w:szCs w:val="20"/>
+              </w:rPr>
+              <w:t xml:space="preserve">Cap.</w:t>
+            </w:r>
+          </w:p>
+        </w:tc>
+      </w:tr>
+      <w:tr>
+        <w:tc>
+          <w:tcPr>
+            <w:tcW w:type="dxa" w:w="2000"/>
+            <w:shd w:fill="FFFFFF" w:val="clear"/>
+            <w:tcMar>
+              <w:top w:type="dxa" w:w="90"/>
+              <w:left w:type="dxa" w:w="120"/>
+              <w:bottom w:type="dxa" w:w="90"/>
+              <w:right w:type="dxa" w:w="120"/>
+            </w:tcMar>
+            <w:vAlign w:val="center"/>
+          </w:tcPr>
+          <w:p>
+            <w:pPr>
+              <w:spacing w:line="260"/>
+            </w:pPr>
+            <w:r>
+              <w:rPr>
+                <w:rFonts w:ascii="Calibri" w:cs="Calibri" w:eastAsia="Calibri" w:hAnsi="Calibri"/>
+                <w:sz w:val="22"/>
+                <w:szCs w:val="22"/>
+              </w:rPr>
+              <w:t xml:space="preserve">Smart Reporter en español</w:t>
+            </w:r>
+          </w:p>
+        </w:tc>
+        <w:tc>
+          <w:tcPr>
+            <w:tcW w:type="dxa" w:w="3700"/>
+            <w:shd w:fill="FFFFFF" w:val="clear"/>
+            <w:tcMar>
+              <w:top w:type="dxa" w:w="90"/>
+              <w:left w:type="dxa" w:w="120"/>
+              <w:bottom w:type="dxa" w:w="90"/>
+              <w:right w:type="dxa" w:w="120"/>
+            </w:tcMar>
+            <w:vAlign w:val="center"/>
+          </w:tcPr>
+          <w:p>
+            <w:pPr>
+              <w:spacing w:line="260"/>
+            </w:pPr>
+            <w:r>
+              <w:rPr>
+                <w:rFonts w:ascii="Calibri" w:cs="Calibri" w:eastAsia="Calibri" w:hAnsi="Calibri"/>
+                <w:sz w:val="22"/>
+                <w:szCs w:val="22"/>
+              </w:rPr>
+              <w:t xml:space="preserve">Reporter adicional con interfaz traducida, apartado «Sobre este reporte» y guía; un reporte e historial por suite</w:t>
+            </w:r>
+          </w:p>
+        </w:tc>
+        <w:tc>
+          <w:tcPr>
+            <w:tcW w:type="dxa" w:w="2200"/>
+            <w:shd w:fill="FFFFFF" w:val="clear"/>
+            <w:tcMar>
+              <w:top w:type="dxa" w:w="90"/>
+              <w:left w:type="dxa" w:w="120"/>
+              <w:bottom w:type="dxa" w:w="90"/>
+              <w:right w:type="dxa" w:w="120"/>
+            </w:tcMar>
+            <w:vAlign w:val="center"/>
+          </w:tcPr>
+          <w:p>
+            <w:pPr>
+              <w:spacing w:line="260"/>
+            </w:pPr>
+            <w:r>
+              <w:rPr>
+                <w:rFonts w:ascii="Consolas" w:cs="Consolas" w:eastAsia="Consolas" w:hAnsi="Consolas"/>
+                <w:color w:val="C0392B"/>
+                <w:sz w:val="20"/>
+                <w:szCs w:val="20"/>
+              </w:rPr>
+              <w:t xml:space="preserve">playwright.config.ts</w:t>
+            </w:r>
+            <w:r>
+              <w:rPr>
+                <w:rFonts w:ascii="Calibri" w:cs="Calibri" w:eastAsia="Calibri" w:hAnsi="Calibri"/>
+                <w:sz w:val="22"/>
+                <w:szCs w:val="22"/>
+              </w:rPr>
+              <w:t xml:space="preserve">, </w:t>
+            </w:r>
+            <w:r>
+              <w:rPr>
+                <w:rFonts w:ascii="Consolas" w:cs="Consolas" w:eastAsia="Consolas" w:hAnsi="Consolas"/>
+                <w:color w:val="C0392B"/>
+                <w:sz w:val="20"/>
+                <w:szCs w:val="20"/>
+              </w:rPr>
+              <w:t xml:space="preserve">reporters/</w:t>
+            </w:r>
+          </w:p>
+        </w:tc>
+        <w:tc>
+          <w:tcPr>
+            <w:tcW w:type="dxa" w:w="1000"/>
+            <w:shd w:fill="FFFFFF" w:val="clear"/>
+            <w:tcMar>
+              <w:top w:type="dxa" w:w="90"/>
+              <w:left w:type="dxa" w:w="120"/>
+              <w:bottom w:type="dxa" w:w="90"/>
+              <w:right w:type="dxa" w:w="120"/>
+            </w:tcMar>
+            <w:vAlign w:val="center"/>
+          </w:tcPr>
+          <w:p>
+            <w:pPr>
+              <w:spacing w:line="260"/>
+            </w:pPr>
+            <w:r>
+              <w:rPr>
+                <w:rFonts w:ascii="Calibri" w:cs="Calibri" w:eastAsia="Calibri" w:hAnsi="Calibri"/>
+                <w:sz w:val="22"/>
+                <w:szCs w:val="22"/>
+              </w:rPr>
+              <w:t xml:space="preserve">11.7</w:t>
+            </w:r>
+          </w:p>
+        </w:tc>
+      </w:tr>
+      <w:tr>
+        <w:tc>
+          <w:tcPr>
+            <w:tcW w:type="dxa" w:w="2000"/>
+            <w:shd w:fill="F5F8FC" w:val="clear"/>
+            <w:tcMar>
+              <w:top w:type="dxa" w:w="90"/>
+              <w:left w:type="dxa" w:w="120"/>
+              <w:bottom w:type="dxa" w:w="90"/>
+              <w:right w:type="dxa" w:w="120"/>
+            </w:tcMar>
+            <w:vAlign w:val="center"/>
+          </w:tcPr>
+          <w:p>
+            <w:pPr>
+              <w:spacing w:line="260"/>
+            </w:pPr>
+            <w:r>
+              <w:rPr>
+                <w:rFonts w:ascii="Calibri" w:cs="Calibri" w:eastAsia="Calibri" w:hAnsi="Calibri"/>
+                <w:sz w:val="22"/>
+                <w:szCs w:val="22"/>
+              </w:rPr>
+              <w:t xml:space="preserve">Portal sin datos</w:t>
+            </w:r>
+          </w:p>
+        </w:tc>
+        <w:tc>
+          <w:tcPr>
+            <w:tcW w:type="dxa" w:w="3700"/>
+            <w:shd w:fill="F5F8FC" w:val="clear"/>
+            <w:tcMar>
+              <w:top w:type="dxa" w:w="90"/>
+              <w:left w:type="dxa" w:w="120"/>
+              <w:bottom w:type="dxa" w:w="90"/>
+              <w:right w:type="dxa" w:w="120"/>
+            </w:tcMar>
+            <w:vAlign w:val="center"/>
+          </w:tcPr>
+          <w:p>
+            <w:pPr>
+              <w:spacing w:line="260"/>
+            </w:pPr>
+            <w:r>
+              <w:rPr>
+                <w:rFonts w:ascii="Consolas" w:cs="Consolas" w:eastAsia="Consolas" w:hAnsi="Consolas"/>
+                <w:color w:val="C0392B"/>
+                <w:sz w:val="20"/>
+                <w:szCs w:val="20"/>
+              </w:rPr>
+              <w:t xml:space="preserve">PLAYWRIGHT_JUNIT_OUTPUT_NAME</w:t>
+            </w:r>
+            <w:r>
+              <w:rPr>
+                <w:rFonts w:ascii="Calibri" w:cs="Calibri" w:eastAsia="Calibri" w:hAnsi="Calibri"/>
+                <w:sz w:val="22"/>
+                <w:szCs w:val="22"/>
+              </w:rPr>
+              <w:t xml:space="preserve"> (inexistente) → </w:t>
+            </w:r>
+            <w:r>
+              <w:rPr>
+                <w:rFonts w:ascii="Consolas" w:cs="Consolas" w:eastAsia="Consolas" w:hAnsi="Consolas"/>
+                <w:color w:val="C0392B"/>
+                <w:sz w:val="20"/>
+                <w:szCs w:val="20"/>
+              </w:rPr>
+              <w:t xml:space="preserve">PLAYWRIGHT_JUNIT_OUTPUT_FILE</w:t>
+            </w:r>
+          </w:p>
+        </w:tc>
+        <w:tc>
+          <w:tcPr>
+            <w:tcW w:type="dxa" w:w="2200"/>
+            <w:shd w:fill="F5F8FC" w:val="clear"/>
+            <w:tcMar>
+              <w:top w:type="dxa" w:w="90"/>
+              <w:left w:type="dxa" w:w="120"/>
+              <w:bottom w:type="dxa" w:w="90"/>
+              <w:right w:type="dxa" w:w="120"/>
+            </w:tcMar>
+            <w:vAlign w:val="center"/>
+          </w:tcPr>
+          <w:p>
+            <w:pPr>
+              <w:spacing w:line="260"/>
+            </w:pPr>
+            <w:r>
+              <w:rPr>
+                <w:rFonts w:ascii="Consolas" w:cs="Consolas" w:eastAsia="Consolas" w:hAnsi="Consolas"/>
+                <w:color w:val="C0392B"/>
+                <w:sz w:val="20"/>
+                <w:szCs w:val="20"/>
+              </w:rPr>
+              <w:t xml:space="preserve">split-reports.js</w:t>
+            </w:r>
+            <w:r>
+              <w:rPr>
+                <w:rFonts w:ascii="Calibri" w:cs="Calibri" w:eastAsia="Calibri" w:hAnsi="Calibri"/>
+                <w:sz w:val="22"/>
+                <w:szCs w:val="22"/>
+              </w:rPr>
+              <w:t xml:space="preserve">, </w:t>
+            </w:r>
+            <w:r>
+              <w:rPr>
+                <w:rFonts w:ascii="Consolas" w:cs="Consolas" w:eastAsia="Consolas" w:hAnsi="Consolas"/>
+                <w:color w:val="C0392B"/>
+                <w:sz w:val="20"/>
+                <w:szCs w:val="20"/>
+              </w:rPr>
+              <w:t xml:space="preserve">test-suite.ts</w:t>
+            </w:r>
+          </w:p>
+        </w:tc>
+        <w:tc>
+          <w:tcPr>
+            <w:tcW w:type="dxa" w:w="1000"/>
+            <w:shd w:fill="F5F8FC" w:val="clear"/>
+            <w:tcMar>
+              <w:top w:type="dxa" w:w="90"/>
+              <w:left w:type="dxa" w:w="120"/>
+              <w:bottom w:type="dxa" w:w="90"/>
+              <w:right w:type="dxa" w:w="120"/>
+            </w:tcMar>
+            <w:vAlign w:val="center"/>
+          </w:tcPr>
+          <w:p>
+            <w:pPr>
+              <w:spacing w:line="260"/>
+            </w:pPr>
+            <w:r>
+              <w:rPr>
+                <w:rFonts w:ascii="Calibri" w:cs="Calibri" w:eastAsia="Calibri" w:hAnsi="Calibri"/>
+                <w:sz w:val="22"/>
+                <w:szCs w:val="22"/>
+              </w:rPr>
+              <w:t xml:space="preserve">11.8</w:t>
+            </w:r>
+          </w:p>
+        </w:tc>
+      </w:tr>
+      <w:tr>
+        <w:tc>
+          <w:tcPr>
+            <w:tcW w:type="dxa" w:w="2000"/>
+            <w:shd w:fill="FFFFFF" w:val="clear"/>
+            <w:tcMar>
+              <w:top w:type="dxa" w:w="90"/>
+              <w:left w:type="dxa" w:w="120"/>
+              <w:bottom w:type="dxa" w:w="90"/>
+              <w:right w:type="dxa" w:w="120"/>
+            </w:tcMar>
+            <w:vAlign w:val="center"/>
+          </w:tcPr>
+          <w:p>
+            <w:pPr>
+              <w:spacing w:line="260"/>
+            </w:pPr>
+            <w:r>
+              <w:rPr>
+                <w:rFonts w:ascii="Calibri" w:cs="Calibri" w:eastAsia="Calibri" w:hAnsi="Calibri"/>
+                <w:sz w:val="22"/>
+                <w:szCs w:val="22"/>
+              </w:rPr>
+              <w:t xml:space="preserve">Evidencias rotas</w:t>
+            </w:r>
+          </w:p>
+        </w:tc>
+        <w:tc>
+          <w:tcPr>
+            <w:tcW w:type="dxa" w:w="3700"/>
+            <w:shd w:fill="FFFFFF" w:val="clear"/>
+            <w:tcMar>
+              <w:top w:type="dxa" w:w="90"/>
+              <w:left w:type="dxa" w:w="120"/>
+              <w:bottom w:type="dxa" w:w="90"/>
+              <w:right w:type="dxa" w:w="120"/>
+            </w:tcMar>
+            <w:vAlign w:val="center"/>
+          </w:tcPr>
+          <w:p>
+            <w:pPr>
+              <w:spacing w:line="260"/>
+            </w:pPr>
+            <w:r>
+              <w:rPr>
+                <w:rFonts w:ascii="Consolas" w:cs="Consolas" w:eastAsia="Consolas" w:hAnsi="Consolas"/>
+                <w:color w:val="C0392B"/>
+                <w:sz w:val="20"/>
+                <w:szCs w:val="20"/>
+              </w:rPr>
+              <w:t xml:space="preserve">bdd-ui</w:t>
+            </w:r>
+            <w:r>
+              <w:rPr>
+                <w:rFonts w:ascii="Calibri" w:cs="Calibri" w:eastAsia="Calibri" w:hAnsi="Calibri"/>
+                <w:sz w:val="22"/>
+                <w:szCs w:val="22"/>
+              </w:rPr>
+              <w:t xml:space="preserve"> con </w:t>
+            </w:r>
+            <w:r>
+              <w:rPr>
+                <w:rFonts w:ascii="Consolas" w:cs="Consolas" w:eastAsia="Consolas" w:hAnsi="Consolas"/>
+                <w:color w:val="C0392B"/>
+                <w:sz w:val="20"/>
+                <w:szCs w:val="20"/>
+              </w:rPr>
+              <w:t xml:space="preserve">--output</w:t>
+            </w:r>
+            <w:r>
+              <w:rPr>
+                <w:rFonts w:ascii="Calibri" w:cs="Calibri" w:eastAsia="Calibri" w:hAnsi="Calibri"/>
+                <w:sz w:val="22"/>
+                <w:szCs w:val="22"/>
+              </w:rPr>
+              <w:t xml:space="preserve"> propio (</w:t>
+            </w:r>
+            <w:r>
+              <w:rPr>
+                <w:rFonts w:ascii="Consolas" w:cs="Consolas" w:eastAsia="Consolas" w:hAnsi="Consolas"/>
+                <w:color w:val="C0392B"/>
+                <w:sz w:val="20"/>
+                <w:szCs w:val="20"/>
+              </w:rPr>
+              <w:t xml:space="preserve">&lt;Suite&gt;/_bdd</w:t>
+            </w:r>
+            <w:r>
+              <w:rPr>
+                <w:rFonts w:ascii="Calibri" w:cs="Calibri" w:eastAsia="Calibri" w:hAnsi="Calibri"/>
+                <w:sz w:val="22"/>
+                <w:szCs w:val="22"/>
+              </w:rPr>
+              <w:t xml:space="preserve">)</w:t>
+            </w:r>
+          </w:p>
+        </w:tc>
+        <w:tc>
+          <w:tcPr>
+            <w:tcW w:type="dxa" w:w="2200"/>
+            <w:shd w:fill="FFFFFF" w:val="clear"/>
+            <w:tcMar>
+              <w:top w:type="dxa" w:w="90"/>
+              <w:left w:type="dxa" w:w="120"/>
+              <w:bottom w:type="dxa" w:w="90"/>
+              <w:right w:type="dxa" w:w="120"/>
+            </w:tcMar>
+            <w:vAlign w:val="center"/>
+          </w:tcPr>
+          <w:p>
+            <w:pPr>
+              <w:spacing w:line="260"/>
+            </w:pPr>
+            <w:r>
+              <w:rPr>
+                <w:rFonts w:ascii="Consolas" w:cs="Consolas" w:eastAsia="Consolas" w:hAnsi="Consolas"/>
+                <w:color w:val="C0392B"/>
+                <w:sz w:val="20"/>
+                <w:szCs w:val="20"/>
+              </w:rPr>
+              <w:t xml:space="preserve">split-reports.js</w:t>
+            </w:r>
+            <w:r>
+              <w:rPr>
+                <w:rFonts w:ascii="Calibri" w:cs="Calibri" w:eastAsia="Calibri" w:hAnsi="Calibri"/>
+                <w:sz w:val="22"/>
+                <w:szCs w:val="22"/>
+              </w:rPr>
+              <w:t xml:space="preserve">, </w:t>
+            </w:r>
+            <w:r>
+              <w:rPr>
+                <w:rFonts w:ascii="Consolas" w:cs="Consolas" w:eastAsia="Consolas" w:hAnsi="Consolas"/>
+                <w:color w:val="C0392B"/>
+                <w:sz w:val="20"/>
+                <w:szCs w:val="20"/>
+              </w:rPr>
+              <w:t xml:space="preserve">test-suite.ts</w:t>
+            </w:r>
+          </w:p>
+        </w:tc>
+        <w:tc>
+          <w:tcPr>
+            <w:tcW w:type="dxa" w:w="1000"/>
+            <w:shd w:fill="FFFFFF" w:val="clear"/>
+            <w:tcMar>
+              <w:top w:type="dxa" w:w="90"/>
+              <w:left w:type="dxa" w:w="120"/>
+              <w:bottom w:type="dxa" w:w="90"/>
+              <w:right w:type="dxa" w:w="120"/>
+            </w:tcMar>
+            <w:vAlign w:val="center"/>
+          </w:tcPr>
+          <w:p>
+            <w:pPr>
+              <w:spacing w:line="260"/>
+            </w:pPr>
+            <w:r>
+              <w:rPr>
+                <w:rFonts w:ascii="Calibri" w:cs="Calibri" w:eastAsia="Calibri" w:hAnsi="Calibri"/>
+                <w:sz w:val="22"/>
+                <w:szCs w:val="22"/>
+              </w:rPr>
+              <w:t xml:space="preserve">11.8</w:t>
+            </w:r>
+          </w:p>
+        </w:tc>
+      </w:tr>
+      <w:tr>
+        <w:tc>
+          <w:tcPr>
+            <w:tcW w:type="dxa" w:w="2000"/>
+            <w:shd w:fill="F5F8FC" w:val="clear"/>
+            <w:tcMar>
+              <w:top w:type="dxa" w:w="90"/>
+              <w:left w:type="dxa" w:w="120"/>
+              <w:bottom w:type="dxa" w:w="90"/>
+              <w:right w:type="dxa" w:w="120"/>
+            </w:tcMar>
+            <w:vAlign w:val="center"/>
+          </w:tcPr>
+          <w:p>
+            <w:pPr>
+              <w:spacing w:line="260"/>
+            </w:pPr>
+            <w:r>
+              <w:rPr>
+                <w:rFonts w:ascii="Calibri" w:cs="Calibri" w:eastAsia="Calibri" w:hAnsi="Calibri"/>
+                <w:sz w:val="22"/>
+                <w:szCs w:val="22"/>
+              </w:rPr>
+              <w:t xml:space="preserve">BDD ejecutable</w:t>
+            </w:r>
+          </w:p>
+        </w:tc>
+        <w:tc>
+          <w:tcPr>
+            <w:tcW w:type="dxa" w:w="3700"/>
+            <w:shd w:fill="F5F8FC" w:val="clear"/>
+            <w:tcMar>
+              <w:top w:type="dxa" w:w="90"/>
+              <w:left w:type="dxa" w:w="120"/>
+              <w:bottom w:type="dxa" w:w="90"/>
+              <w:right w:type="dxa" w:w="120"/>
+            </w:tcMar>
+            <w:vAlign w:val="center"/>
+          </w:tcPr>
+          <w:p>
+            <w:pPr>
+              <w:spacing w:line="260"/>
+            </w:pPr>
+            <w:r>
+              <w:rPr>
+                <w:rFonts w:ascii="Calibri" w:cs="Calibri" w:eastAsia="Calibri" w:hAnsi="Calibri"/>
+                <w:sz w:val="22"/>
+                <w:szCs w:val="22"/>
+              </w:rPr>
+              <w:t xml:space="preserve">Etiqueta </w:t>
+            </w:r>
+            <w:r>
+              <w:rPr>
+                <w:rFonts w:ascii="Consolas" w:cs="Consolas" w:eastAsia="Consolas" w:hAnsi="Consolas"/>
+                <w:color w:val="C0392B"/>
+                <w:sz w:val="20"/>
+                <w:szCs w:val="20"/>
+              </w:rPr>
+              <w:t xml:space="preserve">@UI</w:t>
+            </w:r>
+            <w:r>
+              <w:rPr>
+                <w:rFonts w:ascii="Calibri" w:cs="Calibri" w:eastAsia="Calibri" w:hAnsi="Calibri"/>
+                <w:sz w:val="22"/>
+                <w:szCs w:val="22"/>
+              </w:rPr>
+              <w:t xml:space="preserve"> en los </w:t>
+            </w:r>
+            <w:r>
+              <w:rPr>
+                <w:rFonts w:ascii="Consolas" w:cs="Consolas" w:eastAsia="Consolas" w:hAnsi="Consolas"/>
+                <w:color w:val="C0392B"/>
+                <w:sz w:val="20"/>
+                <w:szCs w:val="20"/>
+              </w:rPr>
+              <w:t xml:space="preserve">.feature</w:t>
+            </w:r>
+            <w:r>
+              <w:rPr>
+                <w:rFonts w:ascii="Calibri" w:cs="Calibri" w:eastAsia="Calibri" w:hAnsi="Calibri"/>
+                <w:sz w:val="22"/>
+                <w:szCs w:val="22"/>
+              </w:rPr>
+              <w:t xml:space="preserve"> y corrida acotada por suite</w:t>
+            </w:r>
+          </w:p>
+        </w:tc>
+        <w:tc>
+          <w:tcPr>
+            <w:tcW w:type="dxa" w:w="2200"/>
+            <w:shd w:fill="F5F8FC" w:val="clear"/>
+            <w:tcMar>
+              <w:top w:type="dxa" w:w="90"/>
+              <w:left w:type="dxa" w:w="120"/>
+              <w:bottom w:type="dxa" w:w="90"/>
+              <w:right w:type="dxa" w:w="120"/>
+            </w:tcMar>
+            <w:vAlign w:val="center"/>
+          </w:tcPr>
+          <w:p>
+            <w:pPr>
+              <w:spacing w:line="260"/>
+            </w:pPr>
+            <w:r>
+              <w:rPr>
+                <w:rFonts w:ascii="Consolas" w:cs="Consolas" w:eastAsia="Consolas" w:hAnsi="Consolas"/>
+                <w:color w:val="C0392B"/>
+                <w:sz w:val="20"/>
+                <w:szCs w:val="20"/>
+              </w:rPr>
+              <w:t xml:space="preserve">generator-agent.ts</w:t>
+            </w:r>
+          </w:p>
+        </w:tc>
+        <w:tc>
+          <w:tcPr>
+            <w:tcW w:type="dxa" w:w="1000"/>
+            <w:shd w:fill="F5F8FC" w:val="clear"/>
+            <w:tcMar>
+              <w:top w:type="dxa" w:w="90"/>
+              <w:left w:type="dxa" w:w="120"/>
+              <w:bottom w:type="dxa" w:w="90"/>
+              <w:right w:type="dxa" w:w="120"/>
+            </w:tcMar>
+            <w:vAlign w:val="center"/>
+          </w:tcPr>
+          <w:p>
+            <w:pPr>
+              <w:spacing w:line="260"/>
+            </w:pPr>
+            <w:r>
+              <w:rPr>
+                <w:rFonts w:ascii="Calibri" w:cs="Calibri" w:eastAsia="Calibri" w:hAnsi="Calibri"/>
+                <w:sz w:val="22"/>
+                <w:szCs w:val="22"/>
+              </w:rPr>
+              <w:t xml:space="preserve">11.6</w:t>
+            </w:r>
+          </w:p>
+        </w:tc>
+      </w:tr>
+      <w:tr>
+        <w:tc>
+          <w:tcPr>
+            <w:tcW w:type="dxa" w:w="2000"/>
+            <w:shd w:fill="FFFFFF" w:val="clear"/>
+            <w:tcMar>
+              <w:top w:type="dxa" w:w="90"/>
+              <w:left w:type="dxa" w:w="120"/>
+              <w:bottom w:type="dxa" w:w="90"/>
+              <w:right w:type="dxa" w:w="120"/>
+            </w:tcMar>
+            <w:vAlign w:val="center"/>
+          </w:tcPr>
+          <w:p>
+            <w:pPr>
+              <w:spacing w:line="260"/>
+            </w:pPr>
+            <w:r>
+              <w:rPr>
+                <w:rFonts w:ascii="Calibri" w:cs="Calibri" w:eastAsia="Calibri" w:hAnsi="Calibri"/>
+                <w:sz w:val="22"/>
+                <w:szCs w:val="22"/>
+              </w:rPr>
+              <w:t xml:space="preserve">BDD en el portal</w:t>
+            </w:r>
+          </w:p>
+        </w:tc>
+        <w:tc>
+          <w:tcPr>
+            <w:tcW w:type="dxa" w:w="3700"/>
+            <w:shd w:fill="FFFFFF" w:val="clear"/>
+            <w:tcMar>
+              <w:top w:type="dxa" w:w="90"/>
+              <w:left w:type="dxa" w:w="120"/>
+              <w:bottom w:type="dxa" w:w="90"/>
+              <w:right w:type="dxa" w:w="120"/>
+            </w:tcMar>
+            <w:vAlign w:val="center"/>
+          </w:tcPr>
+          <w:p>
+            <w:pPr>
+              <w:spacing w:line="260"/>
+            </w:pPr>
+            <w:r>
+              <w:rPr>
+                <w:rFonts w:ascii="Calibri" w:cs="Calibri" w:eastAsia="Calibri" w:hAnsi="Calibri"/>
+                <w:sz w:val="22"/>
+                <w:szCs w:val="22"/>
+              </w:rPr>
+              <w:t xml:space="preserve">Pestaña informativa (fuera de </w:t>
+            </w:r>
+            <w:r>
+              <w:rPr>
+                <w:rFonts w:ascii="Consolas" w:cs="Consolas" w:eastAsia="Consolas" w:hAnsi="Consolas"/>
+                <w:color w:val="C0392B"/>
+                <w:sz w:val="20"/>
+                <w:szCs w:val="20"/>
+              </w:rPr>
+              <w:t xml:space="preserve">MODULES</w:t>
+            </w:r>
+            <w:r>
+              <w:rPr>
+                <w:rFonts w:ascii="Calibri" w:cs="Calibri" w:eastAsia="Calibri" w:hAnsi="Calibri"/>
+                <w:sz w:val="22"/>
+                <w:szCs w:val="22"/>
+              </w:rPr>
+              <w:t xml:space="preserve">); features de API con estado del proyecto </w:t>
+            </w:r>
+            <w:r>
+              <w:rPr>
+                <w:rFonts w:ascii="Consolas" w:cs="Consolas" w:eastAsia="Consolas" w:hAnsi="Consolas"/>
+                <w:color w:val="C0392B"/>
+                <w:sz w:val="20"/>
+                <w:szCs w:val="20"/>
+              </w:rPr>
+              <w:t xml:space="preserve">api</w:t>
+            </w:r>
+            <w:r>
+              <w:rPr>
+                <w:rFonts w:ascii="Calibri" w:cs="Calibri" w:eastAsia="Calibri" w:hAnsi="Calibri"/>
+                <w:sz w:val="22"/>
+                <w:szCs w:val="22"/>
+              </w:rPr>
+              <w:t xml:space="preserve">; «Fuera de esta corrida»</w:t>
+            </w:r>
+          </w:p>
+        </w:tc>
+        <w:tc>
+          <w:tcPr>
+            <w:tcW w:type="dxa" w:w="2200"/>
+            <w:shd w:fill="FFFFFF" w:val="clear"/>
+            <w:tcMar>
+              <w:top w:type="dxa" w:w="90"/>
+              <w:left w:type="dxa" w:w="120"/>
+              <w:bottom w:type="dxa" w:w="90"/>
+              <w:right w:type="dxa" w:w="120"/>
+            </w:tcMar>
+            <w:vAlign w:val="center"/>
+          </w:tcPr>
+          <w:p>
+            <w:pPr>
+              <w:spacing w:line="260"/>
+            </w:pPr>
+            <w:r>
+              <w:rPr>
+                <w:rFonts w:ascii="Consolas" w:cs="Consolas" w:eastAsia="Consolas" w:hAnsi="Consolas"/>
+                <w:color w:val="C0392B"/>
+                <w:sz w:val="20"/>
+                <w:szCs w:val="20"/>
+              </w:rPr>
+              <w:t xml:space="preserve">generate-portal.js</w:t>
+            </w:r>
+          </w:p>
+        </w:tc>
+        <w:tc>
+          <w:tcPr>
+            <w:tcW w:type="dxa" w:w="1000"/>
+            <w:shd w:fill="FFFFFF" w:val="clear"/>
+            <w:tcMar>
+              <w:top w:type="dxa" w:w="90"/>
+              <w:left w:type="dxa" w:w="120"/>
+              <w:bottom w:type="dxa" w:w="90"/>
+              <w:right w:type="dxa" w:w="120"/>
+            </w:tcMar>
+            <w:vAlign w:val="center"/>
+          </w:tcPr>
+          <w:p>
+            <w:pPr>
+              <w:spacing w:line="260"/>
+            </w:pPr>
+            <w:r>
+              <w:rPr>
+                <w:rFonts w:ascii="Calibri" w:cs="Calibri" w:eastAsia="Calibri" w:hAnsi="Calibri"/>
+                <w:sz w:val="22"/>
+                <w:szCs w:val="22"/>
+              </w:rPr>
+              <w:t xml:space="preserve">11.6</w:t>
+            </w:r>
+          </w:p>
+        </w:tc>
+      </w:tr>
+      <w:tr>
+        <w:tc>
+          <w:tcPr>
+            <w:tcW w:type="dxa" w:w="2000"/>
+            <w:shd w:fill="F5F8FC" w:val="clear"/>
+            <w:tcMar>
+              <w:top w:type="dxa" w:w="90"/>
+              <w:left w:type="dxa" w:w="120"/>
+              <w:bottom w:type="dxa" w:w="90"/>
+              <w:right w:type="dxa" w:w="120"/>
+            </w:tcMar>
+            <w:vAlign w:val="center"/>
+          </w:tcPr>
+          <w:p>
+            <w:pPr>
+              <w:spacing w:line="260"/>
+            </w:pPr>
+            <w:r>
+              <w:rPr>
+                <w:rFonts w:ascii="Calibri" w:cs="Calibri" w:eastAsia="Calibri" w:hAnsi="Calibri"/>
+                <w:sz w:val="22"/>
+                <w:szCs w:val="22"/>
+              </w:rPr>
+              <w:t xml:space="preserve">Paso basura en BDD</w:t>
+            </w:r>
+          </w:p>
+        </w:tc>
+        <w:tc>
+          <w:tcPr>
+            <w:tcW w:type="dxa" w:w="3700"/>
+            <w:shd w:fill="F5F8FC" w:val="clear"/>
+            <w:tcMar>
+              <w:top w:type="dxa" w:w="90"/>
+              <w:left w:type="dxa" w:w="120"/>
+              <w:bottom w:type="dxa" w:w="90"/>
+              <w:right w:type="dxa" w:w="120"/>
+            </w:tcMar>
+            <w:vAlign w:val="center"/>
+          </w:tcPr>
+          <w:p>
+            <w:pPr>
+              <w:spacing w:line="260"/>
+            </w:pPr>
+            <w:r>
+              <w:rPr>
+                <w:rFonts w:ascii="Calibri" w:cs="Calibri" w:eastAsia="Calibri" w:hAnsi="Calibri"/>
+                <w:sz w:val="22"/>
+                <w:szCs w:val="22"/>
+              </w:rPr>
+              <w:t xml:space="preserve">Se omite </w:t>
+            </w:r>
+            <w:r>
+              <w:rPr>
+                <w:rFonts w:ascii="Consolas" w:cs="Consolas" w:eastAsia="Consolas" w:hAnsi="Consolas"/>
+                <w:color w:val="C0392B"/>
+                <w:sz w:val="20"/>
+                <w:szCs w:val="20"/>
+              </w:rPr>
+              <w:t xml:space="preserve">hace clic en "elemento"</w:t>
+            </w:r>
+          </w:p>
+        </w:tc>
+        <w:tc>
+          <w:tcPr>
+            <w:tcW w:type="dxa" w:w="2200"/>
+            <w:shd w:fill="F5F8FC" w:val="clear"/>
+            <w:tcMar>
+              <w:top w:type="dxa" w:w="90"/>
+              <w:left w:type="dxa" w:w="120"/>
+              <w:bottom w:type="dxa" w:w="90"/>
+              <w:right w:type="dxa" w:w="120"/>
+            </w:tcMar>
+            <w:vAlign w:val="center"/>
+          </w:tcPr>
+          <w:p>
+            <w:pPr>
+              <w:spacing w:line="260"/>
+            </w:pPr>
+            <w:r>
+              <w:rPr>
+                <w:rFonts w:ascii="Consolas" w:cs="Consolas" w:eastAsia="Consolas" w:hAnsi="Consolas"/>
+                <w:color w:val="C0392B"/>
+                <w:sz w:val="20"/>
+                <w:szCs w:val="20"/>
+              </w:rPr>
+              <w:t xml:space="preserve">generator-agent.ts</w:t>
+            </w:r>
+          </w:p>
+        </w:tc>
+        <w:tc>
+          <w:tcPr>
+            <w:tcW w:type="dxa" w:w="1000"/>
+            <w:shd w:fill="F5F8FC" w:val="clear"/>
+            <w:tcMar>
+              <w:top w:type="dxa" w:w="90"/>
+              <w:left w:type="dxa" w:w="120"/>
+              <w:bottom w:type="dxa" w:w="90"/>
+              <w:right w:type="dxa" w:w="120"/>
+            </w:tcMar>
+            <w:vAlign w:val="center"/>
+          </w:tcPr>
+          <w:p>
+            <w:pPr>
+              <w:spacing w:line="260"/>
+            </w:pPr>
+            <w:r>
+              <w:rPr>
+                <w:rFonts w:ascii="Calibri" w:cs="Calibri" w:eastAsia="Calibri" w:hAnsi="Calibri"/>
+                <w:sz w:val="22"/>
+                <w:szCs w:val="22"/>
+              </w:rPr>
+              <w:t xml:space="preserve">11.6</w:t>
+            </w:r>
+          </w:p>
+        </w:tc>
+      </w:tr>
+      <w:tr>
+        <w:tc>
+          <w:tcPr>
+            <w:tcW w:type="dxa" w:w="2000"/>
+            <w:shd w:fill="FFFFFF" w:val="clear"/>
+            <w:tcMar>
+              <w:top w:type="dxa" w:w="90"/>
+              <w:left w:type="dxa" w:w="120"/>
+              <w:bottom w:type="dxa" w:w="90"/>
+              <w:right w:type="dxa" w:w="120"/>
+            </w:tcMar>
+            <w:vAlign w:val="center"/>
+          </w:tcPr>
+          <w:p>
+            <w:pPr>
+              <w:spacing w:line="260"/>
+            </w:pPr>
+            <w:r>
+              <w:rPr>
+                <w:rFonts w:ascii="Calibri" w:cs="Calibri" w:eastAsia="Calibri" w:hAnsi="Calibri"/>
+                <w:sz w:val="22"/>
+                <w:szCs w:val="22"/>
+              </w:rPr>
+              <w:t xml:space="preserve">Pasos de UI perdidos</w:t>
+            </w:r>
+          </w:p>
+        </w:tc>
+        <w:tc>
+          <w:tcPr>
+            <w:tcW w:type="dxa" w:w="3700"/>
+            <w:shd w:fill="FFFFFF" w:val="clear"/>
+            <w:tcMar>
+              <w:top w:type="dxa" w:w="90"/>
+              <w:left w:type="dxa" w:w="120"/>
+              <w:bottom w:type="dxa" w:w="90"/>
+              <w:right w:type="dxa" w:w="120"/>
+            </w:tcMar>
+            <w:vAlign w:val="center"/>
+          </w:tcPr>
+          <w:p>
+            <w:pPr>
+              <w:spacing w:line="260"/>
+            </w:pPr>
+            <w:r>
+              <w:rPr>
+                <w:rFonts w:ascii="Consolas" w:cs="Consolas" w:eastAsia="Consolas" w:hAnsi="Consolas"/>
+                <w:color w:val="C0392B"/>
+                <w:sz w:val="20"/>
+                <w:szCs w:val="20"/>
+              </w:rPr>
+              <w:t xml:space="preserve">confirm</w:t>
+            </w:r>
+            <w:r>
+              <w:rPr>
+                <w:rFonts w:ascii="Calibri" w:cs="Calibri" w:eastAsia="Calibri" w:hAnsi="Calibri"/>
+                <w:sz w:val="22"/>
+                <w:szCs w:val="22"/>
+              </w:rPr>
+              <w:t xml:space="preserve"> y </w:t>
+            </w:r>
+            <w:r>
+              <w:rPr>
+                <w:rFonts w:ascii="Consolas" w:cs="Consolas" w:eastAsia="Consolas" w:hAnsi="Consolas"/>
+                <w:color w:val="C0392B"/>
+                <w:sz w:val="20"/>
+                <w:szCs w:val="20"/>
+              </w:rPr>
+              <w:t xml:space="preserve">navigate_section</w:t>
+            </w:r>
+            <w:r>
+              <w:rPr>
+                <w:rFonts w:ascii="Calibri" w:cs="Calibri" w:eastAsia="Calibri" w:hAnsi="Calibri"/>
+                <w:sz w:val="22"/>
+                <w:szCs w:val="22"/>
+              </w:rPr>
+              <w:t xml:space="preserve"> agregados a </w:t>
+            </w:r>
+            <w:r>
+              <w:rPr>
+                <w:rFonts w:ascii="Consolas" w:cs="Consolas" w:eastAsia="Consolas" w:hAnsi="Consolas"/>
+                <w:color w:val="C0392B"/>
+                <w:sz w:val="20"/>
+                <w:szCs w:val="20"/>
+              </w:rPr>
+              <w:t xml:space="preserve">NON_DEDUP_ACTIONS</w:t>
+            </w:r>
+          </w:p>
+        </w:tc>
+        <w:tc>
+          <w:tcPr>
+            <w:tcW w:type="dxa" w:w="2200"/>
+            <w:shd w:fill="FFFFFF" w:val="clear"/>
+            <w:tcMar>
+              <w:top w:type="dxa" w:w="90"/>
+              <w:left w:type="dxa" w:w="120"/>
+              <w:bottom w:type="dxa" w:w="90"/>
+              <w:right w:type="dxa" w:w="120"/>
+            </w:tcMar>
+            <w:vAlign w:val="center"/>
+          </w:tcPr>
+          <w:p>
+            <w:pPr>
+              <w:spacing w:line="260"/>
+            </w:pPr>
+            <w:r>
+              <w:rPr>
+                <w:rFonts w:ascii="Consolas" w:cs="Consolas" w:eastAsia="Consolas" w:hAnsi="Consolas"/>
+                <w:color w:val="C0392B"/>
+                <w:sz w:val="20"/>
+                <w:szCs w:val="20"/>
+              </w:rPr>
+              <w:t xml:space="preserve">ui-agent.ts</w:t>
+            </w:r>
+          </w:p>
+        </w:tc>
+        <w:tc>
+          <w:tcPr>
+            <w:tcW w:type="dxa" w:w="1000"/>
+            <w:shd w:fill="FFFFFF" w:val="clear"/>
+            <w:tcMar>
+              <w:top w:type="dxa" w:w="90"/>
+              <w:left w:type="dxa" w:w="120"/>
+              <w:bottom w:type="dxa" w:w="90"/>
+              <w:right w:type="dxa" w:w="120"/>
+            </w:tcMar>
+            <w:vAlign w:val="center"/>
+          </w:tcPr>
+          <w:p>
+            <w:pPr>
+              <w:spacing w:line="260"/>
+            </w:pPr>
+            <w:r>
+              <w:rPr>
+                <w:rFonts w:ascii="Calibri" w:cs="Calibri" w:eastAsia="Calibri" w:hAnsi="Calibri"/>
+                <w:sz w:val="22"/>
+                <w:szCs w:val="22"/>
+              </w:rPr>
+              <w:t xml:space="preserve">5.2</w:t>
+            </w:r>
+          </w:p>
+        </w:tc>
+      </w:tr>
+      <w:tr>
+        <w:tc>
+          <w:tcPr>
+            <w:tcW w:type="dxa" w:w="2000"/>
+            <w:shd w:fill="F5F8FC" w:val="clear"/>
+            <w:tcMar>
+              <w:top w:type="dxa" w:w="90"/>
+              <w:left w:type="dxa" w:w="120"/>
+              <w:bottom w:type="dxa" w:w="90"/>
+              <w:right w:type="dxa" w:w="120"/>
+            </w:tcMar>
+            <w:vAlign w:val="center"/>
+          </w:tcPr>
+          <w:p>
+            <w:pPr>
+              <w:spacing w:line="260"/>
+            </w:pPr>
+            <w:r>
+              <w:rPr>
+                <w:rFonts w:ascii="Calibri" w:cs="Calibri" w:eastAsia="Calibri" w:hAnsi="Calibri"/>
+                <w:sz w:val="22"/>
+                <w:szCs w:val="22"/>
+              </w:rPr>
+              <w:t xml:space="preserve">Accesibilidad en español</w:t>
+            </w:r>
+          </w:p>
+        </w:tc>
+        <w:tc>
+          <w:tcPr>
+            <w:tcW w:type="dxa" w:w="3700"/>
+            <w:shd w:fill="F5F8FC" w:val="clear"/>
+            <w:tcMar>
+              <w:top w:type="dxa" w:w="90"/>
+              <w:left w:type="dxa" w:w="120"/>
+              <w:bottom w:type="dxa" w:w="90"/>
+              <w:right w:type="dxa" w:w="120"/>
+            </w:tcMar>
+            <w:vAlign w:val="center"/>
+          </w:tcPr>
+          <w:p>
+            <w:pPr>
+              <w:spacing w:line="260"/>
+            </w:pPr>
+            <w:r>
+              <w:rPr>
+                <w:rFonts w:ascii="Consolas" w:cs="Consolas" w:eastAsia="Consolas" w:hAnsi="Consolas"/>
+                <w:color w:val="C0392B"/>
+                <w:sz w:val="20"/>
+                <w:szCs w:val="20"/>
+              </w:rPr>
+              <w:t xml:space="preserve">axeSource</w:t>
+            </w:r>
+            <w:r>
+              <w:rPr>
+                <w:rFonts w:ascii="Calibri" w:cs="Calibri" w:eastAsia="Calibri" w:hAnsi="Calibri"/>
+                <w:sz w:val="22"/>
+                <w:szCs w:val="22"/>
+              </w:rPr>
+              <w:t xml:space="preserve"> con locale </w:t>
+            </w:r>
+            <w:r>
+              <w:rPr>
+                <w:rFonts w:ascii="Consolas" w:cs="Consolas" w:eastAsia="Consolas" w:hAnsi="Consolas"/>
+                <w:color w:val="C0392B"/>
+                <w:sz w:val="20"/>
+                <w:szCs w:val="20"/>
+              </w:rPr>
+              <w:t xml:space="preserve">es</w:t>
+            </w:r>
+            <w:r>
+              <w:rPr>
+                <w:rFonts w:ascii="Calibri" w:cs="Calibri" w:eastAsia="Calibri" w:hAnsi="Calibri"/>
+                <w:sz w:val="22"/>
+                <w:szCs w:val="22"/>
+              </w:rPr>
+              <w:t xml:space="preserve"> y severidades traducidas en el portal</w:t>
+            </w:r>
+          </w:p>
+        </w:tc>
+        <w:tc>
+          <w:tcPr>
+            <w:tcW w:type="dxa" w:w="2200"/>
+            <w:shd w:fill="F5F8FC" w:val="clear"/>
+            <w:tcMar>
+              <w:top w:type="dxa" w:w="90"/>
+              <w:left w:type="dxa" w:w="120"/>
+              <w:bottom w:type="dxa" w:w="90"/>
+              <w:right w:type="dxa" w:w="120"/>
+            </w:tcMar>
+            <w:vAlign w:val="center"/>
+          </w:tcPr>
+          <w:p>
+            <w:pPr>
+              <w:spacing w:line="260"/>
+            </w:pPr>
+            <w:r>
+              <w:rPr>
+                <w:rFonts w:ascii="Consolas" w:cs="Consolas" w:eastAsia="Consolas" w:hAnsi="Consolas"/>
+                <w:color w:val="C0392B"/>
+                <w:sz w:val="20"/>
+                <w:szCs w:val="20"/>
+              </w:rPr>
+              <w:t xml:space="preserve">accessibility-agent.ts</w:t>
+            </w:r>
+            <w:r>
+              <w:rPr>
+                <w:rFonts w:ascii="Calibri" w:cs="Calibri" w:eastAsia="Calibri" w:hAnsi="Calibri"/>
+                <w:sz w:val="22"/>
+                <w:szCs w:val="22"/>
+              </w:rPr>
+              <w:t xml:space="preserve">, </w:t>
+            </w:r>
+            <w:r>
+              <w:rPr>
+                <w:rFonts w:ascii="Consolas" w:cs="Consolas" w:eastAsia="Consolas" w:hAnsi="Consolas"/>
+                <w:color w:val="C0392B"/>
+                <w:sz w:val="20"/>
+                <w:szCs w:val="20"/>
+              </w:rPr>
+              <w:t xml:space="preserve">generate-portal.js</w:t>
+            </w:r>
+          </w:p>
+        </w:tc>
+        <w:tc>
+          <w:tcPr>
+            <w:tcW w:type="dxa" w:w="1000"/>
+            <w:shd w:fill="F5F8FC" w:val="clear"/>
+            <w:tcMar>
+              <w:top w:type="dxa" w:w="90"/>
+              <w:left w:type="dxa" w:w="120"/>
+              <w:bottom w:type="dxa" w:w="90"/>
+              <w:right w:type="dxa" w:w="120"/>
+            </w:tcMar>
+            <w:vAlign w:val="center"/>
+          </w:tcPr>
+          <w:p>
+            <w:pPr>
+              <w:spacing w:line="260"/>
+            </w:pPr>
+            <w:r>
+              <w:rPr>
+                <w:rFonts w:ascii="Calibri" w:cs="Calibri" w:eastAsia="Calibri" w:hAnsi="Calibri"/>
+                <w:sz w:val="22"/>
+                <w:szCs w:val="22"/>
+              </w:rPr>
+              <w:t xml:space="preserve">5.4</w:t>
+            </w:r>
+          </w:p>
+        </w:tc>
+      </w:tr>
+      <w:tr>
+        <w:tc>
+          <w:tcPr>
+            <w:tcW w:type="dxa" w:w="2000"/>
+            <w:shd w:fill="FFFFFF" w:val="clear"/>
+            <w:tcMar>
+              <w:top w:type="dxa" w:w="90"/>
+              <w:left w:type="dxa" w:w="120"/>
+              <w:bottom w:type="dxa" w:w="90"/>
+              <w:right w:type="dxa" w:w="120"/>
+            </w:tcMar>
+            <w:vAlign w:val="center"/>
+          </w:tcPr>
+          <w:p>
+            <w:pPr>
+              <w:spacing w:line="260"/>
+            </w:pPr>
+            <w:r>
+              <w:rPr>
+                <w:rFonts w:ascii="Calibri" w:cs="Calibri" w:eastAsia="Calibri" w:hAnsi="Calibri"/>
+                <w:sz w:val="22"/>
+                <w:szCs w:val="22"/>
+              </w:rPr>
+              <w:t xml:space="preserve">Video nítido</w:t>
+            </w:r>
+          </w:p>
+        </w:tc>
+        <w:tc>
+          <w:tcPr>
+            <w:tcW w:type="dxa" w:w="3700"/>
+            <w:shd w:fill="FFFFFF" w:val="clear"/>
+            <w:tcMar>
+              <w:top w:type="dxa" w:w="90"/>
+              <w:left w:type="dxa" w:w="120"/>
+              <w:bottom w:type="dxa" w:w="90"/>
+              <w:right w:type="dxa" w:w="120"/>
+            </w:tcMar>
+            <w:vAlign w:val="center"/>
+          </w:tcPr>
+          <w:p>
+            <w:pPr>
+              <w:spacing w:line="260"/>
+            </w:pPr>
+            <w:r>
+              <w:rPr>
+                <w:rFonts w:ascii="Consolas" w:cs="Consolas" w:eastAsia="Consolas" w:hAnsi="Consolas"/>
+                <w:color w:val="C0392B"/>
+                <w:sz w:val="20"/>
+                <w:szCs w:val="20"/>
+              </w:rPr>
+              <w:t xml:space="preserve">video.size</w:t>
+            </w:r>
+            <w:r>
+              <w:rPr>
+                <w:rFonts w:ascii="Calibri" w:cs="Calibri" w:eastAsia="Calibri" w:hAnsi="Calibri"/>
+                <w:sz w:val="22"/>
+                <w:szCs w:val="22"/>
+              </w:rPr>
+              <w:t xml:space="preserve"> 1280×720</w:t>
+            </w:r>
+          </w:p>
+        </w:tc>
+        <w:tc>
+          <w:tcPr>
+            <w:tcW w:type="dxa" w:w="2200"/>
+            <w:shd w:fill="FFFFFF" w:val="clear"/>
+            <w:tcMar>
+              <w:top w:type="dxa" w:w="90"/>
+              <w:left w:type="dxa" w:w="120"/>
+              <w:bottom w:type="dxa" w:w="90"/>
+              <w:right w:type="dxa" w:w="120"/>
+            </w:tcMar>
+            <w:vAlign w:val="center"/>
+          </w:tcPr>
+          <w:p>
+            <w:pPr>
+              <w:spacing w:line="260"/>
+            </w:pPr>
+            <w:r>
+              <w:rPr>
+                <w:rFonts w:ascii="Consolas" w:cs="Consolas" w:eastAsia="Consolas" w:hAnsi="Consolas"/>
+                <w:color w:val="C0392B"/>
+                <w:sz w:val="20"/>
+                <w:szCs w:val="20"/>
+              </w:rPr>
+              <w:t xml:space="preserve">playwright.config.ts</w:t>
+            </w:r>
+          </w:p>
+        </w:tc>
+        <w:tc>
+          <w:tcPr>
+            <w:tcW w:type="dxa" w:w="1000"/>
+            <w:shd w:fill="FFFFFF" w:val="clear"/>
+            <w:tcMar>
+              <w:top w:type="dxa" w:w="90"/>
+              <w:left w:type="dxa" w:w="120"/>
+              <w:bottom w:type="dxa" w:w="90"/>
+              <w:right w:type="dxa" w:w="120"/>
+            </w:tcMar>
+            <w:vAlign w:val="center"/>
+          </w:tcPr>
+          <w:p>
+            <w:pPr>
+              <w:spacing w:line="260"/>
+            </w:pPr>
+            <w:r>
+              <w:rPr>
+                <w:rFonts w:ascii="Calibri" w:cs="Calibri" w:eastAsia="Calibri" w:hAnsi="Calibri"/>
+                <w:sz w:val="22"/>
+                <w:szCs w:val="22"/>
+              </w:rPr>
+              <w:t xml:space="preserve">11.8</w:t>
+            </w:r>
+          </w:p>
+        </w:tc>
+      </w:tr>
+      <w:tr>
+        <w:tc>
+          <w:tcPr>
+            <w:tcW w:type="dxa" w:w="2000"/>
+            <w:shd w:fill="F5F8FC" w:val="clear"/>
+            <w:tcMar>
+              <w:top w:type="dxa" w:w="90"/>
+              <w:left w:type="dxa" w:w="120"/>
+              <w:bottom w:type="dxa" w:w="90"/>
+              <w:right w:type="dxa" w:w="120"/>
+            </w:tcMar>
+            <w:vAlign w:val="center"/>
+          </w:tcPr>
+          <w:p>
+            <w:pPr>
+              <w:spacing w:line="260"/>
+            </w:pPr>
+            <w:r>
+              <w:rPr>
+                <w:rFonts w:ascii="Calibri" w:cs="Calibri" w:eastAsia="Calibri" w:hAnsi="Calibri"/>
+                <w:sz w:val="22"/>
+                <w:szCs w:val="22"/>
+              </w:rPr>
+              <w:t xml:space="preserve">Aprendizaje contaminado</w:t>
+            </w:r>
+          </w:p>
+        </w:tc>
+        <w:tc>
+          <w:tcPr>
+            <w:tcW w:type="dxa" w:w="3700"/>
+            <w:shd w:fill="F5F8FC" w:val="clear"/>
+            <w:tcMar>
+              <w:top w:type="dxa" w:w="90"/>
+              <w:left w:type="dxa" w:w="120"/>
+              <w:bottom w:type="dxa" w:w="90"/>
+              <w:right w:type="dxa" w:w="120"/>
+            </w:tcMar>
+            <w:vAlign w:val="center"/>
+          </w:tcPr>
+          <w:p>
+            <w:pPr>
+              <w:spacing w:line="260"/>
+            </w:pPr>
+            <w:r>
+              <w:rPr>
+                <w:rFonts w:ascii="Calibri" w:cs="Calibri" w:eastAsia="Calibri" w:hAnsi="Calibri"/>
+                <w:sz w:val="22"/>
+                <w:szCs w:val="22"/>
+              </w:rPr>
+              <w:t xml:space="preserve">Procedimiento para detectar y limpiar entradas erróneas</w:t>
+            </w:r>
+          </w:p>
+        </w:tc>
+        <w:tc>
+          <w:tcPr>
+            <w:tcW w:type="dxa" w:w="2200"/>
+            <w:shd w:fill="F5F8FC" w:val="clear"/>
+            <w:tcMar>
+              <w:top w:type="dxa" w:w="90"/>
+              <w:left w:type="dxa" w:w="120"/>
+              <w:bottom w:type="dxa" w:w="90"/>
+              <w:right w:type="dxa" w:w="120"/>
+            </w:tcMar>
+            <w:vAlign w:val="center"/>
+          </w:tcPr>
+          <w:p>
+            <w:pPr>
+              <w:spacing w:line="260"/>
+            </w:pPr>
+            <w:r>
+              <w:rPr>
+                <w:rFonts w:ascii="Consolas" w:cs="Consolas" w:eastAsia="Consolas" w:hAnsi="Consolas"/>
+                <w:color w:val="C0392B"/>
+                <w:sz w:val="20"/>
+                <w:szCs w:val="20"/>
+              </w:rPr>
+              <w:t xml:space="preserve">learning-db.json</w:t>
+            </w:r>
+            <w:r>
+              <w:rPr>
+                <w:rFonts w:ascii="Calibri" w:cs="Calibri" w:eastAsia="Calibri" w:hAnsi="Calibri"/>
+                <w:sz w:val="22"/>
+                <w:szCs w:val="22"/>
+              </w:rPr>
+              <w:t xml:space="preserve">, </w:t>
+            </w:r>
+            <w:r>
+              <w:rPr>
+                <w:rFonts w:ascii="Consolas" w:cs="Consolas" w:eastAsia="Consolas" w:hAnsi="Consolas"/>
+                <w:color w:val="C0392B"/>
+                <w:sz w:val="20"/>
+                <w:szCs w:val="20"/>
+              </w:rPr>
+              <w:t xml:space="preserve">healer-db.json</w:t>
+            </w:r>
+          </w:p>
+        </w:tc>
+        <w:tc>
+          <w:tcPr>
+            <w:tcW w:type="dxa" w:w="1000"/>
+            <w:shd w:fill="F5F8FC" w:val="clear"/>
+            <w:tcMar>
+              <w:top w:type="dxa" w:w="90"/>
+              <w:left w:type="dxa" w:w="120"/>
+              <w:bottom w:type="dxa" w:w="90"/>
+              <w:right w:type="dxa" w:w="120"/>
+            </w:tcMar>
+            <w:vAlign w:val="center"/>
+          </w:tcPr>
+          <w:p>
+            <w:pPr>
+              <w:spacing w:line="260"/>
+            </w:pPr>
+            <w:r>
+              <w:rPr>
+                <w:rFonts w:ascii="Calibri" w:cs="Calibri" w:eastAsia="Calibri" w:hAnsi="Calibri"/>
+                <w:sz w:val="22"/>
+                <w:szCs w:val="22"/>
+              </w:rPr>
+              <w:t xml:space="preserve">10.2</w:t>
+            </w:r>
+          </w:p>
+        </w:tc>
+      </w:tr>
+      <w:tr>
+        <w:tc>
+          <w:tcPr>
+            <w:tcW w:type="dxa" w:w="2000"/>
+            <w:shd w:fill="FFFFFF" w:val="clear"/>
+            <w:tcMar>
+              <w:top w:type="dxa" w:w="90"/>
+              <w:left w:type="dxa" w:w="120"/>
+              <w:bottom w:type="dxa" w:w="90"/>
+              <w:right w:type="dxa" w:w="120"/>
+            </w:tcMar>
+            <w:vAlign w:val="center"/>
+          </w:tcPr>
+          <w:p>
+            <w:pPr>
+              <w:spacing w:line="260"/>
+            </w:pPr>
+            <w:r>
+              <w:rPr>
+                <w:rFonts w:ascii="Calibri" w:cs="Calibri" w:eastAsia="Calibri" w:hAnsi="Calibri"/>
+                <w:sz w:val="22"/>
+                <w:szCs w:val="22"/>
+              </w:rPr>
+              <w:t xml:space="preserve">Datos variables por tipo</w:t>
+            </w:r>
+          </w:p>
+        </w:tc>
+        <w:tc>
+          <w:tcPr>
+            <w:tcW w:type="dxa" w:w="3700"/>
+            <w:shd w:fill="FFFFFF" w:val="clear"/>
+            <w:tcMar>
+              <w:top w:type="dxa" w:w="90"/>
+              <w:left w:type="dxa" w:w="120"/>
+              <w:bottom w:type="dxa" w:w="90"/>
+              <w:right w:type="dxa" w:w="120"/>
+            </w:tcMar>
+            <w:vAlign w:val="center"/>
+          </w:tcPr>
+          <w:p>
+            <w:pPr>
+              <w:spacing w:line="260"/>
+            </w:pPr>
+            <w:r>
+              <w:rPr>
+                <w:rFonts w:ascii="Calibri" w:cs="Calibri" w:eastAsia="Calibri" w:hAnsi="Calibri"/>
+                <w:sz w:val="22"/>
+                <w:szCs w:val="22"/>
+              </w:rPr>
+              <w:t xml:space="preserve">Archivos </w:t>
+            </w:r>
+            <w:r>
+              <w:rPr>
+                <w:rFonts w:ascii="Consolas" w:cs="Consolas" w:eastAsia="Consolas" w:hAnsi="Consolas"/>
+                <w:color w:val="C0392B"/>
+                <w:sz w:val="20"/>
+                <w:szCs w:val="20"/>
+              </w:rPr>
+              <w:t xml:space="preserve">&lt;Suite&gt;_Web</w:t>
+            </w:r>
+            <w:r>
+              <w:rPr>
+                <w:rFonts w:ascii="Calibri" w:cs="Calibri" w:eastAsia="Calibri" w:hAnsi="Calibri"/>
+                <w:sz w:val="22"/>
+                <w:szCs w:val="22"/>
+              </w:rPr>
+              <w:t xml:space="preserve">/</w:t>
+            </w:r>
+            <w:r>
+              <w:rPr>
+                <w:rFonts w:ascii="Consolas" w:cs="Consolas" w:eastAsia="Consolas" w:hAnsi="Consolas"/>
+                <w:color w:val="C0392B"/>
+                <w:sz w:val="20"/>
+                <w:szCs w:val="20"/>
+              </w:rPr>
+              <w:t xml:space="preserve">_REST</w:t>
+            </w:r>
+            <w:r>
+              <w:rPr>
+                <w:rFonts w:ascii="Calibri" w:cs="Calibri" w:eastAsia="Calibri" w:hAnsi="Calibri"/>
+                <w:sz w:val="22"/>
+                <w:szCs w:val="22"/>
+              </w:rPr>
+              <w:t xml:space="preserve">/</w:t>
+            </w:r>
+            <w:r>
+              <w:rPr>
+                <w:rFonts w:ascii="Consolas" w:cs="Consolas" w:eastAsia="Consolas" w:hAnsi="Consolas"/>
+                <w:color w:val="C0392B"/>
+                <w:sz w:val="20"/>
+                <w:szCs w:val="20"/>
+              </w:rPr>
+              <w:t xml:space="preserve">_SOAP</w:t>
+            </w:r>
+            <w:r>
+              <w:rPr>
+                <w:rFonts w:ascii="Calibri" w:cs="Calibri" w:eastAsia="Calibri" w:hAnsi="Calibri"/>
+                <w:sz w:val="22"/>
+                <w:szCs w:val="22"/>
+              </w:rPr>
+              <w:t xml:space="preserve"> (</w:t>
+            </w:r>
+            <w:r>
+              <w:rPr>
+                <w:rFonts w:ascii="Consolas" w:cs="Consolas" w:eastAsia="Consolas" w:hAnsi="Consolas"/>
+                <w:color w:val="C0392B"/>
+                <w:sz w:val="20"/>
+                <w:szCs w:val="20"/>
+              </w:rPr>
+              <w:t xml:space="preserve">DataKind</w:t>
+            </w:r>
+            <w:r>
+              <w:rPr>
+                <w:rFonts w:ascii="Calibri" w:cs="Calibri" w:eastAsia="Calibri" w:hAnsi="Calibri"/>
+                <w:sz w:val="22"/>
+                <w:szCs w:val="22"/>
+              </w:rPr>
+              <w:t xml:space="preserve">)</w:t>
+            </w:r>
+          </w:p>
+        </w:tc>
+        <w:tc>
+          <w:tcPr>
+            <w:tcW w:type="dxa" w:w="2200"/>
+            <w:shd w:fill="FFFFFF" w:val="clear"/>
+            <w:tcMar>
+              <w:top w:type="dxa" w:w="90"/>
+              <w:left w:type="dxa" w:w="120"/>
+              <w:bottom w:type="dxa" w:w="90"/>
+              <w:right w:type="dxa" w:w="120"/>
+            </w:tcMar>
+            <w:vAlign w:val="center"/>
+          </w:tcPr>
+          <w:p>
+            <w:pPr>
+              <w:spacing w:line="260"/>
+            </w:pPr>
+            <w:r>
+              <w:rPr>
+                <w:rFonts w:ascii="Consolas" w:cs="Consolas" w:eastAsia="Consolas" w:hAnsi="Consolas"/>
+                <w:color w:val="C0392B"/>
+                <w:sz w:val="20"/>
+                <w:szCs w:val="20"/>
+              </w:rPr>
+              <w:t xml:space="preserve">data-file-parser.ts</w:t>
+            </w:r>
+          </w:p>
+        </w:tc>
+        <w:tc>
+          <w:tcPr>
+            <w:tcW w:type="dxa" w:w="1000"/>
+            <w:shd w:fill="FFFFFF" w:val="clear"/>
+            <w:tcMar>
+              <w:top w:type="dxa" w:w="90"/>
+              <w:left w:type="dxa" w:w="120"/>
+              <w:bottom w:type="dxa" w:w="90"/>
+              <w:right w:type="dxa" w:w="120"/>
+            </w:tcMar>
+            <w:vAlign w:val="center"/>
+          </w:tcPr>
+          <w:p>
+            <w:pPr>
+              <w:spacing w:line="260"/>
+            </w:pPr>
+            <w:r>
+              <w:rPr>
+                <w:rFonts w:ascii="Calibri" w:cs="Calibri" w:eastAsia="Calibri" w:hAnsi="Calibri"/>
+                <w:sz w:val="22"/>
+                <w:szCs w:val="22"/>
+              </w:rPr>
+              <w:t xml:space="preserve">6.1.1</w:t>
+            </w:r>
+          </w:p>
+        </w:tc>
+      </w:tr>
+      <w:tr>
+        <w:tc>
+          <w:tcPr>
+            <w:tcW w:type="dxa" w:w="2000"/>
+            <w:shd w:fill="F5F8FC" w:val="clear"/>
+            <w:tcMar>
+              <w:top w:type="dxa" w:w="90"/>
+              <w:left w:type="dxa" w:w="120"/>
+              <w:bottom w:type="dxa" w:w="90"/>
+              <w:right w:type="dxa" w:w="120"/>
+            </w:tcMar>
+            <w:vAlign w:val="center"/>
+          </w:tcPr>
+          <w:p>
+            <w:pPr>
+              <w:spacing w:line="260"/>
+            </w:pPr>
+            <w:r>
+              <w:rPr>
+                <w:rFonts w:ascii="Calibri" w:cs="Calibri" w:eastAsia="Calibri" w:hAnsi="Calibri"/>
+                <w:sz w:val="22"/>
+                <w:szCs w:val="22"/>
+              </w:rPr>
+              <w:t xml:space="preserve">Documentación</w:t>
+            </w:r>
+          </w:p>
+        </w:tc>
+        <w:tc>
+          <w:tcPr>
+            <w:tcW w:type="dxa" w:w="3700"/>
+            <w:shd w:fill="F5F8FC" w:val="clear"/>
+            <w:tcMar>
+              <w:top w:type="dxa" w:w="90"/>
+              <w:left w:type="dxa" w:w="120"/>
+              <w:bottom w:type="dxa" w:w="90"/>
+              <w:right w:type="dxa" w:w="120"/>
+            </w:tcMar>
+            <w:vAlign w:val="center"/>
+          </w:tcPr>
+          <w:p>
+            <w:pPr>
+              <w:spacing w:line="260"/>
+            </w:pPr>
+            <w:r>
+              <w:rPr>
+                <w:rFonts w:ascii="Calibri" w:cs="Calibri" w:eastAsia="Calibri" w:hAnsi="Calibri"/>
+                <w:sz w:val="22"/>
+                <w:szCs w:val="22"/>
+              </w:rPr>
+              <w:t xml:space="preserve">README, DOCUMENTACION_COMPLETA, ambos manuales y 3 diagramas draw.io</w:t>
+            </w:r>
+          </w:p>
+        </w:tc>
+        <w:tc>
+          <w:tcPr>
+            <w:tcW w:type="dxa" w:w="2200"/>
+            <w:shd w:fill="F5F8FC" w:val="clear"/>
+            <w:tcMar>
+              <w:top w:type="dxa" w:w="90"/>
+              <w:left w:type="dxa" w:w="120"/>
+              <w:bottom w:type="dxa" w:w="90"/>
+              <w:right w:type="dxa" w:w="120"/>
+            </w:tcMar>
+            <w:vAlign w:val="center"/>
+          </w:tcPr>
+          <w:p>
+            <w:pPr>
+              <w:spacing w:line="260"/>
+            </w:pPr>
+            <w:r>
+              <w:rPr>
+                <w:rFonts w:ascii="Consolas" w:cs="Consolas" w:eastAsia="Consolas" w:hAnsi="Consolas"/>
+                <w:color w:val="C0392B"/>
+                <w:sz w:val="20"/>
+                <w:szCs w:val="20"/>
+              </w:rPr>
+              <w:t xml:space="preserve">Documentation/</w:t>
+            </w:r>
+          </w:p>
+        </w:tc>
+        <w:tc>
+          <w:tcPr>
+            <w:tcW w:type="dxa" w:w="1000"/>
+            <w:shd w:fill="F5F8FC" w:val="clear"/>
+            <w:tcMar>
+              <w:top w:type="dxa" w:w="90"/>
+              <w:left w:type="dxa" w:w="120"/>
+              <w:bottom w:type="dxa" w:w="90"/>
+              <w:right w:type="dxa" w:w="120"/>
+            </w:tcMar>
+            <w:vAlign w:val="center"/>
+          </w:tcPr>
+          <w:p>
+            <w:pPr>
+              <w:spacing w:line="260"/>
+            </w:pPr>
+            <w:r>
+              <w:rPr>
+                <w:rFonts w:ascii="Calibri" w:cs="Calibri" w:eastAsia="Calibri" w:hAnsi="Calibri"/>
+                <w:sz w:val="22"/>
+                <w:szCs w:val="22"/>
+              </w:rPr>
+              <w:t xml:space="preserve">—</w:t>
             </w:r>
           </w:p>
         </w:tc>
